--- a/Documentación/Documetación II Proyecto BD.docx
+++ b/Documentación/Documetación II Proyecto BD.docx
@@ -4,6 +4,9 @@
   <w:body>
     <w:p>
       <w:r>
+        <w:rPr>
+          <w:noProof/>
+        </w:rPr>
         <w:drawing>
           <wp:inline distT="0" distB="0" distL="0" distR="0" wp14:anchorId="7E6DDC7B" wp14:editId="57B05531">
             <wp:extent cx="5102860" cy="1209675"/>
@@ -75,26 +78,30 @@
           <w:sz w:val="28"/>
           <w:szCs w:val="28"/>
         </w:rPr>
-        <w:t xml:space="preserve">Bases de datos - </w:t>
-      </w:r>
-      <w:r>
+        <w:t xml:space="preserve">Bases de datos - Segundo Proyecto </w:t>
+      </w:r>
+    </w:p>
+    <w:p>
+      <w:pPr>
+        <w:jc w:val="center"/>
         <w:rPr>
           <w:rFonts w:ascii="Arial" w:hAnsi="Arial" w:cs="Arial"/>
           <w:color w:val="000000" w:themeColor="text1"/>
           <w:sz w:val="28"/>
           <w:szCs w:val="28"/>
         </w:rPr>
-        <w:t>Segundo</w:t>
-      </w:r>
-      <w:r>
+      </w:pPr>
+    </w:p>
+    <w:p>
+      <w:pPr>
+        <w:jc w:val="center"/>
         <w:rPr>
           <w:rFonts w:ascii="Arial" w:hAnsi="Arial" w:cs="Arial"/>
           <w:color w:val="000000" w:themeColor="text1"/>
           <w:sz w:val="28"/>
           <w:szCs w:val="28"/>
         </w:rPr>
-        <w:t xml:space="preserve"> </w:t>
-      </w:r>
+      </w:pPr>
       <w:r>
         <w:rPr>
           <w:rFonts w:ascii="Arial" w:hAnsi="Arial" w:cs="Arial"/>
@@ -102,17 +109,19 @@
           <w:sz w:val="28"/>
           <w:szCs w:val="28"/>
         </w:rPr>
-        <w:t>P</w:t>
-      </w:r>
-      <w:r>
+        <w:t xml:space="preserve"> </w:t>
+      </w:r>
+    </w:p>
+    <w:p>
+      <w:pPr>
+        <w:jc w:val="center"/>
         <w:rPr>
           <w:rFonts w:ascii="Arial" w:hAnsi="Arial" w:cs="Arial"/>
           <w:color w:val="000000" w:themeColor="text1"/>
           <w:sz w:val="28"/>
           <w:szCs w:val="28"/>
         </w:rPr>
-        <w:t xml:space="preserve">royecto </w:t>
-      </w:r>
+      </w:pPr>
     </w:p>
     <w:p>
       <w:pPr>
@@ -124,37 +133,37 @@
           <w:szCs w:val="28"/>
         </w:rPr>
       </w:pPr>
-    </w:p>
-    <w:p>
-      <w:pPr>
-        <w:jc w:val="center"/>
+      <w:r>
         <w:rPr>
           <w:rFonts w:ascii="Arial" w:hAnsi="Arial" w:cs="Arial"/>
           <w:color w:val="000000" w:themeColor="text1"/>
           <w:sz w:val="28"/>
           <w:szCs w:val="28"/>
         </w:rPr>
-      </w:pPr>
-      <w:r>
+        <w:t>Ariel sevilla Matamoros - 2025075426</w:t>
+      </w:r>
+    </w:p>
+    <w:p>
+      <w:pPr>
+        <w:jc w:val="center"/>
         <w:rPr>
           <w:rFonts w:ascii="Arial" w:hAnsi="Arial" w:cs="Arial"/>
           <w:color w:val="000000" w:themeColor="text1"/>
           <w:sz w:val="28"/>
           <w:szCs w:val="28"/>
-        </w:rPr>
-        <w:t xml:space="preserve"> </w:t>
-      </w:r>
-    </w:p>
-    <w:p>
-      <w:pPr>
-        <w:jc w:val="center"/>
+          <w:lang w:val="pt-PT"/>
+        </w:rPr>
+      </w:pPr>
+      <w:r>
         <w:rPr>
           <w:rFonts w:ascii="Arial" w:hAnsi="Arial" w:cs="Arial"/>
           <w:color w:val="000000" w:themeColor="text1"/>
           <w:sz w:val="28"/>
           <w:szCs w:val="28"/>
-        </w:rPr>
-      </w:pPr>
+          <w:lang w:val="pt-PT"/>
+        </w:rPr>
+        <w:t xml:space="preserve">Alejandro Zúñiga Martínez - 00000000 </w:t>
+      </w:r>
     </w:p>
     <w:p>
       <w:pPr>
@@ -164,55 +173,67 @@
           <w:color w:val="000000" w:themeColor="text1"/>
           <w:sz w:val="28"/>
           <w:szCs w:val="28"/>
-        </w:rPr>
-      </w:pPr>
-      <w:r>
+          <w:lang w:val="pt-PT"/>
+        </w:rPr>
+      </w:pPr>
+    </w:p>
+    <w:p>
+      <w:pPr>
+        <w:jc w:val="center"/>
         <w:rPr>
           <w:rFonts w:ascii="Arial" w:hAnsi="Arial" w:cs="Arial"/>
           <w:color w:val="000000" w:themeColor="text1"/>
           <w:sz w:val="28"/>
           <w:szCs w:val="28"/>
-        </w:rPr>
-        <w:t xml:space="preserve">Ariel sevilla Matamoros </w:t>
-      </w:r>
-      <w:r>
+          <w:lang w:val="pt-PT"/>
+        </w:rPr>
+      </w:pPr>
+    </w:p>
+    <w:p>
+      <w:pPr>
+        <w:jc w:val="center"/>
         <w:rPr>
           <w:rFonts w:ascii="Arial" w:hAnsi="Arial" w:cs="Arial"/>
           <w:color w:val="000000" w:themeColor="text1"/>
           <w:sz w:val="28"/>
           <w:szCs w:val="28"/>
-        </w:rPr>
-        <w:t xml:space="preserve">- </w:t>
-      </w:r>
-      <w:r>
+          <w:lang w:val="pt-PT"/>
+        </w:rPr>
+      </w:pPr>
+    </w:p>
+    <w:p>
+      <w:pPr>
+        <w:jc w:val="center"/>
         <w:rPr>
           <w:rFonts w:ascii="Arial" w:hAnsi="Arial" w:cs="Arial"/>
           <w:color w:val="000000" w:themeColor="text1"/>
           <w:sz w:val="28"/>
           <w:szCs w:val="28"/>
-        </w:rPr>
-        <w:t>2025075426</w:t>
-      </w:r>
-    </w:p>
-    <w:p>
-      <w:pPr>
-        <w:jc w:val="center"/>
+          <w:lang w:val="pt-PT"/>
+        </w:rPr>
+      </w:pPr>
+      <w:r>
         <w:rPr>
           <w:rFonts w:ascii="Arial" w:hAnsi="Arial" w:cs="Arial"/>
           <w:color w:val="000000" w:themeColor="text1"/>
           <w:sz w:val="28"/>
           <w:szCs w:val="28"/>
-        </w:rPr>
-      </w:pPr>
-      <w:r>
+          <w:lang w:val="pt-PT"/>
+        </w:rPr>
+        <w:t>Jacqueline Solís Céspedes</w:t>
+      </w:r>
+    </w:p>
+    <w:p>
+      <w:pPr>
+        <w:jc w:val="center"/>
         <w:rPr>
           <w:rFonts w:ascii="Arial" w:hAnsi="Arial" w:cs="Arial"/>
           <w:color w:val="000000" w:themeColor="text1"/>
           <w:sz w:val="28"/>
           <w:szCs w:val="28"/>
-        </w:rPr>
-        <w:t xml:space="preserve">Alejandro Zúñiga Martínez - 00000000 </w:t>
-      </w:r>
+          <w:lang w:val="pt-PT"/>
+        </w:rPr>
+      </w:pPr>
     </w:p>
     <w:p>
       <w:pPr>
@@ -222,6 +243,7 @@
           <w:color w:val="000000" w:themeColor="text1"/>
           <w:sz w:val="28"/>
           <w:szCs w:val="28"/>
+          <w:lang w:val="pt-PT"/>
         </w:rPr>
       </w:pPr>
     </w:p>
@@ -233,6 +255,7 @@
           <w:color w:val="000000" w:themeColor="text1"/>
           <w:sz w:val="28"/>
           <w:szCs w:val="28"/>
+          <w:lang w:val="pt-PT"/>
         </w:rPr>
       </w:pPr>
     </w:p>
@@ -246,37 +269,37 @@
           <w:szCs w:val="28"/>
         </w:rPr>
       </w:pPr>
-    </w:p>
-    <w:p>
-      <w:pPr>
-        <w:jc w:val="center"/>
+      <w:r>
         <w:rPr>
           <w:rFonts w:ascii="Arial" w:hAnsi="Arial" w:cs="Arial"/>
           <w:color w:val="000000" w:themeColor="text1"/>
           <w:sz w:val="28"/>
           <w:szCs w:val="28"/>
         </w:rPr>
-      </w:pPr>
-      <w:r>
+        <w:t>Segundo semestre 2026</w:t>
+      </w:r>
+    </w:p>
+    <w:p>
+      <w:pPr>
+        <w:jc w:val="center"/>
         <w:rPr>
           <w:rFonts w:ascii="Arial" w:hAnsi="Arial" w:cs="Arial"/>
           <w:color w:val="000000" w:themeColor="text1"/>
           <w:sz w:val="28"/>
           <w:szCs w:val="28"/>
         </w:rPr>
-        <w:t xml:space="preserve">Jacqueline Solís </w:t>
-      </w:r>
-      <w:proofErr w:type="spellStart"/>
-      <w:r>
+      </w:pPr>
+    </w:p>
+    <w:p>
+      <w:pPr>
+        <w:jc w:val="center"/>
         <w:rPr>
           <w:rFonts w:ascii="Arial" w:hAnsi="Arial" w:cs="Arial"/>
           <w:color w:val="000000" w:themeColor="text1"/>
           <w:sz w:val="28"/>
           <w:szCs w:val="28"/>
         </w:rPr>
-        <w:t>Céspedes</w:t>
-      </w:r>
-      <w:proofErr w:type="spellEnd"/>
+      </w:pPr>
     </w:p>
     <w:p>
       <w:pPr>
@@ -299,98 +322,14 @@
           <w:szCs w:val="28"/>
         </w:rPr>
       </w:pPr>
-    </w:p>
-    <w:p>
-      <w:pPr>
-        <w:jc w:val="center"/>
+      <w:r>
         <w:rPr>
           <w:rFonts w:ascii="Arial" w:hAnsi="Arial" w:cs="Arial"/>
           <w:color w:val="000000" w:themeColor="text1"/>
           <w:sz w:val="28"/>
           <w:szCs w:val="28"/>
         </w:rPr>
-      </w:pPr>
-    </w:p>
-    <w:p>
-      <w:pPr>
-        <w:jc w:val="center"/>
-        <w:rPr>
-          <w:rFonts w:ascii="Arial" w:hAnsi="Arial" w:cs="Arial"/>
-          <w:color w:val="000000" w:themeColor="text1"/>
-          <w:sz w:val="28"/>
-          <w:szCs w:val="28"/>
-        </w:rPr>
-      </w:pPr>
-      <w:r>
-        <w:rPr>
-          <w:rFonts w:ascii="Arial" w:hAnsi="Arial" w:cs="Arial"/>
-          <w:color w:val="000000" w:themeColor="text1"/>
-          <w:sz w:val="28"/>
-          <w:szCs w:val="28"/>
-        </w:rPr>
-        <w:t>Segundo semestre 2026</w:t>
-      </w:r>
-    </w:p>
-    <w:p>
-      <w:pPr>
-        <w:jc w:val="center"/>
-        <w:rPr>
-          <w:rFonts w:ascii="Arial" w:hAnsi="Arial" w:cs="Arial"/>
-          <w:color w:val="000000" w:themeColor="text1"/>
-          <w:sz w:val="28"/>
-          <w:szCs w:val="28"/>
-        </w:rPr>
-      </w:pPr>
-    </w:p>
-    <w:p>
-      <w:pPr>
-        <w:jc w:val="center"/>
-        <w:rPr>
-          <w:rFonts w:ascii="Arial" w:hAnsi="Arial" w:cs="Arial"/>
-          <w:color w:val="000000" w:themeColor="text1"/>
-          <w:sz w:val="28"/>
-          <w:szCs w:val="28"/>
-        </w:rPr>
-      </w:pPr>
-    </w:p>
-    <w:p>
-      <w:pPr>
-        <w:jc w:val="center"/>
-        <w:rPr>
-          <w:rFonts w:ascii="Arial" w:hAnsi="Arial" w:cs="Arial"/>
-          <w:color w:val="000000" w:themeColor="text1"/>
-          <w:sz w:val="28"/>
-          <w:szCs w:val="28"/>
-        </w:rPr>
-      </w:pPr>
-    </w:p>
-    <w:p>
-      <w:pPr>
-        <w:jc w:val="center"/>
-        <w:rPr>
-          <w:rFonts w:ascii="Arial" w:hAnsi="Arial" w:cs="Arial"/>
-          <w:color w:val="000000" w:themeColor="text1"/>
-          <w:sz w:val="28"/>
-          <w:szCs w:val="28"/>
-        </w:rPr>
-      </w:pPr>
-      <w:r>
-        <w:rPr>
-          <w:rFonts w:ascii="Arial" w:hAnsi="Arial" w:cs="Arial"/>
-          <w:color w:val="000000" w:themeColor="text1"/>
-          <w:sz w:val="28"/>
-          <w:szCs w:val="28"/>
-        </w:rPr>
-        <w:t>25/10</w:t>
-      </w:r>
-      <w:r>
-        <w:rPr>
-          <w:rFonts w:ascii="Arial" w:hAnsi="Arial" w:cs="Arial"/>
-          <w:color w:val="000000" w:themeColor="text1"/>
-          <w:sz w:val="28"/>
-          <w:szCs w:val="28"/>
-        </w:rPr>
-        <w:t>/2026</w:t>
+        <w:t>25/10/2026</w:t>
       </w:r>
     </w:p>
     <w:p/>
@@ -403,8 +342,8 @@
           <w:b/>
           <w:bCs/>
           <w:color w:val="000000" w:themeColor="text1"/>
-          <w:sz w:val="24"/>
-          <w:szCs w:val="24"/>
+          <w:sz w:val="22"/>
+          <w:szCs w:val="22"/>
         </w:rPr>
       </w:pPr>
       <w:r>
@@ -413,56 +352,22 @@
           <w:b/>
           <w:bCs/>
           <w:color w:val="000000" w:themeColor="text1"/>
-          <w:sz w:val="24"/>
-          <w:szCs w:val="24"/>
+          <w:sz w:val="22"/>
+          <w:szCs w:val="22"/>
         </w:rPr>
         <w:lastRenderedPageBreak/>
-        <w:t xml:space="preserve">Dictamen </w:t>
-      </w:r>
-      <w:r>
-        <w:rPr>
-          <w:rStyle w:val="SubttuloCar"/>
+        <w:t>D</w:t>
+      </w:r>
+      <w:r>
+        <w:rPr>
           <w:rFonts w:ascii="Arial" w:hAnsi="Arial" w:cs="Arial"/>
           <w:b/>
           <w:bCs/>
           <w:color w:val="000000" w:themeColor="text1"/>
-          <w:sz w:val="24"/>
-          <w:szCs w:val="24"/>
-        </w:rPr>
-        <w:t>técnico</w:t>
-      </w:r>
-      <w:r>
-        <w:rPr>
-          <w:rFonts w:ascii="Arial" w:hAnsi="Arial" w:cs="Arial"/>
-          <w:b/>
-          <w:bCs/>
-          <w:color w:val="000000" w:themeColor="text1"/>
-          <w:sz w:val="24"/>
-          <w:szCs w:val="24"/>
-        </w:rPr>
-        <w:t xml:space="preserve"> de recha</w:t>
-      </w:r>
-      <w:r>
-        <w:rPr>
-          <w:rFonts w:ascii="Arial" w:hAnsi="Arial" w:cs="Arial"/>
-          <w:b/>
-          <w:bCs/>
-          <w:color w:val="000000" w:themeColor="text1"/>
-          <w:sz w:val="24"/>
-          <w:szCs w:val="24"/>
-        </w:rPr>
-        <w:t>z</w:t>
-      </w:r>
-      <w:r>
-        <w:rPr>
-          <w:rFonts w:ascii="Arial" w:hAnsi="Arial" w:cs="Arial"/>
-          <w:b/>
-          <w:bCs/>
-          <w:color w:val="000000" w:themeColor="text1"/>
-          <w:sz w:val="24"/>
-          <w:szCs w:val="24"/>
-        </w:rPr>
-        <w:t>o</w:t>
+          <w:sz w:val="22"/>
+          <w:szCs w:val="22"/>
+        </w:rPr>
+        <w:t>ictamen de rechazo y propuesta de factibilidad técnica</w:t>
       </w:r>
     </w:p>
     <w:p/>
@@ -477,7 +382,15 @@
       </w:r>
       <w:proofErr w:type="spellEnd"/>
       <w:r>
-        <w:t xml:space="preserve"> siendo de 8 millones de usuarios concurrentes, con un pico de 50.000 TPS durante 10min, involucrando transacciones ACID, tener que cumplir PCI-DSS y con retención de auditoria de 5 años, el equipo la rechaza. Ninguno de los 6 componentes cumple con los requisitos mínimos del negocio y varios violan directamente las reglas de negocio y normas de pago. A continuación las discrepancias.</w:t>
+        <w:t xml:space="preserve"> siendo de 8 millones de usuarios concurrentes, con un pico de 50.000 TPS durante 10min, involucrando transacciones ACID, tener que cumplir PCI-DSS y con retención de auditoria de 5 años, el equipo la rechaza. Ninguno de los 6 componentes cumple con los requisitos mínimos del negocio y varios violan directamente las reglas de negocio y normas de pago. A </w:t>
+      </w:r>
+      <w:proofErr w:type="gramStart"/>
+      <w:r>
+        <w:t>continuación</w:t>
+      </w:r>
+      <w:proofErr w:type="gramEnd"/>
+      <w:r>
+        <w:t xml:space="preserve"> las discrepancias.</w:t>
       </w:r>
     </w:p>
     <w:p>
@@ -532,19 +445,19 @@
         </w:numPr>
       </w:pPr>
       <w:r>
-        <w:t xml:space="preserve">Infraestructura y red (fibra residencial de 50 Mbps, </w:t>
-      </w:r>
-      <w:proofErr w:type="spellStart"/>
-      <w:r>
-        <w:t>Wi</w:t>
-      </w:r>
-      <w:proofErr w:type="spellEnd"/>
-      <w:r>
-        <w:t>-Fi 2.4 GHz y extensor barato)</w:t>
-      </w:r>
-      <w:r>
-        <w:br/>
-        <w:t xml:space="preserve">50 Mbps equivalen a 6.25 MB/s. Repartidos entre 8 millones de usuarios concurrentes, tocan unos 6 bits por segundo por usuario. Aun suponiendo solo 2 KB por solicitud, 50,000 TPS exigirían unos 100 MB/s (800 Mbps), 16 veces la capacidad del enlace, y eso sin contar el </w:t>
+        <w:t>Infraestructura y red</w:t>
+      </w:r>
+      <w:r>
+        <w:t xml:space="preserve">, </w:t>
+      </w:r>
+      <w:r>
+        <w:t>50 Mbps equivalen a 6.25 MB/s. Repartidos entre 8 millones de usuarios concurrentes, tocan unos 6 bits por segundo por usuario. Aun suponiendo solo 2 KB por solicitud, 50,000 TPS exigirían unos 100 MB/s</w:t>
+      </w:r>
+      <w:r>
+        <w:t xml:space="preserve">, es decir </w:t>
+      </w:r>
+      <w:r>
+        <w:t xml:space="preserve">800 Mbps, 16 veces la capacidad del enlace, y eso sin contar el </w:t>
       </w:r>
       <w:proofErr w:type="spellStart"/>
       <w:r>
@@ -575,7 +488,13 @@
       </w:r>
       <w:r>
         <w:br/>
-        <w:t>Una hoja de cálculo no es un sistema transaccional: no tiene ACID, ni restricciones de unicidad, ni bloqueos con expiración. Si dos clientes escriben su nombre en el mismo asiento, gana el último en guardar: la doble venta está garantizada. Tampoco puede implementar el bloqueo temporal de 2 minutos (RN-05), la unicidad del boleto (RN-12) ni el mapa en tiempo real (RN-03), y el nombre escrito a mano no identifica a nadie. Google además limita el tamaño de una hoja (10 millones de celdas) y las solicitudes por minuto de su API, muy por debajo de la carga requerida.</w:t>
+        <w:t>Una hoja de cálculo no es un sistema transaccional: no tiene ACID, ni restricciones de unicidad, ni bloqueos con expiración. Si dos clientes escriben su nombre en el mismo asiento, gana el último en guardar: la doble venta está garantizada. Tampoco puede implementar el bloqueo temporal de 2 minutos (RN-05), la unicidad del boleto (RN-12) ni el mapa en tiempo real (RN-03), y el nombre escrito a mano no identifica a nadie. Google además limita el tamaño de una hoja</w:t>
+      </w:r>
+      <w:r>
+        <w:t xml:space="preserve"> a 10 millones por celda</w:t>
+      </w:r>
+      <w:r>
+        <w:t xml:space="preserve"> y las solicitudes por minuto de su API, muy por debajo de la carga requerida.</w:t>
       </w:r>
     </w:p>
     <w:p>
@@ -586,11 +505,39 @@
         </w:numPr>
       </w:pPr>
       <w:r>
-        <w:t>Seguridad y pagos (formulario estático, tarjetas y CVV por WhatsApp, datáfono manual)</w:t>
-      </w:r>
-      <w:r>
-        <w:br/>
-        <w:t>Es la falla más grave. PCI-DSS prohíbe almacenar el código de seguridad (CVV) después de la autorización y exige proteger el número de tarjeta en tránsito y en reposo; enviarlos en claro a un chat grupal los expone a cualquiera con acceso al grupo. Incumple la RN-09 (pasarela certificada, sin CVV en la BD propia), y el cobro manual por un pasante rompe la atomicidad entre pago y asiento (RN-10 y RN-11). La exposición es legal (multas, demandas, pérdida de la capacidad de aceptar tarjetas) y reputacional.</w:t>
+        <w:t>Seguridad y pagos</w:t>
+      </w:r>
+      <w:r>
+        <w:t xml:space="preserve"> e</w:t>
+      </w:r>
+      <w:r>
+        <w:t>s la falla más grave. PCI-DSS prohíbe almacenar el código de seguridad después de la autorización y exige proteger el número de tarjeta en tránsito y en reposo</w:t>
+      </w:r>
+      <w:r>
+        <w:t xml:space="preserve">, </w:t>
+      </w:r>
+      <w:r>
+        <w:t>enviarlos en claro a un chat grupal los expone a cualquiera con acceso al grupo. Incumple la RN-09, y el cobro manual por un pasante rompe la atomicidad entre pago y asiento (RN-10 y RN-11). La exposición es legal</w:t>
+      </w:r>
+      <w:r>
+        <w:t xml:space="preserve"> como multas o </w:t>
+      </w:r>
+      <w:proofErr w:type="gramStart"/>
+      <w:r>
+        <w:t xml:space="preserve">demandas </w:t>
+      </w:r>
+      <w:r>
+        <w:t xml:space="preserve"> y</w:t>
+      </w:r>
+      <w:proofErr w:type="gramEnd"/>
+      <w:r>
+        <w:t xml:space="preserve"> además, </w:t>
+      </w:r>
+      <w:r>
+        <w:t>reputacional</w:t>
+      </w:r>
+      <w:r>
+        <w:t>.</w:t>
       </w:r>
     </w:p>
     <w:p>
@@ -601,11 +548,12 @@
         </w:numPr>
       </w:pPr>
       <w:r>
-        <w:lastRenderedPageBreak/>
-        <w:t>Plan de respaldo (“reiniciar y cruzar los dedos”)</w:t>
-      </w:r>
-      <w:r>
-        <w:br/>
+        <w:t>Plan de respaldo “reiniciar y cruzar los dedos”</w:t>
+      </w:r>
+      <w:r>
+        <w:t xml:space="preserve">. </w:t>
+      </w:r>
+      <w:r>
         <w:t xml:space="preserve">No existe plan. Sin </w:t>
       </w:r>
       <w:proofErr w:type="spellStart"/>
@@ -614,7 +562,27 @@
       </w:r>
       <w:proofErr w:type="spellEnd"/>
       <w:r>
-        <w:t xml:space="preserve"> ni réplica, el RPO es toda la información desde la última copia (que no existe) y el RTO es indefinido. Esto contradice el objetivo de disponibilidad (99.99%, unos 52 minutos de caída al año como máximo), y pone en riesgo la retención fiscal de 5 años (RN-20).</w:t>
+        <w:t xml:space="preserve"> ni réplica, el RPO es toda la información desde la última copia</w:t>
+      </w:r>
+      <w:r>
+        <w:t xml:space="preserve"> que no </w:t>
+      </w:r>
+      <w:proofErr w:type="gramStart"/>
+      <w:r>
+        <w:t xml:space="preserve">existe </w:t>
+      </w:r>
+      <w:r>
+        <w:t xml:space="preserve"> y</w:t>
+      </w:r>
+      <w:proofErr w:type="gramEnd"/>
+      <w:r>
+        <w:t xml:space="preserve"> el RTO es indefinido. Esto contradice el objetivo de disponibilidad</w:t>
+      </w:r>
+      <w:r>
+        <w:t xml:space="preserve">, que es de </w:t>
+      </w:r>
+      <w:r>
+        <w:t>99.99%, unos 52 minutos de caída al año como máximo, y pone en riesgo la retención fiscal de 5 años (RN-20).</w:t>
       </w:r>
     </w:p>
     <w:p>
@@ -625,11 +593,4666 @@
         </w:numPr>
       </w:pPr>
       <w:r>
+        <w:lastRenderedPageBreak/>
         <w:t>Dimensionamiento</w:t>
       </w:r>
       <w:r>
         <w:br/>
         <w:t>La propuesta no calcula carga, almacenamiento ni crecimiento. No hay estimación de TPS, ni de volumen de logs de transacciones, bloqueos y accesos, ni presupuesto para retener 5 años de auditoría. Un proyecto de este tamaño no puede aprobarse sin números.</w:t>
+      </w:r>
+    </w:p>
+    <w:p>
+      <w:pPr>
+        <w:ind w:firstLine="360"/>
+      </w:pPr>
+      <w:r>
+        <w:t>Conclusión: la propuesta legada incumple como mínimo las reglas RN-03, RN-05, RN-09, RN-10, RN-11, RN-12, RN-14, RN-17 y RN-20, y es inviable técnica, económica y legalmente. Se sustituye por la arquitectura propuesta en las siguientes secciones</w:t>
+      </w:r>
+      <w:r>
+        <w:t xml:space="preserve">: </w:t>
+      </w:r>
+      <w:r>
+        <w:t>base de datos relacional administrada con alta disponibilidad multizona y réplica multirregión, cómputo escalable, WAF, pasarela de pagos certificada, almacenamiento escalonado para logs y respaldos automatizados.</w:t>
+      </w:r>
+    </w:p>
+    <w:p>
+      <w:pPr>
+        <w:ind w:firstLine="360"/>
+        <w:rPr>
+          <w:rFonts w:ascii="Arial" w:eastAsiaTheme="majorEastAsia" w:hAnsi="Arial" w:cs="Arial"/>
+          <w:b/>
+          <w:bCs/>
+          <w:color w:val="000000" w:themeColor="text1"/>
+          <w:spacing w:val="15"/>
+        </w:rPr>
+      </w:pPr>
+    </w:p>
+    <w:p>
+      <w:pPr>
+        <w:ind w:firstLine="360"/>
+        <w:rPr>
+          <w:rFonts w:ascii="Arial" w:eastAsiaTheme="majorEastAsia" w:hAnsi="Arial" w:cs="Arial"/>
+          <w:b/>
+          <w:bCs/>
+          <w:color w:val="000000" w:themeColor="text1"/>
+          <w:spacing w:val="15"/>
+        </w:rPr>
+      </w:pPr>
+      <w:r>
+        <w:rPr>
+          <w:rFonts w:ascii="Arial" w:eastAsiaTheme="majorEastAsia" w:hAnsi="Arial" w:cs="Arial"/>
+          <w:b/>
+          <w:bCs/>
+          <w:color w:val="000000" w:themeColor="text1"/>
+          <w:spacing w:val="15"/>
+        </w:rPr>
+        <w:t>Análisis de factibilidad</w:t>
+      </w:r>
+    </w:p>
+    <w:p>
+      <w:pPr>
+        <w:ind w:firstLine="360"/>
+        <w:rPr>
+          <w:rStyle w:val="nfasissutil"/>
+        </w:rPr>
+      </w:pPr>
+    </w:p>
+    <w:p>
+      <w:pPr>
+        <w:ind w:firstLine="360"/>
+        <w:rPr>
+          <w:rStyle w:val="nfasissutil"/>
+          <w:b/>
+          <w:bCs/>
+          <w:i w:val="0"/>
+          <w:iCs w:val="0"/>
+        </w:rPr>
+      </w:pPr>
+      <w:r>
+        <w:rPr>
+          <w:rStyle w:val="nfasissutil"/>
+          <w:b/>
+          <w:bCs/>
+          <w:i w:val="0"/>
+          <w:iCs w:val="0"/>
+        </w:rPr>
+        <w:t xml:space="preserve">1.1 </w:t>
+      </w:r>
+      <w:r>
+        <w:rPr>
+          <w:rStyle w:val="nfasissutil"/>
+          <w:b/>
+          <w:bCs/>
+          <w:i w:val="0"/>
+          <w:iCs w:val="0"/>
+        </w:rPr>
+        <w:t xml:space="preserve">Factibilidad técnica </w:t>
+      </w:r>
+    </w:p>
+    <w:p>
+      <w:pPr>
+        <w:ind w:firstLine="360"/>
+        <w:jc w:val="both"/>
+        <w:rPr>
+          <w:rFonts w:ascii="Arial" w:hAnsi="Arial" w:cs="Arial"/>
+        </w:rPr>
+      </w:pPr>
+      <w:r>
+        <w:rPr>
+          <w:rFonts w:ascii="Arial" w:hAnsi="Arial" w:cs="Arial"/>
+        </w:rPr>
+        <w:t xml:space="preserve">La infraestructura legada no aguanta un estreno mundial, como explicamos en el dictamen. Proponemos una arquitectura en la nube con estas partes. En la entrada va una CDN con WAF y protección contra </w:t>
+      </w:r>
+      <w:proofErr w:type="spellStart"/>
+      <w:r>
+        <w:rPr>
+          <w:rFonts w:ascii="Arial" w:hAnsi="Arial" w:cs="Arial"/>
+        </w:rPr>
+        <w:t>DDoS</w:t>
+      </w:r>
+      <w:proofErr w:type="spellEnd"/>
+      <w:r>
+        <w:rPr>
+          <w:rFonts w:ascii="Arial" w:hAnsi="Arial" w:cs="Arial"/>
+        </w:rPr>
+        <w:t>, más una sala de espera virtual para que los 8 millones de usuarios no lleguen todos al mismo tiempo a la base de datos. La aplicación corre en contenedores que escalan solos según la demanda, con una caché para el mapa de asientos. La base de datos es PostgreSQL administrado, con alta disponibilidad entre zonas y una réplica en otra región. Los pagos pasan por una pasarela externa certificada (en este proyecto se simula). El histórico de 5 años se guarda en almacenamiento de archivo, y lo reciente en almacenamiento rápido.</w:t>
+      </w:r>
+    </w:p>
+    <w:p>
+      <w:pPr>
+        <w:rPr>
+          <w:rFonts w:ascii="Arial" w:hAnsi="Arial" w:cs="Arial"/>
+        </w:rPr>
+      </w:pPr>
+      <w:r>
+        <w:rPr>
+          <w:rFonts w:ascii="Arial" w:hAnsi="Arial" w:cs="Arial"/>
+        </w:rPr>
+        <w:t>Elegimos PostgreSQL porque cumple lo que el negocio necesita: transacciones ACID, restricciones de unicidad para evitar la doble venta, particionamiento por fecha para los logs e índices parciales para buscar asientos disponibles.</w:t>
+      </w:r>
+    </w:p>
+    <w:p>
+      <w:pPr>
+        <w:rPr>
+          <w:sz w:val="20"/>
+          <w:szCs w:val="20"/>
+        </w:rPr>
+      </w:pPr>
+    </w:p>
+    <w:p>
+      <w:pPr>
+        <w:ind w:firstLine="360"/>
+        <w:rPr>
+          <w:rStyle w:val="nfasissutil"/>
+          <w:b/>
+          <w:bCs/>
+          <w:i w:val="0"/>
+          <w:iCs w:val="0"/>
+        </w:rPr>
+      </w:pPr>
+      <w:r>
+        <w:rPr>
+          <w:rStyle w:val="nfasissutil"/>
+          <w:b/>
+          <w:bCs/>
+          <w:i w:val="0"/>
+          <w:iCs w:val="0"/>
+        </w:rPr>
+        <w:t>1.2 Factibilidad económica</w:t>
+      </w:r>
+    </w:p>
+    <w:p>
+      <w:pPr>
+        <w:ind w:firstLine="360"/>
+        <w:rPr>
+          <w:rFonts w:ascii="Arial" w:hAnsi="Arial" w:cs="Arial"/>
+        </w:rPr>
+      </w:pPr>
+      <w:r>
+        <w:rPr>
+          <w:rFonts w:ascii="Arial" w:hAnsi="Arial" w:cs="Arial"/>
+        </w:rPr>
+        <w:t>Estimamos los costos mensuales con dos proveedores, AWS y Azure. Usamos como base los valores de referencia del enunciado y los comparamos con los precios unitarios que publica cada proveedor.</w:t>
+      </w:r>
+      <w:r>
+        <w:rPr>
+          <w:rFonts w:ascii="Arial" w:hAnsi="Arial" w:cs="Arial"/>
+        </w:rPr>
+        <w:t xml:space="preserve"> </w:t>
+      </w:r>
+    </w:p>
+    <w:p>
+      <w:pPr>
+        <w:rPr>
+          <w:b/>
+          <w:bCs/>
+          <w:i/>
+          <w:iCs/>
+          <w:color w:val="404040" w:themeColor="text1" w:themeTint="BF"/>
+        </w:rPr>
+      </w:pPr>
+      <w:r>
+        <w:rPr>
+          <w:rFonts w:ascii="Arial" w:hAnsi="Arial" w:cs="Arial"/>
+        </w:rPr>
+        <w:t>Almacenamiento</w:t>
+      </w:r>
+      <w:r>
+        <w:rPr>
+          <w:rFonts w:ascii="Arial" w:hAnsi="Arial" w:cs="Arial"/>
+        </w:rPr>
+        <w:t xml:space="preserve"> a 5 años</w:t>
+      </w:r>
+    </w:p>
+    <w:p>
+      <w:pPr>
+        <w:rPr>
+          <w:rFonts w:ascii="Arial" w:hAnsi="Arial" w:cs="Arial"/>
+        </w:rPr>
+      </w:pPr>
+      <w:r>
+        <w:rPr>
+          <w:rFonts w:ascii="Arial" w:hAnsi="Arial" w:cs="Arial"/>
+        </w:rPr>
+        <w:t xml:space="preserve">Para calcularlo usamos estos supuestos: 2.5 boletos por compra (6 millones de compras al mes), 1.3 intentos de pago por compra, 3 asientos bloqueados y liberados por cada boleto vendido, 5% de reintentos en puerta y 0.5% de boletos con alguna operación administrativa. Calculamos dos escenarios. En el base, las filas miden 500, 200, 150, 600, 400, 300 y 250 bytes (en el orden de la tabla) y se suma 40% por índices. En el </w:t>
+      </w:r>
+      <w:r>
+        <w:rPr>
+          <w:rFonts w:ascii="Arial" w:hAnsi="Arial" w:cs="Arial"/>
+        </w:rPr>
+        <w:lastRenderedPageBreak/>
+        <w:t>conservador miden 2000, 400, 300, 2000, 600, 500 y 500 bytes y se suma 50%, porque los logs de pasarela suelen guardar la respuesta completa.</w:t>
+      </w:r>
+    </w:p>
+    <w:tbl>
+      <w:tblPr>
+        <w:tblStyle w:val="Tablaconcuadrcula"/>
+        <w:tblpPr w:leftFromText="141" w:rightFromText="141" w:vertAnchor="text" w:tblpY="1"/>
+        <w:tblOverlap w:val="never"/>
+        <w:tblW w:w="0" w:type="auto"/>
+        <w:tblLook w:val="04A0" w:firstRow="1" w:lastRow="0" w:firstColumn="1" w:lastColumn="0" w:noHBand="0" w:noVBand="1"/>
+      </w:tblPr>
+      <w:tblGrid>
+        <w:gridCol w:w="2504"/>
+        <w:gridCol w:w="1464"/>
+        <w:gridCol w:w="1293"/>
+        <w:gridCol w:w="1293"/>
+      </w:tblGrid>
+      <w:tr>
+        <w:tc>
+          <w:tcPr>
+            <w:tcW w:w="0" w:type="auto"/>
+            <w:hideMark/>
+          </w:tcPr>
+          <w:p>
+            <w:pPr>
+              <w:spacing w:after="160" w:line="259" w:lineRule="auto"/>
+              <w:rPr>
+                <w:rFonts w:ascii="Arial" w:hAnsi="Arial" w:cs="Arial"/>
+                <w:b/>
+                <w:bCs/>
+              </w:rPr>
+            </w:pPr>
+            <w:r>
+              <w:rPr>
+                <w:rFonts w:ascii="Arial" w:hAnsi="Arial" w:cs="Arial"/>
+                <w:b/>
+                <w:bCs/>
+              </w:rPr>
+              <w:t>Tabla</w:t>
+            </w:r>
+          </w:p>
+        </w:tc>
+        <w:tc>
+          <w:tcPr>
+            <w:tcW w:w="0" w:type="auto"/>
+            <w:hideMark/>
+          </w:tcPr>
+          <w:p>
+            <w:pPr>
+              <w:spacing w:after="160" w:line="259" w:lineRule="auto"/>
+              <w:rPr>
+                <w:rFonts w:ascii="Arial" w:hAnsi="Arial" w:cs="Arial"/>
+                <w:b/>
+                <w:bCs/>
+              </w:rPr>
+            </w:pPr>
+            <w:r>
+              <w:rPr>
+                <w:rFonts w:ascii="Arial" w:hAnsi="Arial" w:cs="Arial"/>
+                <w:b/>
+                <w:bCs/>
+              </w:rPr>
+              <w:t>Filas al mes</w:t>
+            </w:r>
+          </w:p>
+        </w:tc>
+        <w:tc>
+          <w:tcPr>
+            <w:tcW w:w="0" w:type="auto"/>
+            <w:hideMark/>
+          </w:tcPr>
+          <w:p>
+            <w:pPr>
+              <w:spacing w:after="160" w:line="259" w:lineRule="auto"/>
+              <w:rPr>
+                <w:rFonts w:ascii="Arial" w:hAnsi="Arial" w:cs="Arial"/>
+                <w:b/>
+                <w:bCs/>
+              </w:rPr>
+            </w:pPr>
+            <w:r>
+              <w:rPr>
+                <w:rFonts w:ascii="Arial" w:hAnsi="Arial" w:cs="Arial"/>
+                <w:b/>
+                <w:bCs/>
+              </w:rPr>
+              <w:t xml:space="preserve">GB al mes </w:t>
+            </w:r>
+          </w:p>
+        </w:tc>
+        <w:tc>
+          <w:tcPr>
+            <w:tcW w:w="0" w:type="auto"/>
+            <w:hideMark/>
+          </w:tcPr>
+          <w:p>
+            <w:pPr>
+              <w:spacing w:after="160" w:line="259" w:lineRule="auto"/>
+              <w:rPr>
+                <w:rFonts w:ascii="Arial" w:hAnsi="Arial" w:cs="Arial"/>
+                <w:b/>
+                <w:bCs/>
+              </w:rPr>
+            </w:pPr>
+            <w:r>
+              <w:rPr>
+                <w:rFonts w:ascii="Arial" w:hAnsi="Arial" w:cs="Arial"/>
+                <w:b/>
+                <w:bCs/>
+              </w:rPr>
+              <w:t xml:space="preserve">GB al mes </w:t>
+            </w:r>
+          </w:p>
+        </w:tc>
+      </w:tr>
+      <w:tr>
+        <w:tc>
+          <w:tcPr>
+            <w:tcW w:w="0" w:type="auto"/>
+            <w:hideMark/>
+          </w:tcPr>
+          <w:p>
+            <w:pPr>
+              <w:spacing w:after="160" w:line="259" w:lineRule="auto"/>
+              <w:rPr>
+                <w:rFonts w:ascii="Arial" w:hAnsi="Arial" w:cs="Arial"/>
+              </w:rPr>
+            </w:pPr>
+            <w:proofErr w:type="spellStart"/>
+            <w:r>
+              <w:rPr>
+                <w:rFonts w:ascii="Arial" w:hAnsi="Arial" w:cs="Arial"/>
+              </w:rPr>
+              <w:t>transaccion_log</w:t>
+            </w:r>
+            <w:proofErr w:type="spellEnd"/>
+          </w:p>
+        </w:tc>
+        <w:tc>
+          <w:tcPr>
+            <w:tcW w:w="0" w:type="auto"/>
+            <w:hideMark/>
+          </w:tcPr>
+          <w:p>
+            <w:pPr>
+              <w:spacing w:after="160" w:line="259" w:lineRule="auto"/>
+              <w:rPr>
+                <w:rFonts w:ascii="Arial" w:hAnsi="Arial" w:cs="Arial"/>
+              </w:rPr>
+            </w:pPr>
+            <w:r>
+              <w:rPr>
+                <w:rFonts w:ascii="Arial" w:hAnsi="Arial" w:cs="Arial"/>
+              </w:rPr>
+              <w:t>15.6 M</w:t>
+            </w:r>
+          </w:p>
+        </w:tc>
+        <w:tc>
+          <w:tcPr>
+            <w:tcW w:w="0" w:type="auto"/>
+            <w:hideMark/>
+          </w:tcPr>
+          <w:p>
+            <w:pPr>
+              <w:spacing w:after="160" w:line="259" w:lineRule="auto"/>
+              <w:rPr>
+                <w:rFonts w:ascii="Arial" w:hAnsi="Arial" w:cs="Arial"/>
+              </w:rPr>
+            </w:pPr>
+            <w:r>
+              <w:rPr>
+                <w:rFonts w:ascii="Arial" w:hAnsi="Arial" w:cs="Arial"/>
+              </w:rPr>
+              <w:t>10.9</w:t>
+            </w:r>
+          </w:p>
+        </w:tc>
+        <w:tc>
+          <w:tcPr>
+            <w:tcW w:w="0" w:type="auto"/>
+            <w:hideMark/>
+          </w:tcPr>
+          <w:p>
+            <w:pPr>
+              <w:spacing w:after="160" w:line="259" w:lineRule="auto"/>
+              <w:rPr>
+                <w:rFonts w:ascii="Arial" w:hAnsi="Arial" w:cs="Arial"/>
+              </w:rPr>
+            </w:pPr>
+            <w:r>
+              <w:rPr>
+                <w:rFonts w:ascii="Arial" w:hAnsi="Arial" w:cs="Arial"/>
+              </w:rPr>
+              <w:t>46.8</w:t>
+            </w:r>
+          </w:p>
+        </w:tc>
+      </w:tr>
+      <w:tr>
+        <w:tc>
+          <w:tcPr>
+            <w:tcW w:w="0" w:type="auto"/>
+            <w:hideMark/>
+          </w:tcPr>
+          <w:p>
+            <w:pPr>
+              <w:spacing w:after="160" w:line="259" w:lineRule="auto"/>
+              <w:rPr>
+                <w:rFonts w:ascii="Arial" w:hAnsi="Arial" w:cs="Arial"/>
+              </w:rPr>
+            </w:pPr>
+            <w:proofErr w:type="spellStart"/>
+            <w:r>
+              <w:rPr>
+                <w:rFonts w:ascii="Arial" w:hAnsi="Arial" w:cs="Arial"/>
+              </w:rPr>
+              <w:t>asiento_auditoria_log</w:t>
+            </w:r>
+            <w:proofErr w:type="spellEnd"/>
+          </w:p>
+        </w:tc>
+        <w:tc>
+          <w:tcPr>
+            <w:tcW w:w="0" w:type="auto"/>
+            <w:hideMark/>
+          </w:tcPr>
+          <w:p>
+            <w:pPr>
+              <w:spacing w:after="160" w:line="259" w:lineRule="auto"/>
+              <w:rPr>
+                <w:rFonts w:ascii="Arial" w:hAnsi="Arial" w:cs="Arial"/>
+              </w:rPr>
+            </w:pPr>
+            <w:r>
+              <w:rPr>
+                <w:rFonts w:ascii="Arial" w:hAnsi="Arial" w:cs="Arial"/>
+              </w:rPr>
+              <w:t>120 M</w:t>
+            </w:r>
+          </w:p>
+        </w:tc>
+        <w:tc>
+          <w:tcPr>
+            <w:tcW w:w="0" w:type="auto"/>
+            <w:hideMark/>
+          </w:tcPr>
+          <w:p>
+            <w:pPr>
+              <w:spacing w:after="160" w:line="259" w:lineRule="auto"/>
+              <w:rPr>
+                <w:rFonts w:ascii="Arial" w:hAnsi="Arial" w:cs="Arial"/>
+              </w:rPr>
+            </w:pPr>
+            <w:r>
+              <w:rPr>
+                <w:rFonts w:ascii="Arial" w:hAnsi="Arial" w:cs="Arial"/>
+              </w:rPr>
+              <w:t>33.6</w:t>
+            </w:r>
+          </w:p>
+        </w:tc>
+        <w:tc>
+          <w:tcPr>
+            <w:tcW w:w="0" w:type="auto"/>
+            <w:hideMark/>
+          </w:tcPr>
+          <w:p>
+            <w:pPr>
+              <w:spacing w:after="160" w:line="259" w:lineRule="auto"/>
+              <w:rPr>
+                <w:rFonts w:ascii="Arial" w:hAnsi="Arial" w:cs="Arial"/>
+              </w:rPr>
+            </w:pPr>
+            <w:r>
+              <w:rPr>
+                <w:rFonts w:ascii="Arial" w:hAnsi="Arial" w:cs="Arial"/>
+              </w:rPr>
+              <w:t>72.0</w:t>
+            </w:r>
+          </w:p>
+        </w:tc>
+      </w:tr>
+      <w:tr>
+        <w:tc>
+          <w:tcPr>
+            <w:tcW w:w="0" w:type="auto"/>
+            <w:hideMark/>
+          </w:tcPr>
+          <w:p>
+            <w:pPr>
+              <w:spacing w:after="160" w:line="259" w:lineRule="auto"/>
+              <w:rPr>
+                <w:rFonts w:ascii="Arial" w:hAnsi="Arial" w:cs="Arial"/>
+              </w:rPr>
+            </w:pPr>
+            <w:proofErr w:type="spellStart"/>
+            <w:r>
+              <w:rPr>
+                <w:rFonts w:ascii="Arial" w:hAnsi="Arial" w:cs="Arial"/>
+              </w:rPr>
+              <w:t>acceso_puerta_log</w:t>
+            </w:r>
+            <w:proofErr w:type="spellEnd"/>
+          </w:p>
+        </w:tc>
+        <w:tc>
+          <w:tcPr>
+            <w:tcW w:w="0" w:type="auto"/>
+            <w:hideMark/>
+          </w:tcPr>
+          <w:p>
+            <w:pPr>
+              <w:spacing w:after="160" w:line="259" w:lineRule="auto"/>
+              <w:rPr>
+                <w:rFonts w:ascii="Arial" w:hAnsi="Arial" w:cs="Arial"/>
+              </w:rPr>
+            </w:pPr>
+            <w:r>
+              <w:rPr>
+                <w:rFonts w:ascii="Arial" w:hAnsi="Arial" w:cs="Arial"/>
+              </w:rPr>
+              <w:t>15.75 M</w:t>
+            </w:r>
+          </w:p>
+        </w:tc>
+        <w:tc>
+          <w:tcPr>
+            <w:tcW w:w="0" w:type="auto"/>
+            <w:hideMark/>
+          </w:tcPr>
+          <w:p>
+            <w:pPr>
+              <w:spacing w:after="160" w:line="259" w:lineRule="auto"/>
+              <w:rPr>
+                <w:rFonts w:ascii="Arial" w:hAnsi="Arial" w:cs="Arial"/>
+              </w:rPr>
+            </w:pPr>
+            <w:r>
+              <w:rPr>
+                <w:rFonts w:ascii="Arial" w:hAnsi="Arial" w:cs="Arial"/>
+              </w:rPr>
+              <w:t>3.3</w:t>
+            </w:r>
+          </w:p>
+        </w:tc>
+        <w:tc>
+          <w:tcPr>
+            <w:tcW w:w="0" w:type="auto"/>
+            <w:hideMark/>
+          </w:tcPr>
+          <w:p>
+            <w:pPr>
+              <w:spacing w:after="160" w:line="259" w:lineRule="auto"/>
+              <w:rPr>
+                <w:rFonts w:ascii="Arial" w:hAnsi="Arial" w:cs="Arial"/>
+              </w:rPr>
+            </w:pPr>
+            <w:r>
+              <w:rPr>
+                <w:rFonts w:ascii="Arial" w:hAnsi="Arial" w:cs="Arial"/>
+              </w:rPr>
+              <w:t>7.1</w:t>
+            </w:r>
+          </w:p>
+        </w:tc>
+      </w:tr>
+      <w:tr>
+        <w:tc>
+          <w:tcPr>
+            <w:tcW w:w="0" w:type="auto"/>
+            <w:hideMark/>
+          </w:tcPr>
+          <w:p>
+            <w:pPr>
+              <w:spacing w:after="160" w:line="259" w:lineRule="auto"/>
+              <w:rPr>
+                <w:rFonts w:ascii="Arial" w:hAnsi="Arial" w:cs="Arial"/>
+              </w:rPr>
+            </w:pPr>
+            <w:proofErr w:type="spellStart"/>
+            <w:r>
+              <w:rPr>
+                <w:rFonts w:ascii="Arial" w:hAnsi="Arial" w:cs="Arial"/>
+              </w:rPr>
+              <w:t>admin_operacion_audit</w:t>
+            </w:r>
+            <w:proofErr w:type="spellEnd"/>
+          </w:p>
+        </w:tc>
+        <w:tc>
+          <w:tcPr>
+            <w:tcW w:w="0" w:type="auto"/>
+            <w:hideMark/>
+          </w:tcPr>
+          <w:p>
+            <w:pPr>
+              <w:spacing w:after="160" w:line="259" w:lineRule="auto"/>
+              <w:rPr>
+                <w:rFonts w:ascii="Arial" w:hAnsi="Arial" w:cs="Arial"/>
+              </w:rPr>
+            </w:pPr>
+            <w:r>
+              <w:rPr>
+                <w:rFonts w:ascii="Arial" w:hAnsi="Arial" w:cs="Arial"/>
+              </w:rPr>
+              <w:t>0.075 M</w:t>
+            </w:r>
+          </w:p>
+        </w:tc>
+        <w:tc>
+          <w:tcPr>
+            <w:tcW w:w="0" w:type="auto"/>
+            <w:hideMark/>
+          </w:tcPr>
+          <w:p>
+            <w:pPr>
+              <w:spacing w:after="160" w:line="259" w:lineRule="auto"/>
+              <w:rPr>
+                <w:rFonts w:ascii="Arial" w:hAnsi="Arial" w:cs="Arial"/>
+              </w:rPr>
+            </w:pPr>
+            <w:r>
+              <w:rPr>
+                <w:rFonts w:ascii="Arial" w:hAnsi="Arial" w:cs="Arial"/>
+              </w:rPr>
+              <w:t>0.06</w:t>
+            </w:r>
+          </w:p>
+        </w:tc>
+        <w:tc>
+          <w:tcPr>
+            <w:tcW w:w="0" w:type="auto"/>
+            <w:hideMark/>
+          </w:tcPr>
+          <w:p>
+            <w:pPr>
+              <w:spacing w:after="160" w:line="259" w:lineRule="auto"/>
+              <w:rPr>
+                <w:rFonts w:ascii="Arial" w:hAnsi="Arial" w:cs="Arial"/>
+              </w:rPr>
+            </w:pPr>
+            <w:r>
+              <w:rPr>
+                <w:rFonts w:ascii="Arial" w:hAnsi="Arial" w:cs="Arial"/>
+              </w:rPr>
+              <w:t>0.23</w:t>
+            </w:r>
+          </w:p>
+        </w:tc>
+      </w:tr>
+      <w:tr>
+        <w:tc>
+          <w:tcPr>
+            <w:tcW w:w="0" w:type="auto"/>
+            <w:hideMark/>
+          </w:tcPr>
+          <w:p>
+            <w:pPr>
+              <w:spacing w:after="160" w:line="259" w:lineRule="auto"/>
+              <w:rPr>
+                <w:rFonts w:ascii="Arial" w:hAnsi="Arial" w:cs="Arial"/>
+              </w:rPr>
+            </w:pPr>
+            <w:r>
+              <w:rPr>
+                <w:rFonts w:ascii="Arial" w:hAnsi="Arial" w:cs="Arial"/>
+              </w:rPr>
+              <w:t>venta</w:t>
+            </w:r>
+          </w:p>
+        </w:tc>
+        <w:tc>
+          <w:tcPr>
+            <w:tcW w:w="0" w:type="auto"/>
+            <w:hideMark/>
+          </w:tcPr>
+          <w:p>
+            <w:pPr>
+              <w:spacing w:after="160" w:line="259" w:lineRule="auto"/>
+              <w:rPr>
+                <w:rFonts w:ascii="Arial" w:hAnsi="Arial" w:cs="Arial"/>
+              </w:rPr>
+            </w:pPr>
+            <w:r>
+              <w:rPr>
+                <w:rFonts w:ascii="Arial" w:hAnsi="Arial" w:cs="Arial"/>
+              </w:rPr>
+              <w:t>6 M</w:t>
+            </w:r>
+          </w:p>
+        </w:tc>
+        <w:tc>
+          <w:tcPr>
+            <w:tcW w:w="0" w:type="auto"/>
+            <w:hideMark/>
+          </w:tcPr>
+          <w:p>
+            <w:pPr>
+              <w:spacing w:after="160" w:line="259" w:lineRule="auto"/>
+              <w:rPr>
+                <w:rFonts w:ascii="Arial" w:hAnsi="Arial" w:cs="Arial"/>
+              </w:rPr>
+            </w:pPr>
+            <w:r>
+              <w:rPr>
+                <w:rFonts w:ascii="Arial" w:hAnsi="Arial" w:cs="Arial"/>
+              </w:rPr>
+              <w:t>3.4</w:t>
+            </w:r>
+          </w:p>
+        </w:tc>
+        <w:tc>
+          <w:tcPr>
+            <w:tcW w:w="0" w:type="auto"/>
+            <w:hideMark/>
+          </w:tcPr>
+          <w:p>
+            <w:pPr>
+              <w:spacing w:after="160" w:line="259" w:lineRule="auto"/>
+              <w:rPr>
+                <w:rFonts w:ascii="Arial" w:hAnsi="Arial" w:cs="Arial"/>
+              </w:rPr>
+            </w:pPr>
+            <w:r>
+              <w:rPr>
+                <w:rFonts w:ascii="Arial" w:hAnsi="Arial" w:cs="Arial"/>
+              </w:rPr>
+              <w:t>5.4</w:t>
+            </w:r>
+          </w:p>
+        </w:tc>
+      </w:tr>
+      <w:tr>
+        <w:tc>
+          <w:tcPr>
+            <w:tcW w:w="0" w:type="auto"/>
+            <w:hideMark/>
+          </w:tcPr>
+          <w:p>
+            <w:pPr>
+              <w:spacing w:after="160" w:line="259" w:lineRule="auto"/>
+              <w:rPr>
+                <w:rFonts w:ascii="Arial" w:hAnsi="Arial" w:cs="Arial"/>
+              </w:rPr>
+            </w:pPr>
+            <w:r>
+              <w:rPr>
+                <w:rFonts w:ascii="Arial" w:hAnsi="Arial" w:cs="Arial"/>
+              </w:rPr>
+              <w:t>boleto</w:t>
+            </w:r>
+          </w:p>
+        </w:tc>
+        <w:tc>
+          <w:tcPr>
+            <w:tcW w:w="0" w:type="auto"/>
+            <w:hideMark/>
+          </w:tcPr>
+          <w:p>
+            <w:pPr>
+              <w:spacing w:after="160" w:line="259" w:lineRule="auto"/>
+              <w:rPr>
+                <w:rFonts w:ascii="Arial" w:hAnsi="Arial" w:cs="Arial"/>
+              </w:rPr>
+            </w:pPr>
+            <w:r>
+              <w:rPr>
+                <w:rFonts w:ascii="Arial" w:hAnsi="Arial" w:cs="Arial"/>
+              </w:rPr>
+              <w:t>15 M</w:t>
+            </w:r>
+          </w:p>
+        </w:tc>
+        <w:tc>
+          <w:tcPr>
+            <w:tcW w:w="0" w:type="auto"/>
+            <w:hideMark/>
+          </w:tcPr>
+          <w:p>
+            <w:pPr>
+              <w:spacing w:after="160" w:line="259" w:lineRule="auto"/>
+              <w:rPr>
+                <w:rFonts w:ascii="Arial" w:hAnsi="Arial" w:cs="Arial"/>
+              </w:rPr>
+            </w:pPr>
+            <w:r>
+              <w:rPr>
+                <w:rFonts w:ascii="Arial" w:hAnsi="Arial" w:cs="Arial"/>
+              </w:rPr>
+              <w:t>6.3</w:t>
+            </w:r>
+          </w:p>
+        </w:tc>
+        <w:tc>
+          <w:tcPr>
+            <w:tcW w:w="0" w:type="auto"/>
+            <w:hideMark/>
+          </w:tcPr>
+          <w:p>
+            <w:pPr>
+              <w:spacing w:after="160" w:line="259" w:lineRule="auto"/>
+              <w:rPr>
+                <w:rFonts w:ascii="Arial" w:hAnsi="Arial" w:cs="Arial"/>
+              </w:rPr>
+            </w:pPr>
+            <w:r>
+              <w:rPr>
+                <w:rFonts w:ascii="Arial" w:hAnsi="Arial" w:cs="Arial"/>
+              </w:rPr>
+              <w:t>11.25</w:t>
+            </w:r>
+          </w:p>
+        </w:tc>
+      </w:tr>
+      <w:tr>
+        <w:tc>
+          <w:tcPr>
+            <w:tcW w:w="0" w:type="auto"/>
+            <w:hideMark/>
+          </w:tcPr>
+          <w:p>
+            <w:pPr>
+              <w:spacing w:after="160" w:line="259" w:lineRule="auto"/>
+              <w:rPr>
+                <w:rFonts w:ascii="Arial" w:hAnsi="Arial" w:cs="Arial"/>
+              </w:rPr>
+            </w:pPr>
+            <w:r>
+              <w:rPr>
+                <w:rFonts w:ascii="Arial" w:hAnsi="Arial" w:cs="Arial"/>
+              </w:rPr>
+              <w:t>pago</w:t>
+            </w:r>
+          </w:p>
+        </w:tc>
+        <w:tc>
+          <w:tcPr>
+            <w:tcW w:w="0" w:type="auto"/>
+            <w:hideMark/>
+          </w:tcPr>
+          <w:p>
+            <w:pPr>
+              <w:spacing w:after="160" w:line="259" w:lineRule="auto"/>
+              <w:rPr>
+                <w:rFonts w:ascii="Arial" w:hAnsi="Arial" w:cs="Arial"/>
+              </w:rPr>
+            </w:pPr>
+            <w:r>
+              <w:rPr>
+                <w:rFonts w:ascii="Arial" w:hAnsi="Arial" w:cs="Arial"/>
+              </w:rPr>
+              <w:t>7.8 M</w:t>
+            </w:r>
+          </w:p>
+        </w:tc>
+        <w:tc>
+          <w:tcPr>
+            <w:tcW w:w="0" w:type="auto"/>
+            <w:hideMark/>
+          </w:tcPr>
+          <w:p>
+            <w:pPr>
+              <w:spacing w:after="160" w:line="259" w:lineRule="auto"/>
+              <w:rPr>
+                <w:rFonts w:ascii="Arial" w:hAnsi="Arial" w:cs="Arial"/>
+              </w:rPr>
+            </w:pPr>
+            <w:r>
+              <w:rPr>
+                <w:rFonts w:ascii="Arial" w:hAnsi="Arial" w:cs="Arial"/>
+              </w:rPr>
+              <w:t>2.7</w:t>
+            </w:r>
+          </w:p>
+        </w:tc>
+        <w:tc>
+          <w:tcPr>
+            <w:tcW w:w="0" w:type="auto"/>
+            <w:hideMark/>
+          </w:tcPr>
+          <w:p>
+            <w:pPr>
+              <w:spacing w:after="160" w:line="259" w:lineRule="auto"/>
+              <w:rPr>
+                <w:rFonts w:ascii="Arial" w:hAnsi="Arial" w:cs="Arial"/>
+              </w:rPr>
+            </w:pPr>
+            <w:r>
+              <w:rPr>
+                <w:rFonts w:ascii="Arial" w:hAnsi="Arial" w:cs="Arial"/>
+              </w:rPr>
+              <w:t>5.85</w:t>
+            </w:r>
+          </w:p>
+        </w:tc>
+      </w:tr>
+      <w:tr>
+        <w:tc>
+          <w:tcPr>
+            <w:tcW w:w="0" w:type="auto"/>
+            <w:hideMark/>
+          </w:tcPr>
+          <w:p>
+            <w:pPr>
+              <w:spacing w:after="160" w:line="259" w:lineRule="auto"/>
+              <w:rPr>
+                <w:rFonts w:ascii="Arial" w:hAnsi="Arial" w:cs="Arial"/>
+              </w:rPr>
+            </w:pPr>
+            <w:proofErr w:type="gramStart"/>
+            <w:r>
+              <w:rPr>
+                <w:rFonts w:ascii="Arial" w:hAnsi="Arial" w:cs="Arial"/>
+              </w:rPr>
+              <w:t>Total</w:t>
+            </w:r>
+            <w:proofErr w:type="gramEnd"/>
+            <w:r>
+              <w:rPr>
+                <w:rFonts w:ascii="Arial" w:hAnsi="Arial" w:cs="Arial"/>
+              </w:rPr>
+              <w:t xml:space="preserve"> mensual</w:t>
+            </w:r>
+          </w:p>
+        </w:tc>
+        <w:tc>
+          <w:tcPr>
+            <w:tcW w:w="0" w:type="auto"/>
+            <w:hideMark/>
+          </w:tcPr>
+          <w:p>
+            <w:pPr>
+              <w:spacing w:after="160" w:line="259" w:lineRule="auto"/>
+              <w:rPr>
+                <w:rFonts w:ascii="Arial" w:hAnsi="Arial" w:cs="Arial"/>
+              </w:rPr>
+            </w:pPr>
+          </w:p>
+        </w:tc>
+        <w:tc>
+          <w:tcPr>
+            <w:tcW w:w="0" w:type="auto"/>
+            <w:hideMark/>
+          </w:tcPr>
+          <w:p>
+            <w:pPr>
+              <w:spacing w:after="160" w:line="259" w:lineRule="auto"/>
+              <w:rPr>
+                <w:rFonts w:ascii="Arial" w:hAnsi="Arial" w:cs="Arial"/>
+              </w:rPr>
+            </w:pPr>
+            <w:r>
+              <w:rPr>
+                <w:rFonts w:ascii="Arial" w:hAnsi="Arial" w:cs="Arial"/>
+              </w:rPr>
+              <w:t>60.3</w:t>
+            </w:r>
+          </w:p>
+        </w:tc>
+        <w:tc>
+          <w:tcPr>
+            <w:tcW w:w="0" w:type="auto"/>
+            <w:hideMark/>
+          </w:tcPr>
+          <w:p>
+            <w:pPr>
+              <w:spacing w:after="160" w:line="259" w:lineRule="auto"/>
+              <w:rPr>
+                <w:rFonts w:ascii="Arial" w:hAnsi="Arial" w:cs="Arial"/>
+              </w:rPr>
+            </w:pPr>
+            <w:r>
+              <w:rPr>
+                <w:rFonts w:ascii="Arial" w:hAnsi="Arial" w:cs="Arial"/>
+              </w:rPr>
+              <w:t>148.6</w:t>
+            </w:r>
+          </w:p>
+        </w:tc>
+      </w:tr>
+    </w:tbl>
+    <w:p>
+      <w:pPr>
+        <w:rPr>
+          <w:rFonts w:ascii="Arial" w:hAnsi="Arial" w:cs="Arial"/>
+        </w:rPr>
+      </w:pPr>
+    </w:p>
+    <w:p>
+      <w:pPr>
+        <w:rPr>
+          <w:rFonts w:ascii="Arial" w:hAnsi="Arial" w:cs="Arial"/>
+        </w:rPr>
+      </w:pPr>
+    </w:p>
+    <w:p>
+      <w:pPr>
+        <w:rPr>
+          <w:rFonts w:ascii="Arial" w:hAnsi="Arial" w:cs="Arial"/>
+        </w:rPr>
+      </w:pPr>
+    </w:p>
+    <w:p>
+      <w:pPr>
+        <w:rPr>
+          <w:rFonts w:ascii="Arial" w:hAnsi="Arial" w:cs="Arial"/>
+        </w:rPr>
+      </w:pPr>
+    </w:p>
+    <w:p>
+      <w:pPr>
+        <w:rPr>
+          <w:rFonts w:ascii="Arial" w:hAnsi="Arial" w:cs="Arial"/>
+        </w:rPr>
+      </w:pPr>
+    </w:p>
+    <w:p>
+      <w:pPr>
+        <w:rPr>
+          <w:rFonts w:ascii="Arial" w:hAnsi="Arial" w:cs="Arial"/>
+        </w:rPr>
+      </w:pPr>
+    </w:p>
+    <w:p>
+      <w:pPr>
+        <w:rPr>
+          <w:rFonts w:ascii="Arial" w:hAnsi="Arial" w:cs="Arial"/>
+        </w:rPr>
+      </w:pPr>
+    </w:p>
+    <w:p>
+      <w:pPr>
+        <w:rPr>
+          <w:rFonts w:ascii="Arial" w:hAnsi="Arial" w:cs="Arial"/>
+        </w:rPr>
+      </w:pPr>
+    </w:p>
+    <w:p>
+      <w:pPr>
+        <w:rPr>
+          <w:rFonts w:ascii="Arial" w:hAnsi="Arial" w:cs="Arial"/>
+        </w:rPr>
+      </w:pPr>
+    </w:p>
+    <w:p>
+      <w:pPr>
+        <w:rPr>
+          <w:rFonts w:ascii="Arial" w:hAnsi="Arial" w:cs="Arial"/>
+        </w:rPr>
+      </w:pPr>
+    </w:p>
+    <w:p>
+      <w:pPr>
+        <w:rPr>
+          <w:rFonts w:ascii="Arial" w:hAnsi="Arial" w:cs="Arial"/>
+        </w:rPr>
+      </w:pPr>
+      <w:r>
+        <w:rPr>
+          <w:rFonts w:ascii="Arial" w:hAnsi="Arial" w:cs="Arial"/>
+        </w:rPr>
+        <w:br w:type="textWrapping" w:clear="all"/>
+      </w:r>
+      <w:r>
+        <w:rPr>
+          <w:rFonts w:ascii="Arial" w:hAnsi="Arial" w:cs="Arial"/>
+        </w:rPr>
+        <w:t xml:space="preserve">Acumulado a 5 años: sin crecimiento son 3.6 </w:t>
+      </w:r>
+      <w:proofErr w:type="gramStart"/>
+      <w:r>
+        <w:rPr>
+          <w:rFonts w:ascii="Arial" w:hAnsi="Arial" w:cs="Arial"/>
+        </w:rPr>
+        <w:t>TB  y</w:t>
+      </w:r>
+      <w:proofErr w:type="gramEnd"/>
+      <w:r>
+        <w:rPr>
+          <w:rFonts w:ascii="Arial" w:hAnsi="Arial" w:cs="Arial"/>
+        </w:rPr>
+        <w:t xml:space="preserve"> 8.9 </w:t>
+      </w:r>
+      <w:proofErr w:type="gramStart"/>
+      <w:r>
+        <w:rPr>
+          <w:rFonts w:ascii="Arial" w:hAnsi="Arial" w:cs="Arial"/>
+        </w:rPr>
+        <w:t>TB .</w:t>
+      </w:r>
+      <w:proofErr w:type="gramEnd"/>
+      <w:r>
+        <w:rPr>
+          <w:rFonts w:ascii="Arial" w:hAnsi="Arial" w:cs="Arial"/>
+        </w:rPr>
+        <w:t xml:space="preserve"> Con un crecimiento de 10% anual son 4.4 TB y 10.9 TB. Si en el conservador contamos 3 copias</w:t>
+      </w:r>
+      <w:r>
+        <w:rPr>
+          <w:rFonts w:ascii="Arial" w:hAnsi="Arial" w:cs="Arial"/>
+        </w:rPr>
+        <w:t xml:space="preserve">, </w:t>
+      </w:r>
+      <w:r>
+        <w:rPr>
+          <w:rFonts w:ascii="Arial" w:hAnsi="Arial" w:cs="Arial"/>
+        </w:rPr>
+        <w:t>primaria, réplica y respaldos, llegamos a 32.7 TB. Usamos este último valor para justificar el costo de almacenamiento.</w:t>
+      </w:r>
+    </w:p>
+    <w:p>
+      <w:pPr>
+        <w:rPr>
+          <w:rFonts w:ascii="Arial" w:hAnsi="Arial" w:cs="Arial"/>
+        </w:rPr>
+      </w:pPr>
+      <w:r>
+        <w:rPr>
+          <w:rFonts w:ascii="Arial" w:hAnsi="Arial" w:cs="Arial"/>
+        </w:rPr>
+        <w:t>Comparativa de costos mensuale</w:t>
+      </w:r>
+      <w:r>
+        <w:rPr>
+          <w:rFonts w:ascii="Arial" w:hAnsi="Arial" w:cs="Arial"/>
+        </w:rPr>
+        <w:t>s con los valores dados</w:t>
+      </w:r>
+    </w:p>
+    <w:tbl>
+      <w:tblPr>
+        <w:tblStyle w:val="Tablaconcuadrcula"/>
+        <w:tblW w:w="0" w:type="auto"/>
+        <w:tblLook w:val="04A0" w:firstRow="1" w:lastRow="0" w:firstColumn="1" w:lastColumn="0" w:noHBand="0" w:noVBand="1"/>
+      </w:tblPr>
+      <w:tblGrid>
+        <w:gridCol w:w="2531"/>
+        <w:gridCol w:w="2877"/>
+        <w:gridCol w:w="3420"/>
+      </w:tblGrid>
+      <w:tr>
+        <w:tc>
+          <w:tcPr>
+            <w:tcW w:w="0" w:type="auto"/>
+            <w:hideMark/>
+          </w:tcPr>
+          <w:p>
+            <w:pPr>
+              <w:spacing w:after="160" w:line="259" w:lineRule="auto"/>
+              <w:rPr>
+                <w:rFonts w:ascii="Arial" w:hAnsi="Arial" w:cs="Arial"/>
+              </w:rPr>
+            </w:pPr>
+            <w:r>
+              <w:rPr>
+                <w:rFonts w:ascii="Arial" w:hAnsi="Arial" w:cs="Arial"/>
+              </w:rPr>
+              <w:t>Componente</w:t>
+            </w:r>
+          </w:p>
+        </w:tc>
+        <w:tc>
+          <w:tcPr>
+            <w:tcW w:w="0" w:type="auto"/>
+            <w:hideMark/>
+          </w:tcPr>
+          <w:p>
+            <w:pPr>
+              <w:spacing w:after="160" w:line="259" w:lineRule="auto"/>
+              <w:rPr>
+                <w:rFonts w:ascii="Arial" w:hAnsi="Arial" w:cs="Arial"/>
+              </w:rPr>
+            </w:pPr>
+            <w:r>
+              <w:rPr>
+                <w:rFonts w:ascii="Arial" w:hAnsi="Arial" w:cs="Arial"/>
+              </w:rPr>
+              <w:t>AWS</w:t>
+            </w:r>
+          </w:p>
+        </w:tc>
+        <w:tc>
+          <w:tcPr>
+            <w:tcW w:w="0" w:type="auto"/>
+            <w:hideMark/>
+          </w:tcPr>
+          <w:p>
+            <w:pPr>
+              <w:spacing w:after="160" w:line="259" w:lineRule="auto"/>
+              <w:rPr>
+                <w:rFonts w:ascii="Arial" w:hAnsi="Arial" w:cs="Arial"/>
+              </w:rPr>
+            </w:pPr>
+            <w:r>
+              <w:rPr>
+                <w:rFonts w:ascii="Arial" w:hAnsi="Arial" w:cs="Arial"/>
+              </w:rPr>
+              <w:t>Azure</w:t>
+            </w:r>
+          </w:p>
+        </w:tc>
+      </w:tr>
+      <w:tr>
+        <w:tc>
+          <w:tcPr>
+            <w:tcW w:w="0" w:type="auto"/>
+            <w:hideMark/>
+          </w:tcPr>
+          <w:p>
+            <w:pPr>
+              <w:spacing w:after="160" w:line="259" w:lineRule="auto"/>
+              <w:rPr>
+                <w:rFonts w:ascii="Arial" w:hAnsi="Arial" w:cs="Arial"/>
+              </w:rPr>
+            </w:pPr>
+            <w:r>
+              <w:rPr>
+                <w:rFonts w:ascii="Arial" w:hAnsi="Arial" w:cs="Arial"/>
+              </w:rPr>
+              <w:t>Base de datos transaccional</w:t>
+            </w:r>
+          </w:p>
+        </w:tc>
+        <w:tc>
+          <w:tcPr>
+            <w:tcW w:w="0" w:type="auto"/>
+            <w:hideMark/>
+          </w:tcPr>
+          <w:p>
+            <w:pPr>
+              <w:spacing w:after="160" w:line="259" w:lineRule="auto"/>
+              <w:rPr>
+                <w:rFonts w:ascii="Arial" w:hAnsi="Arial" w:cs="Arial"/>
+              </w:rPr>
+            </w:pPr>
+            <w:r>
+              <w:rPr>
+                <w:rFonts w:ascii="Arial" w:hAnsi="Arial" w:cs="Arial"/>
+              </w:rPr>
+              <w:t xml:space="preserve">Aurora PostgreSQL multirregión con </w:t>
+            </w:r>
+            <w:proofErr w:type="spellStart"/>
+            <w:r>
+              <w:rPr>
+                <w:rFonts w:ascii="Arial" w:hAnsi="Arial" w:cs="Arial"/>
+              </w:rPr>
+              <w:t>autoescalado</w:t>
+            </w:r>
+            <w:proofErr w:type="spellEnd"/>
+            <w:r>
+              <w:rPr>
+                <w:rFonts w:ascii="Arial" w:hAnsi="Arial" w:cs="Arial"/>
+              </w:rPr>
+              <w:t>: 12,500 USD</w:t>
+            </w:r>
+          </w:p>
+        </w:tc>
+        <w:tc>
+          <w:tcPr>
+            <w:tcW w:w="0" w:type="auto"/>
+            <w:hideMark/>
+          </w:tcPr>
+          <w:p>
+            <w:pPr>
+              <w:spacing w:after="160" w:line="259" w:lineRule="auto"/>
+              <w:rPr>
+                <w:rFonts w:ascii="Arial" w:hAnsi="Arial" w:cs="Arial"/>
+              </w:rPr>
+            </w:pPr>
+            <w:r>
+              <w:rPr>
+                <w:rFonts w:ascii="Arial" w:hAnsi="Arial" w:cs="Arial"/>
+              </w:rPr>
+              <w:t xml:space="preserve">Azure </w:t>
+            </w:r>
+            <w:proofErr w:type="spellStart"/>
+            <w:r>
+              <w:rPr>
+                <w:rFonts w:ascii="Arial" w:hAnsi="Arial" w:cs="Arial"/>
+              </w:rPr>
+              <w:t>Database</w:t>
+            </w:r>
+            <w:proofErr w:type="spellEnd"/>
+            <w:r>
+              <w:rPr>
+                <w:rFonts w:ascii="Arial" w:hAnsi="Arial" w:cs="Arial"/>
+              </w:rPr>
+              <w:t xml:space="preserve"> </w:t>
+            </w:r>
+            <w:proofErr w:type="spellStart"/>
+            <w:r>
+              <w:rPr>
+                <w:rFonts w:ascii="Arial" w:hAnsi="Arial" w:cs="Arial"/>
+              </w:rPr>
+              <w:t>for</w:t>
+            </w:r>
+            <w:proofErr w:type="spellEnd"/>
+            <w:r>
+              <w:rPr>
+                <w:rFonts w:ascii="Arial" w:hAnsi="Arial" w:cs="Arial"/>
+              </w:rPr>
+              <w:t xml:space="preserve"> PostgreSQL Flexible Server con alta disponibilidad: 11,800 USD</w:t>
+            </w:r>
+          </w:p>
+        </w:tc>
+      </w:tr>
+      <w:tr>
+        <w:tc>
+          <w:tcPr>
+            <w:tcW w:w="0" w:type="auto"/>
+            <w:hideMark/>
+          </w:tcPr>
+          <w:p>
+            <w:pPr>
+              <w:spacing w:after="160" w:line="259" w:lineRule="auto"/>
+              <w:rPr>
+                <w:rFonts w:ascii="Arial" w:hAnsi="Arial" w:cs="Arial"/>
+              </w:rPr>
+            </w:pPr>
+            <w:r>
+              <w:rPr>
+                <w:rFonts w:ascii="Arial" w:hAnsi="Arial" w:cs="Arial"/>
+              </w:rPr>
+              <w:t xml:space="preserve">Cómputo / </w:t>
+            </w:r>
+            <w:proofErr w:type="spellStart"/>
+            <w:r>
+              <w:rPr>
+                <w:rFonts w:ascii="Arial" w:hAnsi="Arial" w:cs="Arial"/>
+              </w:rPr>
+              <w:t>frontend</w:t>
+            </w:r>
+            <w:proofErr w:type="spellEnd"/>
+          </w:p>
+        </w:tc>
+        <w:tc>
+          <w:tcPr>
+            <w:tcW w:w="0" w:type="auto"/>
+            <w:hideMark/>
+          </w:tcPr>
+          <w:p>
+            <w:pPr>
+              <w:spacing w:after="160" w:line="259" w:lineRule="auto"/>
+              <w:rPr>
+                <w:rFonts w:ascii="Arial" w:hAnsi="Arial" w:cs="Arial"/>
+              </w:rPr>
+            </w:pPr>
+            <w:r>
+              <w:rPr>
+                <w:rFonts w:ascii="Arial" w:hAnsi="Arial" w:cs="Arial"/>
+              </w:rPr>
+              <w:t xml:space="preserve">EKS, 50 </w:t>
+            </w:r>
+            <w:proofErr w:type="spellStart"/>
+            <w:r>
+              <w:rPr>
+                <w:rFonts w:ascii="Arial" w:hAnsi="Arial" w:cs="Arial"/>
+              </w:rPr>
+              <w:t>pods</w:t>
+            </w:r>
+            <w:proofErr w:type="spellEnd"/>
+            <w:r>
+              <w:rPr>
+                <w:rFonts w:ascii="Arial" w:hAnsi="Arial" w:cs="Arial"/>
+              </w:rPr>
+              <w:t xml:space="preserve"> en pico: 6,200 USD</w:t>
+            </w:r>
+          </w:p>
+        </w:tc>
+        <w:tc>
+          <w:tcPr>
+            <w:tcW w:w="0" w:type="auto"/>
+            <w:hideMark/>
+          </w:tcPr>
+          <w:p>
+            <w:pPr>
+              <w:spacing w:after="160" w:line="259" w:lineRule="auto"/>
+              <w:rPr>
+                <w:rFonts w:ascii="Arial" w:hAnsi="Arial" w:cs="Arial"/>
+              </w:rPr>
+            </w:pPr>
+            <w:r>
+              <w:rPr>
+                <w:rFonts w:ascii="Arial" w:hAnsi="Arial" w:cs="Arial"/>
+              </w:rPr>
+              <w:t>AKS: 5,900 USD</w:t>
+            </w:r>
+          </w:p>
+        </w:tc>
+      </w:tr>
+      <w:tr>
+        <w:tc>
+          <w:tcPr>
+            <w:tcW w:w="0" w:type="auto"/>
+            <w:hideMark/>
+          </w:tcPr>
+          <w:p>
+            <w:pPr>
+              <w:spacing w:after="160" w:line="259" w:lineRule="auto"/>
+              <w:rPr>
+                <w:rFonts w:ascii="Arial" w:hAnsi="Arial" w:cs="Arial"/>
+              </w:rPr>
+            </w:pPr>
+            <w:r>
+              <w:rPr>
+                <w:rFonts w:ascii="Arial" w:hAnsi="Arial" w:cs="Arial"/>
+              </w:rPr>
+              <w:t>Almacenamiento histórico y 5 años de logs</w:t>
+            </w:r>
+          </w:p>
+        </w:tc>
+        <w:tc>
+          <w:tcPr>
+            <w:tcW w:w="0" w:type="auto"/>
+            <w:hideMark/>
+          </w:tcPr>
+          <w:p>
+            <w:pPr>
+              <w:spacing w:after="160" w:line="259" w:lineRule="auto"/>
+              <w:rPr>
+                <w:rFonts w:ascii="Arial" w:hAnsi="Arial" w:cs="Arial"/>
+              </w:rPr>
+            </w:pPr>
+            <w:r>
+              <w:rPr>
+                <w:rFonts w:ascii="Arial" w:hAnsi="Arial" w:cs="Arial"/>
+              </w:rPr>
+              <w:t>S3 Standard + S3 Glacier Flexible Archive: 1,800 USD</w:t>
+            </w:r>
+          </w:p>
+        </w:tc>
+        <w:tc>
+          <w:tcPr>
+            <w:tcW w:w="0" w:type="auto"/>
+            <w:hideMark/>
+          </w:tcPr>
+          <w:p>
+            <w:pPr>
+              <w:spacing w:after="160" w:line="259" w:lineRule="auto"/>
+              <w:rPr>
+                <w:rFonts w:ascii="Arial" w:hAnsi="Arial" w:cs="Arial"/>
+              </w:rPr>
+            </w:pPr>
+            <w:r>
+              <w:rPr>
+                <w:rFonts w:ascii="Arial" w:hAnsi="Arial" w:cs="Arial"/>
+              </w:rPr>
+              <w:t>Blob Storage + Archive Tier: 1,750 USD</w:t>
+            </w:r>
+          </w:p>
+        </w:tc>
+      </w:tr>
+      <w:tr>
+        <w:tc>
+          <w:tcPr>
+            <w:tcW w:w="0" w:type="auto"/>
+            <w:hideMark/>
+          </w:tcPr>
+          <w:p>
+            <w:pPr>
+              <w:spacing w:after="160" w:line="259" w:lineRule="auto"/>
+              <w:rPr>
+                <w:rFonts w:ascii="Arial" w:hAnsi="Arial" w:cs="Arial"/>
+              </w:rPr>
+            </w:pPr>
+            <w:r>
+              <w:rPr>
+                <w:rFonts w:ascii="Arial" w:hAnsi="Arial" w:cs="Arial"/>
+              </w:rPr>
+              <w:t>Seguridad y red</w:t>
+            </w:r>
+          </w:p>
+        </w:tc>
+        <w:tc>
+          <w:tcPr>
+            <w:tcW w:w="0" w:type="auto"/>
+            <w:hideMark/>
+          </w:tcPr>
+          <w:p>
+            <w:pPr>
+              <w:spacing w:after="160" w:line="259" w:lineRule="auto"/>
+              <w:rPr>
+                <w:rFonts w:ascii="Arial" w:hAnsi="Arial" w:cs="Arial"/>
+              </w:rPr>
+            </w:pPr>
+            <w:proofErr w:type="spellStart"/>
+            <w:r>
+              <w:rPr>
+                <w:rFonts w:ascii="Arial" w:hAnsi="Arial" w:cs="Arial"/>
+              </w:rPr>
+              <w:t>CloudFront</w:t>
+            </w:r>
+            <w:proofErr w:type="spellEnd"/>
+            <w:r>
+              <w:rPr>
+                <w:rFonts w:ascii="Arial" w:hAnsi="Arial" w:cs="Arial"/>
+              </w:rPr>
+              <w:t xml:space="preserve"> + WAF + Global Accelerator: 3,500 USD</w:t>
+            </w:r>
+          </w:p>
+        </w:tc>
+        <w:tc>
+          <w:tcPr>
+            <w:tcW w:w="0" w:type="auto"/>
+            <w:hideMark/>
+          </w:tcPr>
+          <w:p>
+            <w:pPr>
+              <w:spacing w:after="160" w:line="259" w:lineRule="auto"/>
+              <w:rPr>
+                <w:rFonts w:ascii="Arial" w:hAnsi="Arial" w:cs="Arial"/>
+              </w:rPr>
+            </w:pPr>
+            <w:r>
+              <w:rPr>
+                <w:rFonts w:ascii="Arial" w:hAnsi="Arial" w:cs="Arial"/>
+              </w:rPr>
+              <w:t>Front Door + WAF: 3,400 USD</w:t>
+            </w:r>
+          </w:p>
+        </w:tc>
+      </w:tr>
+      <w:tr>
+        <w:tc>
+          <w:tcPr>
+            <w:tcW w:w="0" w:type="auto"/>
+            <w:hideMark/>
+          </w:tcPr>
+          <w:p>
+            <w:pPr>
+              <w:spacing w:after="160" w:line="259" w:lineRule="auto"/>
+              <w:rPr>
+                <w:rFonts w:ascii="Arial" w:hAnsi="Arial" w:cs="Arial"/>
+              </w:rPr>
+            </w:pPr>
+            <w:proofErr w:type="gramStart"/>
+            <w:r>
+              <w:rPr>
+                <w:rFonts w:ascii="Arial" w:hAnsi="Arial" w:cs="Arial"/>
+              </w:rPr>
+              <w:t>Total</w:t>
+            </w:r>
+            <w:proofErr w:type="gramEnd"/>
+            <w:r>
+              <w:rPr>
+                <w:rFonts w:ascii="Arial" w:hAnsi="Arial" w:cs="Arial"/>
+              </w:rPr>
+              <w:t xml:space="preserve"> mensual (OPEX)</w:t>
+            </w:r>
+          </w:p>
+        </w:tc>
+        <w:tc>
+          <w:tcPr>
+            <w:tcW w:w="0" w:type="auto"/>
+            <w:hideMark/>
+          </w:tcPr>
+          <w:p>
+            <w:pPr>
+              <w:spacing w:after="160" w:line="259" w:lineRule="auto"/>
+              <w:rPr>
+                <w:rFonts w:ascii="Arial" w:hAnsi="Arial" w:cs="Arial"/>
+              </w:rPr>
+            </w:pPr>
+            <w:r>
+              <w:rPr>
+                <w:rFonts w:ascii="Arial" w:hAnsi="Arial" w:cs="Arial"/>
+              </w:rPr>
+              <w:t>24,000 USD</w:t>
+            </w:r>
+          </w:p>
+        </w:tc>
+        <w:tc>
+          <w:tcPr>
+            <w:tcW w:w="0" w:type="auto"/>
+            <w:hideMark/>
+          </w:tcPr>
+          <w:p>
+            <w:pPr>
+              <w:spacing w:after="160" w:line="259" w:lineRule="auto"/>
+              <w:rPr>
+                <w:rFonts w:ascii="Arial" w:hAnsi="Arial" w:cs="Arial"/>
+              </w:rPr>
+            </w:pPr>
+            <w:r>
+              <w:rPr>
+                <w:rFonts w:ascii="Arial" w:hAnsi="Arial" w:cs="Arial"/>
+              </w:rPr>
+              <w:t>22,850 USD</w:t>
+            </w:r>
+          </w:p>
+        </w:tc>
+      </w:tr>
+    </w:tbl>
+    <w:p>
+      <w:pPr>
+        <w:rPr>
+          <w:rFonts w:ascii="Arial" w:hAnsi="Arial" w:cs="Arial"/>
+        </w:rPr>
+      </w:pPr>
+    </w:p>
+    <w:p>
+      <w:pPr>
+        <w:rPr>
+          <w:rFonts w:ascii="Arial" w:hAnsi="Arial" w:cs="Arial"/>
+        </w:rPr>
+      </w:pPr>
+    </w:p>
+    <w:p>
+      <w:pPr>
+        <w:rPr>
+          <w:rFonts w:ascii="Arial" w:hAnsi="Arial" w:cs="Arial"/>
+        </w:rPr>
+      </w:pPr>
+    </w:p>
+    <w:p>
+      <w:pPr>
+        <w:rPr>
+          <w:rFonts w:ascii="Arial" w:hAnsi="Arial" w:cs="Arial"/>
+        </w:rPr>
+      </w:pPr>
+    </w:p>
+    <w:p>
+      <w:pPr>
+        <w:rPr>
+          <w:rFonts w:ascii="Arial" w:hAnsi="Arial" w:cs="Arial"/>
+        </w:rPr>
+      </w:pPr>
+    </w:p>
+    <w:p>
+      <w:pPr>
+        <w:rPr>
+          <w:rFonts w:ascii="Arial" w:hAnsi="Arial" w:cs="Arial"/>
+        </w:rPr>
+      </w:pPr>
+      <w:r>
+        <w:rPr>
+          <w:rFonts w:ascii="Arial" w:hAnsi="Arial" w:cs="Arial"/>
+        </w:rPr>
+        <w:t>Para respaldar esos valores buscamos los precios unitarios publicados:</w:t>
+      </w:r>
+    </w:p>
+    <w:tbl>
+      <w:tblPr>
+        <w:tblStyle w:val="Tablaconcuadrcula"/>
+        <w:tblW w:w="0" w:type="auto"/>
+        <w:tblLook w:val="04A0" w:firstRow="1" w:lastRow="0" w:firstColumn="1" w:lastColumn="0" w:noHBand="0" w:noVBand="1"/>
+      </w:tblPr>
+      <w:tblGrid>
+        <w:gridCol w:w="2404"/>
+        <w:gridCol w:w="4758"/>
+        <w:gridCol w:w="1666"/>
+      </w:tblGrid>
+      <w:tr>
+        <w:tc>
+          <w:tcPr>
+            <w:tcW w:w="0" w:type="auto"/>
+            <w:hideMark/>
+          </w:tcPr>
+          <w:p>
+            <w:pPr>
+              <w:spacing w:after="160" w:line="259" w:lineRule="auto"/>
+              <w:rPr>
+                <w:rFonts w:ascii="Arial" w:hAnsi="Arial" w:cs="Arial"/>
+              </w:rPr>
+            </w:pPr>
+            <w:r>
+              <w:rPr>
+                <w:rFonts w:ascii="Arial" w:hAnsi="Arial" w:cs="Arial"/>
+              </w:rPr>
+              <w:t>Servicio</w:t>
+            </w:r>
+          </w:p>
+        </w:tc>
+        <w:tc>
+          <w:tcPr>
+            <w:tcW w:w="0" w:type="auto"/>
+            <w:hideMark/>
+          </w:tcPr>
+          <w:p>
+            <w:pPr>
+              <w:spacing w:after="160" w:line="259" w:lineRule="auto"/>
+              <w:rPr>
+                <w:rFonts w:ascii="Arial" w:hAnsi="Arial" w:cs="Arial"/>
+              </w:rPr>
+            </w:pPr>
+            <w:r>
+              <w:rPr>
+                <w:rFonts w:ascii="Arial" w:hAnsi="Arial" w:cs="Arial"/>
+              </w:rPr>
+              <w:t>Precio</w:t>
+            </w:r>
+          </w:p>
+        </w:tc>
+        <w:tc>
+          <w:tcPr>
+            <w:tcW w:w="0" w:type="auto"/>
+            <w:hideMark/>
+          </w:tcPr>
+          <w:p>
+            <w:pPr>
+              <w:spacing w:after="160" w:line="259" w:lineRule="auto"/>
+              <w:rPr>
+                <w:rFonts w:ascii="Arial" w:hAnsi="Arial" w:cs="Arial"/>
+              </w:rPr>
+            </w:pPr>
+            <w:r>
+              <w:rPr>
+                <w:rFonts w:ascii="Arial" w:hAnsi="Arial" w:cs="Arial"/>
+              </w:rPr>
+              <w:t>Fuente</w:t>
+            </w:r>
+          </w:p>
+        </w:tc>
+      </w:tr>
+      <w:tr>
+        <w:tc>
+          <w:tcPr>
+            <w:tcW w:w="0" w:type="auto"/>
+            <w:hideMark/>
+          </w:tcPr>
+          <w:p>
+            <w:pPr>
+              <w:spacing w:after="160" w:line="259" w:lineRule="auto"/>
+              <w:rPr>
+                <w:rFonts w:ascii="Arial" w:hAnsi="Arial" w:cs="Arial"/>
+              </w:rPr>
+            </w:pPr>
+            <w:r>
+              <w:rPr>
+                <w:rFonts w:ascii="Arial" w:hAnsi="Arial" w:cs="Arial"/>
+              </w:rPr>
+              <w:t>Aurora, almacenamiento</w:t>
+            </w:r>
+          </w:p>
+        </w:tc>
+        <w:tc>
+          <w:tcPr>
+            <w:tcW w:w="0" w:type="auto"/>
+            <w:hideMark/>
+          </w:tcPr>
+          <w:p>
+            <w:pPr>
+              <w:spacing w:after="160" w:line="259" w:lineRule="auto"/>
+              <w:rPr>
+                <w:rFonts w:ascii="Arial" w:hAnsi="Arial" w:cs="Arial"/>
+              </w:rPr>
+            </w:pPr>
+            <w:r>
+              <w:rPr>
+                <w:rFonts w:ascii="Arial" w:hAnsi="Arial" w:cs="Arial"/>
+              </w:rPr>
+              <w:t>0.10 USD por GB al mes</w:t>
+            </w:r>
+          </w:p>
+        </w:tc>
+        <w:tc>
+          <w:tcPr>
+            <w:tcW w:w="0" w:type="auto"/>
+            <w:hideMark/>
+          </w:tcPr>
+          <w:p>
+            <w:pPr>
+              <w:spacing w:after="160" w:line="259" w:lineRule="auto"/>
+              <w:rPr>
+                <w:rFonts w:ascii="Arial" w:hAnsi="Arial" w:cs="Arial"/>
+              </w:rPr>
+            </w:pPr>
+            <w:r>
+              <w:rPr>
+                <w:rFonts w:ascii="Arial" w:hAnsi="Arial" w:cs="Arial"/>
+              </w:rPr>
+              <w:t xml:space="preserve">Amazon Web </w:t>
+            </w:r>
+            <w:proofErr w:type="spellStart"/>
+            <w:r>
+              <w:rPr>
+                <w:rFonts w:ascii="Arial" w:hAnsi="Arial" w:cs="Arial"/>
+              </w:rPr>
+              <w:t>Services</w:t>
+            </w:r>
+            <w:proofErr w:type="spellEnd"/>
+            <w:r>
+              <w:rPr>
+                <w:rFonts w:ascii="Arial" w:hAnsi="Arial" w:cs="Arial"/>
+              </w:rPr>
+              <w:t xml:space="preserve"> (s. f.-a)</w:t>
+            </w:r>
+          </w:p>
+        </w:tc>
+      </w:tr>
+      <w:tr>
+        <w:tc>
+          <w:tcPr>
+            <w:tcW w:w="0" w:type="auto"/>
+            <w:hideMark/>
+          </w:tcPr>
+          <w:p>
+            <w:pPr>
+              <w:spacing w:after="160" w:line="259" w:lineRule="auto"/>
+              <w:rPr>
+                <w:rFonts w:ascii="Arial" w:hAnsi="Arial" w:cs="Arial"/>
+              </w:rPr>
+            </w:pPr>
+            <w:r>
+              <w:rPr>
+                <w:rFonts w:ascii="Arial" w:hAnsi="Arial" w:cs="Arial"/>
+              </w:rPr>
+              <w:t>Aurora, operaciones de I/O</w:t>
+            </w:r>
+          </w:p>
+        </w:tc>
+        <w:tc>
+          <w:tcPr>
+            <w:tcW w:w="0" w:type="auto"/>
+            <w:hideMark/>
+          </w:tcPr>
+          <w:p>
+            <w:pPr>
+              <w:spacing w:after="160" w:line="259" w:lineRule="auto"/>
+              <w:rPr>
+                <w:rFonts w:ascii="Arial" w:hAnsi="Arial" w:cs="Arial"/>
+              </w:rPr>
+            </w:pPr>
+            <w:r>
+              <w:rPr>
+                <w:rFonts w:ascii="Arial" w:hAnsi="Arial" w:cs="Arial"/>
+              </w:rPr>
+              <w:t>0.20 USD por millón</w:t>
+            </w:r>
+          </w:p>
+        </w:tc>
+        <w:tc>
+          <w:tcPr>
+            <w:tcW w:w="0" w:type="auto"/>
+            <w:hideMark/>
+          </w:tcPr>
+          <w:p>
+            <w:pPr>
+              <w:spacing w:after="160" w:line="259" w:lineRule="auto"/>
+              <w:rPr>
+                <w:rFonts w:ascii="Arial" w:hAnsi="Arial" w:cs="Arial"/>
+              </w:rPr>
+            </w:pPr>
+            <w:r>
+              <w:rPr>
+                <w:rFonts w:ascii="Arial" w:hAnsi="Arial" w:cs="Arial"/>
+              </w:rPr>
+              <w:t xml:space="preserve">Amazon Web </w:t>
+            </w:r>
+            <w:proofErr w:type="spellStart"/>
+            <w:r>
+              <w:rPr>
+                <w:rFonts w:ascii="Arial" w:hAnsi="Arial" w:cs="Arial"/>
+              </w:rPr>
+              <w:t>Services</w:t>
+            </w:r>
+            <w:proofErr w:type="spellEnd"/>
+            <w:r>
+              <w:rPr>
+                <w:rFonts w:ascii="Arial" w:hAnsi="Arial" w:cs="Arial"/>
+              </w:rPr>
+              <w:t xml:space="preserve"> (s. f.-a)</w:t>
+            </w:r>
+          </w:p>
+        </w:tc>
+      </w:tr>
+      <w:tr>
+        <w:tc>
+          <w:tcPr>
+            <w:tcW w:w="0" w:type="auto"/>
+            <w:hideMark/>
+          </w:tcPr>
+          <w:p>
+            <w:pPr>
+              <w:spacing w:after="160" w:line="259" w:lineRule="auto"/>
+              <w:rPr>
+                <w:rFonts w:ascii="Arial" w:hAnsi="Arial" w:cs="Arial"/>
+              </w:rPr>
+            </w:pPr>
+            <w:r>
+              <w:rPr>
+                <w:rFonts w:ascii="Arial" w:hAnsi="Arial" w:cs="Arial"/>
+              </w:rPr>
+              <w:t>Aurora, instancia db.r6i.large</w:t>
+            </w:r>
+          </w:p>
+        </w:tc>
+        <w:tc>
+          <w:tcPr>
+            <w:tcW w:w="0" w:type="auto"/>
+            <w:hideMark/>
+          </w:tcPr>
+          <w:p>
+            <w:pPr>
+              <w:spacing w:after="160" w:line="259" w:lineRule="auto"/>
+              <w:rPr>
+                <w:rFonts w:ascii="Arial" w:hAnsi="Arial" w:cs="Arial"/>
+              </w:rPr>
+            </w:pPr>
+            <w:r>
+              <w:rPr>
+                <w:rFonts w:ascii="Arial" w:hAnsi="Arial" w:cs="Arial"/>
+              </w:rPr>
+              <w:t>0.29 USD por hora (unos 212 USD al mes)</w:t>
+            </w:r>
+          </w:p>
+        </w:tc>
+        <w:tc>
+          <w:tcPr>
+            <w:tcW w:w="0" w:type="auto"/>
+            <w:hideMark/>
+          </w:tcPr>
+          <w:p>
+            <w:pPr>
+              <w:spacing w:after="160" w:line="259" w:lineRule="auto"/>
+              <w:rPr>
+                <w:rFonts w:ascii="Arial" w:hAnsi="Arial" w:cs="Arial"/>
+              </w:rPr>
+            </w:pPr>
+            <w:r>
+              <w:rPr>
+                <w:rFonts w:ascii="Arial" w:hAnsi="Arial" w:cs="Arial"/>
+              </w:rPr>
+              <w:t xml:space="preserve">Amazon Web </w:t>
+            </w:r>
+            <w:proofErr w:type="spellStart"/>
+            <w:r>
+              <w:rPr>
+                <w:rFonts w:ascii="Arial" w:hAnsi="Arial" w:cs="Arial"/>
+              </w:rPr>
+              <w:t>Services</w:t>
+            </w:r>
+            <w:proofErr w:type="spellEnd"/>
+            <w:r>
+              <w:rPr>
+                <w:rFonts w:ascii="Arial" w:hAnsi="Arial" w:cs="Arial"/>
+              </w:rPr>
+              <w:t xml:space="preserve"> (s. f.-a)</w:t>
+            </w:r>
+          </w:p>
+        </w:tc>
+      </w:tr>
+      <w:tr>
+        <w:tc>
+          <w:tcPr>
+            <w:tcW w:w="0" w:type="auto"/>
+            <w:hideMark/>
+          </w:tcPr>
+          <w:p>
+            <w:pPr>
+              <w:spacing w:after="160" w:line="259" w:lineRule="auto"/>
+              <w:rPr>
+                <w:rFonts w:ascii="Arial" w:hAnsi="Arial" w:cs="Arial"/>
+              </w:rPr>
+            </w:pPr>
+            <w:r>
+              <w:rPr>
+                <w:rFonts w:ascii="Arial" w:hAnsi="Arial" w:cs="Arial"/>
+              </w:rPr>
+              <w:t>AWS WAF</w:t>
+            </w:r>
+          </w:p>
+        </w:tc>
+        <w:tc>
+          <w:tcPr>
+            <w:tcW w:w="0" w:type="auto"/>
+            <w:hideMark/>
+          </w:tcPr>
+          <w:p>
+            <w:pPr>
+              <w:spacing w:after="160" w:line="259" w:lineRule="auto"/>
+              <w:rPr>
+                <w:rFonts w:ascii="Arial" w:hAnsi="Arial" w:cs="Arial"/>
+              </w:rPr>
+            </w:pPr>
+            <w:r>
+              <w:rPr>
+                <w:rFonts w:ascii="Arial" w:hAnsi="Arial" w:cs="Arial"/>
+              </w:rPr>
+              <w:t>5 USD por web ACL, 1 USD por regla y 0.60 USD por millón de solicitudes</w:t>
+            </w:r>
+          </w:p>
+        </w:tc>
+        <w:tc>
+          <w:tcPr>
+            <w:tcW w:w="0" w:type="auto"/>
+            <w:hideMark/>
+          </w:tcPr>
+          <w:p>
+            <w:pPr>
+              <w:spacing w:after="160" w:line="259" w:lineRule="auto"/>
+              <w:rPr>
+                <w:rFonts w:ascii="Arial" w:hAnsi="Arial" w:cs="Arial"/>
+              </w:rPr>
+            </w:pPr>
+            <w:r>
+              <w:rPr>
+                <w:rFonts w:ascii="Arial" w:hAnsi="Arial" w:cs="Arial"/>
+              </w:rPr>
+              <w:t xml:space="preserve">Amazon Web </w:t>
+            </w:r>
+            <w:proofErr w:type="spellStart"/>
+            <w:r>
+              <w:rPr>
+                <w:rFonts w:ascii="Arial" w:hAnsi="Arial" w:cs="Arial"/>
+              </w:rPr>
+              <w:t>Services</w:t>
+            </w:r>
+            <w:proofErr w:type="spellEnd"/>
+            <w:r>
+              <w:rPr>
+                <w:rFonts w:ascii="Arial" w:hAnsi="Arial" w:cs="Arial"/>
+              </w:rPr>
+              <w:t xml:space="preserve"> (s. f.-b)</w:t>
+            </w:r>
+          </w:p>
+        </w:tc>
+      </w:tr>
+      <w:tr>
+        <w:tc>
+          <w:tcPr>
+            <w:tcW w:w="0" w:type="auto"/>
+            <w:hideMark/>
+          </w:tcPr>
+          <w:p>
+            <w:pPr>
+              <w:spacing w:after="160" w:line="259" w:lineRule="auto"/>
+              <w:rPr>
+                <w:rFonts w:ascii="Arial" w:hAnsi="Arial" w:cs="Arial"/>
+              </w:rPr>
+            </w:pPr>
+            <w:r>
+              <w:rPr>
+                <w:rFonts w:ascii="Arial" w:hAnsi="Arial" w:cs="Arial"/>
+              </w:rPr>
+              <w:t>Azure Front Door</w:t>
+            </w:r>
+          </w:p>
+        </w:tc>
+        <w:tc>
+          <w:tcPr>
+            <w:tcW w:w="0" w:type="auto"/>
+            <w:hideMark/>
+          </w:tcPr>
+          <w:p>
+            <w:pPr>
+              <w:spacing w:after="160" w:line="259" w:lineRule="auto"/>
+              <w:rPr>
+                <w:rFonts w:ascii="Arial" w:hAnsi="Arial" w:cs="Arial"/>
+              </w:rPr>
+            </w:pPr>
+            <w:r>
+              <w:rPr>
+                <w:rFonts w:ascii="Arial" w:hAnsi="Arial" w:cs="Arial"/>
+              </w:rPr>
+              <w:t>Base de 35 USD (Standard) o 330 USD (Premium) al mes, 0.083 USD por GB de salida en Norteamérica (primeros 10 TB), WAF incluido en Premium</w:t>
+            </w:r>
+          </w:p>
+        </w:tc>
+        <w:tc>
+          <w:tcPr>
+            <w:tcW w:w="0" w:type="auto"/>
+            <w:hideMark/>
+          </w:tcPr>
+          <w:p>
+            <w:pPr>
+              <w:spacing w:after="160" w:line="259" w:lineRule="auto"/>
+              <w:rPr>
+                <w:rFonts w:ascii="Arial" w:hAnsi="Arial" w:cs="Arial"/>
+              </w:rPr>
+            </w:pPr>
+            <w:r>
+              <w:rPr>
+                <w:rFonts w:ascii="Arial" w:hAnsi="Arial" w:cs="Arial"/>
+              </w:rPr>
+              <w:t>Microsoft (s. f.)</w:t>
+            </w:r>
+          </w:p>
+        </w:tc>
+      </w:tr>
+      <w:tr>
+        <w:tc>
+          <w:tcPr>
+            <w:tcW w:w="0" w:type="auto"/>
+            <w:hideMark/>
+          </w:tcPr>
+          <w:p>
+            <w:pPr>
+              <w:spacing w:after="160" w:line="259" w:lineRule="auto"/>
+              <w:rPr>
+                <w:rFonts w:ascii="Arial" w:hAnsi="Arial" w:cs="Arial"/>
+              </w:rPr>
+            </w:pPr>
+            <w:r>
+              <w:rPr>
+                <w:rFonts w:ascii="Arial" w:hAnsi="Arial" w:cs="Arial"/>
+              </w:rPr>
+              <w:t>S3 Standard</w:t>
+            </w:r>
+          </w:p>
+        </w:tc>
+        <w:tc>
+          <w:tcPr>
+            <w:tcW w:w="0" w:type="auto"/>
+            <w:hideMark/>
+          </w:tcPr>
+          <w:p>
+            <w:pPr>
+              <w:spacing w:after="160" w:line="259" w:lineRule="auto"/>
+              <w:rPr>
+                <w:rFonts w:ascii="Arial" w:hAnsi="Arial" w:cs="Arial"/>
+              </w:rPr>
+            </w:pPr>
+            <w:r>
+              <w:rPr>
+                <w:rFonts w:ascii="Arial" w:hAnsi="Arial" w:cs="Arial"/>
+              </w:rPr>
+              <w:t>0.023 USD por GB al mes</w:t>
+            </w:r>
+          </w:p>
+        </w:tc>
+        <w:tc>
+          <w:tcPr>
+            <w:tcW w:w="0" w:type="auto"/>
+            <w:hideMark/>
+          </w:tcPr>
+          <w:p>
+            <w:pPr>
+              <w:spacing w:after="160" w:line="259" w:lineRule="auto"/>
+              <w:rPr>
+                <w:rFonts w:ascii="Arial" w:hAnsi="Arial" w:cs="Arial"/>
+              </w:rPr>
+            </w:pPr>
+            <w:proofErr w:type="spellStart"/>
+            <w:r>
+              <w:rPr>
+                <w:rFonts w:ascii="Arial" w:hAnsi="Arial" w:cs="Arial"/>
+              </w:rPr>
+              <w:t>Cloudian</w:t>
+            </w:r>
+            <w:proofErr w:type="spellEnd"/>
+            <w:r>
+              <w:rPr>
+                <w:rFonts w:ascii="Arial" w:hAnsi="Arial" w:cs="Arial"/>
+              </w:rPr>
+              <w:t xml:space="preserve"> (s. f.)</w:t>
+            </w:r>
+          </w:p>
+        </w:tc>
+      </w:tr>
+      <w:tr>
+        <w:tc>
+          <w:tcPr>
+            <w:tcW w:w="0" w:type="auto"/>
+            <w:hideMark/>
+          </w:tcPr>
+          <w:p>
+            <w:pPr>
+              <w:spacing w:after="160" w:line="259" w:lineRule="auto"/>
+              <w:rPr>
+                <w:rFonts w:ascii="Arial" w:hAnsi="Arial" w:cs="Arial"/>
+              </w:rPr>
+            </w:pPr>
+            <w:r>
+              <w:rPr>
+                <w:rFonts w:ascii="Arial" w:hAnsi="Arial" w:cs="Arial"/>
+              </w:rPr>
+              <w:t xml:space="preserve">S3 Glacier Flexible </w:t>
+            </w:r>
+            <w:proofErr w:type="spellStart"/>
+            <w:r>
+              <w:rPr>
+                <w:rFonts w:ascii="Arial" w:hAnsi="Arial" w:cs="Arial"/>
+              </w:rPr>
+              <w:t>Retrieval</w:t>
+            </w:r>
+            <w:proofErr w:type="spellEnd"/>
+            <w:r>
+              <w:rPr>
+                <w:rFonts w:ascii="Arial" w:hAnsi="Arial" w:cs="Arial"/>
+              </w:rPr>
+              <w:t xml:space="preserve"> / Deep Archive</w:t>
+            </w:r>
+          </w:p>
+        </w:tc>
+        <w:tc>
+          <w:tcPr>
+            <w:tcW w:w="0" w:type="auto"/>
+            <w:hideMark/>
+          </w:tcPr>
+          <w:p>
+            <w:pPr>
+              <w:spacing w:after="160" w:line="259" w:lineRule="auto"/>
+              <w:rPr>
+                <w:rFonts w:ascii="Arial" w:hAnsi="Arial" w:cs="Arial"/>
+              </w:rPr>
+            </w:pPr>
+            <w:r>
+              <w:rPr>
+                <w:rFonts w:ascii="Arial" w:hAnsi="Arial" w:cs="Arial"/>
+              </w:rPr>
+              <w:t>0.0036 / 0.00099 USD por GB al mes</w:t>
+            </w:r>
+          </w:p>
+        </w:tc>
+        <w:tc>
+          <w:tcPr>
+            <w:tcW w:w="0" w:type="auto"/>
+            <w:hideMark/>
+          </w:tcPr>
+          <w:p>
+            <w:pPr>
+              <w:spacing w:after="160" w:line="259" w:lineRule="auto"/>
+              <w:rPr>
+                <w:rFonts w:ascii="Arial" w:hAnsi="Arial" w:cs="Arial"/>
+              </w:rPr>
+            </w:pPr>
+            <w:proofErr w:type="spellStart"/>
+            <w:r>
+              <w:rPr>
+                <w:rFonts w:ascii="Arial" w:hAnsi="Arial" w:cs="Arial"/>
+              </w:rPr>
+              <w:t>Cloudian</w:t>
+            </w:r>
+            <w:proofErr w:type="spellEnd"/>
+            <w:r>
+              <w:rPr>
+                <w:rFonts w:ascii="Arial" w:hAnsi="Arial" w:cs="Arial"/>
+              </w:rPr>
+              <w:t xml:space="preserve"> (s. f.)</w:t>
+            </w:r>
+          </w:p>
+        </w:tc>
+      </w:tr>
+      <w:tr>
+        <w:tc>
+          <w:tcPr>
+            <w:tcW w:w="0" w:type="auto"/>
+            <w:hideMark/>
+          </w:tcPr>
+          <w:p>
+            <w:pPr>
+              <w:spacing w:after="160" w:line="259" w:lineRule="auto"/>
+              <w:rPr>
+                <w:rFonts w:ascii="Arial" w:hAnsi="Arial" w:cs="Arial"/>
+              </w:rPr>
+            </w:pPr>
+            <w:r>
+              <w:rPr>
+                <w:rFonts w:ascii="Arial" w:hAnsi="Arial" w:cs="Arial"/>
+              </w:rPr>
+              <w:t>Azure Blob, Hot / Cool / Archive</w:t>
+            </w:r>
+          </w:p>
+        </w:tc>
+        <w:tc>
+          <w:tcPr>
+            <w:tcW w:w="0" w:type="auto"/>
+            <w:hideMark/>
+          </w:tcPr>
+          <w:p>
+            <w:pPr>
+              <w:spacing w:after="160" w:line="259" w:lineRule="auto"/>
+              <w:rPr>
+                <w:rFonts w:ascii="Arial" w:hAnsi="Arial" w:cs="Arial"/>
+              </w:rPr>
+            </w:pPr>
+            <w:r>
+              <w:rPr>
+                <w:rFonts w:ascii="Arial" w:hAnsi="Arial" w:cs="Arial"/>
+              </w:rPr>
+              <w:t>0.018 / 0.01 / 0.00099 USD por GB al mes</w:t>
+            </w:r>
+          </w:p>
+        </w:tc>
+        <w:tc>
+          <w:tcPr>
+            <w:tcW w:w="0" w:type="auto"/>
+            <w:hideMark/>
+          </w:tcPr>
+          <w:p>
+            <w:pPr>
+              <w:spacing w:after="160" w:line="259" w:lineRule="auto"/>
+              <w:rPr>
+                <w:rFonts w:ascii="Arial" w:hAnsi="Arial" w:cs="Arial"/>
+              </w:rPr>
+            </w:pPr>
+            <w:proofErr w:type="spellStart"/>
+            <w:r>
+              <w:rPr>
+                <w:rFonts w:ascii="Arial" w:hAnsi="Arial" w:cs="Arial"/>
+              </w:rPr>
+              <w:t>CloudZero</w:t>
+            </w:r>
+            <w:proofErr w:type="spellEnd"/>
+            <w:r>
+              <w:rPr>
+                <w:rFonts w:ascii="Arial" w:hAnsi="Arial" w:cs="Arial"/>
+              </w:rPr>
+              <w:t xml:space="preserve"> (2026)</w:t>
+            </w:r>
+          </w:p>
+        </w:tc>
+      </w:tr>
+      <w:tr>
+        <w:tc>
+          <w:tcPr>
+            <w:tcW w:w="0" w:type="auto"/>
+            <w:hideMark/>
+          </w:tcPr>
+          <w:p>
+            <w:pPr>
+              <w:spacing w:after="160" w:line="259" w:lineRule="auto"/>
+              <w:rPr>
+                <w:rFonts w:ascii="Arial" w:hAnsi="Arial" w:cs="Arial"/>
+              </w:rPr>
+            </w:pPr>
+            <w:r>
+              <w:rPr>
+                <w:rFonts w:ascii="Arial" w:hAnsi="Arial" w:cs="Arial"/>
+              </w:rPr>
+              <w:t>Azure PostgreSQL, D4ds_v5 / D8ds_v5</w:t>
+            </w:r>
+          </w:p>
+        </w:tc>
+        <w:tc>
+          <w:tcPr>
+            <w:tcW w:w="0" w:type="auto"/>
+            <w:hideMark/>
+          </w:tcPr>
+          <w:p>
+            <w:pPr>
+              <w:spacing w:after="160" w:line="259" w:lineRule="auto"/>
+              <w:rPr>
+                <w:rFonts w:ascii="Arial" w:hAnsi="Arial" w:cs="Arial"/>
+              </w:rPr>
+            </w:pPr>
+            <w:r>
+              <w:rPr>
+                <w:rFonts w:ascii="Arial" w:hAnsi="Arial" w:cs="Arial"/>
+              </w:rPr>
+              <w:t>260 / 520 USD al mes solo de cómputo en East US, y la alta disponibilidad lo duplica aproximadamente</w:t>
+            </w:r>
+          </w:p>
+        </w:tc>
+        <w:tc>
+          <w:tcPr>
+            <w:tcW w:w="0" w:type="auto"/>
+            <w:hideMark/>
+          </w:tcPr>
+          <w:p>
+            <w:pPr>
+              <w:spacing w:after="160" w:line="259" w:lineRule="auto"/>
+              <w:rPr>
+                <w:rFonts w:ascii="Arial" w:hAnsi="Arial" w:cs="Arial"/>
+              </w:rPr>
+            </w:pPr>
+            <w:proofErr w:type="spellStart"/>
+            <w:r>
+              <w:rPr>
+                <w:rFonts w:ascii="Arial" w:hAnsi="Arial" w:cs="Arial"/>
+              </w:rPr>
+              <w:t>Bytebase</w:t>
+            </w:r>
+            <w:proofErr w:type="spellEnd"/>
+            <w:r>
+              <w:rPr>
+                <w:rFonts w:ascii="Arial" w:hAnsi="Arial" w:cs="Arial"/>
+              </w:rPr>
+              <w:t xml:space="preserve"> (s. f.)</w:t>
+            </w:r>
+          </w:p>
+        </w:tc>
+      </w:tr>
+    </w:tbl>
+    <w:p>
+      <w:pPr>
+        <w:rPr>
+          <w:rFonts w:ascii="Arial" w:hAnsi="Arial" w:cs="Arial"/>
+        </w:rPr>
+      </w:pPr>
+    </w:p>
+    <w:p>
+      <w:pPr>
+        <w:rPr>
+          <w:rFonts w:ascii="Arial" w:hAnsi="Arial" w:cs="Arial"/>
+        </w:rPr>
+      </w:pPr>
+      <w:r>
+        <w:rPr>
+          <w:rFonts w:ascii="Arial" w:hAnsi="Arial" w:cs="Arial"/>
+        </w:rPr>
+        <w:t>Con esos precios, los 32.7 TB de almacenamiento costarían unos 751 USD al mes en S3 Standard, 118 en Glacier Flexible, 588 en Blob Hot y 32 en Blob Archive, así que la línea de 1,750 a 1,800 USD del ejemplo cubre el almacenamiento más solicitudes y replicación. Para el WAF, con 1 ACL, 20 reglas y unos 1,000 millones de solicitudes al mes</w:t>
+      </w:r>
+      <w:r>
+        <w:rPr>
+          <w:rFonts w:ascii="Arial" w:hAnsi="Arial" w:cs="Arial"/>
+        </w:rPr>
+        <w:t xml:space="preserve"> </w:t>
+      </w:r>
+      <w:r>
+        <w:rPr>
+          <w:rFonts w:ascii="Arial" w:hAnsi="Arial" w:cs="Arial"/>
+        </w:rPr>
+        <w:t>serían 625 USD, dentro de lo que cuesta la línea de seguridad y red. En la base de datos, un D8ds_v5 con alta disponibilidad ronda los 1,040 USD, así que los 11,800 USD de Azure equivalen a unas 11 instancias de ese tamaño: el ejemplo asume un clúster con réplicas, no un servidor solo.</w:t>
+      </w:r>
+    </w:p>
+    <w:p>
+      <w:pPr>
+        <w:rPr>
+          <w:rFonts w:ascii="Arial" w:hAnsi="Arial" w:cs="Arial"/>
+        </w:rPr>
+      </w:pPr>
+      <w:r>
+        <w:rPr>
+          <w:rFonts w:ascii="Arial" w:hAnsi="Arial" w:cs="Arial"/>
+        </w:rPr>
+        <w:lastRenderedPageBreak/>
+        <w:t>Costo por millón de transaccione</w:t>
+      </w:r>
+      <w:r>
+        <w:rPr>
+          <w:rFonts w:ascii="Arial" w:hAnsi="Arial" w:cs="Arial"/>
+        </w:rPr>
+        <w:t>s</w:t>
+      </w:r>
+    </w:p>
+    <w:p>
+      <w:pPr>
+        <w:rPr>
+          <w:rFonts w:ascii="Arial" w:hAnsi="Arial" w:cs="Arial"/>
+        </w:rPr>
+      </w:pPr>
+      <w:r>
+        <w:rPr>
+          <w:rFonts w:ascii="Arial" w:hAnsi="Arial" w:cs="Arial"/>
+        </w:rPr>
+        <w:t>En Azure son 22,850 USD entre 15 millones de boletos, o sea 0.0015 USD por boleto: unos 1,523 USD por millón de boletos y 3,808 USD por millón de compras. En AWS son 0.0016 USD por boleto: 1,600 USD por millón de boletos y 4,000 USD por millón de compras.</w:t>
+      </w:r>
+      <w:r>
+        <w:rPr>
+          <w:rFonts w:ascii="Arial" w:hAnsi="Arial" w:cs="Arial"/>
+        </w:rPr>
+        <w:t xml:space="preserve"> </w:t>
+      </w:r>
+    </w:p>
+    <w:p>
+      <w:pPr>
+        <w:rPr>
+          <w:rFonts w:ascii="Arial" w:hAnsi="Arial" w:cs="Arial"/>
+        </w:rPr>
+      </w:pPr>
+      <w:r>
+        <w:rPr>
+          <w:rFonts w:ascii="Arial" w:hAnsi="Arial" w:cs="Arial"/>
+        </w:rPr>
+        <w:t>Proyección a 3 años</w:t>
+      </w:r>
+    </w:p>
+    <w:p>
+      <w:pPr>
+        <w:rPr>
+          <w:rFonts w:ascii="Arial" w:hAnsi="Arial" w:cs="Arial"/>
+        </w:rPr>
+      </w:pPr>
+      <w:r>
+        <w:rPr>
+          <w:rFonts w:ascii="Arial" w:hAnsi="Arial" w:cs="Arial"/>
+        </w:rPr>
+        <w:t>Usamos un CAPEX inicial de 15,000 USD (consultoría de arquitectura e implementación, igual en ambos proveedores) y un crecimiento del OPEX de 10% por año.</w:t>
+      </w:r>
+    </w:p>
+    <w:tbl>
+      <w:tblPr>
+        <w:tblStyle w:val="Tablaconcuadrcula"/>
+        <w:tblW w:w="0" w:type="auto"/>
+        <w:tblLook w:val="04A0" w:firstRow="1" w:lastRow="0" w:firstColumn="1" w:lastColumn="0" w:noHBand="0" w:noVBand="1"/>
+      </w:tblPr>
+      <w:tblGrid>
+        <w:gridCol w:w="1586"/>
+        <w:gridCol w:w="1012"/>
+        <w:gridCol w:w="1012"/>
+      </w:tblGrid>
+      <w:tr>
+        <w:tc>
+          <w:tcPr>
+            <w:tcW w:w="0" w:type="auto"/>
+            <w:hideMark/>
+          </w:tcPr>
+          <w:p>
+            <w:pPr>
+              <w:spacing w:after="160" w:line="259" w:lineRule="auto"/>
+              <w:rPr>
+                <w:rFonts w:ascii="Arial" w:hAnsi="Arial" w:cs="Arial"/>
+              </w:rPr>
+            </w:pPr>
+            <w:r>
+              <w:rPr>
+                <w:rFonts w:ascii="Arial" w:hAnsi="Arial" w:cs="Arial"/>
+              </w:rPr>
+              <w:t>Concepto</w:t>
+            </w:r>
+          </w:p>
+        </w:tc>
+        <w:tc>
+          <w:tcPr>
+            <w:tcW w:w="0" w:type="auto"/>
+            <w:hideMark/>
+          </w:tcPr>
+          <w:p>
+            <w:pPr>
+              <w:spacing w:after="160" w:line="259" w:lineRule="auto"/>
+              <w:rPr>
+                <w:rFonts w:ascii="Arial" w:hAnsi="Arial" w:cs="Arial"/>
+              </w:rPr>
+            </w:pPr>
+            <w:r>
+              <w:rPr>
+                <w:rFonts w:ascii="Arial" w:hAnsi="Arial" w:cs="Arial"/>
+              </w:rPr>
+              <w:t>Azure</w:t>
+            </w:r>
+          </w:p>
+        </w:tc>
+        <w:tc>
+          <w:tcPr>
+            <w:tcW w:w="0" w:type="auto"/>
+            <w:hideMark/>
+          </w:tcPr>
+          <w:p>
+            <w:pPr>
+              <w:spacing w:after="160" w:line="259" w:lineRule="auto"/>
+              <w:rPr>
+                <w:rFonts w:ascii="Arial" w:hAnsi="Arial" w:cs="Arial"/>
+              </w:rPr>
+            </w:pPr>
+            <w:r>
+              <w:rPr>
+                <w:rFonts w:ascii="Arial" w:hAnsi="Arial" w:cs="Arial"/>
+              </w:rPr>
+              <w:t>AWS</w:t>
+            </w:r>
+          </w:p>
+        </w:tc>
+      </w:tr>
+      <w:tr>
+        <w:tc>
+          <w:tcPr>
+            <w:tcW w:w="0" w:type="auto"/>
+            <w:hideMark/>
+          </w:tcPr>
+          <w:p>
+            <w:pPr>
+              <w:spacing w:after="160" w:line="259" w:lineRule="auto"/>
+              <w:rPr>
+                <w:rFonts w:ascii="Arial" w:hAnsi="Arial" w:cs="Arial"/>
+              </w:rPr>
+            </w:pPr>
+            <w:r>
+              <w:rPr>
+                <w:rFonts w:ascii="Arial" w:hAnsi="Arial" w:cs="Arial"/>
+              </w:rPr>
+              <w:t>CAPEX</w:t>
+            </w:r>
+          </w:p>
+        </w:tc>
+        <w:tc>
+          <w:tcPr>
+            <w:tcW w:w="0" w:type="auto"/>
+            <w:hideMark/>
+          </w:tcPr>
+          <w:p>
+            <w:pPr>
+              <w:spacing w:after="160" w:line="259" w:lineRule="auto"/>
+              <w:rPr>
+                <w:rFonts w:ascii="Arial" w:hAnsi="Arial" w:cs="Arial"/>
+              </w:rPr>
+            </w:pPr>
+            <w:r>
+              <w:rPr>
+                <w:rFonts w:ascii="Arial" w:hAnsi="Arial" w:cs="Arial"/>
+              </w:rPr>
+              <w:t>15,000</w:t>
+            </w:r>
+          </w:p>
+        </w:tc>
+        <w:tc>
+          <w:tcPr>
+            <w:tcW w:w="0" w:type="auto"/>
+            <w:hideMark/>
+          </w:tcPr>
+          <w:p>
+            <w:pPr>
+              <w:spacing w:after="160" w:line="259" w:lineRule="auto"/>
+              <w:rPr>
+                <w:rFonts w:ascii="Arial" w:hAnsi="Arial" w:cs="Arial"/>
+              </w:rPr>
+            </w:pPr>
+            <w:r>
+              <w:rPr>
+                <w:rFonts w:ascii="Arial" w:hAnsi="Arial" w:cs="Arial"/>
+              </w:rPr>
+              <w:t>15,000</w:t>
+            </w:r>
+          </w:p>
+        </w:tc>
+      </w:tr>
+      <w:tr>
+        <w:tc>
+          <w:tcPr>
+            <w:tcW w:w="0" w:type="auto"/>
+            <w:hideMark/>
+          </w:tcPr>
+          <w:p>
+            <w:pPr>
+              <w:spacing w:after="160" w:line="259" w:lineRule="auto"/>
+              <w:rPr>
+                <w:rFonts w:ascii="Arial" w:hAnsi="Arial" w:cs="Arial"/>
+              </w:rPr>
+            </w:pPr>
+            <w:r>
+              <w:rPr>
+                <w:rFonts w:ascii="Arial" w:hAnsi="Arial" w:cs="Arial"/>
+              </w:rPr>
+              <w:t>OPEX año 1</w:t>
+            </w:r>
+          </w:p>
+        </w:tc>
+        <w:tc>
+          <w:tcPr>
+            <w:tcW w:w="0" w:type="auto"/>
+            <w:hideMark/>
+          </w:tcPr>
+          <w:p>
+            <w:pPr>
+              <w:spacing w:after="160" w:line="259" w:lineRule="auto"/>
+              <w:rPr>
+                <w:rFonts w:ascii="Arial" w:hAnsi="Arial" w:cs="Arial"/>
+              </w:rPr>
+            </w:pPr>
+            <w:r>
+              <w:rPr>
+                <w:rFonts w:ascii="Arial" w:hAnsi="Arial" w:cs="Arial"/>
+              </w:rPr>
+              <w:t>274,200</w:t>
+            </w:r>
+          </w:p>
+        </w:tc>
+        <w:tc>
+          <w:tcPr>
+            <w:tcW w:w="0" w:type="auto"/>
+            <w:hideMark/>
+          </w:tcPr>
+          <w:p>
+            <w:pPr>
+              <w:spacing w:after="160" w:line="259" w:lineRule="auto"/>
+              <w:rPr>
+                <w:rFonts w:ascii="Arial" w:hAnsi="Arial" w:cs="Arial"/>
+              </w:rPr>
+            </w:pPr>
+            <w:r>
+              <w:rPr>
+                <w:rFonts w:ascii="Arial" w:hAnsi="Arial" w:cs="Arial"/>
+              </w:rPr>
+              <w:t>288,000</w:t>
+            </w:r>
+          </w:p>
+        </w:tc>
+      </w:tr>
+      <w:tr>
+        <w:tc>
+          <w:tcPr>
+            <w:tcW w:w="0" w:type="auto"/>
+            <w:hideMark/>
+          </w:tcPr>
+          <w:p>
+            <w:pPr>
+              <w:spacing w:after="160" w:line="259" w:lineRule="auto"/>
+              <w:rPr>
+                <w:rFonts w:ascii="Arial" w:hAnsi="Arial" w:cs="Arial"/>
+              </w:rPr>
+            </w:pPr>
+            <w:r>
+              <w:rPr>
+                <w:rFonts w:ascii="Arial" w:hAnsi="Arial" w:cs="Arial"/>
+              </w:rPr>
+              <w:t>OPEX año 2</w:t>
+            </w:r>
+          </w:p>
+        </w:tc>
+        <w:tc>
+          <w:tcPr>
+            <w:tcW w:w="0" w:type="auto"/>
+            <w:hideMark/>
+          </w:tcPr>
+          <w:p>
+            <w:pPr>
+              <w:spacing w:after="160" w:line="259" w:lineRule="auto"/>
+              <w:rPr>
+                <w:rFonts w:ascii="Arial" w:hAnsi="Arial" w:cs="Arial"/>
+              </w:rPr>
+            </w:pPr>
+            <w:r>
+              <w:rPr>
+                <w:rFonts w:ascii="Arial" w:hAnsi="Arial" w:cs="Arial"/>
+              </w:rPr>
+              <w:t>301,620</w:t>
+            </w:r>
+          </w:p>
+        </w:tc>
+        <w:tc>
+          <w:tcPr>
+            <w:tcW w:w="0" w:type="auto"/>
+            <w:hideMark/>
+          </w:tcPr>
+          <w:p>
+            <w:pPr>
+              <w:spacing w:after="160" w:line="259" w:lineRule="auto"/>
+              <w:rPr>
+                <w:rFonts w:ascii="Arial" w:hAnsi="Arial" w:cs="Arial"/>
+              </w:rPr>
+            </w:pPr>
+            <w:r>
+              <w:rPr>
+                <w:rFonts w:ascii="Arial" w:hAnsi="Arial" w:cs="Arial"/>
+              </w:rPr>
+              <w:t>316,800</w:t>
+            </w:r>
+          </w:p>
+        </w:tc>
+      </w:tr>
+      <w:tr>
+        <w:tc>
+          <w:tcPr>
+            <w:tcW w:w="0" w:type="auto"/>
+            <w:hideMark/>
+          </w:tcPr>
+          <w:p>
+            <w:pPr>
+              <w:spacing w:after="160" w:line="259" w:lineRule="auto"/>
+              <w:rPr>
+                <w:rFonts w:ascii="Arial" w:hAnsi="Arial" w:cs="Arial"/>
+              </w:rPr>
+            </w:pPr>
+            <w:r>
+              <w:rPr>
+                <w:rFonts w:ascii="Arial" w:hAnsi="Arial" w:cs="Arial"/>
+              </w:rPr>
+              <w:t>OPEX año 3</w:t>
+            </w:r>
+          </w:p>
+        </w:tc>
+        <w:tc>
+          <w:tcPr>
+            <w:tcW w:w="0" w:type="auto"/>
+            <w:hideMark/>
+          </w:tcPr>
+          <w:p>
+            <w:pPr>
+              <w:spacing w:after="160" w:line="259" w:lineRule="auto"/>
+              <w:rPr>
+                <w:rFonts w:ascii="Arial" w:hAnsi="Arial" w:cs="Arial"/>
+              </w:rPr>
+            </w:pPr>
+            <w:r>
+              <w:rPr>
+                <w:rFonts w:ascii="Arial" w:hAnsi="Arial" w:cs="Arial"/>
+              </w:rPr>
+              <w:t>331,782</w:t>
+            </w:r>
+          </w:p>
+        </w:tc>
+        <w:tc>
+          <w:tcPr>
+            <w:tcW w:w="0" w:type="auto"/>
+            <w:hideMark/>
+          </w:tcPr>
+          <w:p>
+            <w:pPr>
+              <w:spacing w:after="160" w:line="259" w:lineRule="auto"/>
+              <w:rPr>
+                <w:rFonts w:ascii="Arial" w:hAnsi="Arial" w:cs="Arial"/>
+              </w:rPr>
+            </w:pPr>
+            <w:r>
+              <w:rPr>
+                <w:rFonts w:ascii="Arial" w:hAnsi="Arial" w:cs="Arial"/>
+              </w:rPr>
+              <w:t>348,480</w:t>
+            </w:r>
+          </w:p>
+        </w:tc>
+      </w:tr>
+      <w:tr>
+        <w:tc>
+          <w:tcPr>
+            <w:tcW w:w="0" w:type="auto"/>
+            <w:hideMark/>
+          </w:tcPr>
+          <w:p>
+            <w:pPr>
+              <w:spacing w:after="160" w:line="259" w:lineRule="auto"/>
+              <w:rPr>
+                <w:rFonts w:ascii="Arial" w:hAnsi="Arial" w:cs="Arial"/>
+              </w:rPr>
+            </w:pPr>
+            <w:proofErr w:type="gramStart"/>
+            <w:r>
+              <w:rPr>
+                <w:rFonts w:ascii="Arial" w:hAnsi="Arial" w:cs="Arial"/>
+              </w:rPr>
+              <w:t>Total</w:t>
+            </w:r>
+            <w:proofErr w:type="gramEnd"/>
+            <w:r>
+              <w:rPr>
+                <w:rFonts w:ascii="Arial" w:hAnsi="Arial" w:cs="Arial"/>
+              </w:rPr>
+              <w:t xml:space="preserve"> a 3 años</w:t>
+            </w:r>
+          </w:p>
+        </w:tc>
+        <w:tc>
+          <w:tcPr>
+            <w:tcW w:w="0" w:type="auto"/>
+            <w:hideMark/>
+          </w:tcPr>
+          <w:p>
+            <w:pPr>
+              <w:spacing w:after="160" w:line="259" w:lineRule="auto"/>
+              <w:rPr>
+                <w:rFonts w:ascii="Arial" w:hAnsi="Arial" w:cs="Arial"/>
+              </w:rPr>
+            </w:pPr>
+            <w:r>
+              <w:rPr>
+                <w:rFonts w:ascii="Arial" w:hAnsi="Arial" w:cs="Arial"/>
+              </w:rPr>
+              <w:t>922,602</w:t>
+            </w:r>
+          </w:p>
+        </w:tc>
+        <w:tc>
+          <w:tcPr>
+            <w:tcW w:w="0" w:type="auto"/>
+            <w:hideMark/>
+          </w:tcPr>
+          <w:p>
+            <w:pPr>
+              <w:spacing w:after="160" w:line="259" w:lineRule="auto"/>
+              <w:rPr>
+                <w:rFonts w:ascii="Arial" w:hAnsi="Arial" w:cs="Arial"/>
+              </w:rPr>
+            </w:pPr>
+            <w:r>
+              <w:rPr>
+                <w:rFonts w:ascii="Arial" w:hAnsi="Arial" w:cs="Arial"/>
+              </w:rPr>
+              <w:t>968,280</w:t>
+            </w:r>
+          </w:p>
+        </w:tc>
+      </w:tr>
+    </w:tbl>
+    <w:p>
+      <w:pPr>
+        <w:rPr>
+          <w:rFonts w:ascii="Arial" w:hAnsi="Arial" w:cs="Arial"/>
+        </w:rPr>
+      </w:pPr>
+    </w:p>
+    <w:p>
+      <w:pPr>
+        <w:rPr>
+          <w:rFonts w:ascii="Arial" w:hAnsi="Arial" w:cs="Arial"/>
+        </w:rPr>
+      </w:pPr>
+      <w:r>
+        <w:rPr>
+          <w:rFonts w:ascii="Arial" w:hAnsi="Arial" w:cs="Arial"/>
+        </w:rPr>
+        <w:t>Retorno de la inversión</w:t>
+      </w:r>
+    </w:p>
+    <w:p>
+      <w:pPr>
+        <w:rPr>
+          <w:rFonts w:ascii="Arial" w:hAnsi="Arial" w:cs="Arial"/>
+        </w:rPr>
+      </w:pPr>
+      <w:r>
+        <w:rPr>
+          <w:rFonts w:ascii="Arial" w:hAnsi="Arial" w:cs="Arial"/>
+        </w:rPr>
+        <w:t>La infraestructura cuesta unos 0.0015 USD por boleto procesado y asegurado. Si suponemos un precio promedio de 10 USD por boleto, las ventas serían de unos 150 millones de USD al mes, o unos 208,000 USD por hora en promedio, y bastante más durante un estreno. Los 922,602 USD de 3 años equivalen a unas 4.4 horas de ventas promedio, y una sola caída en un estreno mundial costaría más que eso. La arquitectura legada además traería doble venta, fuga de tarjetas e incumplimiento de PCI-DSS.</w:t>
+      </w:r>
+    </w:p>
+    <w:p>
+      <w:pPr>
+        <w:rPr>
+          <w:rFonts w:ascii="Arial" w:hAnsi="Arial" w:cs="Arial"/>
+        </w:rPr>
+      </w:pPr>
+      <w:r>
+        <w:rPr>
+          <w:rFonts w:ascii="Arial" w:hAnsi="Arial" w:cs="Arial"/>
+        </w:rPr>
+        <w:t>Proveedor seleccionado</w:t>
+      </w:r>
+    </w:p>
+    <w:p>
+      <w:pPr>
+        <w:rPr>
+          <w:rFonts w:ascii="Arial" w:hAnsi="Arial" w:cs="Arial"/>
+        </w:rPr>
+      </w:pPr>
+      <w:r>
+        <w:rPr>
+          <w:rFonts w:ascii="Arial" w:hAnsi="Arial" w:cs="Arial"/>
+        </w:rPr>
+        <w:t>Elegimos Azure porque sale 1,150 USD más barato al mes (4.8%), unos 45,678 USD menos en 3 años, y ofrece base de datos PostgreSQL administrada con alta disponibilidad, almacenamiento por niveles y WAF. AWS es una alternativa viable, solo que un 5% más cara.</w:t>
+      </w:r>
+    </w:p>
+    <w:p>
+      <w:pPr>
+        <w:rPr>
+          <w:rFonts w:ascii="Arial" w:hAnsi="Arial" w:cs="Arial"/>
+        </w:rPr>
+      </w:pPr>
+    </w:p>
+    <w:p>
+      <w:pPr>
+        <w:rPr>
+          <w:rFonts w:ascii="Arial" w:hAnsi="Arial" w:cs="Arial"/>
+        </w:rPr>
+      </w:pPr>
+    </w:p>
+    <w:p>
+      <w:pPr>
+        <w:rPr>
+          <w:rFonts w:ascii="Arial" w:hAnsi="Arial" w:cs="Arial"/>
+        </w:rPr>
+      </w:pPr>
+    </w:p>
+    <w:p>
+      <w:pPr>
+        <w:rPr>
+          <w:rFonts w:ascii="Arial" w:hAnsi="Arial" w:cs="Arial"/>
+        </w:rPr>
+      </w:pPr>
+    </w:p>
+    <w:p>
+      <w:pPr>
+        <w:rPr>
+          <w:rFonts w:ascii="Arial" w:hAnsi="Arial" w:cs="Arial"/>
+        </w:rPr>
+      </w:pPr>
+    </w:p>
+    <w:p>
+      <w:pPr>
+        <w:rPr>
+          <w:rFonts w:ascii="Arial" w:hAnsi="Arial" w:cs="Arial"/>
+        </w:rPr>
+      </w:pPr>
+    </w:p>
+    <w:p>
+      <w:pPr>
+        <w:rPr>
+          <w:rFonts w:ascii="Arial" w:hAnsi="Arial" w:cs="Arial"/>
+        </w:rPr>
+      </w:pPr>
+    </w:p>
+    <w:p>
+      <w:pPr>
+        <w:rPr>
+          <w:rFonts w:ascii="Arial" w:hAnsi="Arial" w:cs="Arial"/>
+        </w:rPr>
+      </w:pPr>
+      <w:r>
+        <w:rPr>
+          <w:rFonts w:ascii="Arial" w:hAnsi="Arial" w:cs="Arial"/>
+        </w:rPr>
+        <w:lastRenderedPageBreak/>
+        <w:t>1.3 Factibilidad operativa</w:t>
+      </w:r>
+    </w:p>
+    <w:p>
+      <w:pPr>
+        <w:rPr>
+          <w:rFonts w:ascii="Arial" w:hAnsi="Arial" w:cs="Arial"/>
+        </w:rPr>
+      </w:pPr>
+      <w:r>
+        <w:rPr>
+          <w:rFonts w:ascii="Arial" w:hAnsi="Arial" w:cs="Arial"/>
+        </w:rPr>
+        <w:t xml:space="preserve">La solución necesita un equipo de operación (DevOps y DBA) con monitoreo y soporte durante los estrenos, guías para atender incidentes y pruebas de carga antes de cada estreno grande. También hay que capacitar al personal de taquilla, puerta y contabilidad según su rol. La migración se haría por fases: primero unos cines piloto y después el resto, para no depender de una sola fecha de cambio. Como son servicios administrados, parches, respaldos y </w:t>
+      </w:r>
+      <w:proofErr w:type="spellStart"/>
+      <w:r>
+        <w:rPr>
+          <w:rFonts w:ascii="Arial" w:hAnsi="Arial" w:cs="Arial"/>
+        </w:rPr>
+        <w:t>failover</w:t>
+      </w:r>
+      <w:proofErr w:type="spellEnd"/>
+      <w:r>
+        <w:rPr>
+          <w:rFonts w:ascii="Arial" w:hAnsi="Arial" w:cs="Arial"/>
+        </w:rPr>
+        <w:t xml:space="preserve"> los maneja el proveedor, y eso baja mucho el trabajo de operación.</w:t>
+      </w:r>
+    </w:p>
+    <w:p>
+      <w:pPr>
+        <w:rPr>
+          <w:rFonts w:ascii="Arial" w:hAnsi="Arial" w:cs="Arial"/>
+        </w:rPr>
+      </w:pPr>
+      <w:r>
+        <w:rPr>
+          <w:rFonts w:ascii="Arial" w:hAnsi="Arial" w:cs="Arial"/>
+        </w:rPr>
+        <w:t>1.4 Análisis de riesgos</w:t>
+      </w:r>
+    </w:p>
+    <w:tbl>
+      <w:tblPr>
+        <w:tblStyle w:val="Tablaconcuadrcula"/>
+        <w:tblW w:w="0" w:type="auto"/>
+        <w:tblInd w:w="-289" w:type="dxa"/>
+        <w:tblLook w:val="04A0" w:firstRow="1" w:lastRow="0" w:firstColumn="1" w:lastColumn="0" w:noHBand="0" w:noVBand="1"/>
+      </w:tblPr>
+      <w:tblGrid>
+        <w:gridCol w:w="755"/>
+        <w:gridCol w:w="1908"/>
+        <w:gridCol w:w="1440"/>
+        <w:gridCol w:w="999"/>
+        <w:gridCol w:w="2729"/>
+        <w:gridCol w:w="1286"/>
+      </w:tblGrid>
+      <w:tr>
+        <w:tc>
+          <w:tcPr>
+            <w:tcW w:w="755" w:type="dxa"/>
+            <w:hideMark/>
+          </w:tcPr>
+          <w:p>
+            <w:pPr>
+              <w:spacing w:after="160" w:line="259" w:lineRule="auto"/>
+              <w:rPr>
+                <w:rFonts w:ascii="Arial" w:hAnsi="Arial" w:cs="Arial"/>
+              </w:rPr>
+            </w:pPr>
+            <w:r>
+              <w:rPr>
+                <w:rFonts w:ascii="Arial" w:hAnsi="Arial" w:cs="Arial"/>
+              </w:rPr>
+              <w:t>ID</w:t>
+            </w:r>
+          </w:p>
+        </w:tc>
+        <w:tc>
+          <w:tcPr>
+            <w:tcW w:w="0" w:type="auto"/>
+            <w:hideMark/>
+          </w:tcPr>
+          <w:p>
+            <w:pPr>
+              <w:spacing w:after="160" w:line="259" w:lineRule="auto"/>
+              <w:rPr>
+                <w:rFonts w:ascii="Arial" w:hAnsi="Arial" w:cs="Arial"/>
+              </w:rPr>
+            </w:pPr>
+            <w:r>
+              <w:rPr>
+                <w:rFonts w:ascii="Arial" w:hAnsi="Arial" w:cs="Arial"/>
+              </w:rPr>
+              <w:t>Descripción del riesgo</w:t>
+            </w:r>
+          </w:p>
+        </w:tc>
+        <w:tc>
+          <w:tcPr>
+            <w:tcW w:w="0" w:type="auto"/>
+            <w:hideMark/>
+          </w:tcPr>
+          <w:p>
+            <w:pPr>
+              <w:spacing w:after="160" w:line="259" w:lineRule="auto"/>
+              <w:rPr>
+                <w:rFonts w:ascii="Arial" w:hAnsi="Arial" w:cs="Arial"/>
+              </w:rPr>
+            </w:pPr>
+            <w:r>
+              <w:rPr>
+                <w:rFonts w:ascii="Arial" w:hAnsi="Arial" w:cs="Arial"/>
+              </w:rPr>
+              <w:t>Probabilidad</w:t>
+            </w:r>
+          </w:p>
+        </w:tc>
+        <w:tc>
+          <w:tcPr>
+            <w:tcW w:w="0" w:type="auto"/>
+            <w:hideMark/>
+          </w:tcPr>
+          <w:p>
+            <w:pPr>
+              <w:spacing w:after="160" w:line="259" w:lineRule="auto"/>
+              <w:rPr>
+                <w:rFonts w:ascii="Arial" w:hAnsi="Arial" w:cs="Arial"/>
+              </w:rPr>
+            </w:pPr>
+            <w:r>
+              <w:rPr>
+                <w:rFonts w:ascii="Arial" w:hAnsi="Arial" w:cs="Arial"/>
+              </w:rPr>
+              <w:t>Impacto</w:t>
+            </w:r>
+          </w:p>
+        </w:tc>
+        <w:tc>
+          <w:tcPr>
+            <w:tcW w:w="0" w:type="auto"/>
+            <w:hideMark/>
+          </w:tcPr>
+          <w:p>
+            <w:pPr>
+              <w:spacing w:after="160" w:line="259" w:lineRule="auto"/>
+              <w:rPr>
+                <w:rFonts w:ascii="Arial" w:hAnsi="Arial" w:cs="Arial"/>
+              </w:rPr>
+            </w:pPr>
+            <w:r>
+              <w:rPr>
+                <w:rFonts w:ascii="Arial" w:hAnsi="Arial" w:cs="Arial"/>
+              </w:rPr>
+              <w:t>Estrategia de mitigación / Plan de respaldo (DRP)</w:t>
+            </w:r>
+          </w:p>
+        </w:tc>
+        <w:tc>
+          <w:tcPr>
+            <w:tcW w:w="0" w:type="auto"/>
+            <w:hideMark/>
+          </w:tcPr>
+          <w:p>
+            <w:pPr>
+              <w:spacing w:after="160" w:line="259" w:lineRule="auto"/>
+              <w:rPr>
+                <w:rFonts w:ascii="Arial" w:hAnsi="Arial" w:cs="Arial"/>
+              </w:rPr>
+            </w:pPr>
+            <w:r>
+              <w:rPr>
+                <w:rFonts w:ascii="Arial" w:hAnsi="Arial" w:cs="Arial"/>
+              </w:rPr>
+              <w:t>RTO / RPO objetivo</w:t>
+            </w:r>
+          </w:p>
+        </w:tc>
+      </w:tr>
+      <w:tr>
+        <w:tc>
+          <w:tcPr>
+            <w:tcW w:w="755" w:type="dxa"/>
+            <w:hideMark/>
+          </w:tcPr>
+          <w:p>
+            <w:pPr>
+              <w:spacing w:after="160" w:line="259" w:lineRule="auto"/>
+              <w:rPr>
+                <w:rFonts w:ascii="Arial" w:hAnsi="Arial" w:cs="Arial"/>
+              </w:rPr>
+            </w:pPr>
+            <w:r>
+              <w:rPr>
+                <w:rFonts w:ascii="Arial" w:hAnsi="Arial" w:cs="Arial"/>
+              </w:rPr>
+              <w:t>R-01</w:t>
+            </w:r>
+          </w:p>
+        </w:tc>
+        <w:tc>
+          <w:tcPr>
+            <w:tcW w:w="0" w:type="auto"/>
+            <w:hideMark/>
+          </w:tcPr>
+          <w:p>
+            <w:pPr>
+              <w:spacing w:after="160" w:line="259" w:lineRule="auto"/>
+              <w:rPr>
+                <w:rFonts w:ascii="Arial" w:hAnsi="Arial" w:cs="Arial"/>
+              </w:rPr>
+            </w:pPr>
+            <w:r>
+              <w:rPr>
+                <w:rFonts w:ascii="Arial" w:hAnsi="Arial" w:cs="Arial"/>
+              </w:rPr>
+              <w:t>Caída de la instancia principal de BD durante el estreno</w:t>
+            </w:r>
+          </w:p>
+        </w:tc>
+        <w:tc>
+          <w:tcPr>
+            <w:tcW w:w="0" w:type="auto"/>
+            <w:hideMark/>
+          </w:tcPr>
+          <w:p>
+            <w:pPr>
+              <w:spacing w:after="160" w:line="259" w:lineRule="auto"/>
+              <w:rPr>
+                <w:rFonts w:ascii="Arial" w:hAnsi="Arial" w:cs="Arial"/>
+              </w:rPr>
+            </w:pPr>
+            <w:r>
+              <w:rPr>
+                <w:rFonts w:ascii="Arial" w:hAnsi="Arial" w:cs="Arial"/>
+              </w:rPr>
+              <w:t>Media</w:t>
+            </w:r>
+          </w:p>
+        </w:tc>
+        <w:tc>
+          <w:tcPr>
+            <w:tcW w:w="0" w:type="auto"/>
+            <w:hideMark/>
+          </w:tcPr>
+          <w:p>
+            <w:pPr>
+              <w:spacing w:after="160" w:line="259" w:lineRule="auto"/>
+              <w:rPr>
+                <w:rFonts w:ascii="Arial" w:hAnsi="Arial" w:cs="Arial"/>
+              </w:rPr>
+            </w:pPr>
+            <w:r>
+              <w:rPr>
+                <w:rFonts w:ascii="Arial" w:hAnsi="Arial" w:cs="Arial"/>
+              </w:rPr>
+              <w:t>Crítico</w:t>
+            </w:r>
+          </w:p>
+        </w:tc>
+        <w:tc>
+          <w:tcPr>
+            <w:tcW w:w="0" w:type="auto"/>
+            <w:hideMark/>
+          </w:tcPr>
+          <w:p>
+            <w:pPr>
+              <w:spacing w:after="160" w:line="259" w:lineRule="auto"/>
+              <w:rPr>
+                <w:rFonts w:ascii="Arial" w:hAnsi="Arial" w:cs="Arial"/>
+              </w:rPr>
+            </w:pPr>
+            <w:proofErr w:type="spellStart"/>
+            <w:r>
+              <w:rPr>
+                <w:rFonts w:ascii="Arial" w:hAnsi="Arial" w:cs="Arial"/>
+              </w:rPr>
+              <w:t>Failover</w:t>
+            </w:r>
+            <w:proofErr w:type="spellEnd"/>
+            <w:r>
+              <w:rPr>
+                <w:rFonts w:ascii="Arial" w:hAnsi="Arial" w:cs="Arial"/>
+              </w:rPr>
+              <w:t xml:space="preserve"> automático a una réplica en otra zona y réplica multirregión</w:t>
+            </w:r>
+          </w:p>
+        </w:tc>
+        <w:tc>
+          <w:tcPr>
+            <w:tcW w:w="0" w:type="auto"/>
+            <w:hideMark/>
+          </w:tcPr>
+          <w:p>
+            <w:pPr>
+              <w:spacing w:after="160" w:line="259" w:lineRule="auto"/>
+              <w:rPr>
+                <w:rFonts w:ascii="Arial" w:hAnsi="Arial" w:cs="Arial"/>
+              </w:rPr>
+            </w:pPr>
+            <w:r>
+              <w:rPr>
+                <w:rFonts w:ascii="Arial" w:hAnsi="Arial" w:cs="Arial"/>
+              </w:rPr>
+              <w:t>RTO &lt; 5 min / RPO ≈ 0</w:t>
+            </w:r>
+          </w:p>
+        </w:tc>
+      </w:tr>
+      <w:tr>
+        <w:tc>
+          <w:tcPr>
+            <w:tcW w:w="755" w:type="dxa"/>
+            <w:hideMark/>
+          </w:tcPr>
+          <w:p>
+            <w:pPr>
+              <w:spacing w:after="160" w:line="259" w:lineRule="auto"/>
+              <w:rPr>
+                <w:rFonts w:ascii="Arial" w:hAnsi="Arial" w:cs="Arial"/>
+              </w:rPr>
+            </w:pPr>
+            <w:r>
+              <w:rPr>
+                <w:rFonts w:ascii="Arial" w:hAnsi="Arial" w:cs="Arial"/>
+              </w:rPr>
+              <w:t>R-02</w:t>
+            </w:r>
+          </w:p>
+        </w:tc>
+        <w:tc>
+          <w:tcPr>
+            <w:tcW w:w="0" w:type="auto"/>
+            <w:hideMark/>
+          </w:tcPr>
+          <w:p>
+            <w:pPr>
+              <w:spacing w:after="160" w:line="259" w:lineRule="auto"/>
+              <w:rPr>
+                <w:rFonts w:ascii="Arial" w:hAnsi="Arial" w:cs="Arial"/>
+              </w:rPr>
+            </w:pPr>
+            <w:r>
+              <w:rPr>
+                <w:rFonts w:ascii="Arial" w:hAnsi="Arial" w:cs="Arial"/>
+              </w:rPr>
+              <w:t>Caída o rechazo masivo de la pasarela de pago</w:t>
+            </w:r>
+          </w:p>
+        </w:tc>
+        <w:tc>
+          <w:tcPr>
+            <w:tcW w:w="0" w:type="auto"/>
+            <w:hideMark/>
+          </w:tcPr>
+          <w:p>
+            <w:pPr>
+              <w:spacing w:after="160" w:line="259" w:lineRule="auto"/>
+              <w:rPr>
+                <w:rFonts w:ascii="Arial" w:hAnsi="Arial" w:cs="Arial"/>
+              </w:rPr>
+            </w:pPr>
+            <w:r>
+              <w:rPr>
+                <w:rFonts w:ascii="Arial" w:hAnsi="Arial" w:cs="Arial"/>
+              </w:rPr>
+              <w:t>Media</w:t>
+            </w:r>
+          </w:p>
+        </w:tc>
+        <w:tc>
+          <w:tcPr>
+            <w:tcW w:w="0" w:type="auto"/>
+            <w:hideMark/>
+          </w:tcPr>
+          <w:p>
+            <w:pPr>
+              <w:spacing w:after="160" w:line="259" w:lineRule="auto"/>
+              <w:rPr>
+                <w:rFonts w:ascii="Arial" w:hAnsi="Arial" w:cs="Arial"/>
+              </w:rPr>
+            </w:pPr>
+            <w:r>
+              <w:rPr>
+                <w:rFonts w:ascii="Arial" w:hAnsi="Arial" w:cs="Arial"/>
+              </w:rPr>
+              <w:t>Crítico</w:t>
+            </w:r>
+          </w:p>
+        </w:tc>
+        <w:tc>
+          <w:tcPr>
+            <w:tcW w:w="0" w:type="auto"/>
+            <w:hideMark/>
+          </w:tcPr>
+          <w:p>
+            <w:pPr>
+              <w:spacing w:after="160" w:line="259" w:lineRule="auto"/>
+              <w:rPr>
+                <w:rFonts w:ascii="Arial" w:hAnsi="Arial" w:cs="Arial"/>
+              </w:rPr>
+            </w:pPr>
+            <w:r>
+              <w:rPr>
+                <w:rFonts w:ascii="Arial" w:hAnsi="Arial" w:cs="Arial"/>
+              </w:rPr>
+              <w:t>Pasarela secundaria con cambio automático, reintentos con clave de idempotencia y liberación de asientos según RN-10</w:t>
+            </w:r>
+          </w:p>
+        </w:tc>
+        <w:tc>
+          <w:tcPr>
+            <w:tcW w:w="0" w:type="auto"/>
+            <w:hideMark/>
+          </w:tcPr>
+          <w:p>
+            <w:pPr>
+              <w:spacing w:after="160" w:line="259" w:lineRule="auto"/>
+              <w:rPr>
+                <w:rFonts w:ascii="Arial" w:hAnsi="Arial" w:cs="Arial"/>
+              </w:rPr>
+            </w:pPr>
+            <w:r>
+              <w:rPr>
+                <w:rFonts w:ascii="Arial" w:hAnsi="Arial" w:cs="Arial"/>
+              </w:rPr>
+              <w:t>RTO &lt; 5 min / RPO 0</w:t>
+            </w:r>
+          </w:p>
+        </w:tc>
+      </w:tr>
+      <w:tr>
+        <w:tc>
+          <w:tcPr>
+            <w:tcW w:w="755" w:type="dxa"/>
+            <w:hideMark/>
+          </w:tcPr>
+          <w:p>
+            <w:pPr>
+              <w:spacing w:after="160" w:line="259" w:lineRule="auto"/>
+              <w:rPr>
+                <w:rFonts w:ascii="Arial" w:hAnsi="Arial" w:cs="Arial"/>
+              </w:rPr>
+            </w:pPr>
+            <w:r>
+              <w:rPr>
+                <w:rFonts w:ascii="Arial" w:hAnsi="Arial" w:cs="Arial"/>
+              </w:rPr>
+              <w:t>R-03</w:t>
+            </w:r>
+          </w:p>
+        </w:tc>
+        <w:tc>
+          <w:tcPr>
+            <w:tcW w:w="0" w:type="auto"/>
+            <w:hideMark/>
+          </w:tcPr>
+          <w:p>
+            <w:pPr>
+              <w:spacing w:after="160" w:line="259" w:lineRule="auto"/>
+              <w:rPr>
+                <w:rFonts w:ascii="Arial" w:hAnsi="Arial" w:cs="Arial"/>
+              </w:rPr>
+            </w:pPr>
+            <w:r>
+              <w:rPr>
+                <w:rFonts w:ascii="Arial" w:hAnsi="Arial" w:cs="Arial"/>
+              </w:rPr>
+              <w:t>Ataque de denegación de servicio (</w:t>
+            </w:r>
+            <w:proofErr w:type="spellStart"/>
+            <w:r>
+              <w:rPr>
+                <w:rFonts w:ascii="Arial" w:hAnsi="Arial" w:cs="Arial"/>
+              </w:rPr>
+              <w:t>DDoS</w:t>
+            </w:r>
+            <w:proofErr w:type="spellEnd"/>
+            <w:r>
+              <w:rPr>
+                <w:rFonts w:ascii="Arial" w:hAnsi="Arial" w:cs="Arial"/>
+              </w:rPr>
+              <w:t>)</w:t>
+            </w:r>
+          </w:p>
+        </w:tc>
+        <w:tc>
+          <w:tcPr>
+            <w:tcW w:w="0" w:type="auto"/>
+            <w:hideMark/>
+          </w:tcPr>
+          <w:p>
+            <w:pPr>
+              <w:spacing w:after="160" w:line="259" w:lineRule="auto"/>
+              <w:rPr>
+                <w:rFonts w:ascii="Arial" w:hAnsi="Arial" w:cs="Arial"/>
+              </w:rPr>
+            </w:pPr>
+            <w:r>
+              <w:rPr>
+                <w:rFonts w:ascii="Arial" w:hAnsi="Arial" w:cs="Arial"/>
+              </w:rPr>
+              <w:t>Alta</w:t>
+            </w:r>
+          </w:p>
+        </w:tc>
+        <w:tc>
+          <w:tcPr>
+            <w:tcW w:w="0" w:type="auto"/>
+            <w:hideMark/>
+          </w:tcPr>
+          <w:p>
+            <w:pPr>
+              <w:spacing w:after="160" w:line="259" w:lineRule="auto"/>
+              <w:rPr>
+                <w:rFonts w:ascii="Arial" w:hAnsi="Arial" w:cs="Arial"/>
+              </w:rPr>
+            </w:pPr>
+            <w:r>
+              <w:rPr>
+                <w:rFonts w:ascii="Arial" w:hAnsi="Arial" w:cs="Arial"/>
+              </w:rPr>
+              <w:t>Crítico</w:t>
+            </w:r>
+          </w:p>
+        </w:tc>
+        <w:tc>
+          <w:tcPr>
+            <w:tcW w:w="0" w:type="auto"/>
+            <w:hideMark/>
+          </w:tcPr>
+          <w:p>
+            <w:pPr>
+              <w:spacing w:after="160" w:line="259" w:lineRule="auto"/>
+              <w:rPr>
+                <w:rFonts w:ascii="Arial" w:hAnsi="Arial" w:cs="Arial"/>
+              </w:rPr>
+            </w:pPr>
+            <w:r>
+              <w:rPr>
+                <w:rFonts w:ascii="Arial" w:hAnsi="Arial" w:cs="Arial"/>
+              </w:rPr>
+              <w:t>WAF, CDN, límite de solicitudes por IP y sala de espera virtual</w:t>
+            </w:r>
+          </w:p>
+        </w:tc>
+        <w:tc>
+          <w:tcPr>
+            <w:tcW w:w="0" w:type="auto"/>
+            <w:hideMark/>
+          </w:tcPr>
+          <w:p>
+            <w:pPr>
+              <w:spacing w:after="160" w:line="259" w:lineRule="auto"/>
+              <w:rPr>
+                <w:rFonts w:ascii="Arial" w:hAnsi="Arial" w:cs="Arial"/>
+              </w:rPr>
+            </w:pPr>
+            <w:r>
+              <w:rPr>
+                <w:rFonts w:ascii="Arial" w:hAnsi="Arial" w:cs="Arial"/>
+              </w:rPr>
+              <w:t>RTO &lt; 5 min / RPO 0</w:t>
+            </w:r>
+          </w:p>
+        </w:tc>
+      </w:tr>
+      <w:tr>
+        <w:tc>
+          <w:tcPr>
+            <w:tcW w:w="755" w:type="dxa"/>
+            <w:hideMark/>
+          </w:tcPr>
+          <w:p>
+            <w:pPr>
+              <w:spacing w:after="160" w:line="259" w:lineRule="auto"/>
+              <w:rPr>
+                <w:rFonts w:ascii="Arial" w:hAnsi="Arial" w:cs="Arial"/>
+              </w:rPr>
+            </w:pPr>
+            <w:r>
+              <w:rPr>
+                <w:rFonts w:ascii="Arial" w:hAnsi="Arial" w:cs="Arial"/>
+              </w:rPr>
+              <w:t>R-04</w:t>
+            </w:r>
+          </w:p>
+        </w:tc>
+        <w:tc>
+          <w:tcPr>
+            <w:tcW w:w="0" w:type="auto"/>
+            <w:hideMark/>
+          </w:tcPr>
+          <w:p>
+            <w:pPr>
+              <w:spacing w:after="160" w:line="259" w:lineRule="auto"/>
+              <w:rPr>
+                <w:rFonts w:ascii="Arial" w:hAnsi="Arial" w:cs="Arial"/>
+              </w:rPr>
+            </w:pPr>
+            <w:r>
+              <w:rPr>
+                <w:rFonts w:ascii="Arial" w:hAnsi="Arial" w:cs="Arial"/>
+              </w:rPr>
+              <w:t>Pérdida de consistencia del inventario</w:t>
+            </w:r>
+          </w:p>
+        </w:tc>
+        <w:tc>
+          <w:tcPr>
+            <w:tcW w:w="0" w:type="auto"/>
+            <w:hideMark/>
+          </w:tcPr>
+          <w:p>
+            <w:pPr>
+              <w:spacing w:after="160" w:line="259" w:lineRule="auto"/>
+              <w:rPr>
+                <w:rFonts w:ascii="Arial" w:hAnsi="Arial" w:cs="Arial"/>
+              </w:rPr>
+            </w:pPr>
+            <w:r>
+              <w:rPr>
+                <w:rFonts w:ascii="Arial" w:hAnsi="Arial" w:cs="Arial"/>
+              </w:rPr>
+              <w:t>Media</w:t>
+            </w:r>
+          </w:p>
+        </w:tc>
+        <w:tc>
+          <w:tcPr>
+            <w:tcW w:w="0" w:type="auto"/>
+            <w:hideMark/>
+          </w:tcPr>
+          <w:p>
+            <w:pPr>
+              <w:spacing w:after="160" w:line="259" w:lineRule="auto"/>
+              <w:rPr>
+                <w:rFonts w:ascii="Arial" w:hAnsi="Arial" w:cs="Arial"/>
+              </w:rPr>
+            </w:pPr>
+            <w:r>
+              <w:rPr>
+                <w:rFonts w:ascii="Arial" w:hAnsi="Arial" w:cs="Arial"/>
+              </w:rPr>
+              <w:t>Crítico</w:t>
+            </w:r>
+          </w:p>
+        </w:tc>
+        <w:tc>
+          <w:tcPr>
+            <w:tcW w:w="0" w:type="auto"/>
+            <w:hideMark/>
+          </w:tcPr>
+          <w:p>
+            <w:pPr>
+              <w:spacing w:after="160" w:line="259" w:lineRule="auto"/>
+              <w:rPr>
+                <w:rFonts w:ascii="Arial" w:hAnsi="Arial" w:cs="Arial"/>
+              </w:rPr>
+            </w:pPr>
+            <w:r>
+              <w:rPr>
+                <w:rFonts w:ascii="Arial" w:hAnsi="Arial" w:cs="Arial"/>
+              </w:rPr>
+              <w:t>Restricción UNIQUE</w:t>
+            </w:r>
+            <w:r>
+              <w:rPr>
+                <w:rFonts w:ascii="Arial" w:hAnsi="Arial" w:cs="Arial"/>
+              </w:rPr>
+              <w:t>,</w:t>
+            </w:r>
+            <w:r>
+              <w:rPr>
+                <w:rFonts w:ascii="Arial" w:hAnsi="Arial" w:cs="Arial"/>
+              </w:rPr>
+              <w:t xml:space="preserve"> transacciones ACID, expiración automática de bloqueos y pruebas de concurrencia con 20 a 50 solicitudes simultáneas</w:t>
+            </w:r>
+          </w:p>
+        </w:tc>
+        <w:tc>
+          <w:tcPr>
+            <w:tcW w:w="0" w:type="auto"/>
+            <w:hideMark/>
+          </w:tcPr>
+          <w:p>
+            <w:pPr>
+              <w:spacing w:after="160" w:line="259" w:lineRule="auto"/>
+              <w:rPr>
+                <w:rFonts w:ascii="Arial" w:hAnsi="Arial" w:cs="Arial"/>
+              </w:rPr>
+            </w:pPr>
+            <w:r>
+              <w:rPr>
+                <w:rFonts w:ascii="Arial" w:hAnsi="Arial" w:cs="Arial"/>
+              </w:rPr>
+              <w:t>Preventivo / RPO 0</w:t>
+            </w:r>
+          </w:p>
+        </w:tc>
+      </w:tr>
+      <w:tr>
+        <w:tc>
+          <w:tcPr>
+            <w:tcW w:w="755" w:type="dxa"/>
+            <w:hideMark/>
+          </w:tcPr>
+          <w:p>
+            <w:pPr>
+              <w:spacing w:after="160" w:line="259" w:lineRule="auto"/>
+              <w:rPr>
+                <w:rFonts w:ascii="Arial" w:hAnsi="Arial" w:cs="Arial"/>
+              </w:rPr>
+            </w:pPr>
+            <w:r>
+              <w:rPr>
+                <w:rFonts w:ascii="Arial" w:hAnsi="Arial" w:cs="Arial"/>
+              </w:rPr>
+              <w:t>R-05</w:t>
+            </w:r>
+          </w:p>
+        </w:tc>
+        <w:tc>
+          <w:tcPr>
+            <w:tcW w:w="0" w:type="auto"/>
+            <w:hideMark/>
+          </w:tcPr>
+          <w:p>
+            <w:pPr>
+              <w:spacing w:after="160" w:line="259" w:lineRule="auto"/>
+              <w:rPr>
+                <w:rFonts w:ascii="Arial" w:hAnsi="Arial" w:cs="Arial"/>
+              </w:rPr>
+            </w:pPr>
+            <w:r>
+              <w:rPr>
+                <w:rFonts w:ascii="Arial" w:hAnsi="Arial" w:cs="Arial"/>
+              </w:rPr>
+              <w:t>Saturación por el pico de 50,000 TPS</w:t>
+            </w:r>
+          </w:p>
+        </w:tc>
+        <w:tc>
+          <w:tcPr>
+            <w:tcW w:w="0" w:type="auto"/>
+            <w:hideMark/>
+          </w:tcPr>
+          <w:p>
+            <w:pPr>
+              <w:spacing w:after="160" w:line="259" w:lineRule="auto"/>
+              <w:rPr>
+                <w:rFonts w:ascii="Arial" w:hAnsi="Arial" w:cs="Arial"/>
+              </w:rPr>
+            </w:pPr>
+            <w:r>
+              <w:rPr>
+                <w:rFonts w:ascii="Arial" w:hAnsi="Arial" w:cs="Arial"/>
+              </w:rPr>
+              <w:t>Alta</w:t>
+            </w:r>
+          </w:p>
+        </w:tc>
+        <w:tc>
+          <w:tcPr>
+            <w:tcW w:w="0" w:type="auto"/>
+            <w:hideMark/>
+          </w:tcPr>
+          <w:p>
+            <w:pPr>
+              <w:spacing w:after="160" w:line="259" w:lineRule="auto"/>
+              <w:rPr>
+                <w:rFonts w:ascii="Arial" w:hAnsi="Arial" w:cs="Arial"/>
+              </w:rPr>
+            </w:pPr>
+            <w:r>
+              <w:rPr>
+                <w:rFonts w:ascii="Arial" w:hAnsi="Arial" w:cs="Arial"/>
+              </w:rPr>
+              <w:t>Crítico</w:t>
+            </w:r>
+          </w:p>
+        </w:tc>
+        <w:tc>
+          <w:tcPr>
+            <w:tcW w:w="0" w:type="auto"/>
+            <w:hideMark/>
+          </w:tcPr>
+          <w:p>
+            <w:pPr>
+              <w:spacing w:after="160" w:line="259" w:lineRule="auto"/>
+              <w:rPr>
+                <w:rFonts w:ascii="Arial" w:hAnsi="Arial" w:cs="Arial"/>
+              </w:rPr>
+            </w:pPr>
+            <w:proofErr w:type="spellStart"/>
+            <w:r>
+              <w:rPr>
+                <w:rFonts w:ascii="Arial" w:hAnsi="Arial" w:cs="Arial"/>
+              </w:rPr>
+              <w:t>Autoescalado</w:t>
+            </w:r>
+            <w:proofErr w:type="spellEnd"/>
+            <w:r>
+              <w:rPr>
+                <w:rFonts w:ascii="Arial" w:hAnsi="Arial" w:cs="Arial"/>
+              </w:rPr>
+              <w:t>, réplicas de lectura, caché de disponibilidad, colas y pruebas de carga antes del estreno</w:t>
+            </w:r>
+          </w:p>
+        </w:tc>
+        <w:tc>
+          <w:tcPr>
+            <w:tcW w:w="0" w:type="auto"/>
+            <w:hideMark/>
+          </w:tcPr>
+          <w:p>
+            <w:pPr>
+              <w:spacing w:after="160" w:line="259" w:lineRule="auto"/>
+              <w:rPr>
+                <w:rFonts w:ascii="Arial" w:hAnsi="Arial" w:cs="Arial"/>
+              </w:rPr>
+            </w:pPr>
+            <w:r>
+              <w:rPr>
+                <w:rFonts w:ascii="Arial" w:hAnsi="Arial" w:cs="Arial"/>
+              </w:rPr>
+              <w:t>RTO &lt; 5 min / RPO 0</w:t>
+            </w:r>
+          </w:p>
+        </w:tc>
+      </w:tr>
+      <w:tr>
+        <w:tc>
+          <w:tcPr>
+            <w:tcW w:w="755" w:type="dxa"/>
+            <w:hideMark/>
+          </w:tcPr>
+          <w:p>
+            <w:pPr>
+              <w:spacing w:after="160" w:line="259" w:lineRule="auto"/>
+              <w:rPr>
+                <w:rFonts w:ascii="Arial" w:hAnsi="Arial" w:cs="Arial"/>
+              </w:rPr>
+            </w:pPr>
+            <w:r>
+              <w:rPr>
+                <w:rFonts w:ascii="Arial" w:hAnsi="Arial" w:cs="Arial"/>
+              </w:rPr>
+              <w:t>R-06</w:t>
+            </w:r>
+          </w:p>
+        </w:tc>
+        <w:tc>
+          <w:tcPr>
+            <w:tcW w:w="0" w:type="auto"/>
+            <w:hideMark/>
+          </w:tcPr>
+          <w:p>
+            <w:pPr>
+              <w:spacing w:after="160" w:line="259" w:lineRule="auto"/>
+              <w:rPr>
+                <w:rFonts w:ascii="Arial" w:hAnsi="Arial" w:cs="Arial"/>
+              </w:rPr>
+            </w:pPr>
+            <w:r>
+              <w:rPr>
+                <w:rFonts w:ascii="Arial" w:hAnsi="Arial" w:cs="Arial"/>
+              </w:rPr>
+              <w:t>Fuga de datos de pago o personales</w:t>
+            </w:r>
+          </w:p>
+        </w:tc>
+        <w:tc>
+          <w:tcPr>
+            <w:tcW w:w="0" w:type="auto"/>
+            <w:hideMark/>
+          </w:tcPr>
+          <w:p>
+            <w:pPr>
+              <w:spacing w:after="160" w:line="259" w:lineRule="auto"/>
+              <w:rPr>
+                <w:rFonts w:ascii="Arial" w:hAnsi="Arial" w:cs="Arial"/>
+              </w:rPr>
+            </w:pPr>
+            <w:r>
+              <w:rPr>
+                <w:rFonts w:ascii="Arial" w:hAnsi="Arial" w:cs="Arial"/>
+              </w:rPr>
+              <w:t>Baja</w:t>
+            </w:r>
+          </w:p>
+        </w:tc>
+        <w:tc>
+          <w:tcPr>
+            <w:tcW w:w="0" w:type="auto"/>
+            <w:hideMark/>
+          </w:tcPr>
+          <w:p>
+            <w:pPr>
+              <w:spacing w:after="160" w:line="259" w:lineRule="auto"/>
+              <w:rPr>
+                <w:rFonts w:ascii="Arial" w:hAnsi="Arial" w:cs="Arial"/>
+              </w:rPr>
+            </w:pPr>
+            <w:r>
+              <w:rPr>
+                <w:rFonts w:ascii="Arial" w:hAnsi="Arial" w:cs="Arial"/>
+              </w:rPr>
+              <w:t>Crítico</w:t>
+            </w:r>
+          </w:p>
+        </w:tc>
+        <w:tc>
+          <w:tcPr>
+            <w:tcW w:w="0" w:type="auto"/>
+            <w:hideMark/>
+          </w:tcPr>
+          <w:p>
+            <w:pPr>
+              <w:spacing w:after="160" w:line="259" w:lineRule="auto"/>
+              <w:rPr>
+                <w:rFonts w:ascii="Arial" w:hAnsi="Arial" w:cs="Arial"/>
+              </w:rPr>
+            </w:pPr>
+            <w:r>
+              <w:rPr>
+                <w:rFonts w:ascii="Arial" w:hAnsi="Arial" w:cs="Arial"/>
+              </w:rPr>
+              <w:t>Pasarela certificada PCI-DSS</w:t>
+            </w:r>
+            <w:r>
+              <w:rPr>
+                <w:rFonts w:ascii="Arial" w:hAnsi="Arial" w:cs="Arial"/>
+              </w:rPr>
+              <w:t xml:space="preserve">, </w:t>
+            </w:r>
+            <w:r>
+              <w:rPr>
+                <w:rFonts w:ascii="Arial" w:hAnsi="Arial" w:cs="Arial"/>
+              </w:rPr>
+              <w:t>sin PAN ni CVV en la BD, TLS, cifrado en reposo, RBAC y auditoría</w:t>
+            </w:r>
+          </w:p>
+        </w:tc>
+        <w:tc>
+          <w:tcPr>
+            <w:tcW w:w="0" w:type="auto"/>
+            <w:hideMark/>
+          </w:tcPr>
+          <w:p>
+            <w:pPr>
+              <w:spacing w:after="160" w:line="259" w:lineRule="auto"/>
+              <w:rPr>
+                <w:rFonts w:ascii="Arial" w:hAnsi="Arial" w:cs="Arial"/>
+              </w:rPr>
+            </w:pPr>
+            <w:r>
+              <w:rPr>
+                <w:rFonts w:ascii="Arial" w:hAnsi="Arial" w:cs="Arial"/>
+              </w:rPr>
+              <w:t>Preventivo / RPO 0</w:t>
+            </w:r>
+          </w:p>
+        </w:tc>
+      </w:tr>
+      <w:tr>
+        <w:tc>
+          <w:tcPr>
+            <w:tcW w:w="755" w:type="dxa"/>
+            <w:hideMark/>
+          </w:tcPr>
+          <w:p>
+            <w:pPr>
+              <w:spacing w:after="160" w:line="259" w:lineRule="auto"/>
+              <w:rPr>
+                <w:rFonts w:ascii="Arial" w:hAnsi="Arial" w:cs="Arial"/>
+              </w:rPr>
+            </w:pPr>
+            <w:r>
+              <w:rPr>
+                <w:rFonts w:ascii="Arial" w:hAnsi="Arial" w:cs="Arial"/>
+              </w:rPr>
+              <w:lastRenderedPageBreak/>
+              <w:t>R-07</w:t>
+            </w:r>
+          </w:p>
+        </w:tc>
+        <w:tc>
+          <w:tcPr>
+            <w:tcW w:w="0" w:type="auto"/>
+            <w:hideMark/>
+          </w:tcPr>
+          <w:p>
+            <w:pPr>
+              <w:spacing w:after="160" w:line="259" w:lineRule="auto"/>
+              <w:rPr>
+                <w:rFonts w:ascii="Arial" w:hAnsi="Arial" w:cs="Arial"/>
+              </w:rPr>
+            </w:pPr>
+            <w:r>
+              <w:rPr>
+                <w:rFonts w:ascii="Arial" w:hAnsi="Arial" w:cs="Arial"/>
+              </w:rPr>
+              <w:t>Corrupción o borrado de datos, accidental o malicioso</w:t>
+            </w:r>
+          </w:p>
+        </w:tc>
+        <w:tc>
+          <w:tcPr>
+            <w:tcW w:w="0" w:type="auto"/>
+            <w:hideMark/>
+          </w:tcPr>
+          <w:p>
+            <w:pPr>
+              <w:spacing w:after="160" w:line="259" w:lineRule="auto"/>
+              <w:rPr>
+                <w:rFonts w:ascii="Arial" w:hAnsi="Arial" w:cs="Arial"/>
+              </w:rPr>
+            </w:pPr>
+            <w:r>
+              <w:rPr>
+                <w:rFonts w:ascii="Arial" w:hAnsi="Arial" w:cs="Arial"/>
+              </w:rPr>
+              <w:t>Baja</w:t>
+            </w:r>
+          </w:p>
+        </w:tc>
+        <w:tc>
+          <w:tcPr>
+            <w:tcW w:w="0" w:type="auto"/>
+            <w:hideMark/>
+          </w:tcPr>
+          <w:p>
+            <w:pPr>
+              <w:spacing w:after="160" w:line="259" w:lineRule="auto"/>
+              <w:rPr>
+                <w:rFonts w:ascii="Arial" w:hAnsi="Arial" w:cs="Arial"/>
+              </w:rPr>
+            </w:pPr>
+            <w:r>
+              <w:rPr>
+                <w:rFonts w:ascii="Arial" w:hAnsi="Arial" w:cs="Arial"/>
+              </w:rPr>
+              <w:t>Crítico</w:t>
+            </w:r>
+          </w:p>
+        </w:tc>
+        <w:tc>
+          <w:tcPr>
+            <w:tcW w:w="0" w:type="auto"/>
+            <w:hideMark/>
+          </w:tcPr>
+          <w:p>
+            <w:pPr>
+              <w:spacing w:after="160" w:line="259" w:lineRule="auto"/>
+              <w:rPr>
+                <w:rFonts w:ascii="Arial" w:hAnsi="Arial" w:cs="Arial"/>
+              </w:rPr>
+            </w:pPr>
+            <w:r>
+              <w:rPr>
+                <w:rFonts w:ascii="Arial" w:hAnsi="Arial" w:cs="Arial"/>
+              </w:rPr>
+              <w:t>Restauración a un punto en el tiempo (PITR), respaldos inmutables, bitácoras de solo inserción y privilegios mínimos</w:t>
+            </w:r>
+          </w:p>
+        </w:tc>
+        <w:tc>
+          <w:tcPr>
+            <w:tcW w:w="0" w:type="auto"/>
+            <w:hideMark/>
+          </w:tcPr>
+          <w:p>
+            <w:pPr>
+              <w:spacing w:after="160" w:line="259" w:lineRule="auto"/>
+              <w:rPr>
+                <w:rFonts w:ascii="Arial" w:hAnsi="Arial" w:cs="Arial"/>
+              </w:rPr>
+            </w:pPr>
+            <w:r>
+              <w:rPr>
+                <w:rFonts w:ascii="Arial" w:hAnsi="Arial" w:cs="Arial"/>
+              </w:rPr>
+              <w:t>RTO &lt; 1 h / RPO ≤ 5 min</w:t>
+            </w:r>
+          </w:p>
+        </w:tc>
+      </w:tr>
+      <w:tr>
+        <w:tc>
+          <w:tcPr>
+            <w:tcW w:w="755" w:type="dxa"/>
+            <w:hideMark/>
+          </w:tcPr>
+          <w:p>
+            <w:pPr>
+              <w:spacing w:after="160" w:line="259" w:lineRule="auto"/>
+              <w:rPr>
+                <w:rFonts w:ascii="Arial" w:hAnsi="Arial" w:cs="Arial"/>
+              </w:rPr>
+            </w:pPr>
+            <w:r>
+              <w:rPr>
+                <w:rFonts w:ascii="Arial" w:hAnsi="Arial" w:cs="Arial"/>
+              </w:rPr>
+              <w:t>R-08</w:t>
+            </w:r>
+          </w:p>
+        </w:tc>
+        <w:tc>
+          <w:tcPr>
+            <w:tcW w:w="0" w:type="auto"/>
+            <w:hideMark/>
+          </w:tcPr>
+          <w:p>
+            <w:pPr>
+              <w:spacing w:after="160" w:line="259" w:lineRule="auto"/>
+              <w:rPr>
+                <w:rFonts w:ascii="Arial" w:hAnsi="Arial" w:cs="Arial"/>
+              </w:rPr>
+            </w:pPr>
+            <w:r>
+              <w:rPr>
+                <w:rFonts w:ascii="Arial" w:hAnsi="Arial" w:cs="Arial"/>
+              </w:rPr>
+              <w:t>Falla de una zona o región completa del proveedor</w:t>
+            </w:r>
+          </w:p>
+        </w:tc>
+        <w:tc>
+          <w:tcPr>
+            <w:tcW w:w="0" w:type="auto"/>
+            <w:hideMark/>
+          </w:tcPr>
+          <w:p>
+            <w:pPr>
+              <w:spacing w:after="160" w:line="259" w:lineRule="auto"/>
+              <w:rPr>
+                <w:rFonts w:ascii="Arial" w:hAnsi="Arial" w:cs="Arial"/>
+              </w:rPr>
+            </w:pPr>
+            <w:r>
+              <w:rPr>
+                <w:rFonts w:ascii="Arial" w:hAnsi="Arial" w:cs="Arial"/>
+              </w:rPr>
+              <w:t>Baja</w:t>
+            </w:r>
+          </w:p>
+        </w:tc>
+        <w:tc>
+          <w:tcPr>
+            <w:tcW w:w="0" w:type="auto"/>
+            <w:hideMark/>
+          </w:tcPr>
+          <w:p>
+            <w:pPr>
+              <w:spacing w:after="160" w:line="259" w:lineRule="auto"/>
+              <w:rPr>
+                <w:rFonts w:ascii="Arial" w:hAnsi="Arial" w:cs="Arial"/>
+              </w:rPr>
+            </w:pPr>
+            <w:r>
+              <w:rPr>
+                <w:rFonts w:ascii="Arial" w:hAnsi="Arial" w:cs="Arial"/>
+              </w:rPr>
+              <w:t>Crítico</w:t>
+            </w:r>
+          </w:p>
+        </w:tc>
+        <w:tc>
+          <w:tcPr>
+            <w:tcW w:w="0" w:type="auto"/>
+            <w:hideMark/>
+          </w:tcPr>
+          <w:p>
+            <w:pPr>
+              <w:spacing w:after="160" w:line="259" w:lineRule="auto"/>
+              <w:rPr>
+                <w:rFonts w:ascii="Arial" w:hAnsi="Arial" w:cs="Arial"/>
+              </w:rPr>
+            </w:pPr>
+            <w:r>
+              <w:rPr>
+                <w:rFonts w:ascii="Arial" w:hAnsi="Arial" w:cs="Arial"/>
+              </w:rPr>
+              <w:t>Despliegue en varias zonas, réplica multirregión y cambio automático de DNS o Front Door</w:t>
+            </w:r>
+          </w:p>
+        </w:tc>
+        <w:tc>
+          <w:tcPr>
+            <w:tcW w:w="0" w:type="auto"/>
+            <w:hideMark/>
+          </w:tcPr>
+          <w:p>
+            <w:pPr>
+              <w:spacing w:after="160" w:line="259" w:lineRule="auto"/>
+              <w:rPr>
+                <w:rFonts w:ascii="Arial" w:hAnsi="Arial" w:cs="Arial"/>
+              </w:rPr>
+            </w:pPr>
+            <w:r>
+              <w:rPr>
+                <w:rFonts w:ascii="Arial" w:hAnsi="Arial" w:cs="Arial"/>
+              </w:rPr>
+              <w:t>RTO &lt; 15 min / RPO ≤ 5 s</w:t>
+            </w:r>
+          </w:p>
+        </w:tc>
+      </w:tr>
+      <w:tr>
+        <w:tc>
+          <w:tcPr>
+            <w:tcW w:w="755" w:type="dxa"/>
+            <w:hideMark/>
+          </w:tcPr>
+          <w:p>
+            <w:pPr>
+              <w:spacing w:after="160" w:line="259" w:lineRule="auto"/>
+              <w:rPr>
+                <w:rFonts w:ascii="Arial" w:hAnsi="Arial" w:cs="Arial"/>
+              </w:rPr>
+            </w:pPr>
+            <w:r>
+              <w:rPr>
+                <w:rFonts w:ascii="Arial" w:hAnsi="Arial" w:cs="Arial"/>
+              </w:rPr>
+              <w:t>R-09</w:t>
+            </w:r>
+          </w:p>
+        </w:tc>
+        <w:tc>
+          <w:tcPr>
+            <w:tcW w:w="0" w:type="auto"/>
+            <w:hideMark/>
+          </w:tcPr>
+          <w:p>
+            <w:pPr>
+              <w:spacing w:after="160" w:line="259" w:lineRule="auto"/>
+              <w:rPr>
+                <w:rFonts w:ascii="Arial" w:hAnsi="Arial" w:cs="Arial"/>
+              </w:rPr>
+            </w:pPr>
+            <w:r>
+              <w:rPr>
+                <w:rFonts w:ascii="Arial" w:hAnsi="Arial" w:cs="Arial"/>
+              </w:rPr>
+              <w:t>Fraude en puerta con QR duplicado o falsificado</w:t>
+            </w:r>
+          </w:p>
+        </w:tc>
+        <w:tc>
+          <w:tcPr>
+            <w:tcW w:w="0" w:type="auto"/>
+            <w:hideMark/>
+          </w:tcPr>
+          <w:p>
+            <w:pPr>
+              <w:spacing w:after="160" w:line="259" w:lineRule="auto"/>
+              <w:rPr>
+                <w:rFonts w:ascii="Arial" w:hAnsi="Arial" w:cs="Arial"/>
+              </w:rPr>
+            </w:pPr>
+            <w:r>
+              <w:rPr>
+                <w:rFonts w:ascii="Arial" w:hAnsi="Arial" w:cs="Arial"/>
+              </w:rPr>
+              <w:t>Media</w:t>
+            </w:r>
+          </w:p>
+        </w:tc>
+        <w:tc>
+          <w:tcPr>
+            <w:tcW w:w="0" w:type="auto"/>
+            <w:hideMark/>
+          </w:tcPr>
+          <w:p>
+            <w:pPr>
+              <w:spacing w:after="160" w:line="259" w:lineRule="auto"/>
+              <w:rPr>
+                <w:rFonts w:ascii="Arial" w:hAnsi="Arial" w:cs="Arial"/>
+              </w:rPr>
+            </w:pPr>
+            <w:r>
+              <w:rPr>
+                <w:rFonts w:ascii="Arial" w:hAnsi="Arial" w:cs="Arial"/>
+              </w:rPr>
+              <w:t>Medio</w:t>
+            </w:r>
+          </w:p>
+        </w:tc>
+        <w:tc>
+          <w:tcPr>
+            <w:tcW w:w="0" w:type="auto"/>
+            <w:hideMark/>
+          </w:tcPr>
+          <w:p>
+            <w:pPr>
+              <w:spacing w:after="160" w:line="259" w:lineRule="auto"/>
+              <w:rPr>
+                <w:rFonts w:ascii="Arial" w:hAnsi="Arial" w:cs="Arial"/>
+              </w:rPr>
+            </w:pPr>
+            <w:r>
+              <w:rPr>
+                <w:rFonts w:ascii="Arial" w:hAnsi="Arial" w:cs="Arial"/>
+              </w:rPr>
+              <w:t xml:space="preserve">QR firmado y único, validación de un solo uso (RN-14) y registro en </w:t>
+            </w:r>
+            <w:proofErr w:type="spellStart"/>
+            <w:r>
+              <w:rPr>
+                <w:rFonts w:ascii="Arial" w:hAnsi="Arial" w:cs="Arial"/>
+              </w:rPr>
+              <w:t>acceso_puerta_log</w:t>
+            </w:r>
+            <w:proofErr w:type="spellEnd"/>
+          </w:p>
+        </w:tc>
+        <w:tc>
+          <w:tcPr>
+            <w:tcW w:w="0" w:type="auto"/>
+            <w:hideMark/>
+          </w:tcPr>
+          <w:p>
+            <w:pPr>
+              <w:spacing w:after="160" w:line="259" w:lineRule="auto"/>
+              <w:rPr>
+                <w:rFonts w:ascii="Arial" w:hAnsi="Arial" w:cs="Arial"/>
+              </w:rPr>
+            </w:pPr>
+            <w:r>
+              <w:rPr>
+                <w:rFonts w:ascii="Arial" w:hAnsi="Arial" w:cs="Arial"/>
+              </w:rPr>
+              <w:t>Preventivo / RPO 0</w:t>
+            </w:r>
+          </w:p>
+        </w:tc>
+      </w:tr>
+      <w:tr>
+        <w:tc>
+          <w:tcPr>
+            <w:tcW w:w="755" w:type="dxa"/>
+            <w:hideMark/>
+          </w:tcPr>
+          <w:p>
+            <w:pPr>
+              <w:spacing w:after="160" w:line="259" w:lineRule="auto"/>
+              <w:rPr>
+                <w:rFonts w:ascii="Arial" w:hAnsi="Arial" w:cs="Arial"/>
+              </w:rPr>
+            </w:pPr>
+            <w:r>
+              <w:rPr>
+                <w:rFonts w:ascii="Arial" w:hAnsi="Arial" w:cs="Arial"/>
+              </w:rPr>
+              <w:t>R-10</w:t>
+            </w:r>
+          </w:p>
+        </w:tc>
+        <w:tc>
+          <w:tcPr>
+            <w:tcW w:w="0" w:type="auto"/>
+            <w:hideMark/>
+          </w:tcPr>
+          <w:p>
+            <w:pPr>
+              <w:spacing w:after="160" w:line="259" w:lineRule="auto"/>
+              <w:rPr>
+                <w:rFonts w:ascii="Arial" w:hAnsi="Arial" w:cs="Arial"/>
+              </w:rPr>
+            </w:pPr>
+            <w:r>
+              <w:rPr>
+                <w:rFonts w:ascii="Arial" w:hAnsi="Arial" w:cs="Arial"/>
+              </w:rPr>
+              <w:t>Modificación indebida por un administrador</w:t>
+            </w:r>
+          </w:p>
+        </w:tc>
+        <w:tc>
+          <w:tcPr>
+            <w:tcW w:w="0" w:type="auto"/>
+            <w:hideMark/>
+          </w:tcPr>
+          <w:p>
+            <w:pPr>
+              <w:spacing w:after="160" w:line="259" w:lineRule="auto"/>
+              <w:rPr>
+                <w:rFonts w:ascii="Arial" w:hAnsi="Arial" w:cs="Arial"/>
+              </w:rPr>
+            </w:pPr>
+            <w:r>
+              <w:rPr>
+                <w:rFonts w:ascii="Arial" w:hAnsi="Arial" w:cs="Arial"/>
+              </w:rPr>
+              <w:t>Baja</w:t>
+            </w:r>
+          </w:p>
+        </w:tc>
+        <w:tc>
+          <w:tcPr>
+            <w:tcW w:w="0" w:type="auto"/>
+            <w:hideMark/>
+          </w:tcPr>
+          <w:p>
+            <w:pPr>
+              <w:spacing w:after="160" w:line="259" w:lineRule="auto"/>
+              <w:rPr>
+                <w:rFonts w:ascii="Arial" w:hAnsi="Arial" w:cs="Arial"/>
+              </w:rPr>
+            </w:pPr>
+            <w:r>
+              <w:rPr>
+                <w:rFonts w:ascii="Arial" w:hAnsi="Arial" w:cs="Arial"/>
+              </w:rPr>
+              <w:t>Crítico</w:t>
+            </w:r>
+          </w:p>
+        </w:tc>
+        <w:tc>
+          <w:tcPr>
+            <w:tcW w:w="0" w:type="auto"/>
+            <w:hideMark/>
+          </w:tcPr>
+          <w:p>
+            <w:pPr>
+              <w:spacing w:after="160" w:line="259" w:lineRule="auto"/>
+              <w:rPr>
+                <w:rFonts w:ascii="Arial" w:hAnsi="Arial" w:cs="Arial"/>
+              </w:rPr>
+            </w:pPr>
+            <w:r>
+              <w:rPr>
+                <w:rFonts w:ascii="Arial" w:hAnsi="Arial" w:cs="Arial"/>
+              </w:rPr>
+              <w:t xml:space="preserve">RBAC y bitácora </w:t>
+            </w:r>
+            <w:proofErr w:type="spellStart"/>
+            <w:r>
+              <w:rPr>
+                <w:rFonts w:ascii="Arial" w:hAnsi="Arial" w:cs="Arial"/>
+              </w:rPr>
+              <w:t>admin_operacion_audit</w:t>
+            </w:r>
+            <w:proofErr w:type="spellEnd"/>
+            <w:r>
+              <w:rPr>
+                <w:rFonts w:ascii="Arial" w:hAnsi="Arial" w:cs="Arial"/>
+              </w:rPr>
+              <w:t xml:space="preserve"> con fecha, IP, rol y usuario, más revisión periódica</w:t>
+            </w:r>
+          </w:p>
+        </w:tc>
+        <w:tc>
+          <w:tcPr>
+            <w:tcW w:w="0" w:type="auto"/>
+            <w:hideMark/>
+          </w:tcPr>
+          <w:p>
+            <w:pPr>
+              <w:spacing w:after="160" w:line="259" w:lineRule="auto"/>
+              <w:rPr>
+                <w:rFonts w:ascii="Arial" w:hAnsi="Arial" w:cs="Arial"/>
+              </w:rPr>
+            </w:pPr>
+            <w:r>
+              <w:rPr>
+                <w:rFonts w:ascii="Arial" w:hAnsi="Arial" w:cs="Arial"/>
+              </w:rPr>
+              <w:t>Preventivo / RPO 0</w:t>
+            </w:r>
+          </w:p>
+        </w:tc>
+      </w:tr>
+      <w:tr>
+        <w:tc>
+          <w:tcPr>
+            <w:tcW w:w="755" w:type="dxa"/>
+            <w:hideMark/>
+          </w:tcPr>
+          <w:p>
+            <w:pPr>
+              <w:spacing w:after="160" w:line="259" w:lineRule="auto"/>
+              <w:rPr>
+                <w:rFonts w:ascii="Arial" w:hAnsi="Arial" w:cs="Arial"/>
+              </w:rPr>
+            </w:pPr>
+            <w:r>
+              <w:rPr>
+                <w:rFonts w:ascii="Arial" w:hAnsi="Arial" w:cs="Arial"/>
+              </w:rPr>
+              <w:t>R-11</w:t>
+            </w:r>
+          </w:p>
+        </w:tc>
+        <w:tc>
+          <w:tcPr>
+            <w:tcW w:w="0" w:type="auto"/>
+            <w:hideMark/>
+          </w:tcPr>
+          <w:p>
+            <w:pPr>
+              <w:spacing w:after="160" w:line="259" w:lineRule="auto"/>
+              <w:rPr>
+                <w:rFonts w:ascii="Arial" w:hAnsi="Arial" w:cs="Arial"/>
+              </w:rPr>
+            </w:pPr>
+            <w:r>
+              <w:rPr>
+                <w:rFonts w:ascii="Arial" w:hAnsi="Arial" w:cs="Arial"/>
+              </w:rPr>
+              <w:t>Crecimiento de los logs hasta saturar el almacenamiento</w:t>
+            </w:r>
+          </w:p>
+        </w:tc>
+        <w:tc>
+          <w:tcPr>
+            <w:tcW w:w="0" w:type="auto"/>
+            <w:hideMark/>
+          </w:tcPr>
+          <w:p>
+            <w:pPr>
+              <w:spacing w:after="160" w:line="259" w:lineRule="auto"/>
+              <w:rPr>
+                <w:rFonts w:ascii="Arial" w:hAnsi="Arial" w:cs="Arial"/>
+              </w:rPr>
+            </w:pPr>
+            <w:r>
+              <w:rPr>
+                <w:rFonts w:ascii="Arial" w:hAnsi="Arial" w:cs="Arial"/>
+              </w:rPr>
+              <w:t>Media</w:t>
+            </w:r>
+          </w:p>
+        </w:tc>
+        <w:tc>
+          <w:tcPr>
+            <w:tcW w:w="0" w:type="auto"/>
+            <w:hideMark/>
+          </w:tcPr>
+          <w:p>
+            <w:pPr>
+              <w:spacing w:after="160" w:line="259" w:lineRule="auto"/>
+              <w:rPr>
+                <w:rFonts w:ascii="Arial" w:hAnsi="Arial" w:cs="Arial"/>
+              </w:rPr>
+            </w:pPr>
+            <w:r>
+              <w:rPr>
+                <w:rFonts w:ascii="Arial" w:hAnsi="Arial" w:cs="Arial"/>
+              </w:rPr>
+              <w:t>Medio</w:t>
+            </w:r>
+          </w:p>
+        </w:tc>
+        <w:tc>
+          <w:tcPr>
+            <w:tcW w:w="0" w:type="auto"/>
+            <w:hideMark/>
+          </w:tcPr>
+          <w:p>
+            <w:pPr>
+              <w:spacing w:after="160" w:line="259" w:lineRule="auto"/>
+              <w:rPr>
+                <w:rFonts w:ascii="Arial" w:hAnsi="Arial" w:cs="Arial"/>
+              </w:rPr>
+            </w:pPr>
+            <w:r>
+              <w:rPr>
+                <w:rFonts w:ascii="Arial" w:hAnsi="Arial" w:cs="Arial"/>
+              </w:rPr>
+              <w:t>Particionamiento por fecha, archivado automático a almacenamiento frío y alertas de capacidad</w:t>
+            </w:r>
+          </w:p>
+        </w:tc>
+        <w:tc>
+          <w:tcPr>
+            <w:tcW w:w="0" w:type="auto"/>
+            <w:hideMark/>
+          </w:tcPr>
+          <w:p>
+            <w:pPr>
+              <w:spacing w:after="160" w:line="259" w:lineRule="auto"/>
+              <w:rPr>
+                <w:rFonts w:ascii="Arial" w:hAnsi="Arial" w:cs="Arial"/>
+              </w:rPr>
+            </w:pPr>
+            <w:r>
+              <w:rPr>
+                <w:rFonts w:ascii="Arial" w:hAnsi="Arial" w:cs="Arial"/>
+              </w:rPr>
+              <w:t>N/A / RPO 0</w:t>
+            </w:r>
+          </w:p>
+        </w:tc>
+      </w:tr>
+    </w:tbl>
+    <w:p>
+      <w:pPr>
+        <w:pStyle w:val="Subttulo"/>
+        <w:rPr>
+          <w:rFonts w:ascii="Arial" w:hAnsi="Arial" w:cs="Arial"/>
+          <w:b/>
+          <w:bCs/>
+          <w:color w:val="000000" w:themeColor="text1"/>
+          <w:sz w:val="22"/>
+          <w:szCs w:val="22"/>
+        </w:rPr>
+      </w:pPr>
+    </w:p>
+    <w:p>
+      <w:pPr>
+        <w:pStyle w:val="Subttulo"/>
+        <w:rPr>
+          <w:rFonts w:ascii="Arial" w:hAnsi="Arial" w:cs="Arial"/>
+          <w:b/>
+          <w:bCs/>
+          <w:color w:val="000000" w:themeColor="text1"/>
+          <w:sz w:val="22"/>
+          <w:szCs w:val="22"/>
+        </w:rPr>
+      </w:pPr>
+    </w:p>
+    <w:p>
+      <w:pPr>
+        <w:pStyle w:val="Subttulo"/>
+        <w:rPr>
+          <w:rFonts w:ascii="Arial" w:hAnsi="Arial" w:cs="Arial"/>
+          <w:b/>
+          <w:bCs/>
+          <w:color w:val="000000" w:themeColor="text1"/>
+          <w:sz w:val="22"/>
+          <w:szCs w:val="22"/>
+        </w:rPr>
+      </w:pPr>
+      <w:r>
+        <w:rPr>
+          <w:rFonts w:ascii="Arial" w:hAnsi="Arial" w:cs="Arial"/>
+          <w:b/>
+          <w:bCs/>
+          <w:color w:val="000000" w:themeColor="text1"/>
+          <w:sz w:val="22"/>
+          <w:szCs w:val="22"/>
+        </w:rPr>
+        <w:t>Análisis de requisitos y dimensionamiento de datos</w:t>
       </w:r>
     </w:p>
     <w:p/>
@@ -637,6 +5260,35 @@
     <w:p/>
     <w:p/>
     <w:p/>
+    <w:p/>
+    <w:p/>
+    <w:p/>
+    <w:p/>
+    <w:p>
+      <w:pPr>
+        <w:pStyle w:val="Subttulo"/>
+        <w:rPr>
+          <w:rFonts w:ascii="Arial" w:hAnsi="Arial" w:cs="Arial"/>
+          <w:b/>
+          <w:bCs/>
+          <w:color w:val="000000" w:themeColor="text1"/>
+          <w:sz w:val="22"/>
+          <w:szCs w:val="22"/>
+        </w:rPr>
+      </w:pPr>
+      <w:r>
+        <w:rPr>
+          <w:rFonts w:ascii="Arial" w:hAnsi="Arial" w:cs="Arial"/>
+          <w:b/>
+          <w:bCs/>
+          <w:color w:val="000000" w:themeColor="text1"/>
+          <w:sz w:val="22"/>
+          <w:szCs w:val="22"/>
+        </w:rPr>
+        <w:lastRenderedPageBreak/>
+        <w:t>Referencias:</w:t>
+      </w:r>
+    </w:p>
     <w:p/>
     <w:p/>
     <w:sectPr>
@@ -1803,6 +6455,37 @@
       <w:spacing w:val="5"/>
     </w:rPr>
   </w:style>
+  <w:style w:type="character" w:styleId="nfasissutil">
+    <w:name w:val="Subtle Emphasis"/>
+    <w:basedOn w:val="Fuentedeprrafopredeter"/>
+    <w:uiPriority w:val="19"/>
+    <w:qFormat/>
+    <w:rsid w:val="007523E0"/>
+    <w:rPr>
+      <w:i/>
+      <w:iCs/>
+      <w:color w:val="404040" w:themeColor="text1" w:themeTint="BF"/>
+    </w:rPr>
+  </w:style>
+  <w:style w:type="table" w:styleId="Tablaconcuadrcula">
+    <w:name w:val="Table Grid"/>
+    <w:basedOn w:val="Tablanormal"/>
+    <w:uiPriority w:val="39"/>
+    <w:rsid w:val="006B5B53"/>
+    <w:pPr>
+      <w:spacing w:after="0" w:line="240" w:lineRule="auto"/>
+    </w:pPr>
+    <w:tblPr>
+      <w:tblBorders>
+        <w:top w:val="single" w:sz="4" w:space="0" w:color="auto"/>
+        <w:left w:val="single" w:sz="4" w:space="0" w:color="auto"/>
+        <w:bottom w:val="single" w:sz="4" w:space="0" w:color="auto"/>
+        <w:right w:val="single" w:sz="4" w:space="0" w:color="auto"/>
+        <w:insideH w:val="single" w:sz="4" w:space="0" w:color="auto"/>
+        <w:insideV w:val="single" w:sz="4" w:space="0" w:color="auto"/>
+      </w:tblBorders>
+    </w:tblPr>
+  </w:style>
 </w:styles>
 </file>
 

--- a/Documentación/Documetación II Proyecto BD.docx
+++ b/Documentación/Documetación II Proyecto BD.docx
@@ -374,23 +374,7 @@
     <w:p>
       <w:r>
         <w:tab/>
-        <w:t xml:space="preserve">Tras hacer la evaluación de la infraestructura propuesta por el proveedor saliente contra la carga esperada del estreno mundial, </w:t>
-      </w:r>
-      <w:proofErr w:type="spellStart"/>
-      <w:r>
-        <w:t>esta</w:t>
-      </w:r>
-      <w:proofErr w:type="spellEnd"/>
-      <w:r>
-        <w:t xml:space="preserve"> siendo de 8 millones de usuarios concurrentes, con un pico de 50.000 TPS durante 10min, involucrando transacciones ACID, tener que cumplir PCI-DSS y con retención de auditoria de 5 años, el equipo la rechaza. Ninguno de los 6 componentes cumple con los requisitos mínimos del negocio y varios violan directamente las reglas de negocio y normas de pago. A </w:t>
-      </w:r>
-      <w:proofErr w:type="gramStart"/>
-      <w:r>
-        <w:t>continuación</w:t>
-      </w:r>
-      <w:proofErr w:type="gramEnd"/>
-      <w:r>
-        <w:t xml:space="preserve"> las discrepancias.</w:t>
+        <w:t>Tras hacer la evaluación de la infraestructura propuesta por el proveedor saliente contra la carga esperada del estreno mundial, esta siendo de 8 millones de usuarios concurrentes, con un pico de 50.000 TPS durante 10min, involucrando transacciones ACID, tener que cumplir PCI-DSS y con retención de auditoria de 5 años, el equipo la rechaza. Ninguno de los 6 componentes cumple con los requisitos mínimos del negocio y varios violan directamente las reglas de negocio y normas de pago. A continuación las discrepancias.</w:t>
       </w:r>
     </w:p>
     <w:p>
@@ -457,23 +441,7 @@
         <w:t xml:space="preserve">, es decir </w:t>
       </w:r>
       <w:r>
-        <w:t xml:space="preserve">800 Mbps, 16 veces la capacidad del enlace, y eso sin contar el </w:t>
-      </w:r>
-      <w:proofErr w:type="spellStart"/>
-      <w:r>
-        <w:t>Wi</w:t>
-      </w:r>
-      <w:proofErr w:type="spellEnd"/>
-      <w:r>
-        <w:t xml:space="preserve">-Fi compartido. Un enlace residencial no tiene SLA, ni redundancia, ni protección contra ataques </w:t>
-      </w:r>
-      <w:proofErr w:type="spellStart"/>
-      <w:r>
-        <w:t>DDoS</w:t>
-      </w:r>
-      <w:proofErr w:type="spellEnd"/>
-      <w:r>
-        <w:t>, ni latencia razonable para cines en otros continentes.</w:t>
+        <w:t>800 Mbps, 16 veces la capacidad del enlace, y eso sin contar el Wi-Fi compartido. Un enlace residencial no tiene SLA, ni redundancia, ni protección contra ataques DDoS, ni latencia razonable para cines en otros continentes.</w:t>
       </w:r>
     </w:p>
     <w:p>
@@ -520,16 +488,11 @@
         <w:t>enviarlos en claro a un chat grupal los expone a cualquiera con acceso al grupo. Incumple la RN-09, y el cobro manual por un pasante rompe la atomicidad entre pago y asiento (RN-10 y RN-11). La exposición es legal</w:t>
       </w:r>
       <w:r>
-        <w:t xml:space="preserve"> como multas o </w:t>
-      </w:r>
-      <w:proofErr w:type="gramStart"/>
-      <w:r>
-        <w:t xml:space="preserve">demandas </w:t>
+        <w:t xml:space="preserve"> como multas o demandas </w:t>
       </w:r>
       <w:r>
         <w:t xml:space="preserve"> y</w:t>
       </w:r>
-      <w:proofErr w:type="gramEnd"/>
       <w:r>
         <w:t xml:space="preserve"> además, </w:t>
       </w:r>
@@ -554,29 +517,13 @@
         <w:t xml:space="preserve">. </w:t>
       </w:r>
       <w:r>
-        <w:t xml:space="preserve">No existe plan. Sin </w:t>
-      </w:r>
-      <w:proofErr w:type="spellStart"/>
-      <w:r>
-        <w:t>backups</w:t>
-      </w:r>
-      <w:proofErr w:type="spellEnd"/>
-      <w:r>
-        <w:t xml:space="preserve"> ni réplica, el RPO es toda la información desde la última copia</w:t>
-      </w:r>
-      <w:r>
-        <w:t xml:space="preserve"> que no </w:t>
-      </w:r>
-      <w:proofErr w:type="gramStart"/>
-      <w:r>
-        <w:t xml:space="preserve">existe </w:t>
-      </w:r>
-      <w:r>
-        <w:t xml:space="preserve"> y</w:t>
-      </w:r>
-      <w:proofErr w:type="gramEnd"/>
-      <w:r>
-        <w:t xml:space="preserve"> el RTO es indefinido. Esto contradice el objetivo de disponibilidad</w:t>
+        <w:t>No existe plan. Sin backups ni réplica, el RPO es toda la información desde la última copia</w:t>
+      </w:r>
+      <w:r>
+        <w:t xml:space="preserve"> que no existe </w:t>
+      </w:r>
+      <w:r>
+        <w:t xml:space="preserve"> y el RTO es indefinido. Esto contradice el objetivo de disponibilidad</w:t>
       </w:r>
       <w:r>
         <w:t xml:space="preserve">, que es de </w:t>
@@ -701,21 +648,7 @@
         <w:rPr>
           <w:rFonts w:ascii="Arial" w:hAnsi="Arial" w:cs="Arial"/>
         </w:rPr>
-        <w:t xml:space="preserve">La infraestructura legada no aguanta un estreno mundial, como explicamos en el dictamen. Proponemos una arquitectura en la nube con estas partes. En la entrada va una CDN con WAF y protección contra </w:t>
-      </w:r>
-      <w:proofErr w:type="spellStart"/>
-      <w:r>
-        <w:rPr>
-          <w:rFonts w:ascii="Arial" w:hAnsi="Arial" w:cs="Arial"/>
-        </w:rPr>
-        <w:t>DDoS</w:t>
-      </w:r>
-      <w:proofErr w:type="spellEnd"/>
-      <w:r>
-        <w:rPr>
-          <w:rFonts w:ascii="Arial" w:hAnsi="Arial" w:cs="Arial"/>
-        </w:rPr>
-        <w:t>, más una sala de espera virtual para que los 8 millones de usuarios no lleguen todos al mismo tiempo a la base de datos. La aplicación corre en contenedores que escalan solos según la demanda, con una caché para el mapa de asientos. La base de datos es PostgreSQL administrado, con alta disponibilidad entre zonas y una réplica en otra región. Los pagos pasan por una pasarela externa certificada (en este proyecto se simula). El histórico de 5 años se guarda en almacenamiento de archivo, y lo reciente en almacenamiento rápido.</w:t>
+        <w:t>La infraestructura legada no aguanta un estreno mundial, como explicamos en el dictamen. Proponemos una arquitectura en la nube con estas partes. En la entrada va una CDN con WAF y protección contra DDoS, más una sala de espera virtual para que los 8 millones de usuarios no lleguen todos al mismo tiempo a la base de datos. La aplicación corre en contenedores que escalan solos según la demanda, con una caché para el mapa de asientos. La base de datos es PostgreSQL administrado, con alta disponibilidad entre zonas y una réplica en otra región. Los pagos pasan por una pasarela externa certificada (en este proyecto se simula). El histórico de 5 años se guarda en almacenamiento de archivo, y lo reciente en almacenamiento rápido.</w:t>
       </w:r>
     </w:p>
     <w:p>
@@ -949,14 +882,12 @@
                 <w:rFonts w:ascii="Arial" w:hAnsi="Arial" w:cs="Arial"/>
               </w:rPr>
             </w:pPr>
-            <w:proofErr w:type="spellStart"/>
             <w:r>
               <w:rPr>
                 <w:rFonts w:ascii="Arial" w:hAnsi="Arial" w:cs="Arial"/>
               </w:rPr>
               <w:t>transaccion_log</w:t>
             </w:r>
-            <w:proofErr w:type="spellEnd"/>
           </w:p>
         </w:tc>
         <w:tc>
@@ -1033,14 +964,12 @@
                 <w:rFonts w:ascii="Arial" w:hAnsi="Arial" w:cs="Arial"/>
               </w:rPr>
             </w:pPr>
-            <w:proofErr w:type="spellStart"/>
             <w:r>
               <w:rPr>
                 <w:rFonts w:ascii="Arial" w:hAnsi="Arial" w:cs="Arial"/>
               </w:rPr>
               <w:t>asiento_auditoria_log</w:t>
             </w:r>
-            <w:proofErr w:type="spellEnd"/>
           </w:p>
         </w:tc>
         <w:tc>
@@ -1117,14 +1046,12 @@
                 <w:rFonts w:ascii="Arial" w:hAnsi="Arial" w:cs="Arial"/>
               </w:rPr>
             </w:pPr>
-            <w:proofErr w:type="spellStart"/>
             <w:r>
               <w:rPr>
                 <w:rFonts w:ascii="Arial" w:hAnsi="Arial" w:cs="Arial"/>
               </w:rPr>
               <w:t>acceso_puerta_log</w:t>
             </w:r>
-            <w:proofErr w:type="spellEnd"/>
           </w:p>
         </w:tc>
         <w:tc>
@@ -1201,14 +1128,12 @@
                 <w:rFonts w:ascii="Arial" w:hAnsi="Arial" w:cs="Arial"/>
               </w:rPr>
             </w:pPr>
-            <w:proofErr w:type="spellStart"/>
             <w:r>
               <w:rPr>
                 <w:rFonts w:ascii="Arial" w:hAnsi="Arial" w:cs="Arial"/>
               </w:rPr>
               <w:t>admin_operacion_audit</w:t>
             </w:r>
-            <w:proofErr w:type="spellEnd"/>
           </w:p>
         </w:tc>
         <w:tc>
@@ -1531,19 +1456,11 @@
                 <w:rFonts w:ascii="Arial" w:hAnsi="Arial" w:cs="Arial"/>
               </w:rPr>
             </w:pPr>
-            <w:proofErr w:type="gramStart"/>
-            <w:r>
-              <w:rPr>
-                <w:rFonts w:ascii="Arial" w:hAnsi="Arial" w:cs="Arial"/>
-              </w:rPr>
-              <w:t>Total</w:t>
-            </w:r>
-            <w:proofErr w:type="gramEnd"/>
-            <w:r>
-              <w:rPr>
-                <w:rFonts w:ascii="Arial" w:hAnsi="Arial" w:cs="Arial"/>
-              </w:rPr>
-              <w:t xml:space="preserve"> mensual</w:t>
+            <w:r>
+              <w:rPr>
+                <w:rFonts w:ascii="Arial" w:hAnsi="Arial" w:cs="Arial"/>
+              </w:rPr>
+              <w:t>Total mensual</w:t>
             </w:r>
           </w:p>
         </w:tc>
@@ -1689,35 +1606,7 @@
         <w:rPr>
           <w:rFonts w:ascii="Arial" w:hAnsi="Arial" w:cs="Arial"/>
         </w:rPr>
-        <w:t xml:space="preserve">Acumulado a 5 años: sin crecimiento son 3.6 </w:t>
-      </w:r>
-      <w:proofErr w:type="gramStart"/>
-      <w:r>
-        <w:rPr>
-          <w:rFonts w:ascii="Arial" w:hAnsi="Arial" w:cs="Arial"/>
-        </w:rPr>
-        <w:t>TB  y</w:t>
-      </w:r>
-      <w:proofErr w:type="gramEnd"/>
-      <w:r>
-        <w:rPr>
-          <w:rFonts w:ascii="Arial" w:hAnsi="Arial" w:cs="Arial"/>
-        </w:rPr>
-        <w:t xml:space="preserve"> 8.9 </w:t>
-      </w:r>
-      <w:proofErr w:type="gramStart"/>
-      <w:r>
-        <w:rPr>
-          <w:rFonts w:ascii="Arial" w:hAnsi="Arial" w:cs="Arial"/>
-        </w:rPr>
-        <w:t>TB .</w:t>
-      </w:r>
-      <w:proofErr w:type="gramEnd"/>
-      <w:r>
-        <w:rPr>
-          <w:rFonts w:ascii="Arial" w:hAnsi="Arial" w:cs="Arial"/>
-        </w:rPr>
-        <w:t xml:space="preserve"> Con un crecimiento de 10% anual son 4.4 TB y 10.9 TB. Si en el conservador contamos 3 copias</w:t>
+        <w:t>Acumulado a 5 años: sin crecimiento son 3.6 TB  y 8.9 TB . Con un crecimiento de 10% anual son 4.4 TB y 10.9 TB. Si en el conservador contamos 3 copias</w:t>
       </w:r>
       <w:r>
         <w:rPr>
@@ -1861,69 +1750,27 @@
               <w:rPr>
                 <w:rFonts w:ascii="Arial" w:hAnsi="Arial" w:cs="Arial"/>
               </w:rPr>
-              <w:t xml:space="preserve">Aurora PostgreSQL multirregión con </w:t>
-            </w:r>
-            <w:proofErr w:type="spellStart"/>
-            <w:r>
-              <w:rPr>
-                <w:rFonts w:ascii="Arial" w:hAnsi="Arial" w:cs="Arial"/>
-              </w:rPr>
-              <w:t>autoescalado</w:t>
-            </w:r>
-            <w:proofErr w:type="spellEnd"/>
-            <w:r>
-              <w:rPr>
-                <w:rFonts w:ascii="Arial" w:hAnsi="Arial" w:cs="Arial"/>
-              </w:rPr>
-              <w:t>: 12,500 USD</w:t>
-            </w:r>
-          </w:p>
-        </w:tc>
-        <w:tc>
-          <w:tcPr>
-            <w:tcW w:w="0" w:type="auto"/>
-            <w:hideMark/>
-          </w:tcPr>
-          <w:p>
-            <w:pPr>
-              <w:spacing w:after="160" w:line="259" w:lineRule="auto"/>
-              <w:rPr>
-                <w:rFonts w:ascii="Arial" w:hAnsi="Arial" w:cs="Arial"/>
-              </w:rPr>
-            </w:pPr>
-            <w:r>
-              <w:rPr>
-                <w:rFonts w:ascii="Arial" w:hAnsi="Arial" w:cs="Arial"/>
-              </w:rPr>
-              <w:t xml:space="preserve">Azure </w:t>
-            </w:r>
-            <w:proofErr w:type="spellStart"/>
-            <w:r>
-              <w:rPr>
-                <w:rFonts w:ascii="Arial" w:hAnsi="Arial" w:cs="Arial"/>
-              </w:rPr>
-              <w:t>Database</w:t>
-            </w:r>
-            <w:proofErr w:type="spellEnd"/>
-            <w:r>
-              <w:rPr>
-                <w:rFonts w:ascii="Arial" w:hAnsi="Arial" w:cs="Arial"/>
-              </w:rPr>
-              <w:t xml:space="preserve"> </w:t>
-            </w:r>
-            <w:proofErr w:type="spellStart"/>
-            <w:r>
-              <w:rPr>
-                <w:rFonts w:ascii="Arial" w:hAnsi="Arial" w:cs="Arial"/>
-              </w:rPr>
-              <w:t>for</w:t>
-            </w:r>
-            <w:proofErr w:type="spellEnd"/>
-            <w:r>
-              <w:rPr>
-                <w:rFonts w:ascii="Arial" w:hAnsi="Arial" w:cs="Arial"/>
-              </w:rPr>
-              <w:t xml:space="preserve"> PostgreSQL Flexible Server con alta disponibilidad: 11,800 USD</w:t>
+              <w:t>Aurora PostgreSQL multirregión con autoescalado: 12,500 USD</w:t>
+            </w:r>
+          </w:p>
+        </w:tc>
+        <w:tc>
+          <w:tcPr>
+            <w:tcW w:w="0" w:type="auto"/>
+            <w:hideMark/>
+          </w:tcPr>
+          <w:p>
+            <w:pPr>
+              <w:spacing w:after="160" w:line="259" w:lineRule="auto"/>
+              <w:rPr>
+                <w:rFonts w:ascii="Arial" w:hAnsi="Arial" w:cs="Arial"/>
+              </w:rPr>
+            </w:pPr>
+            <w:r>
+              <w:rPr>
+                <w:rFonts w:ascii="Arial" w:hAnsi="Arial" w:cs="Arial"/>
+              </w:rPr>
+              <w:t>Azure Database for PostgreSQL Flexible Server con alta disponibilidad: 11,800 USD</w:t>
             </w:r>
           </w:p>
         </w:tc>
@@ -1945,49 +1792,27 @@
               <w:rPr>
                 <w:rFonts w:ascii="Arial" w:hAnsi="Arial" w:cs="Arial"/>
               </w:rPr>
-              <w:t xml:space="preserve">Cómputo / </w:t>
-            </w:r>
-            <w:proofErr w:type="spellStart"/>
-            <w:r>
-              <w:rPr>
-                <w:rFonts w:ascii="Arial" w:hAnsi="Arial" w:cs="Arial"/>
-              </w:rPr>
-              <w:t>frontend</w:t>
-            </w:r>
-            <w:proofErr w:type="spellEnd"/>
-          </w:p>
-        </w:tc>
-        <w:tc>
-          <w:tcPr>
-            <w:tcW w:w="0" w:type="auto"/>
-            <w:hideMark/>
-          </w:tcPr>
-          <w:p>
-            <w:pPr>
-              <w:spacing w:after="160" w:line="259" w:lineRule="auto"/>
-              <w:rPr>
-                <w:rFonts w:ascii="Arial" w:hAnsi="Arial" w:cs="Arial"/>
-              </w:rPr>
-            </w:pPr>
-            <w:r>
-              <w:rPr>
-                <w:rFonts w:ascii="Arial" w:hAnsi="Arial" w:cs="Arial"/>
-              </w:rPr>
-              <w:t xml:space="preserve">EKS, 50 </w:t>
-            </w:r>
-            <w:proofErr w:type="spellStart"/>
-            <w:r>
-              <w:rPr>
-                <w:rFonts w:ascii="Arial" w:hAnsi="Arial" w:cs="Arial"/>
-              </w:rPr>
-              <w:t>pods</w:t>
-            </w:r>
-            <w:proofErr w:type="spellEnd"/>
-            <w:r>
-              <w:rPr>
-                <w:rFonts w:ascii="Arial" w:hAnsi="Arial" w:cs="Arial"/>
-              </w:rPr>
-              <w:t xml:space="preserve"> en pico: 6,200 USD</w:t>
+              <w:t>Cómputo / frontend</w:t>
+            </w:r>
+          </w:p>
+        </w:tc>
+        <w:tc>
+          <w:tcPr>
+            <w:tcW w:w="0" w:type="auto"/>
+            <w:hideMark/>
+          </w:tcPr>
+          <w:p>
+            <w:pPr>
+              <w:spacing w:after="160" w:line="259" w:lineRule="auto"/>
+              <w:rPr>
+                <w:rFonts w:ascii="Arial" w:hAnsi="Arial" w:cs="Arial"/>
+              </w:rPr>
+            </w:pPr>
+            <w:r>
+              <w:rPr>
+                <w:rFonts w:ascii="Arial" w:hAnsi="Arial" w:cs="Arial"/>
+              </w:rPr>
+              <w:t>EKS, 50 pods en pico: 6,200 USD</w:t>
             </w:r>
           </w:p>
         </w:tc>
@@ -2107,19 +1932,11 @@
                 <w:rFonts w:ascii="Arial" w:hAnsi="Arial" w:cs="Arial"/>
               </w:rPr>
             </w:pPr>
-            <w:proofErr w:type="spellStart"/>
-            <w:r>
-              <w:rPr>
-                <w:rFonts w:ascii="Arial" w:hAnsi="Arial" w:cs="Arial"/>
-              </w:rPr>
-              <w:t>CloudFront</w:t>
-            </w:r>
-            <w:proofErr w:type="spellEnd"/>
-            <w:r>
-              <w:rPr>
-                <w:rFonts w:ascii="Arial" w:hAnsi="Arial" w:cs="Arial"/>
-              </w:rPr>
-              <w:t xml:space="preserve"> + WAF + Global Accelerator: 3,500 USD</w:t>
+            <w:r>
+              <w:rPr>
+                <w:rFonts w:ascii="Arial" w:hAnsi="Arial" w:cs="Arial"/>
+              </w:rPr>
+              <w:t>CloudFront + WAF + Global Accelerator: 3,500 USD</w:t>
             </w:r>
           </w:p>
         </w:tc>
@@ -2157,19 +1974,11 @@
                 <w:rFonts w:ascii="Arial" w:hAnsi="Arial" w:cs="Arial"/>
               </w:rPr>
             </w:pPr>
-            <w:proofErr w:type="gramStart"/>
-            <w:r>
-              <w:rPr>
-                <w:rFonts w:ascii="Arial" w:hAnsi="Arial" w:cs="Arial"/>
-              </w:rPr>
-              <w:t>Total</w:t>
-            </w:r>
-            <w:proofErr w:type="gramEnd"/>
-            <w:r>
-              <w:rPr>
-                <w:rFonts w:ascii="Arial" w:hAnsi="Arial" w:cs="Arial"/>
-              </w:rPr>
-              <w:t xml:space="preserve"> mensual (OPEX)</w:t>
+            <w:r>
+              <w:rPr>
+                <w:rFonts w:ascii="Arial" w:hAnsi="Arial" w:cs="Arial"/>
+              </w:rPr>
+              <w:t>Total mensual (OPEX)</w:t>
             </w:r>
           </w:p>
         </w:tc>
@@ -2393,21 +2202,7 @@
               <w:rPr>
                 <w:rFonts w:ascii="Arial" w:hAnsi="Arial" w:cs="Arial"/>
               </w:rPr>
-              <w:t xml:space="preserve">Amazon Web </w:t>
-            </w:r>
-            <w:proofErr w:type="spellStart"/>
-            <w:r>
-              <w:rPr>
-                <w:rFonts w:ascii="Arial" w:hAnsi="Arial" w:cs="Arial"/>
-              </w:rPr>
-              <w:t>Services</w:t>
-            </w:r>
-            <w:proofErr w:type="spellEnd"/>
-            <w:r>
-              <w:rPr>
-                <w:rFonts w:ascii="Arial" w:hAnsi="Arial" w:cs="Arial"/>
-              </w:rPr>
-              <w:t xml:space="preserve"> (s. f.-a)</w:t>
+              <w:t>Amazon Web Services (s. f.-a)</w:t>
             </w:r>
           </w:p>
         </w:tc>
@@ -2469,21 +2264,7 @@
               <w:rPr>
                 <w:rFonts w:ascii="Arial" w:hAnsi="Arial" w:cs="Arial"/>
               </w:rPr>
-              <w:t xml:space="preserve">Amazon Web </w:t>
-            </w:r>
-            <w:proofErr w:type="spellStart"/>
-            <w:r>
-              <w:rPr>
-                <w:rFonts w:ascii="Arial" w:hAnsi="Arial" w:cs="Arial"/>
-              </w:rPr>
-              <w:t>Services</w:t>
-            </w:r>
-            <w:proofErr w:type="spellEnd"/>
-            <w:r>
-              <w:rPr>
-                <w:rFonts w:ascii="Arial" w:hAnsi="Arial" w:cs="Arial"/>
-              </w:rPr>
-              <w:t xml:space="preserve"> (s. f.-a)</w:t>
+              <w:t>Amazon Web Services (s. f.-a)</w:t>
             </w:r>
           </w:p>
         </w:tc>
@@ -2545,21 +2326,7 @@
               <w:rPr>
                 <w:rFonts w:ascii="Arial" w:hAnsi="Arial" w:cs="Arial"/>
               </w:rPr>
-              <w:t xml:space="preserve">Amazon Web </w:t>
-            </w:r>
-            <w:proofErr w:type="spellStart"/>
-            <w:r>
-              <w:rPr>
-                <w:rFonts w:ascii="Arial" w:hAnsi="Arial" w:cs="Arial"/>
-              </w:rPr>
-              <w:t>Services</w:t>
-            </w:r>
-            <w:proofErr w:type="spellEnd"/>
-            <w:r>
-              <w:rPr>
-                <w:rFonts w:ascii="Arial" w:hAnsi="Arial" w:cs="Arial"/>
-              </w:rPr>
-              <w:t xml:space="preserve"> (s. f.-a)</w:t>
+              <w:t>Amazon Web Services (s. f.-a)</w:t>
             </w:r>
           </w:p>
         </w:tc>
@@ -2621,21 +2388,7 @@
               <w:rPr>
                 <w:rFonts w:ascii="Arial" w:hAnsi="Arial" w:cs="Arial"/>
               </w:rPr>
-              <w:t xml:space="preserve">Amazon Web </w:t>
-            </w:r>
-            <w:proofErr w:type="spellStart"/>
-            <w:r>
-              <w:rPr>
-                <w:rFonts w:ascii="Arial" w:hAnsi="Arial" w:cs="Arial"/>
-              </w:rPr>
-              <w:t>Services</w:t>
-            </w:r>
-            <w:proofErr w:type="spellEnd"/>
-            <w:r>
-              <w:rPr>
-                <w:rFonts w:ascii="Arial" w:hAnsi="Arial" w:cs="Arial"/>
-              </w:rPr>
-              <w:t xml:space="preserve"> (s. f.-b)</w:t>
+              <w:t>Amazon Web Services (s. f.-b)</w:t>
             </w:r>
           </w:p>
         </w:tc>
@@ -2755,19 +2508,11 @@
                 <w:rFonts w:ascii="Arial" w:hAnsi="Arial" w:cs="Arial"/>
               </w:rPr>
             </w:pPr>
-            <w:proofErr w:type="spellStart"/>
-            <w:r>
-              <w:rPr>
-                <w:rFonts w:ascii="Arial" w:hAnsi="Arial" w:cs="Arial"/>
-              </w:rPr>
-              <w:t>Cloudian</w:t>
-            </w:r>
-            <w:proofErr w:type="spellEnd"/>
-            <w:r>
-              <w:rPr>
-                <w:rFonts w:ascii="Arial" w:hAnsi="Arial" w:cs="Arial"/>
-              </w:rPr>
-              <w:t xml:space="preserve"> (s. f.)</w:t>
+            <w:r>
+              <w:rPr>
+                <w:rFonts w:ascii="Arial" w:hAnsi="Arial" w:cs="Arial"/>
+              </w:rPr>
+              <w:t>Cloudian (s. f.)</w:t>
             </w:r>
           </w:p>
         </w:tc>
@@ -2789,21 +2534,7 @@
               <w:rPr>
                 <w:rFonts w:ascii="Arial" w:hAnsi="Arial" w:cs="Arial"/>
               </w:rPr>
-              <w:t xml:space="preserve">S3 Glacier Flexible </w:t>
-            </w:r>
-            <w:proofErr w:type="spellStart"/>
-            <w:r>
-              <w:rPr>
-                <w:rFonts w:ascii="Arial" w:hAnsi="Arial" w:cs="Arial"/>
-              </w:rPr>
-              <w:t>Retrieval</w:t>
-            </w:r>
-            <w:proofErr w:type="spellEnd"/>
-            <w:r>
-              <w:rPr>
-                <w:rFonts w:ascii="Arial" w:hAnsi="Arial" w:cs="Arial"/>
-              </w:rPr>
-              <w:t xml:space="preserve"> / Deep Archive</w:t>
+              <w:t>S3 Glacier Flexible Retrieval / Deep Archive</w:t>
             </w:r>
           </w:p>
         </w:tc>
@@ -2839,19 +2570,11 @@
                 <w:rFonts w:ascii="Arial" w:hAnsi="Arial" w:cs="Arial"/>
               </w:rPr>
             </w:pPr>
-            <w:proofErr w:type="spellStart"/>
-            <w:r>
-              <w:rPr>
-                <w:rFonts w:ascii="Arial" w:hAnsi="Arial" w:cs="Arial"/>
-              </w:rPr>
-              <w:t>Cloudian</w:t>
-            </w:r>
-            <w:proofErr w:type="spellEnd"/>
-            <w:r>
-              <w:rPr>
-                <w:rFonts w:ascii="Arial" w:hAnsi="Arial" w:cs="Arial"/>
-              </w:rPr>
-              <w:t xml:space="preserve"> (s. f.)</w:t>
+            <w:r>
+              <w:rPr>
+                <w:rFonts w:ascii="Arial" w:hAnsi="Arial" w:cs="Arial"/>
+              </w:rPr>
+              <w:t>Cloudian (s. f.)</w:t>
             </w:r>
           </w:p>
         </w:tc>
@@ -2909,19 +2632,11 @@
                 <w:rFonts w:ascii="Arial" w:hAnsi="Arial" w:cs="Arial"/>
               </w:rPr>
             </w:pPr>
-            <w:proofErr w:type="spellStart"/>
-            <w:r>
-              <w:rPr>
-                <w:rFonts w:ascii="Arial" w:hAnsi="Arial" w:cs="Arial"/>
-              </w:rPr>
-              <w:t>CloudZero</w:t>
-            </w:r>
-            <w:proofErr w:type="spellEnd"/>
-            <w:r>
-              <w:rPr>
-                <w:rFonts w:ascii="Arial" w:hAnsi="Arial" w:cs="Arial"/>
-              </w:rPr>
-              <w:t xml:space="preserve"> (2026)</w:t>
+            <w:r>
+              <w:rPr>
+                <w:rFonts w:ascii="Arial" w:hAnsi="Arial" w:cs="Arial"/>
+              </w:rPr>
+              <w:t>CloudZero (2026)</w:t>
             </w:r>
           </w:p>
         </w:tc>
@@ -2979,19 +2694,11 @@
                 <w:rFonts w:ascii="Arial" w:hAnsi="Arial" w:cs="Arial"/>
               </w:rPr>
             </w:pPr>
-            <w:proofErr w:type="spellStart"/>
-            <w:r>
-              <w:rPr>
-                <w:rFonts w:ascii="Arial" w:hAnsi="Arial" w:cs="Arial"/>
-              </w:rPr>
-              <w:t>Bytebase</w:t>
-            </w:r>
-            <w:proofErr w:type="spellEnd"/>
-            <w:r>
-              <w:rPr>
-                <w:rFonts w:ascii="Arial" w:hAnsi="Arial" w:cs="Arial"/>
-              </w:rPr>
-              <w:t xml:space="preserve"> (s. f.)</w:t>
+            <w:r>
+              <w:rPr>
+                <w:rFonts w:ascii="Arial" w:hAnsi="Arial" w:cs="Arial"/>
+              </w:rPr>
+              <w:t>Bytebase (s. f.)</w:t>
             </w:r>
           </w:p>
         </w:tc>
@@ -3428,19 +3135,11 @@
                 <w:rFonts w:ascii="Arial" w:hAnsi="Arial" w:cs="Arial"/>
               </w:rPr>
             </w:pPr>
-            <w:proofErr w:type="gramStart"/>
-            <w:r>
-              <w:rPr>
-                <w:rFonts w:ascii="Arial" w:hAnsi="Arial" w:cs="Arial"/>
-              </w:rPr>
-              <w:t>Total</w:t>
-            </w:r>
-            <w:proofErr w:type="gramEnd"/>
-            <w:r>
-              <w:rPr>
-                <w:rFonts w:ascii="Arial" w:hAnsi="Arial" w:cs="Arial"/>
-              </w:rPr>
-              <w:t xml:space="preserve"> a 3 años</w:t>
+            <w:r>
+              <w:rPr>
+                <w:rFonts w:ascii="Arial" w:hAnsi="Arial" w:cs="Arial"/>
+              </w:rPr>
+              <w:t>Total a 3 años</w:t>
             </w:r>
           </w:p>
         </w:tc>
@@ -3618,21 +3317,7 @@
         <w:rPr>
           <w:rFonts w:ascii="Arial" w:hAnsi="Arial" w:cs="Arial"/>
         </w:rPr>
-        <w:t xml:space="preserve">La solución necesita un equipo de operación (DevOps y DBA) con monitoreo y soporte durante los estrenos, guías para atender incidentes y pruebas de carga antes de cada estreno grande. También hay que capacitar al personal de taquilla, puerta y contabilidad según su rol. La migración se haría por fases: primero unos cines piloto y después el resto, para no depender de una sola fecha de cambio. Como son servicios administrados, parches, respaldos y </w:t>
-      </w:r>
-      <w:proofErr w:type="spellStart"/>
-      <w:r>
-        <w:rPr>
-          <w:rFonts w:ascii="Arial" w:hAnsi="Arial" w:cs="Arial"/>
-        </w:rPr>
-        <w:t>failover</w:t>
-      </w:r>
-      <w:proofErr w:type="spellEnd"/>
-      <w:r>
-        <w:rPr>
-          <w:rFonts w:ascii="Arial" w:hAnsi="Arial" w:cs="Arial"/>
-        </w:rPr>
-        <w:t xml:space="preserve"> los maneja el proveedor, y eso baja mucho el trabajo de operación.</w:t>
+        <w:t>La solución necesita un equipo de operación (DevOps y DBA) con monitoreo y soporte durante los estrenos, guías para atender incidentes y pruebas de carga antes de cada estreno grande. También hay que capacitar al personal de taquilla, puerta y contabilidad según su rol. La migración se haría por fases: primero unos cines piloto y después el resto, para no depender de una sola fecha de cambio. Como son servicios administrados, parches, respaldos y failover los maneja el proveedor, y eso baja mucho el trabajo de operación.</w:t>
       </w:r>
     </w:p>
     <w:p>
@@ -3878,19 +3563,11 @@
                 <w:rFonts w:ascii="Arial" w:hAnsi="Arial" w:cs="Arial"/>
               </w:rPr>
             </w:pPr>
-            <w:proofErr w:type="spellStart"/>
-            <w:r>
-              <w:rPr>
-                <w:rFonts w:ascii="Arial" w:hAnsi="Arial" w:cs="Arial"/>
-              </w:rPr>
-              <w:t>Failover</w:t>
-            </w:r>
-            <w:proofErr w:type="spellEnd"/>
-            <w:r>
-              <w:rPr>
-                <w:rFonts w:ascii="Arial" w:hAnsi="Arial" w:cs="Arial"/>
-              </w:rPr>
-              <w:t xml:space="preserve"> automático a una réplica en otra zona y réplica multirregión</w:t>
+            <w:r>
+              <w:rPr>
+                <w:rFonts w:ascii="Arial" w:hAnsi="Arial" w:cs="Arial"/>
+              </w:rPr>
+              <w:t>Failover automático a una réplica en otra zona y réplica multirregión</w:t>
             </w:r>
           </w:p>
         </w:tc>
@@ -4074,21 +3751,7 @@
               <w:rPr>
                 <w:rFonts w:ascii="Arial" w:hAnsi="Arial" w:cs="Arial"/>
               </w:rPr>
-              <w:t>Ataque de denegación de servicio (</w:t>
-            </w:r>
-            <w:proofErr w:type="spellStart"/>
-            <w:r>
-              <w:rPr>
-                <w:rFonts w:ascii="Arial" w:hAnsi="Arial" w:cs="Arial"/>
-              </w:rPr>
-              <w:t>DDoS</w:t>
-            </w:r>
-            <w:proofErr w:type="spellEnd"/>
-            <w:r>
-              <w:rPr>
-                <w:rFonts w:ascii="Arial" w:hAnsi="Arial" w:cs="Arial"/>
-              </w:rPr>
-              <w:t>)</w:t>
+              <w:t>Ataque de denegación de servicio (DDoS)</w:t>
             </w:r>
           </w:p>
         </w:tc>
@@ -4400,19 +4063,11 @@
                 <w:rFonts w:ascii="Arial" w:hAnsi="Arial" w:cs="Arial"/>
               </w:rPr>
             </w:pPr>
-            <w:proofErr w:type="spellStart"/>
-            <w:r>
-              <w:rPr>
-                <w:rFonts w:ascii="Arial" w:hAnsi="Arial" w:cs="Arial"/>
-              </w:rPr>
-              <w:t>Autoescalado</w:t>
-            </w:r>
-            <w:proofErr w:type="spellEnd"/>
-            <w:r>
-              <w:rPr>
-                <w:rFonts w:ascii="Arial" w:hAnsi="Arial" w:cs="Arial"/>
-              </w:rPr>
-              <w:t>, réplicas de lectura, caché de disponibilidad, colas y pruebas de carga antes del estreno</w:t>
+            <w:r>
+              <w:rPr>
+                <w:rFonts w:ascii="Arial" w:hAnsi="Arial" w:cs="Arial"/>
+              </w:rPr>
+              <w:t>Autoescalado, réplicas de lectura, caché de disponibilidad, colas y pruebas de carga antes del estreno</w:t>
             </w:r>
           </w:p>
         </w:tc>
@@ -4913,16 +4568,8 @@
               <w:rPr>
                 <w:rFonts w:ascii="Arial" w:hAnsi="Arial" w:cs="Arial"/>
               </w:rPr>
-              <w:t xml:space="preserve">QR firmado y único, validación de un solo uso (RN-14) y registro en </w:t>
-            </w:r>
-            <w:proofErr w:type="spellStart"/>
-            <w:r>
-              <w:rPr>
-                <w:rFonts w:ascii="Arial" w:hAnsi="Arial" w:cs="Arial"/>
-              </w:rPr>
-              <w:t>acceso_puerta_log</w:t>
-            </w:r>
-            <w:proofErr w:type="spellEnd"/>
+              <w:t>QR firmado y único, validación de un solo uso (RN-14) y registro en acceso_puerta_log</w:t>
+            </w:r>
           </w:p>
         </w:tc>
         <w:tc>
@@ -5043,21 +4690,7 @@
               <w:rPr>
                 <w:rFonts w:ascii="Arial" w:hAnsi="Arial" w:cs="Arial"/>
               </w:rPr>
-              <w:t xml:space="preserve">RBAC y bitácora </w:t>
-            </w:r>
-            <w:proofErr w:type="spellStart"/>
-            <w:r>
-              <w:rPr>
-                <w:rFonts w:ascii="Arial" w:hAnsi="Arial" w:cs="Arial"/>
-              </w:rPr>
-              <w:t>admin_operacion_audit</w:t>
-            </w:r>
-            <w:proofErr w:type="spellEnd"/>
-            <w:r>
-              <w:rPr>
-                <w:rFonts w:ascii="Arial" w:hAnsi="Arial" w:cs="Arial"/>
-              </w:rPr>
-              <w:t xml:space="preserve"> con fecha, IP, rol y usuario, más revisión periódica</w:t>
+              <w:t>RBAC y bitácora admin_operacion_audit con fecha, IP, rol y usuario, más revisión periódica</w:t>
             </w:r>
           </w:p>
         </w:tc>
@@ -5254,6 +4887,710 @@
         </w:rPr>
         <w:t>Análisis de requisitos y dimensionamiento de datos</w:t>
       </w:r>
+    </w:p>
+    <w:p/>
+    <w:p>
+      <w:pPr>
+        <w:rPr>
+          <w:rFonts w:ascii="Arial" w:hAnsi="Arial" w:cs="Arial"/>
+        </w:rPr>
+      </w:pPr>
+      <w:r>
+        <w:rPr>
+          <w:rFonts w:ascii="Arial" w:hAnsi="Arial" w:cs="Arial"/>
+        </w:rPr>
+        <w:t xml:space="preserve">2.1 requisitos funcionales </w:t>
+      </w:r>
+    </w:p>
+    <w:p>
+      <w:pPr>
+        <w:rPr>
+          <w:rFonts w:ascii="Arial" w:hAnsi="Arial" w:cs="Arial"/>
+        </w:rPr>
+      </w:pPr>
+      <w:r>
+        <w:rPr>
+          <w:rFonts w:ascii="Arial" w:hAnsi="Arial" w:cs="Arial"/>
+        </w:rPr>
+        <w:t>RF-01. Mostrar solo las funciones activas con inicio futuro, con título, sinopsis, clasificación, horarios y ubicación de la sala, y poder filtrarlas por ubicación, fecha y género. Reglas relacionadas: RN-01 y RN-02.</w:t>
+      </w:r>
+    </w:p>
+    <w:p>
+      <w:pPr>
+        <w:rPr>
+          <w:rFonts w:ascii="Arial" w:hAnsi="Arial" w:cs="Arial"/>
+        </w:rPr>
+      </w:pPr>
+      <w:r>
+        <w:rPr>
+          <w:rFonts w:ascii="Arial" w:hAnsi="Arial" w:cs="Arial"/>
+        </w:rPr>
+        <w:br/>
+        <w:t>RF-02. Mostrar el mapa de la sala en tiempo real, por zonas, con los estados disponible, ocupado, reservado y bloqueado. Regla relacionada: RN-03.</w:t>
+      </w:r>
+    </w:p>
+    <w:p>
+      <w:pPr>
+        <w:rPr>
+          <w:rFonts w:ascii="Arial" w:hAnsi="Arial" w:cs="Arial"/>
+        </w:rPr>
+      </w:pPr>
+      <w:r>
+        <w:rPr>
+          <w:rFonts w:ascii="Arial" w:hAnsi="Arial" w:cs="Arial"/>
+        </w:rPr>
+        <w:br/>
+        <w:t>RF-03. Limitar el máximo de asientos por transacción, con el valor configurable. Regla relacionada: RN-04.</w:t>
+      </w:r>
+    </w:p>
+    <w:p>
+      <w:pPr>
+        <w:rPr>
+          <w:rFonts w:ascii="Arial" w:hAnsi="Arial" w:cs="Arial"/>
+        </w:rPr>
+      </w:pPr>
+      <w:r>
+        <w:rPr>
+          <w:rFonts w:ascii="Arial" w:hAnsi="Arial" w:cs="Arial"/>
+        </w:rPr>
+        <w:lastRenderedPageBreak/>
+        <w:br/>
+        <w:t>RF-04. Bloquear los asientos elegidos por 2 minutos y liberarlos solos si el tiempo se acaba. Regla relacionada: RN-05.</w:t>
+      </w:r>
+    </w:p>
+    <w:p>
+      <w:pPr>
+        <w:rPr>
+          <w:rFonts w:ascii="Arial" w:hAnsi="Arial" w:cs="Arial"/>
+        </w:rPr>
+      </w:pPr>
+      <w:r>
+        <w:rPr>
+          <w:rFonts w:ascii="Arial" w:hAnsi="Arial" w:cs="Arial"/>
+        </w:rPr>
+        <w:br/>
+        <w:t>RF-05. Manejar tarifas por perfil</w:t>
+      </w:r>
+      <w:r>
+        <w:rPr>
+          <w:rFonts w:ascii="Arial" w:hAnsi="Arial" w:cs="Arial"/>
+        </w:rPr>
+        <w:t xml:space="preserve"> es decir </w:t>
+      </w:r>
+      <w:r>
+        <w:rPr>
+          <w:rFonts w:ascii="Arial" w:hAnsi="Arial" w:cs="Arial"/>
+        </w:rPr>
+        <w:t>adulto, niño, tercera edad, estudiante</w:t>
+      </w:r>
+      <w:r>
+        <w:rPr>
+          <w:rFonts w:ascii="Arial" w:hAnsi="Arial" w:cs="Arial"/>
+        </w:rPr>
+        <w:t>. A</w:t>
+      </w:r>
+      <w:r>
+        <w:rPr>
+          <w:rFonts w:ascii="Arial" w:hAnsi="Arial" w:cs="Arial"/>
+        </w:rPr>
+        <w:t>plicar las promociones automáticamente como el 2x1 y calcular el total exacto con los cargos por servicio. Reglas relacionadas: RN-06, RN-07 y RN-08.</w:t>
+      </w:r>
+    </w:p>
+    <w:p>
+      <w:pPr>
+        <w:rPr>
+          <w:rFonts w:ascii="Arial" w:hAnsi="Arial" w:cs="Arial"/>
+        </w:rPr>
+      </w:pPr>
+      <w:r>
+        <w:rPr>
+          <w:rFonts w:ascii="Arial" w:hAnsi="Arial" w:cs="Arial"/>
+        </w:rPr>
+        <w:br/>
+        <w:t>RF-06. Procesar el pago simulado por medio de una pasarela, sin guardar datos sensibles como el CVV. Si el pago se rechaza, se cancela la compra y los asientos se liberan de inmediato. Reglas relacionadas: RN-09 y RN-10.</w:t>
+      </w:r>
+    </w:p>
+    <w:p>
+      <w:pPr>
+        <w:rPr>
+          <w:rFonts w:ascii="Arial" w:hAnsi="Arial" w:cs="Arial"/>
+        </w:rPr>
+      </w:pPr>
+      <w:r>
+        <w:rPr>
+          <w:rFonts w:ascii="Arial" w:hAnsi="Arial" w:cs="Arial"/>
+        </w:rPr>
+        <w:br/>
+        <w:t>RF-07. Emitir el comprobante con un QR único por función, localidad y asiento, solo cuando el pago ya fue aprobado, y dejarlo disponible en el perfil del cliente. Reglas relacionadas: RN-11, RN-12 y RN-13.</w:t>
+      </w:r>
+    </w:p>
+    <w:p>
+      <w:pPr>
+        <w:rPr>
+          <w:rFonts w:ascii="Arial" w:hAnsi="Arial" w:cs="Arial"/>
+        </w:rPr>
+      </w:pPr>
+      <w:r>
+        <w:rPr>
+          <w:rFonts w:ascii="Arial" w:hAnsi="Arial" w:cs="Arial"/>
+        </w:rPr>
+        <w:br/>
+        <w:t>RF-08. Validar el QR en la puerta una sola vez</w:t>
+      </w:r>
+      <w:r>
+        <w:rPr>
+          <w:rFonts w:ascii="Arial" w:hAnsi="Arial" w:cs="Arial"/>
+        </w:rPr>
+        <w:t xml:space="preserve">, </w:t>
+      </w:r>
+      <w:r>
+        <w:rPr>
+          <w:rFonts w:ascii="Arial" w:hAnsi="Arial" w:cs="Arial"/>
+        </w:rPr>
+        <w:t>si se intenta de nuevo, mostrar “Entrada ya utilizada”, revisar que sea de la función y horario correctos y respetar la tolerancia de 30 minutos antes a 15 minutos después del inicio. Reglas relacionadas: RN-14, RN-15 y RN-16.</w:t>
+      </w:r>
+    </w:p>
+    <w:p>
+      <w:pPr>
+        <w:rPr>
+          <w:rFonts w:ascii="Arial" w:hAnsi="Arial" w:cs="Arial"/>
+        </w:rPr>
+      </w:pPr>
+      <w:r>
+        <w:rPr>
+          <w:rFonts w:ascii="Arial" w:hAnsi="Arial" w:cs="Arial"/>
+        </w:rPr>
+        <w:br/>
+        <w:t>RF-09. Manejar los roles</w:t>
+      </w:r>
+      <w:r>
+        <w:rPr>
+          <w:rFonts w:ascii="Arial" w:hAnsi="Arial" w:cs="Arial"/>
+        </w:rPr>
+        <w:t xml:space="preserve"> </w:t>
+      </w:r>
+      <w:r>
+        <w:rPr>
+          <w:rFonts w:ascii="Arial" w:hAnsi="Arial" w:cs="Arial"/>
+        </w:rPr>
+        <w:t>cliente, taquillero, operador de sala, contador y administrador con los permisos mínimos que indica la matriz del enunciado. Regla relacionada: RN-17.</w:t>
+      </w:r>
+      <w:r>
+        <w:rPr>
+          <w:rFonts w:ascii="Arial" w:hAnsi="Arial" w:cs="Arial"/>
+        </w:rPr>
+        <w:br/>
+        <w:t>RF-10. Permitir al administrador gestionar películas, salas, mapas de asientos, funciones sin traslapes de horario y la matriz de precios, sin poder modificar una sala que ya tiene entradas vendidas o reservadas. Regla relacionada: RN-18.</w:t>
+      </w:r>
+    </w:p>
+    <w:p>
+      <w:pPr>
+        <w:rPr>
+          <w:rFonts w:ascii="Arial" w:hAnsi="Arial" w:cs="Arial"/>
+        </w:rPr>
+      </w:pPr>
+      <w:r>
+        <w:rPr>
+          <w:rFonts w:ascii="Arial" w:hAnsi="Arial" w:cs="Arial"/>
+        </w:rPr>
+        <w:br/>
+        <w:t>RF-11. Permitir cancelaciones y reembolsos según la política del cine</w:t>
+      </w:r>
+      <w:r>
+        <w:rPr>
+          <w:rFonts w:ascii="Arial" w:hAnsi="Arial" w:cs="Arial"/>
+        </w:rPr>
+        <w:t xml:space="preserve">, </w:t>
+      </w:r>
+      <w:r>
+        <w:rPr>
+          <w:rFonts w:ascii="Arial" w:hAnsi="Arial" w:cs="Arial"/>
+        </w:rPr>
+        <w:t>por ejemplo, hasta 2 horas antes de la función, liberando el asiento. Regla relacionada: RN-19.</w:t>
+      </w:r>
+    </w:p>
+    <w:p>
+      <w:pPr>
+        <w:rPr>
+          <w:rFonts w:ascii="Arial" w:hAnsi="Arial" w:cs="Arial"/>
+        </w:rPr>
+      </w:pPr>
+      <w:r>
+        <w:rPr>
+          <w:rFonts w:ascii="Arial" w:hAnsi="Arial" w:cs="Arial"/>
+        </w:rPr>
+        <w:br/>
+        <w:t>RF-12. Llevar cuatro bitácoras de auditoría con retención de 5 años: transaccion_log, asiento_auditoria_log, acceso_puerta_log y admin_operacion_audit. Regla relacionada: RN-20.</w:t>
+      </w:r>
+    </w:p>
+    <w:p>
+      <w:pPr>
+        <w:rPr>
+          <w:rFonts w:ascii="Arial" w:hAnsi="Arial" w:cs="Arial"/>
+        </w:rPr>
+      </w:pPr>
+      <w:r>
+        <w:rPr>
+          <w:rFonts w:ascii="Arial" w:hAnsi="Arial" w:cs="Arial"/>
+        </w:rPr>
+        <w:br/>
+        <w:t>RF-13. Ofrecer las consultas analíticas de la gerencia: ocupación y recaudación por función, top 5 de películas de la última semana, métodos de pago en porcentaje y auditoría de operaciones críticas del último mes por administrador. Origen: consultas analíticas mínimas del enunciado.</w:t>
+      </w:r>
+    </w:p>
+    <w:p>
+      <w:pPr>
+        <w:rPr>
+          <w:rFonts w:ascii="Arial" w:hAnsi="Arial" w:cs="Arial"/>
+        </w:rPr>
+      </w:pPr>
+      <w:r>
+        <w:rPr>
+          <w:rFonts w:ascii="Arial" w:hAnsi="Arial" w:cs="Arial"/>
+        </w:rPr>
+        <w:br/>
+        <w:t>RF-14. Permitir la conciliación bancaria y los cortes de ingresos diarios, semanales y mensuales. Origen: proceso de gestión financiera y reembolsos.</w:t>
+      </w:r>
+    </w:p>
+    <w:p>
+      <w:pPr>
+        <w:rPr>
+          <w:rFonts w:ascii="Arial" w:hAnsi="Arial" w:cs="Arial"/>
+        </w:rPr>
+      </w:pPr>
+      <w:r>
+        <w:rPr>
+          <w:rFonts w:ascii="Arial" w:hAnsi="Arial" w:cs="Arial"/>
+        </w:rPr>
+        <w:lastRenderedPageBreak/>
+        <w:br/>
+        <w:t>RF-15. Permitir resolver incidencias de acceso en puerta, como un QR ilegible o un cliente fuera del tiempo de tolerancia. Origen: proceso de control de acceso.</w:t>
+      </w:r>
+    </w:p>
+    <w:p>
+      <w:pPr>
+        <w:rPr>
+          <w:rFonts w:ascii="Arial" w:hAnsi="Arial" w:cs="Arial"/>
+        </w:rPr>
+      </w:pPr>
+      <w:r>
+        <w:rPr>
+          <w:rFonts w:ascii="Arial" w:hAnsi="Arial" w:cs="Arial"/>
+        </w:rPr>
+        <w:br/>
+        <w:t>RF-16. Mostrar en el panel de administración las métricas en tiempo real. Origen: panel de administración.</w:t>
+      </w:r>
+    </w:p>
+    <w:p>
+      <w:pPr>
+        <w:rPr>
+          <w:rFonts w:ascii="Arial" w:hAnsi="Arial" w:cs="Arial"/>
+        </w:rPr>
+      </w:pPr>
+    </w:p>
+    <w:p>
+      <w:pPr>
+        <w:rPr>
+          <w:rFonts w:ascii="Arial" w:hAnsi="Arial" w:cs="Arial"/>
+        </w:rPr>
+      </w:pPr>
+      <w:r>
+        <w:rPr>
+          <w:rFonts w:ascii="Arial" w:hAnsi="Arial" w:cs="Arial"/>
+        </w:rPr>
+        <w:t>2.2 Requisitos no funcionales</w:t>
+      </w:r>
+    </w:p>
+    <w:p>
+      <w:pPr>
+        <w:rPr>
+          <w:rFonts w:ascii="Arial" w:hAnsi="Arial" w:cs="Arial"/>
+        </w:rPr>
+      </w:pPr>
+      <w:r>
+        <w:rPr>
+          <w:rFonts w:ascii="Arial" w:hAnsi="Arial" w:cs="Arial"/>
+        </w:rPr>
+        <w:t>RNF-01. Rendimiento: soportar el pico de 50,000 TPS durante 10 minutos. Los 8 millones de usuarios no llegan todos a la base de datos, porque la CDN, la caché y la sala de espera virtual absorben la mayor parte.</w:t>
+      </w:r>
+    </w:p>
+    <w:p>
+      <w:pPr>
+        <w:rPr>
+          <w:rFonts w:ascii="Arial" w:hAnsi="Arial" w:cs="Arial"/>
+        </w:rPr>
+      </w:pPr>
+      <w:r>
+        <w:rPr>
+          <w:rFonts w:ascii="Arial" w:hAnsi="Arial" w:cs="Arial"/>
+        </w:rPr>
+        <w:br/>
+        <w:t>RNF-02. Disponibilidad: 99.99%, que son unos 52 minutos de caída al año como máximo.</w:t>
+      </w:r>
+    </w:p>
+    <w:p>
+      <w:pPr>
+        <w:rPr>
+          <w:rFonts w:ascii="Arial" w:hAnsi="Arial" w:cs="Arial"/>
+        </w:rPr>
+      </w:pPr>
+      <w:r>
+        <w:rPr>
+          <w:rFonts w:ascii="Arial" w:hAnsi="Arial" w:cs="Arial"/>
+        </w:rPr>
+        <w:br/>
+        <w:t>RNF-03. Recuperación: RPO de 5 segundos o menos y RTO menor a 5 minutos.</w:t>
+      </w:r>
+    </w:p>
+    <w:p>
+      <w:pPr>
+        <w:rPr>
+          <w:rFonts w:ascii="Arial" w:hAnsi="Arial" w:cs="Arial"/>
+        </w:rPr>
+      </w:pPr>
+      <w:r>
+        <w:rPr>
+          <w:rFonts w:ascii="Arial" w:hAnsi="Arial" w:cs="Arial"/>
+        </w:rPr>
+        <w:br/>
+        <w:t>RNF-04. Consistencia: transacciones ACID y una restricción de unicidad por función y asiento que impida la doble venta.</w:t>
+      </w:r>
+    </w:p>
+    <w:p>
+      <w:pPr>
+        <w:rPr>
+          <w:rFonts w:ascii="Arial" w:hAnsi="Arial" w:cs="Arial"/>
+        </w:rPr>
+      </w:pPr>
+      <w:r>
+        <w:rPr>
+          <w:rFonts w:ascii="Arial" w:hAnsi="Arial" w:cs="Arial"/>
+        </w:rPr>
+        <w:br/>
+        <w:t>RNF-05. Seguridad: cumplir PCI-DSS sin guardar el número completo de la tarjeta ni el CVV, cifrar los datos en tránsito y en reposo, usar WAF y protección DDoS y dar a cada rol solo los permisos que necesita.</w:t>
+      </w:r>
+    </w:p>
+    <w:p>
+      <w:pPr>
+        <w:rPr>
+          <w:rFonts w:ascii="Arial" w:hAnsi="Arial" w:cs="Arial"/>
+        </w:rPr>
+      </w:pPr>
+      <w:r>
+        <w:rPr>
+          <w:rFonts w:ascii="Arial" w:hAnsi="Arial" w:cs="Arial"/>
+        </w:rPr>
+        <w:br/>
+        <w:t>RNF-06. Retención: guardar los logs 5 años, en tablas separadas por tipo, particionadas por fecha y de solo inserción para que no se puedan alterar.</w:t>
+      </w:r>
+    </w:p>
+    <w:p>
+      <w:pPr>
+        <w:rPr>
+          <w:rFonts w:ascii="Arial" w:hAnsi="Arial" w:cs="Arial"/>
+        </w:rPr>
+      </w:pPr>
+      <w:r>
+        <w:rPr>
+          <w:rFonts w:ascii="Arial" w:hAnsi="Arial" w:cs="Arial"/>
+        </w:rPr>
+        <w:br/>
+        <w:t>RNF-07. Escalabilidad: que el cómputo crezca según la demanda y que haya réplicas de lectura.</w:t>
+      </w:r>
+    </w:p>
+    <w:p>
+      <w:pPr>
+        <w:rPr>
+          <w:rFonts w:ascii="Arial" w:hAnsi="Arial" w:cs="Arial"/>
+        </w:rPr>
+      </w:pPr>
+      <w:r>
+        <w:rPr>
+          <w:rFonts w:ascii="Arial" w:hAnsi="Arial" w:cs="Arial"/>
+        </w:rPr>
+        <w:br/>
+        <w:t>RNF-08. Tiempo de respuesta: proponemos como meta que el 95% de las consultas de disponibilidad de asientos respondan en menos de 200 ms, y lo comprobamos con EXPLAIN ANALYZE.</w:t>
+      </w:r>
+    </w:p>
+    <w:p>
+      <w:pPr>
+        <w:rPr>
+          <w:rFonts w:ascii="Arial" w:hAnsi="Arial" w:cs="Arial"/>
+        </w:rPr>
+      </w:pPr>
+      <w:r>
+        <w:rPr>
+          <w:rFonts w:ascii="Arial" w:hAnsi="Arial" w:cs="Arial"/>
+        </w:rPr>
+        <w:br/>
+        <w:t>RNF-09. Privacidad: proteger los datos personales de los clientes y limitar quién puede verlos.</w:t>
+      </w:r>
+    </w:p>
+    <w:p>
+      <w:pPr>
+        <w:rPr>
+          <w:rFonts w:ascii="Arial" w:hAnsi="Arial" w:cs="Arial"/>
+        </w:rPr>
+      </w:pPr>
+      <w:r>
+        <w:rPr>
+          <w:rFonts w:ascii="Arial" w:hAnsi="Arial" w:cs="Arial"/>
+        </w:rPr>
+        <w:br/>
+        <w:t>RNF-10. Usabilidad: interfaz funcional en distintos dispositivos.</w:t>
+      </w:r>
+    </w:p>
+    <w:p>
+      <w:pPr>
+        <w:rPr>
+          <w:rFonts w:ascii="Arial" w:hAnsi="Arial" w:cs="Arial"/>
+        </w:rPr>
+      </w:pPr>
+      <w:r>
+        <w:rPr>
+          <w:rFonts w:ascii="Arial" w:hAnsi="Arial" w:cs="Arial"/>
+        </w:rPr>
+        <w:br/>
+        <w:t>RNF-11. Operación: monitoreo, alertas y respaldos automáticos.</w:t>
+      </w:r>
+    </w:p>
+    <w:p>
+      <w:pPr>
+        <w:rPr>
+          <w:rFonts w:ascii="Arial" w:hAnsi="Arial" w:cs="Arial"/>
+        </w:rPr>
+      </w:pPr>
+    </w:p>
+    <w:p>
+      <w:pPr>
+        <w:rPr>
+          <w:rFonts w:ascii="Arial" w:hAnsi="Arial" w:cs="Arial"/>
+        </w:rPr>
+      </w:pPr>
+      <w:r>
+        <w:rPr>
+          <w:rFonts w:ascii="Arial" w:hAnsi="Arial" w:cs="Arial"/>
+        </w:rPr>
+        <w:t>2.3 Volúmenes de datos</w:t>
+      </w:r>
+    </w:p>
+    <w:p>
+      <w:pPr>
+        <w:rPr>
+          <w:rFonts w:ascii="Arial" w:hAnsi="Arial" w:cs="Arial"/>
+        </w:rPr>
+      </w:pPr>
+      <w:r>
+        <w:rPr>
+          <w:rFonts w:ascii="Arial" w:hAnsi="Arial" w:cs="Arial"/>
+        </w:rPr>
+        <w:t>Datos del enunciado: 8,000,000 de usuarios concurrentes, 50,000 TPS de pico durante 10 minutos</w:t>
+      </w:r>
+      <w:r>
+        <w:rPr>
+          <w:rFonts w:ascii="Arial" w:hAnsi="Arial" w:cs="Arial"/>
+        </w:rPr>
+        <w:t xml:space="preserve">, </w:t>
+      </w:r>
+      <w:r>
+        <w:rPr>
+          <w:rFonts w:ascii="Arial" w:hAnsi="Arial" w:cs="Arial"/>
+        </w:rPr>
+        <w:t>30 millones de transacciones en ese tiempo, 500 títulos activos, 1,500 salas y 15 millones de boletos al mes, con 5 años de retención.</w:t>
+      </w:r>
+    </w:p>
+    <w:p>
+      <w:pPr>
+        <w:rPr>
+          <w:rFonts w:ascii="Arial" w:hAnsi="Arial" w:cs="Arial"/>
+        </w:rPr>
+      </w:pPr>
+      <w:r>
+        <w:rPr>
+          <w:rFonts w:ascii="Arial" w:hAnsi="Arial" w:cs="Arial"/>
+        </w:rPr>
+        <w:t>Lo que sale de ahí: 15,000,000 entre los 2,592,000 segundos de un mes dan 5.8 TPS promedio, así que el pico es unas 8,640 veces el promedio. Por eso el sistema se diseña para el pico y no para el promedio. Cada sala vende unos 10,000 boletos al mes</w:t>
+      </w:r>
+      <w:r>
+        <w:rPr>
+          <w:rFonts w:ascii="Arial" w:hAnsi="Arial" w:cs="Arial"/>
+        </w:rPr>
+        <w:t xml:space="preserve">, </w:t>
+      </w:r>
+      <w:r>
+        <w:rPr>
+          <w:rFonts w:ascii="Arial" w:hAnsi="Arial" w:cs="Arial"/>
+        </w:rPr>
+        <w:t>unos 333 al día.</w:t>
+      </w:r>
+    </w:p>
+    <w:p>
+      <w:pPr>
+        <w:rPr>
+          <w:rFonts w:ascii="Arial" w:hAnsi="Arial" w:cs="Arial"/>
+        </w:rPr>
+      </w:pPr>
+      <w:r>
+        <w:rPr>
+          <w:rFonts w:ascii="Arial" w:hAnsi="Arial" w:cs="Arial"/>
+        </w:rPr>
+        <w:t>Histórico a 5 años, sin contar crecimiento: 900 millones de boletos, 360 millones de ventas y 468 millones de pagos.</w:t>
+      </w:r>
+    </w:p>
+    <w:p>
+      <w:pPr>
+        <w:rPr>
+          <w:rFonts w:ascii="Arial" w:hAnsi="Arial" w:cs="Arial"/>
+        </w:rPr>
+      </w:pPr>
+      <w:r>
+        <w:rPr>
+          <w:rFonts w:ascii="Arial" w:hAnsi="Arial" w:cs="Arial"/>
+        </w:rPr>
+        <w:t>Registros de auditoría: 151.4 millones de registros al mes entre las cuatro bitácoras</w:t>
+      </w:r>
+      <w:r>
+        <w:rPr>
+          <w:rFonts w:ascii="Arial" w:hAnsi="Arial" w:cs="Arial"/>
+        </w:rPr>
+        <w:t xml:space="preserve">, </w:t>
+      </w:r>
+      <w:r>
+        <w:rPr>
+          <w:rFonts w:ascii="Arial" w:hAnsi="Arial" w:cs="Arial"/>
+        </w:rPr>
+        <w:t>15.6 millones de transaccion_log, 120 millones de asiento_auditoria_log, 15.75 millones de acceso_puerta_log y 0.075 millones de admin_operacion_audit. Son unos 1,817 millones al año y unos 9,085 millones en 5 años. El espacio que ocupan está en la tabla de almacenamiento de la sección 1.2, con los supuestos que usamos.</w:t>
+      </w:r>
+    </w:p>
+    <w:p>
+      <w:pPr>
+        <w:rPr>
+          <w:rFonts w:ascii="Arial" w:hAnsi="Arial" w:cs="Arial"/>
+        </w:rPr>
+      </w:pPr>
+    </w:p>
+    <w:p>
+      <w:pPr>
+        <w:rPr>
+          <w:rFonts w:ascii="Arial" w:hAnsi="Arial" w:cs="Arial"/>
+        </w:rPr>
+      </w:pPr>
+      <w:r>
+        <w:rPr>
+          <w:rFonts w:ascii="Arial" w:hAnsi="Arial" w:cs="Arial"/>
+        </w:rPr>
+        <w:t>Operación y mantenimiento</w:t>
+      </w:r>
+    </w:p>
+    <w:p>
+      <w:pPr>
+        <w:rPr>
+          <w:rFonts w:ascii="Arial" w:hAnsi="Arial" w:cs="Arial"/>
+        </w:rPr>
+      </w:pPr>
+      <w:r>
+        <w:rPr>
+          <w:rFonts w:ascii="Arial" w:hAnsi="Arial" w:cs="Arial"/>
+        </w:rPr>
+        <w:t>Respaldos. Proponemos un respaldo continuo de los registros de transacciones, para poder restaurar a cualquier momento de los últimos 35 días, una copia completa diaria automática, una copia semanal replicada en otra región y una copia mensual en almacenamiento de archivo que no se pueda modificar, guardada 5 años. Cada trimestre se prueba restaurar una copia para confirmar que sirve.</w:t>
+      </w:r>
+    </w:p>
+    <w:p>
+      <w:pPr>
+        <w:rPr>
+          <w:rFonts w:ascii="Arial" w:hAnsi="Arial" w:cs="Arial"/>
+        </w:rPr>
+      </w:pPr>
+      <w:r>
+        <w:rPr>
+          <w:rFonts w:ascii="Arial" w:hAnsi="Arial" w:cs="Arial"/>
+          <w:lang w:val="pt-PT"/>
+        </w:rPr>
+        <w:t xml:space="preserve">RPO de 5 segundos o menos. </w:t>
+      </w:r>
+      <w:r>
+        <w:rPr>
+          <w:rFonts w:ascii="Arial" w:hAnsi="Arial" w:cs="Arial"/>
+        </w:rPr>
+        <w:t>La base de datos replica de forma sincrónica entre zonas, así que si cae una zona no se pierden datos, y de forma asíncrona hacia otra región. Esto importa porque perder datos significa ventas sin registrar, doble venta y problemas legales.</w:t>
+      </w:r>
+    </w:p>
+    <w:p>
+      <w:pPr>
+        <w:rPr>
+          <w:rFonts w:ascii="Arial" w:hAnsi="Arial" w:cs="Arial"/>
+        </w:rPr>
+      </w:pPr>
+      <w:r>
+        <w:rPr>
+          <w:rFonts w:ascii="Arial" w:hAnsi="Arial" w:cs="Arial"/>
+        </w:rPr>
+        <w:t>RTO menor a 5 minutos. La base de datos y el tráfico cambian automáticamente a la réplica, sin que nadie tenga que intervenir, y las réplicas ya están encendidas en otra zona. Cada minuto caído durante un estreno mundial es una pérdida enorme.</w:t>
+      </w:r>
+    </w:p>
+    <w:p>
+      <w:pPr>
+        <w:rPr>
+          <w:rFonts w:ascii="Arial" w:hAnsi="Arial" w:cs="Arial"/>
+        </w:rPr>
+      </w:pPr>
+      <w:r>
+        <w:rPr>
+          <w:rFonts w:ascii="Arial" w:hAnsi="Arial" w:cs="Arial"/>
+        </w:rPr>
+        <w:t>SLA de 99.99%. Equivale a máximo 52.6 minutos de caída al año, o 4.3 minutos al mes. Lo respaldamos con servicios administrados con alta disponibilidad entre zonas y con redundancia en cada capa. El SLA total es el producto de los SLA de las partes que van en serie</w:t>
+      </w:r>
+      <w:r>
+        <w:rPr>
+          <w:rFonts w:ascii="Arial" w:hAnsi="Arial" w:cs="Arial"/>
+        </w:rPr>
+        <w:t xml:space="preserve">, </w:t>
+      </w:r>
+      <w:r>
+        <w:rPr>
+          <w:rFonts w:ascii="Arial" w:hAnsi="Arial" w:cs="Arial"/>
+        </w:rPr>
+        <w:t>por eso ninguna capa depende de un solo componente.</w:t>
+      </w:r>
+    </w:p>
+    <w:p>
+      <w:pPr>
+        <w:rPr>
+          <w:rFonts w:ascii="Arial" w:hAnsi="Arial" w:cs="Arial"/>
+        </w:rPr>
+      </w:pPr>
+      <w:r>
+        <w:rPr>
+          <w:rFonts w:ascii="Arial" w:hAnsi="Arial" w:cs="Arial"/>
+        </w:rPr>
+        <w:t>Recuperación ante desastres. Usamos un esquema activo-pasivo en dos regiones, con pasos documentados para cada tipo de falla y simulacros de caída de zona y de región dos veces al año.</w:t>
+      </w:r>
+    </w:p>
+    <w:p>
+      <w:pPr>
+        <w:rPr>
+          <w:rFonts w:ascii="Arial" w:hAnsi="Arial" w:cs="Arial"/>
+        </w:rPr>
+      </w:pPr>
+      <w:r>
+        <w:rPr>
+          <w:rFonts w:ascii="Arial" w:hAnsi="Arial" w:cs="Arial"/>
+        </w:rPr>
+        <w:t xml:space="preserve">Privacidad de datos. Guardamos solo los datos personales necesarios, cifrados y con acceso por rol. Hay un cruce entre privacidad y retención: la norma fiscal pide guardar 5 años, pero las leyes de privacidad permiten pedir el borrado de datos personales. Lo </w:t>
+      </w:r>
+      <w:r>
+        <w:rPr>
+          <w:rFonts w:ascii="Arial" w:hAnsi="Arial" w:cs="Arial"/>
+        </w:rPr>
+        <w:lastRenderedPageBreak/>
+        <w:t>resolvemos guardando los registros financieros los 5 años y anonimizando los datos personales que no sean obligatorios.</w:t>
+      </w:r>
+    </w:p>
+    <w:p>
+      <w:pPr>
+        <w:rPr>
+          <w:rFonts w:ascii="Arial" w:hAnsi="Arial" w:cs="Arial"/>
+        </w:rPr>
+      </w:pPr>
     </w:p>
     <w:p/>
     <w:p/>
@@ -5262,8 +5599,6 @@
     <w:p/>
     <w:p/>
     <w:p/>
-    <w:p/>
-    <w:p/>
     <w:p>
       <w:pPr>
         <w:pStyle w:val="Subttulo"/>
@@ -5285,9 +5620,378 @@
           <w:sz w:val="22"/>
           <w:szCs w:val="22"/>
         </w:rPr>
+        <w:t>Referencias:</w:t>
+      </w:r>
+    </w:p>
+    <w:p>
+      <w:r>
+        <w:t xml:space="preserve">Amazon Web Services. (s. f.-a). </w:t>
+      </w:r>
+      <w:r>
+        <w:rPr>
+          <w:i/>
+          <w:iCs/>
+        </w:rPr>
+        <w:t>Amazon Aurora pricing</w:t>
+      </w:r>
+      <w:r>
+        <w:t xml:space="preserve">. Recuperado el 20 de octubre de 2026, de </w:t>
+      </w:r>
+      <w:hyperlink r:id="rId6" w:history="1">
+        <w:r>
+          <w:rPr>
+            <w:rStyle w:val="Hipervnculo"/>
+          </w:rPr>
+          <w:t>https://aws.amazon.com/rds/aurora/pricing</w:t>
+        </w:r>
+      </w:hyperlink>
+    </w:p>
+    <w:p>
+      <w:r>
+        <w:rPr>
+          <w:lang w:val="en-US"/>
+        </w:rPr>
+        <w:t xml:space="preserve">Amazon Web Services. (s. f.-b). </w:t>
+      </w:r>
+      <w:r>
+        <w:rPr>
+          <w:i/>
+          <w:iCs/>
+        </w:rPr>
+        <w:t>AWS WAF pricing</w:t>
+      </w:r>
+      <w:r>
+        <w:t xml:space="preserve">. Recuperado el 20 de octubre de 2026, de </w:t>
+      </w:r>
+      <w:hyperlink r:id="rId7" w:history="1">
+        <w:r>
+          <w:rPr>
+            <w:rStyle w:val="Hipervnculo"/>
+          </w:rPr>
+          <w:t>https://aws.amazon.com/waf/pricing/</w:t>
+        </w:r>
+      </w:hyperlink>
+    </w:p>
+    <w:p>
+      <w:r>
+        <w:t xml:space="preserve">Bytebase. (s. f.). </w:t>
+      </w:r>
+      <w:r>
+        <w:rPr>
+          <w:i/>
+          <w:iCs/>
+        </w:rPr>
+        <w:t>Azure Database for PostgreSQL &amp; MySQL pricing</w:t>
+      </w:r>
+      <w:r>
+        <w:t xml:space="preserve">. Recuperado el 20 de octubre de 2026, de </w:t>
+      </w:r>
+      <w:hyperlink r:id="rId8" w:history="1">
+        <w:r>
+          <w:rPr>
+            <w:rStyle w:val="Hipervnculo"/>
+          </w:rPr>
+          <w:t>https://www.bytebase.com/dbcost/azure-flexible-server-pricing/</w:t>
+        </w:r>
+      </w:hyperlink>
+    </w:p>
+    <w:p>
+      <w:r>
+        <w:rPr>
+          <w:lang w:val="en-US"/>
+        </w:rPr>
+        <w:t xml:space="preserve">Cloudian. (s. f.). </w:t>
+      </w:r>
+      <w:r>
+        <w:rPr>
+          <w:i/>
+          <w:iCs/>
+          <w:lang w:val="en-US"/>
+        </w:rPr>
+        <w:t>Understanding AWS S3 storage pricing: A comprehensive guide</w:t>
+      </w:r>
+      <w:r>
+        <w:rPr>
+          <w:lang w:val="en-US"/>
+        </w:rPr>
+        <w:t xml:space="preserve">. </w:t>
+      </w:r>
+      <w:r>
+        <w:t xml:space="preserve">Recuperado el 20 de octubre de 2026, de </w:t>
+      </w:r>
+      <w:hyperlink r:id="rId9" w:history="1">
+        <w:r>
+          <w:rPr>
+            <w:rStyle w:val="Hipervnculo"/>
+          </w:rPr>
+          <w:t>https://cloudian.com/blog/5-components-of-aws-s3-storage-pricing.md</w:t>
+        </w:r>
+      </w:hyperlink>
+    </w:p>
+    <w:p>
+      <w:pPr>
+        <w:rPr>
+          <w:lang w:val="pt-PT"/>
+        </w:rPr>
+      </w:pPr>
+      <w:r>
+        <w:rPr>
+          <w:lang w:val="pt-PT"/>
+        </w:rPr>
+        <w:t xml:space="preserve">CloudZero. (2026, 22 de julio). </w:t>
+      </w:r>
+      <w:r>
+        <w:rPr>
+          <w:i/>
+          <w:iCs/>
+          <w:lang w:val="pt-PT"/>
+        </w:rPr>
+        <w:t>Azure Blob Storage pricing</w:t>
+      </w:r>
+      <w:r>
+        <w:rPr>
+          <w:lang w:val="pt-PT"/>
+        </w:rPr>
+        <w:t xml:space="preserve">. </w:t>
+      </w:r>
+      <w:hyperlink r:id="rId10" w:history="1">
+        <w:r>
+          <w:rPr>
+            <w:rStyle w:val="Hipervnculo"/>
+            <w:lang w:val="pt-PT"/>
+          </w:rPr>
+          <w:t>https://cloudzero.com/blog/azure-blob-storage-pricing</w:t>
+        </w:r>
+      </w:hyperlink>
+    </w:p>
+    <w:p>
+      <w:r>
+        <w:rPr>
+          <w:lang w:val="pt-PT"/>
+        </w:rPr>
+        <w:t xml:space="preserve">Google. (s. f.-a). </w:t>
+      </w:r>
+      <w:r>
+        <w:rPr>
+          <w:i/>
+          <w:iCs/>
+          <w:lang w:val="en-US"/>
+        </w:rPr>
+        <w:t>Files you can store in Google Drive</w:t>
+      </w:r>
+      <w:r>
+        <w:rPr>
+          <w:lang w:val="en-US"/>
+        </w:rPr>
+        <w:t xml:space="preserve">. </w:t>
+      </w:r>
+      <w:r>
+        <w:t xml:space="preserve">Ayuda de Google Drive. Recuperado el 20 de octubre de 2026, de </w:t>
+      </w:r>
+      <w:hyperlink r:id="rId11" w:history="1">
+        <w:r>
+          <w:rPr>
+            <w:rStyle w:val="Hipervnculo"/>
+          </w:rPr>
+          <w:t>https://support.google.com/drive/answer/37603</w:t>
+        </w:r>
+      </w:hyperlink>
+    </w:p>
+    <w:p>
+      <w:r>
+        <w:rPr>
+          <w:lang w:val="en-US"/>
+        </w:rPr>
+        <w:t xml:space="preserve">Google. (s. f.-b). </w:t>
+      </w:r>
+      <w:r>
+        <w:rPr>
+          <w:i/>
+          <w:iCs/>
+          <w:lang w:val="en-US"/>
+        </w:rPr>
+        <w:t>Usage limits</w:t>
+      </w:r>
+      <w:r>
+        <w:rPr>
+          <w:lang w:val="en-US"/>
+        </w:rPr>
+        <w:t xml:space="preserve">. </w:t>
+      </w:r>
+      <w:r>
+        <w:t xml:space="preserve">Google for Developers. Recuperado el 20 de octubre de 2026, de </w:t>
+      </w:r>
+      <w:hyperlink r:id="rId12" w:history="1">
+        <w:r>
+          <w:rPr>
+            <w:rStyle w:val="Hipervnculo"/>
+          </w:rPr>
+          <w:t>https://developers.google.com/sheets/api/limits</w:t>
+        </w:r>
+      </w:hyperlink>
+    </w:p>
+    <w:p>
+      <w:pPr>
+        <w:rPr>
+          <w:lang w:val="en-US"/>
+        </w:rPr>
+      </w:pPr>
+      <w:r>
+        <w:t xml:space="preserve">Google Workspace Updates. (2026, 10 de septiembre). </w:t>
+      </w:r>
+      <w:r>
+        <w:rPr>
+          <w:i/>
+          <w:iCs/>
+          <w:lang w:val="en-US"/>
+        </w:rPr>
+        <w:t>Doubled cell limits in Google Sheets now generally available</w:t>
+      </w:r>
+      <w:r>
+        <w:rPr>
+          <w:lang w:val="en-US"/>
+        </w:rPr>
+        <w:t xml:space="preserve">. Workspace Updates Blog. </w:t>
+      </w:r>
+      <w:hyperlink r:id="rId13" w:history="1">
+        <w:r>
+          <w:rPr>
+            <w:rStyle w:val="Hipervnculo"/>
+            <w:lang w:val="en-US"/>
+          </w:rPr>
+          <w:t>https://workspaceupdates.googleblog.com/2026/09/doubled-cell-limits-in-google-sheets-now-generally-available.html</w:t>
+        </w:r>
+      </w:hyperlink>
+    </w:p>
+    <w:p>
+      <w:pPr>
+        <w:rPr>
+          <w:lang w:val="en-US"/>
+        </w:rPr>
+      </w:pPr>
+      <w:r>
+        <w:t xml:space="preserve">Gray, L. K. (2017, 2 de noviembre). </w:t>
+      </w:r>
+      <w:r>
+        <w:rPr>
+          <w:i/>
+          <w:iCs/>
+          <w:lang w:val="en-US"/>
+        </w:rPr>
+        <w:t>FAQ: Can CVC be stored for card on file or recurring transactions?</w:t>
+      </w:r>
+      <w:r>
+        <w:rPr>
+          <w:lang w:val="en-US"/>
+        </w:rPr>
+        <w:t xml:space="preserve"> PCI Security Standards Council Blog. </w:t>
+      </w:r>
+      <w:hyperlink r:id="rId14" w:history="1">
+        <w:r>
+          <w:rPr>
+            <w:rStyle w:val="Hipervnculo"/>
+            <w:lang w:val="en-US"/>
+          </w:rPr>
+          <w:t>https://blog.pcisecuritystandards.org/faq-can-cvc-be-stored-for-card-on-file-or-recurring-transactions</w:t>
+        </w:r>
+      </w:hyperlink>
+    </w:p>
+    <w:p>
+      <w:r>
+        <w:rPr>
+          <w:lang w:val="en-US"/>
+        </w:rPr>
         <w:lastRenderedPageBreak/>
-        <w:t>Referencias:</w:t>
-      </w:r>
+        <w:t xml:space="preserve">Microsoft. (s. f.). </w:t>
+      </w:r>
+      <w:r>
+        <w:rPr>
+          <w:i/>
+          <w:iCs/>
+          <w:lang w:val="en-US"/>
+        </w:rPr>
+        <w:t>Azure Front Door pricing</w:t>
+      </w:r>
+      <w:r>
+        <w:rPr>
+          <w:lang w:val="en-US"/>
+        </w:rPr>
+        <w:t xml:space="preserve">. </w:t>
+      </w:r>
+      <w:r>
+        <w:t xml:space="preserve">Azure. Recuperado el 20 de octubre de 2026, de </w:t>
+      </w:r>
+      <w:hyperlink r:id="rId15" w:history="1">
+        <w:r>
+          <w:rPr>
+            <w:rStyle w:val="Hipervnculo"/>
+          </w:rPr>
+          <w:t>https://azure.microsoft.com/en-us/pricing/details/frontdoor/</w:t>
+        </w:r>
+      </w:hyperlink>
+    </w:p>
+    <w:p>
+      <w:r>
+        <w:rPr>
+          <w:lang w:val="pt-PT"/>
+        </w:rPr>
+        <w:t xml:space="preserve">Microsoft. (2026). </w:t>
+      </w:r>
+      <w:r>
+        <w:rPr>
+          <w:i/>
+          <w:iCs/>
+          <w:lang w:val="pt-PT"/>
+        </w:rPr>
+        <w:t>Access specifications</w:t>
+      </w:r>
+      <w:r>
+        <w:rPr>
+          <w:lang w:val="pt-PT"/>
+        </w:rPr>
+        <w:t xml:space="preserve">. Soporte técnico de Microsoft. </w:t>
+      </w:r>
+      <w:r>
+        <w:t xml:space="preserve">Recuperado el 20 de octubre de 2026, de </w:t>
+      </w:r>
+      <w:hyperlink r:id="rId16" w:history="1">
+        <w:r>
+          <w:rPr>
+            <w:rStyle w:val="Hipervnculo"/>
+          </w:rPr>
+          <w:t>https://support.microsoft.com/en-us/access/access-specifications</w:t>
+        </w:r>
+      </w:hyperlink>
+    </w:p>
+    <w:p>
+      <w:r>
+        <w:rPr>
+          <w:lang w:val="en-US"/>
+        </w:rPr>
+        <w:t xml:space="preserve">SQLite. (2025, 31 de mayo). </w:t>
+      </w:r>
+      <w:r>
+        <w:rPr>
+          <w:i/>
+          <w:iCs/>
+          <w:lang w:val="en-US"/>
+        </w:rPr>
+        <w:t>Appropriate uses for SQLite</w:t>
+      </w:r>
+      <w:r>
+        <w:rPr>
+          <w:lang w:val="en-US"/>
+        </w:rPr>
+        <w:t xml:space="preserve">. </w:t>
+      </w:r>
+      <w:hyperlink r:id="rId17" w:history="1">
+        <w:r>
+          <w:rPr>
+            <w:rStyle w:val="Hipervnculo"/>
+          </w:rPr>
+          <w:t>https://www.sqlite.org/whentouse.html</w:t>
+        </w:r>
+      </w:hyperlink>
     </w:p>
     <w:p/>
     <w:p/>
@@ -6486,6 +7190,29 @@
       </w:tblBorders>
     </w:tblPr>
   </w:style>
+  <w:style w:type="character" w:styleId="Hipervnculo">
+    <w:name w:val="Hyperlink"/>
+    <w:basedOn w:val="Fuentedeprrafopredeter"/>
+    <w:uiPriority w:val="99"/>
+    <w:unhideWhenUsed/>
+    <w:rsid w:val="00416F64"/>
+    <w:rPr>
+      <w:color w:val="467886" w:themeColor="hyperlink"/>
+      <w:u w:val="single"/>
+    </w:rPr>
+  </w:style>
+  <w:style w:type="character" w:styleId="Mencinsinresolver">
+    <w:name w:val="Unresolved Mention"/>
+    <w:basedOn w:val="Fuentedeprrafopredeter"/>
+    <w:uiPriority w:val="99"/>
+    <w:semiHidden/>
+    <w:unhideWhenUsed/>
+    <w:rsid w:val="00416F64"/>
+    <w:rPr>
+      <w:color w:val="605E5C"/>
+      <w:shd w:val="clear" w:color="auto" w:fill="E1DFDD"/>
+    </w:rPr>
+  </w:style>
 </w:styles>
 </file>
 

--- a/Documentación/Documetación II Proyecto BD.docx
+++ b/Documentación/Documetación II Proyecto BD.docx
@@ -374,7 +374,21 @@
     <w:p>
       <w:r>
         <w:tab/>
-        <w:t>Tras hacer la evaluación de la infraestructura propuesta por el proveedor saliente contra la carga esperada del estreno mundial, esta siendo de 8 millones de usuarios concurrentes, con un pico de 50.000 TPS durante 10min, involucrando transacciones ACID, tener que cumplir PCI-DSS y con retención de auditoria de 5 años, el equipo la rechaza. Ninguno de los 6 componentes cumple con los requisitos mínimos del negocio y varios violan directamente las reglas de negocio y normas de pago. A continuación las discrepancias.</w:t>
+        <w:t xml:space="preserve">Tras hacer la evaluación de la infraestructura propuesta por el proveedor saliente contra la carga esperada del estreno mundial, </w:t>
+      </w:r>
+      <w:proofErr w:type="spellStart"/>
+      <w:r>
+        <w:t>esta</w:t>
+      </w:r>
+      <w:proofErr w:type="spellEnd"/>
+      <w:r>
+        <w:t xml:space="preserve"> siendo de 8 millones de usuarios concurrentes, con un pico de 50.000 TPS durante 10min, involucrando transacciones ACID, tener que cumplir PCI-DSS y con retención de auditoria de 5 años, el equipo la rechaza. Ninguno de los 6 componentes cumple con los requisitos mínimos del negocio y varios violan directamente las reglas de negocio y normas de pago. A </w:t>
+      </w:r>
+      <w:r>
+        <w:t>continuación,</w:t>
+      </w:r>
+      <w:r>
+        <w:t xml:space="preserve"> las discrepancias.</w:t>
       </w:r>
     </w:p>
     <w:p>
@@ -441,7 +455,23 @@
         <w:t xml:space="preserve">, es decir </w:t>
       </w:r>
       <w:r>
-        <w:t>800 Mbps, 16 veces la capacidad del enlace, y eso sin contar el Wi-Fi compartido. Un enlace residencial no tiene SLA, ni redundancia, ni protección contra ataques DDoS, ni latencia razonable para cines en otros continentes.</w:t>
+        <w:t xml:space="preserve">800 Mbps, 16 veces la capacidad del enlace, y eso sin contar el </w:t>
+      </w:r>
+      <w:proofErr w:type="spellStart"/>
+      <w:r>
+        <w:t>Wi</w:t>
+      </w:r>
+      <w:proofErr w:type="spellEnd"/>
+      <w:r>
+        <w:t xml:space="preserve">-Fi compartido. Un enlace residencial no tiene SLA, ni redundancia, ni protección contra ataques </w:t>
+      </w:r>
+      <w:proofErr w:type="spellStart"/>
+      <w:r>
+        <w:t>DDoS</w:t>
+      </w:r>
+      <w:proofErr w:type="spellEnd"/>
+      <w:r>
+        <w:t>, ni latencia razonable para cines en otros continentes.</w:t>
       </w:r>
     </w:p>
     <w:p>
@@ -488,11 +518,16 @@
         <w:t>enviarlos en claro a un chat grupal los expone a cualquiera con acceso al grupo. Incumple la RN-09, y el cobro manual por un pasante rompe la atomicidad entre pago y asiento (RN-10 y RN-11). La exposición es legal</w:t>
       </w:r>
       <w:r>
-        <w:t xml:space="preserve"> como multas o demandas </w:t>
-      </w:r>
-      <w:r>
-        <w:t xml:space="preserve"> y</w:t>
-      </w:r>
+        <w:t xml:space="preserve"> como multas o </w:t>
+      </w:r>
+      <w:r>
+        <w:t xml:space="preserve">demandas </w:t>
+      </w:r>
+      <w:proofErr w:type="gramStart"/>
+      <w:r>
+        <w:t>y</w:t>
+      </w:r>
+      <w:proofErr w:type="gramEnd"/>
       <w:r>
         <w:t xml:space="preserve"> además, </w:t>
       </w:r>
@@ -517,13 +552,27 @@
         <w:t xml:space="preserve">. </w:t>
       </w:r>
       <w:r>
-        <w:t>No existe plan. Sin backups ni réplica, el RPO es toda la información desde la última copia</w:t>
-      </w:r>
-      <w:r>
-        <w:t xml:space="preserve"> que no existe </w:t>
-      </w:r>
-      <w:r>
-        <w:t xml:space="preserve"> y el RTO es indefinido. Esto contradice el objetivo de disponibilidad</w:t>
+        <w:t xml:space="preserve">No existe plan. Sin </w:t>
+      </w:r>
+      <w:proofErr w:type="spellStart"/>
+      <w:r>
+        <w:t>backups</w:t>
+      </w:r>
+      <w:proofErr w:type="spellEnd"/>
+      <w:r>
+        <w:t xml:space="preserve"> ni réplica, el RPO es toda la información desde la última copia</w:t>
+      </w:r>
+      <w:r>
+        <w:t xml:space="preserve"> que no </w:t>
+      </w:r>
+      <w:r>
+        <w:t xml:space="preserve">existe </w:t>
+      </w:r>
+      <w:r>
+        <w:t>y</w:t>
+      </w:r>
+      <w:r>
+        <w:t xml:space="preserve"> el RTO es indefinido. Esto contradice el objetivo de disponibilidad</w:t>
       </w:r>
       <w:r>
         <w:t xml:space="preserve">, que es de </w:t>
@@ -648,7 +697,21 @@
         <w:rPr>
           <w:rFonts w:ascii="Arial" w:hAnsi="Arial" w:cs="Arial"/>
         </w:rPr>
-        <w:t>La infraestructura legada no aguanta un estreno mundial, como explicamos en el dictamen. Proponemos una arquitectura en la nube con estas partes. En la entrada va una CDN con WAF y protección contra DDoS, más una sala de espera virtual para que los 8 millones de usuarios no lleguen todos al mismo tiempo a la base de datos. La aplicación corre en contenedores que escalan solos según la demanda, con una caché para el mapa de asientos. La base de datos es PostgreSQL administrado, con alta disponibilidad entre zonas y una réplica en otra región. Los pagos pasan por una pasarela externa certificada (en este proyecto se simula). El histórico de 5 años se guarda en almacenamiento de archivo, y lo reciente en almacenamiento rápido.</w:t>
+        <w:t xml:space="preserve">La infraestructura legada no aguanta un estreno mundial, como explicamos en el dictamen. Proponemos una arquitectura en la nube con estas partes. En la entrada va una CDN con WAF y protección contra </w:t>
+      </w:r>
+      <w:proofErr w:type="spellStart"/>
+      <w:r>
+        <w:rPr>
+          <w:rFonts w:ascii="Arial" w:hAnsi="Arial" w:cs="Arial"/>
+        </w:rPr>
+        <w:t>DDoS</w:t>
+      </w:r>
+      <w:proofErr w:type="spellEnd"/>
+      <w:r>
+        <w:rPr>
+          <w:rFonts w:ascii="Arial" w:hAnsi="Arial" w:cs="Arial"/>
+        </w:rPr>
+        <w:t>, más una sala de espera virtual para que los 8 millones de usuarios no lleguen todos al mismo tiempo a la base de datos. La aplicación corre en contenedores que escalan solos según la demanda, con una caché para el mapa de asientos. La base de datos es PostgreSQL administrado, con alta disponibilidad entre zonas y una réplica en otra región. Los pagos pasan por una pasarela externa certificada (en este proyecto se simula). El histórico de 5 años se guarda en almacenamiento de archivo, y lo reciente en almacenamiento rápido.</w:t>
       </w:r>
     </w:p>
     <w:p>
@@ -882,12 +945,14 @@
                 <w:rFonts w:ascii="Arial" w:hAnsi="Arial" w:cs="Arial"/>
               </w:rPr>
             </w:pPr>
+            <w:proofErr w:type="spellStart"/>
             <w:r>
               <w:rPr>
                 <w:rFonts w:ascii="Arial" w:hAnsi="Arial" w:cs="Arial"/>
               </w:rPr>
               <w:t>transaccion_log</w:t>
             </w:r>
+            <w:proofErr w:type="spellEnd"/>
           </w:p>
         </w:tc>
         <w:tc>
@@ -964,12 +1029,14 @@
                 <w:rFonts w:ascii="Arial" w:hAnsi="Arial" w:cs="Arial"/>
               </w:rPr>
             </w:pPr>
+            <w:proofErr w:type="spellStart"/>
             <w:r>
               <w:rPr>
                 <w:rFonts w:ascii="Arial" w:hAnsi="Arial" w:cs="Arial"/>
               </w:rPr>
               <w:t>asiento_auditoria_log</w:t>
             </w:r>
+            <w:proofErr w:type="spellEnd"/>
           </w:p>
         </w:tc>
         <w:tc>
@@ -1046,12 +1113,14 @@
                 <w:rFonts w:ascii="Arial" w:hAnsi="Arial" w:cs="Arial"/>
               </w:rPr>
             </w:pPr>
+            <w:proofErr w:type="spellStart"/>
             <w:r>
               <w:rPr>
                 <w:rFonts w:ascii="Arial" w:hAnsi="Arial" w:cs="Arial"/>
               </w:rPr>
               <w:t>acceso_puerta_log</w:t>
             </w:r>
+            <w:proofErr w:type="spellEnd"/>
           </w:p>
         </w:tc>
         <w:tc>
@@ -1128,12 +1197,14 @@
                 <w:rFonts w:ascii="Arial" w:hAnsi="Arial" w:cs="Arial"/>
               </w:rPr>
             </w:pPr>
+            <w:proofErr w:type="spellStart"/>
             <w:r>
               <w:rPr>
                 <w:rFonts w:ascii="Arial" w:hAnsi="Arial" w:cs="Arial"/>
               </w:rPr>
               <w:t>admin_operacion_audit</w:t>
             </w:r>
+            <w:proofErr w:type="spellEnd"/>
           </w:p>
         </w:tc>
         <w:tc>
@@ -1456,11 +1527,19 @@
                 <w:rFonts w:ascii="Arial" w:hAnsi="Arial" w:cs="Arial"/>
               </w:rPr>
             </w:pPr>
-            <w:r>
-              <w:rPr>
-                <w:rFonts w:ascii="Arial" w:hAnsi="Arial" w:cs="Arial"/>
-              </w:rPr>
-              <w:t>Total mensual</w:t>
+            <w:proofErr w:type="gramStart"/>
+            <w:r>
+              <w:rPr>
+                <w:rFonts w:ascii="Arial" w:hAnsi="Arial" w:cs="Arial"/>
+              </w:rPr>
+              <w:t>Total</w:t>
+            </w:r>
+            <w:proofErr w:type="gramEnd"/>
+            <w:r>
+              <w:rPr>
+                <w:rFonts w:ascii="Arial" w:hAnsi="Arial" w:cs="Arial"/>
+              </w:rPr>
+              <w:t xml:space="preserve"> mensual</w:t>
             </w:r>
           </w:p>
         </w:tc>
@@ -1606,7 +1685,35 @@
         <w:rPr>
           <w:rFonts w:ascii="Arial" w:hAnsi="Arial" w:cs="Arial"/>
         </w:rPr>
-        <w:t>Acumulado a 5 años: sin crecimiento son 3.6 TB  y 8.9 TB . Con un crecimiento de 10% anual son 4.4 TB y 10.9 TB. Si en el conservador contamos 3 copias</w:t>
+        <w:t xml:space="preserve">Acumulado a 5 años: sin crecimiento son 3.6 </w:t>
+      </w:r>
+      <w:proofErr w:type="gramStart"/>
+      <w:r>
+        <w:rPr>
+          <w:rFonts w:ascii="Arial" w:hAnsi="Arial" w:cs="Arial"/>
+        </w:rPr>
+        <w:t>TB  y</w:t>
+      </w:r>
+      <w:proofErr w:type="gramEnd"/>
+      <w:r>
+        <w:rPr>
+          <w:rFonts w:ascii="Arial" w:hAnsi="Arial" w:cs="Arial"/>
+        </w:rPr>
+        <w:t xml:space="preserve"> 8.9 </w:t>
+      </w:r>
+      <w:proofErr w:type="gramStart"/>
+      <w:r>
+        <w:rPr>
+          <w:rFonts w:ascii="Arial" w:hAnsi="Arial" w:cs="Arial"/>
+        </w:rPr>
+        <w:t>TB .</w:t>
+      </w:r>
+      <w:proofErr w:type="gramEnd"/>
+      <w:r>
+        <w:rPr>
+          <w:rFonts w:ascii="Arial" w:hAnsi="Arial" w:cs="Arial"/>
+        </w:rPr>
+        <w:t xml:space="preserve"> Con un crecimiento de 10% anual son 4.4 TB y 10.9 TB. Si en el conservador contamos 3 copias</w:t>
       </w:r>
       <w:r>
         <w:rPr>
@@ -1750,27 +1857,69 @@
               <w:rPr>
                 <w:rFonts w:ascii="Arial" w:hAnsi="Arial" w:cs="Arial"/>
               </w:rPr>
-              <w:t>Aurora PostgreSQL multirregión con autoescalado: 12,500 USD</w:t>
-            </w:r>
-          </w:p>
-        </w:tc>
-        <w:tc>
-          <w:tcPr>
-            <w:tcW w:w="0" w:type="auto"/>
-            <w:hideMark/>
-          </w:tcPr>
-          <w:p>
-            <w:pPr>
-              <w:spacing w:after="160" w:line="259" w:lineRule="auto"/>
-              <w:rPr>
-                <w:rFonts w:ascii="Arial" w:hAnsi="Arial" w:cs="Arial"/>
-              </w:rPr>
-            </w:pPr>
-            <w:r>
-              <w:rPr>
-                <w:rFonts w:ascii="Arial" w:hAnsi="Arial" w:cs="Arial"/>
-              </w:rPr>
-              <w:t>Azure Database for PostgreSQL Flexible Server con alta disponibilidad: 11,800 USD</w:t>
+              <w:t xml:space="preserve">Aurora PostgreSQL multirregión con </w:t>
+            </w:r>
+            <w:proofErr w:type="spellStart"/>
+            <w:r>
+              <w:rPr>
+                <w:rFonts w:ascii="Arial" w:hAnsi="Arial" w:cs="Arial"/>
+              </w:rPr>
+              <w:t>autoescalado</w:t>
+            </w:r>
+            <w:proofErr w:type="spellEnd"/>
+            <w:r>
+              <w:rPr>
+                <w:rFonts w:ascii="Arial" w:hAnsi="Arial" w:cs="Arial"/>
+              </w:rPr>
+              <w:t>: 12,500 USD</w:t>
+            </w:r>
+          </w:p>
+        </w:tc>
+        <w:tc>
+          <w:tcPr>
+            <w:tcW w:w="0" w:type="auto"/>
+            <w:hideMark/>
+          </w:tcPr>
+          <w:p>
+            <w:pPr>
+              <w:spacing w:after="160" w:line="259" w:lineRule="auto"/>
+              <w:rPr>
+                <w:rFonts w:ascii="Arial" w:hAnsi="Arial" w:cs="Arial"/>
+              </w:rPr>
+            </w:pPr>
+            <w:r>
+              <w:rPr>
+                <w:rFonts w:ascii="Arial" w:hAnsi="Arial" w:cs="Arial"/>
+              </w:rPr>
+              <w:t xml:space="preserve">Azure </w:t>
+            </w:r>
+            <w:proofErr w:type="spellStart"/>
+            <w:r>
+              <w:rPr>
+                <w:rFonts w:ascii="Arial" w:hAnsi="Arial" w:cs="Arial"/>
+              </w:rPr>
+              <w:t>Database</w:t>
+            </w:r>
+            <w:proofErr w:type="spellEnd"/>
+            <w:r>
+              <w:rPr>
+                <w:rFonts w:ascii="Arial" w:hAnsi="Arial" w:cs="Arial"/>
+              </w:rPr>
+              <w:t xml:space="preserve"> </w:t>
+            </w:r>
+            <w:proofErr w:type="spellStart"/>
+            <w:r>
+              <w:rPr>
+                <w:rFonts w:ascii="Arial" w:hAnsi="Arial" w:cs="Arial"/>
+              </w:rPr>
+              <w:t>for</w:t>
+            </w:r>
+            <w:proofErr w:type="spellEnd"/>
+            <w:r>
+              <w:rPr>
+                <w:rFonts w:ascii="Arial" w:hAnsi="Arial" w:cs="Arial"/>
+              </w:rPr>
+              <w:t xml:space="preserve"> PostgreSQL Flexible Server con alta disponibilidad: 11,800 USD</w:t>
             </w:r>
           </w:p>
         </w:tc>
@@ -1792,27 +1941,49 @@
               <w:rPr>
                 <w:rFonts w:ascii="Arial" w:hAnsi="Arial" w:cs="Arial"/>
               </w:rPr>
-              <w:t>Cómputo / frontend</w:t>
-            </w:r>
-          </w:p>
-        </w:tc>
-        <w:tc>
-          <w:tcPr>
-            <w:tcW w:w="0" w:type="auto"/>
-            <w:hideMark/>
-          </w:tcPr>
-          <w:p>
-            <w:pPr>
-              <w:spacing w:after="160" w:line="259" w:lineRule="auto"/>
-              <w:rPr>
-                <w:rFonts w:ascii="Arial" w:hAnsi="Arial" w:cs="Arial"/>
-              </w:rPr>
-            </w:pPr>
-            <w:r>
-              <w:rPr>
-                <w:rFonts w:ascii="Arial" w:hAnsi="Arial" w:cs="Arial"/>
-              </w:rPr>
-              <w:t>EKS, 50 pods en pico: 6,200 USD</w:t>
+              <w:t xml:space="preserve">Cómputo / </w:t>
+            </w:r>
+            <w:proofErr w:type="spellStart"/>
+            <w:r>
+              <w:rPr>
+                <w:rFonts w:ascii="Arial" w:hAnsi="Arial" w:cs="Arial"/>
+              </w:rPr>
+              <w:t>frontend</w:t>
+            </w:r>
+            <w:proofErr w:type="spellEnd"/>
+          </w:p>
+        </w:tc>
+        <w:tc>
+          <w:tcPr>
+            <w:tcW w:w="0" w:type="auto"/>
+            <w:hideMark/>
+          </w:tcPr>
+          <w:p>
+            <w:pPr>
+              <w:spacing w:after="160" w:line="259" w:lineRule="auto"/>
+              <w:rPr>
+                <w:rFonts w:ascii="Arial" w:hAnsi="Arial" w:cs="Arial"/>
+              </w:rPr>
+            </w:pPr>
+            <w:r>
+              <w:rPr>
+                <w:rFonts w:ascii="Arial" w:hAnsi="Arial" w:cs="Arial"/>
+              </w:rPr>
+              <w:t xml:space="preserve">EKS, 50 </w:t>
+            </w:r>
+            <w:proofErr w:type="spellStart"/>
+            <w:r>
+              <w:rPr>
+                <w:rFonts w:ascii="Arial" w:hAnsi="Arial" w:cs="Arial"/>
+              </w:rPr>
+              <w:t>pods</w:t>
+            </w:r>
+            <w:proofErr w:type="spellEnd"/>
+            <w:r>
+              <w:rPr>
+                <w:rFonts w:ascii="Arial" w:hAnsi="Arial" w:cs="Arial"/>
+              </w:rPr>
+              <w:t xml:space="preserve"> en pico: 6,200 USD</w:t>
             </w:r>
           </w:p>
         </w:tc>
@@ -1868,11 +2039,13 @@
               <w:spacing w:after="160" w:line="259" w:lineRule="auto"/>
               <w:rPr>
                 <w:rFonts w:ascii="Arial" w:hAnsi="Arial" w:cs="Arial"/>
-              </w:rPr>
-            </w:pPr>
-            <w:r>
-              <w:rPr>
-                <w:rFonts w:ascii="Arial" w:hAnsi="Arial" w:cs="Arial"/>
+                <w:lang w:val="en-US"/>
+              </w:rPr>
+            </w:pPr>
+            <w:r>
+              <w:rPr>
+                <w:rFonts w:ascii="Arial" w:hAnsi="Arial" w:cs="Arial"/>
+                <w:lang w:val="en-US"/>
               </w:rPr>
               <w:t>S3 Standard + S3 Glacier Flexible Archive: 1,800 USD</w:t>
             </w:r>
@@ -1888,11 +2061,13 @@
               <w:spacing w:after="160" w:line="259" w:lineRule="auto"/>
               <w:rPr>
                 <w:rFonts w:ascii="Arial" w:hAnsi="Arial" w:cs="Arial"/>
-              </w:rPr>
-            </w:pPr>
-            <w:r>
-              <w:rPr>
-                <w:rFonts w:ascii="Arial" w:hAnsi="Arial" w:cs="Arial"/>
+                <w:lang w:val="en-US"/>
+              </w:rPr>
+            </w:pPr>
+            <w:r>
+              <w:rPr>
+                <w:rFonts w:ascii="Arial" w:hAnsi="Arial" w:cs="Arial"/>
+                <w:lang w:val="en-US"/>
               </w:rPr>
               <w:t>Blob Storage + Archive Tier: 1,750 USD</w:t>
             </w:r>
@@ -1932,11 +2107,19 @@
                 <w:rFonts w:ascii="Arial" w:hAnsi="Arial" w:cs="Arial"/>
               </w:rPr>
             </w:pPr>
-            <w:r>
-              <w:rPr>
-                <w:rFonts w:ascii="Arial" w:hAnsi="Arial" w:cs="Arial"/>
-              </w:rPr>
-              <w:t>CloudFront + WAF + Global Accelerator: 3,500 USD</w:t>
+            <w:proofErr w:type="spellStart"/>
+            <w:r>
+              <w:rPr>
+                <w:rFonts w:ascii="Arial" w:hAnsi="Arial" w:cs="Arial"/>
+              </w:rPr>
+              <w:t>CloudFront</w:t>
+            </w:r>
+            <w:proofErr w:type="spellEnd"/>
+            <w:r>
+              <w:rPr>
+                <w:rFonts w:ascii="Arial" w:hAnsi="Arial" w:cs="Arial"/>
+              </w:rPr>
+              <w:t xml:space="preserve"> + WAF + Global Accelerator: 3,500 USD</w:t>
             </w:r>
           </w:p>
         </w:tc>
@@ -1974,11 +2157,19 @@
                 <w:rFonts w:ascii="Arial" w:hAnsi="Arial" w:cs="Arial"/>
               </w:rPr>
             </w:pPr>
-            <w:r>
-              <w:rPr>
-                <w:rFonts w:ascii="Arial" w:hAnsi="Arial" w:cs="Arial"/>
-              </w:rPr>
-              <w:t>Total mensual (OPEX)</w:t>
+            <w:proofErr w:type="gramStart"/>
+            <w:r>
+              <w:rPr>
+                <w:rFonts w:ascii="Arial" w:hAnsi="Arial" w:cs="Arial"/>
+              </w:rPr>
+              <w:t>Total</w:t>
+            </w:r>
+            <w:proofErr w:type="gramEnd"/>
+            <w:r>
+              <w:rPr>
+                <w:rFonts w:ascii="Arial" w:hAnsi="Arial" w:cs="Arial"/>
+              </w:rPr>
+              <w:t xml:space="preserve"> mensual (OPEX)</w:t>
             </w:r>
           </w:p>
         </w:tc>
@@ -2196,11 +2387,13 @@
               <w:spacing w:after="160" w:line="259" w:lineRule="auto"/>
               <w:rPr>
                 <w:rFonts w:ascii="Arial" w:hAnsi="Arial" w:cs="Arial"/>
-              </w:rPr>
-            </w:pPr>
-            <w:r>
-              <w:rPr>
-                <w:rFonts w:ascii="Arial" w:hAnsi="Arial" w:cs="Arial"/>
+                <w:lang w:val="en-US"/>
+              </w:rPr>
+            </w:pPr>
+            <w:r>
+              <w:rPr>
+                <w:rFonts w:ascii="Arial" w:hAnsi="Arial" w:cs="Arial"/>
+                <w:lang w:val="en-US"/>
               </w:rPr>
               <w:t>Amazon Web Services (s. f.-a)</w:t>
             </w:r>
@@ -2218,11 +2411,13 @@
               <w:spacing w:after="160" w:line="259" w:lineRule="auto"/>
               <w:rPr>
                 <w:rFonts w:ascii="Arial" w:hAnsi="Arial" w:cs="Arial"/>
-              </w:rPr>
-            </w:pPr>
-            <w:r>
-              <w:rPr>
-                <w:rFonts w:ascii="Arial" w:hAnsi="Arial" w:cs="Arial"/>
+                <w:lang w:val="pt-PT"/>
+              </w:rPr>
+            </w:pPr>
+            <w:r>
+              <w:rPr>
+                <w:rFonts w:ascii="Arial" w:hAnsi="Arial" w:cs="Arial"/>
+                <w:lang w:val="pt-PT"/>
               </w:rPr>
               <w:t>Aurora, operaciones de I/O</w:t>
             </w:r>
@@ -2258,11 +2453,13 @@
               <w:spacing w:after="160" w:line="259" w:lineRule="auto"/>
               <w:rPr>
                 <w:rFonts w:ascii="Arial" w:hAnsi="Arial" w:cs="Arial"/>
-              </w:rPr>
-            </w:pPr>
-            <w:r>
-              <w:rPr>
-                <w:rFonts w:ascii="Arial" w:hAnsi="Arial" w:cs="Arial"/>
+                <w:lang w:val="en-US"/>
+              </w:rPr>
+            </w:pPr>
+            <w:r>
+              <w:rPr>
+                <w:rFonts w:ascii="Arial" w:hAnsi="Arial" w:cs="Arial"/>
+                <w:lang w:val="en-US"/>
               </w:rPr>
               <w:t>Amazon Web Services (s. f.-a)</w:t>
             </w:r>
@@ -2280,11 +2477,13 @@
               <w:spacing w:after="160" w:line="259" w:lineRule="auto"/>
               <w:rPr>
                 <w:rFonts w:ascii="Arial" w:hAnsi="Arial" w:cs="Arial"/>
-              </w:rPr>
-            </w:pPr>
-            <w:r>
-              <w:rPr>
-                <w:rFonts w:ascii="Arial" w:hAnsi="Arial" w:cs="Arial"/>
+                <w:lang w:val="pt-PT"/>
+              </w:rPr>
+            </w:pPr>
+            <w:r>
+              <w:rPr>
+                <w:rFonts w:ascii="Arial" w:hAnsi="Arial" w:cs="Arial"/>
+                <w:lang w:val="pt-PT"/>
               </w:rPr>
               <w:t>Aurora, instancia db.r6i.large</w:t>
             </w:r>
@@ -2320,11 +2519,13 @@
               <w:spacing w:after="160" w:line="259" w:lineRule="auto"/>
               <w:rPr>
                 <w:rFonts w:ascii="Arial" w:hAnsi="Arial" w:cs="Arial"/>
-              </w:rPr>
-            </w:pPr>
-            <w:r>
-              <w:rPr>
-                <w:rFonts w:ascii="Arial" w:hAnsi="Arial" w:cs="Arial"/>
+                <w:lang w:val="en-US"/>
+              </w:rPr>
+            </w:pPr>
+            <w:r>
+              <w:rPr>
+                <w:rFonts w:ascii="Arial" w:hAnsi="Arial" w:cs="Arial"/>
+                <w:lang w:val="en-US"/>
               </w:rPr>
               <w:t>Amazon Web Services (s. f.-a)</w:t>
             </w:r>
@@ -2382,11 +2583,13 @@
               <w:spacing w:after="160" w:line="259" w:lineRule="auto"/>
               <w:rPr>
                 <w:rFonts w:ascii="Arial" w:hAnsi="Arial" w:cs="Arial"/>
-              </w:rPr>
-            </w:pPr>
-            <w:r>
-              <w:rPr>
-                <w:rFonts w:ascii="Arial" w:hAnsi="Arial" w:cs="Arial"/>
+                <w:lang w:val="en-US"/>
+              </w:rPr>
+            </w:pPr>
+            <w:r>
+              <w:rPr>
+                <w:rFonts w:ascii="Arial" w:hAnsi="Arial" w:cs="Arial"/>
+                <w:lang w:val="en-US"/>
               </w:rPr>
               <w:t>Amazon Web Services (s. f.-b)</w:t>
             </w:r>
@@ -2508,11 +2711,19 @@
                 <w:rFonts w:ascii="Arial" w:hAnsi="Arial" w:cs="Arial"/>
               </w:rPr>
             </w:pPr>
-            <w:r>
-              <w:rPr>
-                <w:rFonts w:ascii="Arial" w:hAnsi="Arial" w:cs="Arial"/>
-              </w:rPr>
-              <w:t>Cloudian (s. f.)</w:t>
+            <w:proofErr w:type="spellStart"/>
+            <w:r>
+              <w:rPr>
+                <w:rFonts w:ascii="Arial" w:hAnsi="Arial" w:cs="Arial"/>
+              </w:rPr>
+              <w:t>Cloudian</w:t>
+            </w:r>
+            <w:proofErr w:type="spellEnd"/>
+            <w:r>
+              <w:rPr>
+                <w:rFonts w:ascii="Arial" w:hAnsi="Arial" w:cs="Arial"/>
+              </w:rPr>
+              <w:t xml:space="preserve"> (s. f.)</w:t>
             </w:r>
           </w:p>
         </w:tc>
@@ -2528,11 +2739,13 @@
               <w:spacing w:after="160" w:line="259" w:lineRule="auto"/>
               <w:rPr>
                 <w:rFonts w:ascii="Arial" w:hAnsi="Arial" w:cs="Arial"/>
-              </w:rPr>
-            </w:pPr>
-            <w:r>
-              <w:rPr>
-                <w:rFonts w:ascii="Arial" w:hAnsi="Arial" w:cs="Arial"/>
+                <w:lang w:val="en-US"/>
+              </w:rPr>
+            </w:pPr>
+            <w:r>
+              <w:rPr>
+                <w:rFonts w:ascii="Arial" w:hAnsi="Arial" w:cs="Arial"/>
+                <w:lang w:val="en-US"/>
               </w:rPr>
               <w:t>S3 Glacier Flexible Retrieval / Deep Archive</w:t>
             </w:r>
@@ -2570,11 +2783,19 @@
                 <w:rFonts w:ascii="Arial" w:hAnsi="Arial" w:cs="Arial"/>
               </w:rPr>
             </w:pPr>
-            <w:r>
-              <w:rPr>
-                <w:rFonts w:ascii="Arial" w:hAnsi="Arial" w:cs="Arial"/>
-              </w:rPr>
-              <w:t>Cloudian (s. f.)</w:t>
+            <w:proofErr w:type="spellStart"/>
+            <w:r>
+              <w:rPr>
+                <w:rFonts w:ascii="Arial" w:hAnsi="Arial" w:cs="Arial"/>
+              </w:rPr>
+              <w:t>Cloudian</w:t>
+            </w:r>
+            <w:proofErr w:type="spellEnd"/>
+            <w:r>
+              <w:rPr>
+                <w:rFonts w:ascii="Arial" w:hAnsi="Arial" w:cs="Arial"/>
+              </w:rPr>
+              <w:t xml:space="preserve"> (s. f.)</w:t>
             </w:r>
           </w:p>
         </w:tc>
@@ -2590,11 +2811,13 @@
               <w:spacing w:after="160" w:line="259" w:lineRule="auto"/>
               <w:rPr>
                 <w:rFonts w:ascii="Arial" w:hAnsi="Arial" w:cs="Arial"/>
-              </w:rPr>
-            </w:pPr>
-            <w:r>
-              <w:rPr>
-                <w:rFonts w:ascii="Arial" w:hAnsi="Arial" w:cs="Arial"/>
+                <w:lang w:val="en-US"/>
+              </w:rPr>
+            </w:pPr>
+            <w:r>
+              <w:rPr>
+                <w:rFonts w:ascii="Arial" w:hAnsi="Arial" w:cs="Arial"/>
+                <w:lang w:val="en-US"/>
               </w:rPr>
               <w:t>Azure Blob, Hot / Cool / Archive</w:t>
             </w:r>
@@ -2632,11 +2855,19 @@
                 <w:rFonts w:ascii="Arial" w:hAnsi="Arial" w:cs="Arial"/>
               </w:rPr>
             </w:pPr>
-            <w:r>
-              <w:rPr>
-                <w:rFonts w:ascii="Arial" w:hAnsi="Arial" w:cs="Arial"/>
-              </w:rPr>
-              <w:t>CloudZero (2026)</w:t>
+            <w:proofErr w:type="spellStart"/>
+            <w:r>
+              <w:rPr>
+                <w:rFonts w:ascii="Arial" w:hAnsi="Arial" w:cs="Arial"/>
+              </w:rPr>
+              <w:t>CloudZero</w:t>
+            </w:r>
+            <w:proofErr w:type="spellEnd"/>
+            <w:r>
+              <w:rPr>
+                <w:rFonts w:ascii="Arial" w:hAnsi="Arial" w:cs="Arial"/>
+              </w:rPr>
+              <w:t xml:space="preserve"> (2026)</w:t>
             </w:r>
           </w:p>
         </w:tc>
@@ -2694,11 +2925,19 @@
                 <w:rFonts w:ascii="Arial" w:hAnsi="Arial" w:cs="Arial"/>
               </w:rPr>
             </w:pPr>
-            <w:r>
-              <w:rPr>
-                <w:rFonts w:ascii="Arial" w:hAnsi="Arial" w:cs="Arial"/>
-              </w:rPr>
-              <w:t>Bytebase (s. f.)</w:t>
+            <w:proofErr w:type="spellStart"/>
+            <w:r>
+              <w:rPr>
+                <w:rFonts w:ascii="Arial" w:hAnsi="Arial" w:cs="Arial"/>
+              </w:rPr>
+              <w:t>Bytebase</w:t>
+            </w:r>
+            <w:proofErr w:type="spellEnd"/>
+            <w:r>
+              <w:rPr>
+                <w:rFonts w:ascii="Arial" w:hAnsi="Arial" w:cs="Arial"/>
+              </w:rPr>
+              <w:t xml:space="preserve"> (s. f.)</w:t>
             </w:r>
           </w:p>
         </w:tc>
@@ -3135,11 +3374,19 @@
                 <w:rFonts w:ascii="Arial" w:hAnsi="Arial" w:cs="Arial"/>
               </w:rPr>
             </w:pPr>
-            <w:r>
-              <w:rPr>
-                <w:rFonts w:ascii="Arial" w:hAnsi="Arial" w:cs="Arial"/>
-              </w:rPr>
-              <w:t>Total a 3 años</w:t>
+            <w:proofErr w:type="gramStart"/>
+            <w:r>
+              <w:rPr>
+                <w:rFonts w:ascii="Arial" w:hAnsi="Arial" w:cs="Arial"/>
+              </w:rPr>
+              <w:t>Total</w:t>
+            </w:r>
+            <w:proofErr w:type="gramEnd"/>
+            <w:r>
+              <w:rPr>
+                <w:rFonts w:ascii="Arial" w:hAnsi="Arial" w:cs="Arial"/>
+              </w:rPr>
+              <w:t xml:space="preserve"> a 3 años</w:t>
             </w:r>
           </w:p>
         </w:tc>
@@ -3317,7 +3564,21 @@
         <w:rPr>
           <w:rFonts w:ascii="Arial" w:hAnsi="Arial" w:cs="Arial"/>
         </w:rPr>
-        <w:t>La solución necesita un equipo de operación (DevOps y DBA) con monitoreo y soporte durante los estrenos, guías para atender incidentes y pruebas de carga antes de cada estreno grande. También hay que capacitar al personal de taquilla, puerta y contabilidad según su rol. La migración se haría por fases: primero unos cines piloto y después el resto, para no depender de una sola fecha de cambio. Como son servicios administrados, parches, respaldos y failover los maneja el proveedor, y eso baja mucho el trabajo de operación.</w:t>
+        <w:t xml:space="preserve">La solución necesita un equipo de operación (DevOps y DBA) con monitoreo y soporte durante los estrenos, guías para atender incidentes y pruebas de carga antes de cada estreno grande. También hay que capacitar al personal de taquilla, puerta y contabilidad según su rol. La migración se haría por fases: primero unos cines piloto y después el resto, para no depender de una sola fecha de cambio. Como son servicios administrados, parches, respaldos y </w:t>
+      </w:r>
+      <w:proofErr w:type="spellStart"/>
+      <w:r>
+        <w:rPr>
+          <w:rFonts w:ascii="Arial" w:hAnsi="Arial" w:cs="Arial"/>
+        </w:rPr>
+        <w:t>failover</w:t>
+      </w:r>
+      <w:proofErr w:type="spellEnd"/>
+      <w:r>
+        <w:rPr>
+          <w:rFonts w:ascii="Arial" w:hAnsi="Arial" w:cs="Arial"/>
+        </w:rPr>
+        <w:t xml:space="preserve"> los maneja el proveedor, y eso baja mucho el trabajo de operación.</w:t>
       </w:r>
     </w:p>
     <w:p>
@@ -3563,11 +3824,19 @@
                 <w:rFonts w:ascii="Arial" w:hAnsi="Arial" w:cs="Arial"/>
               </w:rPr>
             </w:pPr>
-            <w:r>
-              <w:rPr>
-                <w:rFonts w:ascii="Arial" w:hAnsi="Arial" w:cs="Arial"/>
-              </w:rPr>
-              <w:t>Failover automático a una réplica en otra zona y réplica multirregión</w:t>
+            <w:proofErr w:type="spellStart"/>
+            <w:r>
+              <w:rPr>
+                <w:rFonts w:ascii="Arial" w:hAnsi="Arial" w:cs="Arial"/>
+              </w:rPr>
+              <w:t>Failover</w:t>
+            </w:r>
+            <w:proofErr w:type="spellEnd"/>
+            <w:r>
+              <w:rPr>
+                <w:rFonts w:ascii="Arial" w:hAnsi="Arial" w:cs="Arial"/>
+              </w:rPr>
+              <w:t xml:space="preserve"> automático a una réplica en otra zona y réplica multirregión</w:t>
             </w:r>
           </w:p>
         </w:tc>
@@ -3751,7 +4020,21 @@
               <w:rPr>
                 <w:rFonts w:ascii="Arial" w:hAnsi="Arial" w:cs="Arial"/>
               </w:rPr>
-              <w:t>Ataque de denegación de servicio (DDoS)</w:t>
+              <w:t>Ataque de denegación de servicio (</w:t>
+            </w:r>
+            <w:proofErr w:type="spellStart"/>
+            <w:r>
+              <w:rPr>
+                <w:rFonts w:ascii="Arial" w:hAnsi="Arial" w:cs="Arial"/>
+              </w:rPr>
+              <w:t>DDoS</w:t>
+            </w:r>
+            <w:proofErr w:type="spellEnd"/>
+            <w:r>
+              <w:rPr>
+                <w:rFonts w:ascii="Arial" w:hAnsi="Arial" w:cs="Arial"/>
+              </w:rPr>
+              <w:t>)</w:t>
             </w:r>
           </w:p>
         </w:tc>
@@ -4063,11 +4346,19 @@
                 <w:rFonts w:ascii="Arial" w:hAnsi="Arial" w:cs="Arial"/>
               </w:rPr>
             </w:pPr>
-            <w:r>
-              <w:rPr>
-                <w:rFonts w:ascii="Arial" w:hAnsi="Arial" w:cs="Arial"/>
-              </w:rPr>
-              <w:t>Autoescalado, réplicas de lectura, caché de disponibilidad, colas y pruebas de carga antes del estreno</w:t>
+            <w:proofErr w:type="spellStart"/>
+            <w:r>
+              <w:rPr>
+                <w:rFonts w:ascii="Arial" w:hAnsi="Arial" w:cs="Arial"/>
+              </w:rPr>
+              <w:t>Autoescalado</w:t>
+            </w:r>
+            <w:proofErr w:type="spellEnd"/>
+            <w:r>
+              <w:rPr>
+                <w:rFonts w:ascii="Arial" w:hAnsi="Arial" w:cs="Arial"/>
+              </w:rPr>
+              <w:t>, réplicas de lectura, caché de disponibilidad, colas y pruebas de carga antes del estreno</w:t>
             </w:r>
           </w:p>
         </w:tc>
@@ -4568,8 +4859,16 @@
               <w:rPr>
                 <w:rFonts w:ascii="Arial" w:hAnsi="Arial" w:cs="Arial"/>
               </w:rPr>
-              <w:t>QR firmado y único, validación de un solo uso (RN-14) y registro en acceso_puerta_log</w:t>
-            </w:r>
+              <w:t xml:space="preserve">QR firmado y único, validación de un solo uso (RN-14) y registro en </w:t>
+            </w:r>
+            <w:proofErr w:type="spellStart"/>
+            <w:r>
+              <w:rPr>
+                <w:rFonts w:ascii="Arial" w:hAnsi="Arial" w:cs="Arial"/>
+              </w:rPr>
+              <w:t>acceso_puerta_log</w:t>
+            </w:r>
+            <w:proofErr w:type="spellEnd"/>
           </w:p>
         </w:tc>
         <w:tc>
@@ -4690,7 +4989,21 @@
               <w:rPr>
                 <w:rFonts w:ascii="Arial" w:hAnsi="Arial" w:cs="Arial"/>
               </w:rPr>
-              <w:t>RBAC y bitácora admin_operacion_audit con fecha, IP, rol y usuario, más revisión periódica</w:t>
+              <w:t xml:space="preserve">RBAC y bitácora </w:t>
+            </w:r>
+            <w:proofErr w:type="spellStart"/>
+            <w:r>
+              <w:rPr>
+                <w:rFonts w:ascii="Arial" w:hAnsi="Arial" w:cs="Arial"/>
+              </w:rPr>
+              <w:t>admin_operacion_audit</w:t>
+            </w:r>
+            <w:proofErr w:type="spellEnd"/>
+            <w:r>
+              <w:rPr>
+                <w:rFonts w:ascii="Arial" w:hAnsi="Arial" w:cs="Arial"/>
+              </w:rPr>
+              <w:t xml:space="preserve"> con fecha, IP, rol y usuario, más revisión periódica</w:t>
             </w:r>
           </w:p>
         </w:tc>
@@ -5120,7 +5433,63 @@
           <w:rFonts w:ascii="Arial" w:hAnsi="Arial" w:cs="Arial"/>
         </w:rPr>
         <w:br/>
-        <w:t>RF-12. Llevar cuatro bitácoras de auditoría con retención de 5 años: transaccion_log, asiento_auditoria_log, acceso_puerta_log y admin_operacion_audit. Regla relacionada: RN-20.</w:t>
+        <w:t xml:space="preserve">RF-12. Llevar cuatro bitácoras de auditoría con retención de 5 años: </w:t>
+      </w:r>
+      <w:proofErr w:type="spellStart"/>
+      <w:r>
+        <w:rPr>
+          <w:rFonts w:ascii="Arial" w:hAnsi="Arial" w:cs="Arial"/>
+        </w:rPr>
+        <w:t>transaccion_log</w:t>
+      </w:r>
+      <w:proofErr w:type="spellEnd"/>
+      <w:r>
+        <w:rPr>
+          <w:rFonts w:ascii="Arial" w:hAnsi="Arial" w:cs="Arial"/>
+        </w:rPr>
+        <w:t xml:space="preserve">, </w:t>
+      </w:r>
+      <w:proofErr w:type="spellStart"/>
+      <w:r>
+        <w:rPr>
+          <w:rFonts w:ascii="Arial" w:hAnsi="Arial" w:cs="Arial"/>
+        </w:rPr>
+        <w:t>asiento_auditoria_log</w:t>
+      </w:r>
+      <w:proofErr w:type="spellEnd"/>
+      <w:r>
+        <w:rPr>
+          <w:rFonts w:ascii="Arial" w:hAnsi="Arial" w:cs="Arial"/>
+        </w:rPr>
+        <w:t xml:space="preserve">, </w:t>
+      </w:r>
+      <w:proofErr w:type="spellStart"/>
+      <w:r>
+        <w:rPr>
+          <w:rFonts w:ascii="Arial" w:hAnsi="Arial" w:cs="Arial"/>
+        </w:rPr>
+        <w:t>acceso_puerta_log</w:t>
+      </w:r>
+      <w:proofErr w:type="spellEnd"/>
+      <w:r>
+        <w:rPr>
+          <w:rFonts w:ascii="Arial" w:hAnsi="Arial" w:cs="Arial"/>
+        </w:rPr>
+        <w:t xml:space="preserve"> y </w:t>
+      </w:r>
+      <w:proofErr w:type="spellStart"/>
+      <w:r>
+        <w:rPr>
+          <w:rFonts w:ascii="Arial" w:hAnsi="Arial" w:cs="Arial"/>
+        </w:rPr>
+        <w:t>admin_operacion_audit</w:t>
+      </w:r>
+      <w:proofErr w:type="spellEnd"/>
+      <w:r>
+        <w:rPr>
+          <w:rFonts w:ascii="Arial" w:hAnsi="Arial" w:cs="Arial"/>
+        </w:rPr>
+        <w:t>. Regla relacionada: RN-20.</w:t>
       </w:r>
     </w:p>
     <w:p>
@@ -5266,7 +5635,21 @@
           <w:rFonts w:ascii="Arial" w:hAnsi="Arial" w:cs="Arial"/>
         </w:rPr>
         <w:br/>
-        <w:t>RNF-05. Seguridad: cumplir PCI-DSS sin guardar el número completo de la tarjeta ni el CVV, cifrar los datos en tránsito y en reposo, usar WAF y protección DDoS y dar a cada rol solo los permisos que necesita.</w:t>
+        <w:t xml:space="preserve">RNF-05. Seguridad: cumplir PCI-DSS sin guardar el número completo de la tarjeta ni el CVV, cifrar los datos en tránsito y en reposo, usar WAF y protección </w:t>
+      </w:r>
+      <w:proofErr w:type="spellStart"/>
+      <w:r>
+        <w:rPr>
+          <w:rFonts w:ascii="Arial" w:hAnsi="Arial" w:cs="Arial"/>
+        </w:rPr>
+        <w:t>DDoS</w:t>
+      </w:r>
+      <w:proofErr w:type="spellEnd"/>
+      <w:r>
+        <w:rPr>
+          <w:rFonts w:ascii="Arial" w:hAnsi="Arial" w:cs="Arial"/>
+        </w:rPr>
+        <w:t xml:space="preserve"> y dar a cada rol solo los permisos que necesita.</w:t>
       </w:r>
     </w:p>
     <w:p>
@@ -5458,7 +5841,63 @@
         <w:rPr>
           <w:rFonts w:ascii="Arial" w:hAnsi="Arial" w:cs="Arial"/>
         </w:rPr>
-        <w:t>15.6 millones de transaccion_log, 120 millones de asiento_auditoria_log, 15.75 millones de acceso_puerta_log y 0.075 millones de admin_operacion_audit. Son unos 1,817 millones al año y unos 9,085 millones en 5 años. El espacio que ocupan está en la tabla de almacenamiento de la sección 1.2, con los supuestos que usamos.</w:t>
+        <w:t xml:space="preserve">15.6 millones de </w:t>
+      </w:r>
+      <w:proofErr w:type="spellStart"/>
+      <w:r>
+        <w:rPr>
+          <w:rFonts w:ascii="Arial" w:hAnsi="Arial" w:cs="Arial"/>
+        </w:rPr>
+        <w:t>transaccion_log</w:t>
+      </w:r>
+      <w:proofErr w:type="spellEnd"/>
+      <w:r>
+        <w:rPr>
+          <w:rFonts w:ascii="Arial" w:hAnsi="Arial" w:cs="Arial"/>
+        </w:rPr>
+        <w:t xml:space="preserve">, 120 millones de </w:t>
+      </w:r>
+      <w:proofErr w:type="spellStart"/>
+      <w:r>
+        <w:rPr>
+          <w:rFonts w:ascii="Arial" w:hAnsi="Arial" w:cs="Arial"/>
+        </w:rPr>
+        <w:t>asiento_auditoria_log</w:t>
+      </w:r>
+      <w:proofErr w:type="spellEnd"/>
+      <w:r>
+        <w:rPr>
+          <w:rFonts w:ascii="Arial" w:hAnsi="Arial" w:cs="Arial"/>
+        </w:rPr>
+        <w:t xml:space="preserve">, 15.75 millones de </w:t>
+      </w:r>
+      <w:proofErr w:type="spellStart"/>
+      <w:r>
+        <w:rPr>
+          <w:rFonts w:ascii="Arial" w:hAnsi="Arial" w:cs="Arial"/>
+        </w:rPr>
+        <w:t>acceso_puerta_log</w:t>
+      </w:r>
+      <w:proofErr w:type="spellEnd"/>
+      <w:r>
+        <w:rPr>
+          <w:rFonts w:ascii="Arial" w:hAnsi="Arial" w:cs="Arial"/>
+        </w:rPr>
+        <w:t xml:space="preserve"> y 0.075 millones de </w:t>
+      </w:r>
+      <w:proofErr w:type="spellStart"/>
+      <w:r>
+        <w:rPr>
+          <w:rFonts w:ascii="Arial" w:hAnsi="Arial" w:cs="Arial"/>
+        </w:rPr>
+        <w:t>admin_operacion_audit</w:t>
+      </w:r>
+      <w:proofErr w:type="spellEnd"/>
+      <w:r>
+        <w:rPr>
+          <w:rFonts w:ascii="Arial" w:hAnsi="Arial" w:cs="Arial"/>
+        </w:rPr>
+        <w:t>. Son unos 1,817 millones al año y unos 9,085 millones en 5 años. El espacio que ocupan está en la tabla de almacenamiento de la sección 1.2, con los supuestos que usamos.</w:t>
       </w:r>
     </w:p>
     <w:p>
@@ -5625,15 +6064,32 @@
     </w:p>
     <w:p>
       <w:r>
-        <w:t xml:space="preserve">Amazon Web Services. (s. f.-a). </w:t>
+        <w:t xml:space="preserve">Amazon Web </w:t>
+      </w:r>
+      <w:proofErr w:type="spellStart"/>
+      <w:r>
+        <w:t>Services</w:t>
+      </w:r>
+      <w:proofErr w:type="spellEnd"/>
+      <w:r>
+        <w:t xml:space="preserve">. (s. f.-a). </w:t>
       </w:r>
       <w:r>
         <w:rPr>
           <w:i/>
           <w:iCs/>
         </w:rPr>
-        <w:t>Amazon Aurora pricing</w:t>
-      </w:r>
+        <w:t xml:space="preserve">Amazon Aurora </w:t>
+      </w:r>
+      <w:proofErr w:type="spellStart"/>
+      <w:r>
+        <w:rPr>
+          <w:i/>
+          <w:iCs/>
+        </w:rPr>
+        <w:t>pricing</w:t>
+      </w:r>
+      <w:proofErr w:type="spellEnd"/>
       <w:r>
         <w:t xml:space="preserve">. Recuperado el 20 de octubre de 2026, de </w:t>
       </w:r>
@@ -5658,8 +6114,17 @@
           <w:i/>
           <w:iCs/>
         </w:rPr>
-        <w:t>AWS WAF pricing</w:t>
-      </w:r>
+        <w:t xml:space="preserve">AWS WAF </w:t>
+      </w:r>
+      <w:proofErr w:type="spellStart"/>
+      <w:r>
+        <w:rPr>
+          <w:i/>
+          <w:iCs/>
+        </w:rPr>
+        <w:t>pricing</w:t>
+      </w:r>
+      <w:proofErr w:type="spellEnd"/>
       <w:r>
         <w:t xml:space="preserve">. Recuperado el 20 de octubre de 2026, de </w:t>
       </w:r>
@@ -5673,16 +6138,62 @@
       </w:hyperlink>
     </w:p>
     <w:p>
-      <w:r>
-        <w:t xml:space="preserve">Bytebase. (s. f.). </w:t>
+      <w:proofErr w:type="spellStart"/>
+      <w:r>
+        <w:t>Bytebase</w:t>
+      </w:r>
+      <w:proofErr w:type="spellEnd"/>
+      <w:r>
+        <w:t xml:space="preserve">. (s. f.). </w:t>
       </w:r>
       <w:r>
         <w:rPr>
           <w:i/>
           <w:iCs/>
         </w:rPr>
-        <w:t>Azure Database for PostgreSQL &amp; MySQL pricing</w:t>
-      </w:r>
+        <w:t xml:space="preserve">Azure </w:t>
+      </w:r>
+      <w:proofErr w:type="spellStart"/>
+      <w:r>
+        <w:rPr>
+          <w:i/>
+          <w:iCs/>
+        </w:rPr>
+        <w:t>Database</w:t>
+      </w:r>
+      <w:proofErr w:type="spellEnd"/>
+      <w:r>
+        <w:rPr>
+          <w:i/>
+          <w:iCs/>
+        </w:rPr>
+        <w:t xml:space="preserve"> </w:t>
+      </w:r>
+      <w:proofErr w:type="spellStart"/>
+      <w:r>
+        <w:rPr>
+          <w:i/>
+          <w:iCs/>
+        </w:rPr>
+        <w:t>for</w:t>
+      </w:r>
+      <w:proofErr w:type="spellEnd"/>
+      <w:r>
+        <w:rPr>
+          <w:i/>
+          <w:iCs/>
+        </w:rPr>
+        <w:t xml:space="preserve"> PostgreSQL &amp; MySQL </w:t>
+      </w:r>
+      <w:proofErr w:type="spellStart"/>
+      <w:r>
+        <w:rPr>
+          <w:i/>
+          <w:iCs/>
+        </w:rPr>
+        <w:t>pricing</w:t>
+      </w:r>
+      <w:proofErr w:type="spellEnd"/>
       <w:r>
         <w:t xml:space="preserve">. Recuperado el 20 de octubre de 2026, de </w:t>
       </w:r>
@@ -5696,11 +6207,19 @@
       </w:hyperlink>
     </w:p>
     <w:p>
+      <w:proofErr w:type="spellStart"/>
       <w:r>
         <w:rPr>
           <w:lang w:val="en-US"/>
         </w:rPr>
-        <w:t xml:space="preserve">Cloudian. (s. f.). </w:t>
+        <w:t>Cloudian</w:t>
+      </w:r>
+      <w:proofErr w:type="spellEnd"/>
+      <w:r>
+        <w:rPr>
+          <w:lang w:val="en-US"/>
+        </w:rPr>
+        <w:t xml:space="preserve">. (s. f.). </w:t>
       </w:r>
       <w:r>
         <w:rPr>
@@ -5754,41 +6273,64 @@
         </w:rPr>
         <w:t xml:space="preserve">. </w:t>
       </w:r>
-      <w:hyperlink r:id="rId10" w:history="1">
-        <w:r>
-          <w:rPr>
-            <w:rStyle w:val="Hipervnculo"/>
-            <w:lang w:val="pt-PT"/>
-          </w:rPr>
-          <w:t>https://cloudzero.com/blog/azure-blob-storage-pricing</w:t>
-        </w:r>
-      </w:hyperlink>
-    </w:p>
-    <w:p>
+      <w:r>
+        <w:fldChar w:fldCharType="begin"/>
+      </w:r>
       <w:r>
         <w:rPr>
           <w:lang w:val="pt-PT"/>
         </w:rPr>
+        <w:instrText>HYPERLINK "https://cloudzero.com/blog/azure-blob-storage-pricing"</w:instrText>
+      </w:r>
+      <w:r>
+        <w:fldChar w:fldCharType="separate"/>
+      </w:r>
+      <w:r>
+        <w:rPr>
+          <w:rStyle w:val="Hipervnculo"/>
+          <w:lang w:val="pt-PT"/>
+        </w:rPr>
+        <w:t>https://cloudzero.com/blog/azure-blob-storage-pricing</w:t>
+      </w:r>
+      <w:r>
+        <w:fldChar w:fldCharType="end"/>
+      </w:r>
+    </w:p>
+    <w:p>
+      <w:r>
+        <w:rPr>
+          <w:lang w:val="pt-PT"/>
+        </w:rPr>
         <w:t xml:space="preserve">Google. (s. f.-a). </w:t>
       </w:r>
+      <w:proofErr w:type="gramStart"/>
       <w:r>
         <w:rPr>
           <w:i/>
           <w:iCs/>
           <w:lang w:val="en-US"/>
         </w:rPr>
-        <w:t>Files you can store in Google Drive</w:t>
-      </w:r>
-      <w:r>
-        <w:rPr>
+        <w:t>Files you can store</w:t>
+      </w:r>
+      <w:proofErr w:type="gramEnd"/>
+      <w:r>
+        <w:rPr>
+          <w:i/>
+          <w:iCs/>
           <w:lang w:val="en-US"/>
         </w:rPr>
+        <w:t xml:space="preserve"> in Google Drive</w:t>
+      </w:r>
+      <w:r>
+        <w:rPr>
+          <w:lang w:val="en-US"/>
+        </w:rPr>
         <w:t xml:space="preserve">. </w:t>
       </w:r>
       <w:r>
         <w:t xml:space="preserve">Ayuda de Google Drive. Recuperado el 20 de octubre de 2026, de </w:t>
       </w:r>
-      <w:hyperlink r:id="rId11" w:history="1">
+      <w:hyperlink r:id="rId10" w:history="1">
         <w:r>
           <w:rPr>
             <w:rStyle w:val="Hipervnculo"/>
@@ -5819,9 +6361,25 @@
         <w:t xml:space="preserve">. </w:t>
       </w:r>
       <w:r>
-        <w:t xml:space="preserve">Google for Developers. Recuperado el 20 de octubre de 2026, de </w:t>
-      </w:r>
-      <w:hyperlink r:id="rId12" w:history="1">
+        <w:t xml:space="preserve">Google </w:t>
+      </w:r>
+      <w:proofErr w:type="spellStart"/>
+      <w:r>
+        <w:t>for</w:t>
+      </w:r>
+      <w:proofErr w:type="spellEnd"/>
+      <w:r>
+        <w:t xml:space="preserve"> </w:t>
+      </w:r>
+      <w:proofErr w:type="spellStart"/>
+      <w:r>
+        <w:t>Developers</w:t>
+      </w:r>
+      <w:proofErr w:type="spellEnd"/>
+      <w:r>
+        <w:t xml:space="preserve">. Recuperado el 20 de octubre de 2026, de </w:t>
+      </w:r>
+      <w:hyperlink r:id="rId11" w:history="1">
         <w:r>
           <w:rPr>
             <w:rStyle w:val="Hipervnculo"/>
@@ -5837,7 +6395,23 @@
         </w:rPr>
       </w:pPr>
       <w:r>
-        <w:t xml:space="preserve">Google Workspace Updates. (2026, 10 de septiembre). </w:t>
+        <w:t xml:space="preserve">Google </w:t>
+      </w:r>
+      <w:proofErr w:type="spellStart"/>
+      <w:r>
+        <w:t>Workspace</w:t>
+      </w:r>
+      <w:proofErr w:type="spellEnd"/>
+      <w:r>
+        <w:t xml:space="preserve"> </w:t>
+      </w:r>
+      <w:proofErr w:type="spellStart"/>
+      <w:r>
+        <w:t>Updates</w:t>
+      </w:r>
+      <w:proofErr w:type="spellEnd"/>
+      <w:r>
+        <w:t xml:space="preserve">. (2026, 10 de septiembre). </w:t>
       </w:r>
       <w:r>
         <w:rPr>
@@ -5845,15 +6419,33 @@
           <w:iCs/>
           <w:lang w:val="en-US"/>
         </w:rPr>
-        <w:t>Doubled cell limits in Google Sheets now generally available</w:t>
-      </w:r>
-      <w:r>
-        <w:rPr>
+        <w:t xml:space="preserve">Doubled cell limits in Google Sheets </w:t>
+      </w:r>
+      <w:proofErr w:type="gramStart"/>
+      <w:r>
+        <w:rPr>
+          <w:i/>
+          <w:iCs/>
           <w:lang w:val="en-US"/>
         </w:rPr>
+        <w:t>now</w:t>
+      </w:r>
+      <w:proofErr w:type="gramEnd"/>
+      <w:r>
+        <w:rPr>
+          <w:i/>
+          <w:iCs/>
+          <w:lang w:val="en-US"/>
+        </w:rPr>
+        <w:t xml:space="preserve"> generally available</w:t>
+      </w:r>
+      <w:r>
+        <w:rPr>
+          <w:lang w:val="en-US"/>
+        </w:rPr>
         <w:t xml:space="preserve">. Workspace Updates Blog. </w:t>
       </w:r>
-      <w:hyperlink r:id="rId13" w:history="1">
+      <w:hyperlink r:id="rId12" w:history="1">
         <w:r>
           <w:rPr>
             <w:rStyle w:val="Hipervnculo"/>
@@ -5886,7 +6478,7 @@
         </w:rPr>
         <w:t xml:space="preserve"> PCI Security Standards Council Blog. </w:t>
       </w:r>
-      <w:hyperlink r:id="rId14" w:history="1">
+      <w:hyperlink r:id="rId13" w:history="1">
         <w:r>
           <w:rPr>
             <w:rStyle w:val="Hipervnculo"/>
@@ -5921,7 +6513,7 @@
       <w:r>
         <w:t xml:space="preserve">Azure. Recuperado el 20 de octubre de 2026, de </w:t>
       </w:r>
-      <w:hyperlink r:id="rId15" w:history="1">
+      <w:hyperlink r:id="rId14" w:history="1">
         <w:r>
           <w:rPr>
             <w:rStyle w:val="Hipervnculo"/>
@@ -5954,7 +6546,7 @@
       <w:r>
         <w:t xml:space="preserve">Recuperado el 20 de octubre de 2026, de </w:t>
       </w:r>
-      <w:hyperlink r:id="rId16" w:history="1">
+      <w:hyperlink r:id="rId15" w:history="1">
         <w:r>
           <w:rPr>
             <w:rStyle w:val="Hipervnculo"/>
@@ -5984,7 +6576,7 @@
         </w:rPr>
         <w:t xml:space="preserve">. </w:t>
       </w:r>
-      <w:hyperlink r:id="rId17" w:history="1">
+      <w:hyperlink r:id="rId16" w:history="1">
         <w:r>
           <w:rPr>
             <w:rStyle w:val="Hipervnculo"/>
@@ -6846,6 +7438,7 @@
   <w:style w:type="character" w:default="1" w:styleId="Fuentedeprrafopredeter">
     <w:name w:val="Default Paragraph Font"/>
     <w:uiPriority w:val="1"/>
+    <w:semiHidden/>
     <w:unhideWhenUsed/>
   </w:style>
   <w:style w:type="table" w:default="1" w:styleId="Tablanormal">

--- a/Documentación/Documetación II Proyecto BD.docx
+++ b/Documentación/Documetación II Proyecto BD.docx
@@ -6032,12 +6032,11 @@
       </w:pPr>
     </w:p>
     <w:p/>
-    <w:p/>
-    <w:p/>
-    <w:p/>
-    <w:p/>
-    <w:p/>
-    <w:p/>
+    <w:p>
+      <w:pPr>
+        <w:pStyle w:val="Subttulo"/>
+      </w:pPr>
+    </w:p>
     <w:p>
       <w:pPr>
         <w:pStyle w:val="Subttulo"/>
@@ -6059,6 +6058,724 @@
           <w:sz w:val="22"/>
           <w:szCs w:val="22"/>
         </w:rPr>
+        <w:t xml:space="preserve">Capturas de pantalla </w:t>
+      </w:r>
+    </w:p>
+    <w:p>
+      <w:r>
+        <w:drawing>
+          <wp:inline distT="0" distB="0" distL="0" distR="0" wp14:anchorId="7DBF8E05" wp14:editId="3F756186">
+            <wp:extent cx="5612130" cy="2980690"/>
+            <wp:effectExtent l="0" t="0" r="7620" b="0"/>
+            <wp:docPr id="1815822743" name="Imagen 1"/>
+            <wp:cNvGraphicFramePr>
+              <a:graphicFrameLocks xmlns:a="http://schemas.openxmlformats.org/drawingml/2006/main" noChangeAspect="1"/>
+            </wp:cNvGraphicFramePr>
+            <a:graphic xmlns:a="http://schemas.openxmlformats.org/drawingml/2006/main">
+              <a:graphicData uri="http://schemas.openxmlformats.org/drawingml/2006/picture">
+                <pic:pic xmlns:pic="http://schemas.openxmlformats.org/drawingml/2006/picture">
+                  <pic:nvPicPr>
+                    <pic:cNvPr id="1815822743" name=""/>
+                    <pic:cNvPicPr/>
+                  </pic:nvPicPr>
+                  <pic:blipFill>
+                    <a:blip r:embed="rId6"/>
+                    <a:stretch>
+                      <a:fillRect/>
+                    </a:stretch>
+                  </pic:blipFill>
+                  <pic:spPr>
+                    <a:xfrm>
+                      <a:off x="0" y="0"/>
+                      <a:ext cx="5612130" cy="2980690"/>
+                    </a:xfrm>
+                    <a:prstGeom prst="rect">
+                      <a:avLst/>
+                    </a:prstGeom>
+                  </pic:spPr>
+                </pic:pic>
+              </a:graphicData>
+            </a:graphic>
+          </wp:inline>
+        </w:drawing>
+      </w:r>
+    </w:p>
+    <w:p/>
+    <w:p/>
+    <w:p>
+      <w:r>
+        <w:drawing>
+          <wp:inline distT="0" distB="0" distL="0" distR="0" wp14:anchorId="2A42CDB8" wp14:editId="5D4F2EB0">
+            <wp:extent cx="5612130" cy="2964815"/>
+            <wp:effectExtent l="0" t="0" r="7620" b="6985"/>
+            <wp:docPr id="1577611448" name="Imagen 1"/>
+            <wp:cNvGraphicFramePr>
+              <a:graphicFrameLocks xmlns:a="http://schemas.openxmlformats.org/drawingml/2006/main" noChangeAspect="1"/>
+            </wp:cNvGraphicFramePr>
+            <a:graphic xmlns:a="http://schemas.openxmlformats.org/drawingml/2006/main">
+              <a:graphicData uri="http://schemas.openxmlformats.org/drawingml/2006/picture">
+                <pic:pic xmlns:pic="http://schemas.openxmlformats.org/drawingml/2006/picture">
+                  <pic:nvPicPr>
+                    <pic:cNvPr id="1577611448" name=""/>
+                    <pic:cNvPicPr/>
+                  </pic:nvPicPr>
+                  <pic:blipFill>
+                    <a:blip r:embed="rId7"/>
+                    <a:stretch>
+                      <a:fillRect/>
+                    </a:stretch>
+                  </pic:blipFill>
+                  <pic:spPr>
+                    <a:xfrm>
+                      <a:off x="0" y="0"/>
+                      <a:ext cx="5612130" cy="2964815"/>
+                    </a:xfrm>
+                    <a:prstGeom prst="rect">
+                      <a:avLst/>
+                    </a:prstGeom>
+                  </pic:spPr>
+                </pic:pic>
+              </a:graphicData>
+            </a:graphic>
+          </wp:inline>
+        </w:drawing>
+      </w:r>
+    </w:p>
+    <w:p/>
+    <w:p>
+      <w:r>
+        <w:drawing>
+          <wp:inline distT="0" distB="0" distL="0" distR="0" wp14:anchorId="533E4EC3" wp14:editId="469DBE48">
+            <wp:extent cx="5612130" cy="2974975"/>
+            <wp:effectExtent l="0" t="0" r="7620" b="0"/>
+            <wp:docPr id="20652471" name="Imagen 1"/>
+            <wp:cNvGraphicFramePr>
+              <a:graphicFrameLocks xmlns:a="http://schemas.openxmlformats.org/drawingml/2006/main" noChangeAspect="1"/>
+            </wp:cNvGraphicFramePr>
+            <a:graphic xmlns:a="http://schemas.openxmlformats.org/drawingml/2006/main">
+              <a:graphicData uri="http://schemas.openxmlformats.org/drawingml/2006/picture">
+                <pic:pic xmlns:pic="http://schemas.openxmlformats.org/drawingml/2006/picture">
+                  <pic:nvPicPr>
+                    <pic:cNvPr id="20652471" name=""/>
+                    <pic:cNvPicPr/>
+                  </pic:nvPicPr>
+                  <pic:blipFill>
+                    <a:blip r:embed="rId8"/>
+                    <a:stretch>
+                      <a:fillRect/>
+                    </a:stretch>
+                  </pic:blipFill>
+                  <pic:spPr>
+                    <a:xfrm>
+                      <a:off x="0" y="0"/>
+                      <a:ext cx="5612130" cy="2974975"/>
+                    </a:xfrm>
+                    <a:prstGeom prst="rect">
+                      <a:avLst/>
+                    </a:prstGeom>
+                  </pic:spPr>
+                </pic:pic>
+              </a:graphicData>
+            </a:graphic>
+          </wp:inline>
+        </w:drawing>
+      </w:r>
+    </w:p>
+    <w:p/>
+    <w:p/>
+    <w:p>
+      <w:r>
+        <w:drawing>
+          <wp:inline distT="0" distB="0" distL="0" distR="0" wp14:anchorId="0D14675F" wp14:editId="070D5E83">
+            <wp:extent cx="5612130" cy="2968625"/>
+            <wp:effectExtent l="0" t="0" r="7620" b="3175"/>
+            <wp:docPr id="2054384783" name="Imagen 1"/>
+            <wp:cNvGraphicFramePr>
+              <a:graphicFrameLocks xmlns:a="http://schemas.openxmlformats.org/drawingml/2006/main" noChangeAspect="1"/>
+            </wp:cNvGraphicFramePr>
+            <a:graphic xmlns:a="http://schemas.openxmlformats.org/drawingml/2006/main">
+              <a:graphicData uri="http://schemas.openxmlformats.org/drawingml/2006/picture">
+                <pic:pic xmlns:pic="http://schemas.openxmlformats.org/drawingml/2006/picture">
+                  <pic:nvPicPr>
+                    <pic:cNvPr id="2054384783" name=""/>
+                    <pic:cNvPicPr/>
+                  </pic:nvPicPr>
+                  <pic:blipFill>
+                    <a:blip r:embed="rId9"/>
+                    <a:stretch>
+                      <a:fillRect/>
+                    </a:stretch>
+                  </pic:blipFill>
+                  <pic:spPr>
+                    <a:xfrm>
+                      <a:off x="0" y="0"/>
+                      <a:ext cx="5612130" cy="2968625"/>
+                    </a:xfrm>
+                    <a:prstGeom prst="rect">
+                      <a:avLst/>
+                    </a:prstGeom>
+                  </pic:spPr>
+                </pic:pic>
+              </a:graphicData>
+            </a:graphic>
+          </wp:inline>
+        </w:drawing>
+      </w:r>
+    </w:p>
+    <w:p/>
+    <w:p>
+      <w:r>
+        <w:lastRenderedPageBreak/>
+        <w:drawing>
+          <wp:inline distT="0" distB="0" distL="0" distR="0" wp14:anchorId="190484F1" wp14:editId="5221F62D">
+            <wp:extent cx="5612130" cy="2981325"/>
+            <wp:effectExtent l="0" t="0" r="7620" b="9525"/>
+            <wp:docPr id="1903489731" name="Imagen 1"/>
+            <wp:cNvGraphicFramePr>
+              <a:graphicFrameLocks xmlns:a="http://schemas.openxmlformats.org/drawingml/2006/main" noChangeAspect="1"/>
+            </wp:cNvGraphicFramePr>
+            <a:graphic xmlns:a="http://schemas.openxmlformats.org/drawingml/2006/main">
+              <a:graphicData uri="http://schemas.openxmlformats.org/drawingml/2006/picture">
+                <pic:pic xmlns:pic="http://schemas.openxmlformats.org/drawingml/2006/picture">
+                  <pic:nvPicPr>
+                    <pic:cNvPr id="1903489731" name=""/>
+                    <pic:cNvPicPr/>
+                  </pic:nvPicPr>
+                  <pic:blipFill>
+                    <a:blip r:embed="rId10"/>
+                    <a:stretch>
+                      <a:fillRect/>
+                    </a:stretch>
+                  </pic:blipFill>
+                  <pic:spPr>
+                    <a:xfrm>
+                      <a:off x="0" y="0"/>
+                      <a:ext cx="5612130" cy="2981325"/>
+                    </a:xfrm>
+                    <a:prstGeom prst="rect">
+                      <a:avLst/>
+                    </a:prstGeom>
+                  </pic:spPr>
+                </pic:pic>
+              </a:graphicData>
+            </a:graphic>
+          </wp:inline>
+        </w:drawing>
+      </w:r>
+    </w:p>
+    <w:p/>
+    <w:p/>
+    <w:p>
+      <w:r>
+        <w:drawing>
+          <wp:inline distT="0" distB="0" distL="0" distR="0" wp14:anchorId="18118F09" wp14:editId="689FA67F">
+            <wp:extent cx="5612130" cy="2962910"/>
+            <wp:effectExtent l="0" t="0" r="7620" b="8890"/>
+            <wp:docPr id="446122322" name="Imagen 1"/>
+            <wp:cNvGraphicFramePr>
+              <a:graphicFrameLocks xmlns:a="http://schemas.openxmlformats.org/drawingml/2006/main" noChangeAspect="1"/>
+            </wp:cNvGraphicFramePr>
+            <a:graphic xmlns:a="http://schemas.openxmlformats.org/drawingml/2006/main">
+              <a:graphicData uri="http://schemas.openxmlformats.org/drawingml/2006/picture">
+                <pic:pic xmlns:pic="http://schemas.openxmlformats.org/drawingml/2006/picture">
+                  <pic:nvPicPr>
+                    <pic:cNvPr id="446122322" name=""/>
+                    <pic:cNvPicPr/>
+                  </pic:nvPicPr>
+                  <pic:blipFill>
+                    <a:blip r:embed="rId11"/>
+                    <a:stretch>
+                      <a:fillRect/>
+                    </a:stretch>
+                  </pic:blipFill>
+                  <pic:spPr>
+                    <a:xfrm>
+                      <a:off x="0" y="0"/>
+                      <a:ext cx="5612130" cy="2962910"/>
+                    </a:xfrm>
+                    <a:prstGeom prst="rect">
+                      <a:avLst/>
+                    </a:prstGeom>
+                  </pic:spPr>
+                </pic:pic>
+              </a:graphicData>
+            </a:graphic>
+          </wp:inline>
+        </w:drawing>
+      </w:r>
+    </w:p>
+    <w:p/>
+    <w:p>
+      <w:r>
+        <w:lastRenderedPageBreak/>
+        <w:drawing>
+          <wp:inline distT="0" distB="0" distL="0" distR="0" wp14:anchorId="29F77207" wp14:editId="08D69C4A">
+            <wp:extent cx="5612130" cy="2964815"/>
+            <wp:effectExtent l="0" t="0" r="7620" b="6985"/>
+            <wp:docPr id="431243294" name="Imagen 1"/>
+            <wp:cNvGraphicFramePr>
+              <a:graphicFrameLocks xmlns:a="http://schemas.openxmlformats.org/drawingml/2006/main" noChangeAspect="1"/>
+            </wp:cNvGraphicFramePr>
+            <a:graphic xmlns:a="http://schemas.openxmlformats.org/drawingml/2006/main">
+              <a:graphicData uri="http://schemas.openxmlformats.org/drawingml/2006/picture">
+                <pic:pic xmlns:pic="http://schemas.openxmlformats.org/drawingml/2006/picture">
+                  <pic:nvPicPr>
+                    <pic:cNvPr id="431243294" name=""/>
+                    <pic:cNvPicPr/>
+                  </pic:nvPicPr>
+                  <pic:blipFill>
+                    <a:blip r:embed="rId12"/>
+                    <a:stretch>
+                      <a:fillRect/>
+                    </a:stretch>
+                  </pic:blipFill>
+                  <pic:spPr>
+                    <a:xfrm>
+                      <a:off x="0" y="0"/>
+                      <a:ext cx="5612130" cy="2964815"/>
+                    </a:xfrm>
+                    <a:prstGeom prst="rect">
+                      <a:avLst/>
+                    </a:prstGeom>
+                  </pic:spPr>
+                </pic:pic>
+              </a:graphicData>
+            </a:graphic>
+          </wp:inline>
+        </w:drawing>
+      </w:r>
+    </w:p>
+    <w:p/>
+    <w:p/>
+    <w:p>
+      <w:r>
+        <w:drawing>
+          <wp:inline distT="0" distB="0" distL="0" distR="0" wp14:anchorId="0EA16E33" wp14:editId="124884AD">
+            <wp:extent cx="5612130" cy="2997835"/>
+            <wp:effectExtent l="0" t="0" r="7620" b="0"/>
+            <wp:docPr id="1854725694" name="Imagen 1"/>
+            <wp:cNvGraphicFramePr>
+              <a:graphicFrameLocks xmlns:a="http://schemas.openxmlformats.org/drawingml/2006/main" noChangeAspect="1"/>
+            </wp:cNvGraphicFramePr>
+            <a:graphic xmlns:a="http://schemas.openxmlformats.org/drawingml/2006/main">
+              <a:graphicData uri="http://schemas.openxmlformats.org/drawingml/2006/picture">
+                <pic:pic xmlns:pic="http://schemas.openxmlformats.org/drawingml/2006/picture">
+                  <pic:nvPicPr>
+                    <pic:cNvPr id="1854725694" name=""/>
+                    <pic:cNvPicPr/>
+                  </pic:nvPicPr>
+                  <pic:blipFill>
+                    <a:blip r:embed="rId13"/>
+                    <a:stretch>
+                      <a:fillRect/>
+                    </a:stretch>
+                  </pic:blipFill>
+                  <pic:spPr>
+                    <a:xfrm>
+                      <a:off x="0" y="0"/>
+                      <a:ext cx="5612130" cy="2997835"/>
+                    </a:xfrm>
+                    <a:prstGeom prst="rect">
+                      <a:avLst/>
+                    </a:prstGeom>
+                  </pic:spPr>
+                </pic:pic>
+              </a:graphicData>
+            </a:graphic>
+          </wp:inline>
+        </w:drawing>
+      </w:r>
+    </w:p>
+    <w:p>
+      <w:r>
+        <w:lastRenderedPageBreak/>
+        <w:drawing>
+          <wp:inline distT="0" distB="0" distL="0" distR="0" wp14:anchorId="1C331A23" wp14:editId="350BEE52">
+            <wp:extent cx="5612130" cy="2950210"/>
+            <wp:effectExtent l="0" t="0" r="7620" b="2540"/>
+            <wp:docPr id="1776027185" name="Imagen 1"/>
+            <wp:cNvGraphicFramePr>
+              <a:graphicFrameLocks xmlns:a="http://schemas.openxmlformats.org/drawingml/2006/main" noChangeAspect="1"/>
+            </wp:cNvGraphicFramePr>
+            <a:graphic xmlns:a="http://schemas.openxmlformats.org/drawingml/2006/main">
+              <a:graphicData uri="http://schemas.openxmlformats.org/drawingml/2006/picture">
+                <pic:pic xmlns:pic="http://schemas.openxmlformats.org/drawingml/2006/picture">
+                  <pic:nvPicPr>
+                    <pic:cNvPr id="1776027185" name=""/>
+                    <pic:cNvPicPr/>
+                  </pic:nvPicPr>
+                  <pic:blipFill>
+                    <a:blip r:embed="rId14"/>
+                    <a:stretch>
+                      <a:fillRect/>
+                    </a:stretch>
+                  </pic:blipFill>
+                  <pic:spPr>
+                    <a:xfrm>
+                      <a:off x="0" y="0"/>
+                      <a:ext cx="5612130" cy="2950210"/>
+                    </a:xfrm>
+                    <a:prstGeom prst="rect">
+                      <a:avLst/>
+                    </a:prstGeom>
+                  </pic:spPr>
+                </pic:pic>
+              </a:graphicData>
+            </a:graphic>
+          </wp:inline>
+        </w:drawing>
+      </w:r>
+    </w:p>
+    <w:p/>
+    <w:p/>
+    <w:p>
+      <w:r>
+        <w:drawing>
+          <wp:inline distT="0" distB="0" distL="0" distR="0" wp14:anchorId="549B1704" wp14:editId="62A50358">
+            <wp:extent cx="5612130" cy="2985135"/>
+            <wp:effectExtent l="0" t="0" r="7620" b="5715"/>
+            <wp:docPr id="1397158365" name="Imagen 1"/>
+            <wp:cNvGraphicFramePr>
+              <a:graphicFrameLocks xmlns:a="http://schemas.openxmlformats.org/drawingml/2006/main" noChangeAspect="1"/>
+            </wp:cNvGraphicFramePr>
+            <a:graphic xmlns:a="http://schemas.openxmlformats.org/drawingml/2006/main">
+              <a:graphicData uri="http://schemas.openxmlformats.org/drawingml/2006/picture">
+                <pic:pic xmlns:pic="http://schemas.openxmlformats.org/drawingml/2006/picture">
+                  <pic:nvPicPr>
+                    <pic:cNvPr id="1397158365" name=""/>
+                    <pic:cNvPicPr/>
+                  </pic:nvPicPr>
+                  <pic:blipFill>
+                    <a:blip r:embed="rId15"/>
+                    <a:stretch>
+                      <a:fillRect/>
+                    </a:stretch>
+                  </pic:blipFill>
+                  <pic:spPr>
+                    <a:xfrm>
+                      <a:off x="0" y="0"/>
+                      <a:ext cx="5612130" cy="2985135"/>
+                    </a:xfrm>
+                    <a:prstGeom prst="rect">
+                      <a:avLst/>
+                    </a:prstGeom>
+                  </pic:spPr>
+                </pic:pic>
+              </a:graphicData>
+            </a:graphic>
+          </wp:inline>
+        </w:drawing>
+      </w:r>
+    </w:p>
+    <w:p/>
+    <w:p>
+      <w:r>
+        <w:lastRenderedPageBreak/>
+        <w:drawing>
+          <wp:inline distT="0" distB="0" distL="0" distR="0" wp14:anchorId="120694A1" wp14:editId="04FC32C3">
+            <wp:extent cx="5612130" cy="2976880"/>
+            <wp:effectExtent l="0" t="0" r="7620" b="0"/>
+            <wp:docPr id="1892927925" name="Imagen 1"/>
+            <wp:cNvGraphicFramePr>
+              <a:graphicFrameLocks xmlns:a="http://schemas.openxmlformats.org/drawingml/2006/main" noChangeAspect="1"/>
+            </wp:cNvGraphicFramePr>
+            <a:graphic xmlns:a="http://schemas.openxmlformats.org/drawingml/2006/main">
+              <a:graphicData uri="http://schemas.openxmlformats.org/drawingml/2006/picture">
+                <pic:pic xmlns:pic="http://schemas.openxmlformats.org/drawingml/2006/picture">
+                  <pic:nvPicPr>
+                    <pic:cNvPr id="1892927925" name=""/>
+                    <pic:cNvPicPr/>
+                  </pic:nvPicPr>
+                  <pic:blipFill>
+                    <a:blip r:embed="rId16"/>
+                    <a:stretch>
+                      <a:fillRect/>
+                    </a:stretch>
+                  </pic:blipFill>
+                  <pic:spPr>
+                    <a:xfrm>
+                      <a:off x="0" y="0"/>
+                      <a:ext cx="5612130" cy="2976880"/>
+                    </a:xfrm>
+                    <a:prstGeom prst="rect">
+                      <a:avLst/>
+                    </a:prstGeom>
+                  </pic:spPr>
+                </pic:pic>
+              </a:graphicData>
+            </a:graphic>
+          </wp:inline>
+        </w:drawing>
+      </w:r>
+    </w:p>
+    <w:p/>
+    <w:p/>
+    <w:p>
+      <w:r>
+        <w:drawing>
+          <wp:inline distT="0" distB="0" distL="0" distR="0" wp14:anchorId="133E1275" wp14:editId="0223C9CB">
+            <wp:extent cx="5612130" cy="2990215"/>
+            <wp:effectExtent l="0" t="0" r="7620" b="635"/>
+            <wp:docPr id="1237175528" name="Imagen 1"/>
+            <wp:cNvGraphicFramePr>
+              <a:graphicFrameLocks xmlns:a="http://schemas.openxmlformats.org/drawingml/2006/main" noChangeAspect="1"/>
+            </wp:cNvGraphicFramePr>
+            <a:graphic xmlns:a="http://schemas.openxmlformats.org/drawingml/2006/main">
+              <a:graphicData uri="http://schemas.openxmlformats.org/drawingml/2006/picture">
+                <pic:pic xmlns:pic="http://schemas.openxmlformats.org/drawingml/2006/picture">
+                  <pic:nvPicPr>
+                    <pic:cNvPr id="1237175528" name=""/>
+                    <pic:cNvPicPr/>
+                  </pic:nvPicPr>
+                  <pic:blipFill>
+                    <a:blip r:embed="rId17"/>
+                    <a:stretch>
+                      <a:fillRect/>
+                    </a:stretch>
+                  </pic:blipFill>
+                  <pic:spPr>
+                    <a:xfrm>
+                      <a:off x="0" y="0"/>
+                      <a:ext cx="5612130" cy="2990215"/>
+                    </a:xfrm>
+                    <a:prstGeom prst="rect">
+                      <a:avLst/>
+                    </a:prstGeom>
+                  </pic:spPr>
+                </pic:pic>
+              </a:graphicData>
+            </a:graphic>
+          </wp:inline>
+        </w:drawing>
+      </w:r>
+    </w:p>
+    <w:p/>
+    <w:p>
+      <w:r>
+        <w:lastRenderedPageBreak/>
+        <w:drawing>
+          <wp:inline distT="0" distB="0" distL="0" distR="0" wp14:anchorId="53D82B2F" wp14:editId="06E7A121">
+            <wp:extent cx="5612130" cy="2102485"/>
+            <wp:effectExtent l="0" t="0" r="7620" b="0"/>
+            <wp:docPr id="133314848" name="Imagen 1"/>
+            <wp:cNvGraphicFramePr>
+              <a:graphicFrameLocks xmlns:a="http://schemas.openxmlformats.org/drawingml/2006/main" noChangeAspect="1"/>
+            </wp:cNvGraphicFramePr>
+            <a:graphic xmlns:a="http://schemas.openxmlformats.org/drawingml/2006/main">
+              <a:graphicData uri="http://schemas.openxmlformats.org/drawingml/2006/picture">
+                <pic:pic xmlns:pic="http://schemas.openxmlformats.org/drawingml/2006/picture">
+                  <pic:nvPicPr>
+                    <pic:cNvPr id="133314848" name=""/>
+                    <pic:cNvPicPr/>
+                  </pic:nvPicPr>
+                  <pic:blipFill>
+                    <a:blip r:embed="rId18"/>
+                    <a:stretch>
+                      <a:fillRect/>
+                    </a:stretch>
+                  </pic:blipFill>
+                  <pic:spPr>
+                    <a:xfrm>
+                      <a:off x="0" y="0"/>
+                      <a:ext cx="5612130" cy="2102485"/>
+                    </a:xfrm>
+                    <a:prstGeom prst="rect">
+                      <a:avLst/>
+                    </a:prstGeom>
+                  </pic:spPr>
+                </pic:pic>
+              </a:graphicData>
+            </a:graphic>
+          </wp:inline>
+        </w:drawing>
+      </w:r>
+    </w:p>
+    <w:p/>
+    <w:p/>
+    <w:p>
+      <w:r>
+        <w:drawing>
+          <wp:inline distT="0" distB="0" distL="0" distR="0" wp14:anchorId="039B2FFA" wp14:editId="58E99B7F">
+            <wp:extent cx="5612130" cy="1660525"/>
+            <wp:effectExtent l="0" t="0" r="7620" b="0"/>
+            <wp:docPr id="351439921" name="Imagen 1"/>
+            <wp:cNvGraphicFramePr>
+              <a:graphicFrameLocks xmlns:a="http://schemas.openxmlformats.org/drawingml/2006/main" noChangeAspect="1"/>
+            </wp:cNvGraphicFramePr>
+            <a:graphic xmlns:a="http://schemas.openxmlformats.org/drawingml/2006/main">
+              <a:graphicData uri="http://schemas.openxmlformats.org/drawingml/2006/picture">
+                <pic:pic xmlns:pic="http://schemas.openxmlformats.org/drawingml/2006/picture">
+                  <pic:nvPicPr>
+                    <pic:cNvPr id="351439921" name=""/>
+                    <pic:cNvPicPr/>
+                  </pic:nvPicPr>
+                  <pic:blipFill>
+                    <a:blip r:embed="rId19"/>
+                    <a:stretch>
+                      <a:fillRect/>
+                    </a:stretch>
+                  </pic:blipFill>
+                  <pic:spPr>
+                    <a:xfrm>
+                      <a:off x="0" y="0"/>
+                      <a:ext cx="5612130" cy="1660525"/>
+                    </a:xfrm>
+                    <a:prstGeom prst="rect">
+                      <a:avLst/>
+                    </a:prstGeom>
+                  </pic:spPr>
+                </pic:pic>
+              </a:graphicData>
+            </a:graphic>
+          </wp:inline>
+        </w:drawing>
+      </w:r>
+    </w:p>
+    <w:p/>
+    <w:p/>
+    <w:p>
+      <w:r>
+        <w:drawing>
+          <wp:inline distT="0" distB="0" distL="0" distR="0" wp14:anchorId="243E188D" wp14:editId="234B3BCA">
+            <wp:extent cx="5612130" cy="1490980"/>
+            <wp:effectExtent l="0" t="0" r="7620" b="0"/>
+            <wp:docPr id="502395892" name="Imagen 1"/>
+            <wp:cNvGraphicFramePr>
+              <a:graphicFrameLocks xmlns:a="http://schemas.openxmlformats.org/drawingml/2006/main" noChangeAspect="1"/>
+            </wp:cNvGraphicFramePr>
+            <a:graphic xmlns:a="http://schemas.openxmlformats.org/drawingml/2006/main">
+              <a:graphicData uri="http://schemas.openxmlformats.org/drawingml/2006/picture">
+                <pic:pic xmlns:pic="http://schemas.openxmlformats.org/drawingml/2006/picture">
+                  <pic:nvPicPr>
+                    <pic:cNvPr id="502395892" name=""/>
+                    <pic:cNvPicPr/>
+                  </pic:nvPicPr>
+                  <pic:blipFill>
+                    <a:blip r:embed="rId20"/>
+                    <a:stretch>
+                      <a:fillRect/>
+                    </a:stretch>
+                  </pic:blipFill>
+                  <pic:spPr>
+                    <a:xfrm>
+                      <a:off x="0" y="0"/>
+                      <a:ext cx="5612130" cy="1490980"/>
+                    </a:xfrm>
+                    <a:prstGeom prst="rect">
+                      <a:avLst/>
+                    </a:prstGeom>
+                  </pic:spPr>
+                </pic:pic>
+              </a:graphicData>
+            </a:graphic>
+          </wp:inline>
+        </w:drawing>
+      </w:r>
+    </w:p>
+    <w:p/>
+    <w:p/>
+    <w:p>
+      <w:r>
+        <w:lastRenderedPageBreak/>
+        <w:drawing>
+          <wp:inline distT="0" distB="0" distL="0" distR="0" wp14:anchorId="5952C340" wp14:editId="7AB7461B">
+            <wp:extent cx="5612130" cy="1536065"/>
+            <wp:effectExtent l="0" t="0" r="7620" b="6985"/>
+            <wp:docPr id="138517657" name="Imagen 1"/>
+            <wp:cNvGraphicFramePr>
+              <a:graphicFrameLocks xmlns:a="http://schemas.openxmlformats.org/drawingml/2006/main" noChangeAspect="1"/>
+            </wp:cNvGraphicFramePr>
+            <a:graphic xmlns:a="http://schemas.openxmlformats.org/drawingml/2006/main">
+              <a:graphicData uri="http://schemas.openxmlformats.org/drawingml/2006/picture">
+                <pic:pic xmlns:pic="http://schemas.openxmlformats.org/drawingml/2006/picture">
+                  <pic:nvPicPr>
+                    <pic:cNvPr id="138517657" name=""/>
+                    <pic:cNvPicPr/>
+                  </pic:nvPicPr>
+                  <pic:blipFill>
+                    <a:blip r:embed="rId21"/>
+                    <a:stretch>
+                      <a:fillRect/>
+                    </a:stretch>
+                  </pic:blipFill>
+                  <pic:spPr>
+                    <a:xfrm>
+                      <a:off x="0" y="0"/>
+                      <a:ext cx="5612130" cy="1536065"/>
+                    </a:xfrm>
+                    <a:prstGeom prst="rect">
+                      <a:avLst/>
+                    </a:prstGeom>
+                  </pic:spPr>
+                </pic:pic>
+              </a:graphicData>
+            </a:graphic>
+          </wp:inline>
+        </w:drawing>
+      </w:r>
+    </w:p>
+    <w:p/>
+    <w:p/>
+    <w:p>
+      <w:r>
+        <w:drawing>
+          <wp:inline distT="0" distB="0" distL="0" distR="0" wp14:anchorId="39448697" wp14:editId="292CD540">
+            <wp:extent cx="5612130" cy="1951990"/>
+            <wp:effectExtent l="0" t="0" r="7620" b="0"/>
+            <wp:docPr id="907063603" name="Imagen 1"/>
+            <wp:cNvGraphicFramePr>
+              <a:graphicFrameLocks xmlns:a="http://schemas.openxmlformats.org/drawingml/2006/main" noChangeAspect="1"/>
+            </wp:cNvGraphicFramePr>
+            <a:graphic xmlns:a="http://schemas.openxmlformats.org/drawingml/2006/main">
+              <a:graphicData uri="http://schemas.openxmlformats.org/drawingml/2006/picture">
+                <pic:pic xmlns:pic="http://schemas.openxmlformats.org/drawingml/2006/picture">
+                  <pic:nvPicPr>
+                    <pic:cNvPr id="907063603" name=""/>
+                    <pic:cNvPicPr/>
+                  </pic:nvPicPr>
+                  <pic:blipFill>
+                    <a:blip r:embed="rId22"/>
+                    <a:stretch>
+                      <a:fillRect/>
+                    </a:stretch>
+                  </pic:blipFill>
+                  <pic:spPr>
+                    <a:xfrm>
+                      <a:off x="0" y="0"/>
+                      <a:ext cx="5612130" cy="1951990"/>
+                    </a:xfrm>
+                    <a:prstGeom prst="rect">
+                      <a:avLst/>
+                    </a:prstGeom>
+                  </pic:spPr>
+                </pic:pic>
+              </a:graphicData>
+            </a:graphic>
+          </wp:inline>
+        </w:drawing>
+      </w:r>
+    </w:p>
+    <w:p>
+      <w:pPr>
+        <w:pStyle w:val="Subttulo"/>
+        <w:rPr>
+          <w:rFonts w:ascii="Arial" w:hAnsi="Arial" w:cs="Arial"/>
+          <w:b/>
+          <w:bCs/>
+          <w:color w:val="000000" w:themeColor="text1"/>
+          <w:sz w:val="22"/>
+          <w:szCs w:val="22"/>
+        </w:rPr>
+      </w:pPr>
+      <w:r>
+        <w:rPr>
+          <w:rFonts w:ascii="Arial" w:hAnsi="Arial" w:cs="Arial"/>
+          <w:b/>
+          <w:bCs/>
+          <w:color w:val="000000" w:themeColor="text1"/>
+          <w:sz w:val="22"/>
+          <w:szCs w:val="22"/>
+        </w:rPr>
         <w:t>Referencias:</w:t>
       </w:r>
     </w:p>
@@ -6093,7 +6810,7 @@
       <w:r>
         <w:t xml:space="preserve">. Recuperado el 20 de octubre de 2026, de </w:t>
       </w:r>
-      <w:hyperlink r:id="rId6" w:history="1">
+      <w:hyperlink r:id="rId23" w:history="1">
         <w:r>
           <w:rPr>
             <w:rStyle w:val="Hipervnculo"/>
@@ -6128,7 +6845,7 @@
       <w:r>
         <w:t xml:space="preserve">. Recuperado el 20 de octubre de 2026, de </w:t>
       </w:r>
-      <w:hyperlink r:id="rId7" w:history="1">
+      <w:hyperlink r:id="rId24" w:history="1">
         <w:r>
           <w:rPr>
             <w:rStyle w:val="Hipervnculo"/>
@@ -6197,7 +6914,7 @@
       <w:r>
         <w:t xml:space="preserve">. Recuperado el 20 de octubre de 2026, de </w:t>
       </w:r>
-      <w:hyperlink r:id="rId8" w:history="1">
+      <w:hyperlink r:id="rId25" w:history="1">
         <w:r>
           <w:rPr>
             <w:rStyle w:val="Hipervnculo"/>
@@ -6238,7 +6955,7 @@
       <w:r>
         <w:t xml:space="preserve">Recuperado el 20 de octubre de 2026, de </w:t>
       </w:r>
-      <w:hyperlink r:id="rId9" w:history="1">
+      <w:hyperlink r:id="rId26" w:history="1">
         <w:r>
           <w:rPr>
             <w:rStyle w:val="Hipervnculo"/>
@@ -6273,28 +6990,15 @@
         </w:rPr>
         <w:t xml:space="preserve">. </w:t>
       </w:r>
-      <w:r>
-        <w:fldChar w:fldCharType="begin"/>
-      </w:r>
-      <w:r>
-        <w:rPr>
-          <w:lang w:val="pt-PT"/>
-        </w:rPr>
-        <w:instrText>HYPERLINK "https://cloudzero.com/blog/azure-blob-storage-pricing"</w:instrText>
-      </w:r>
-      <w:r>
-        <w:fldChar w:fldCharType="separate"/>
-      </w:r>
-      <w:r>
-        <w:rPr>
-          <w:rStyle w:val="Hipervnculo"/>
-          <w:lang w:val="pt-PT"/>
-        </w:rPr>
-        <w:t>https://cloudzero.com/blog/azure-blob-storage-pricing</w:t>
-      </w:r>
-      <w:r>
-        <w:fldChar w:fldCharType="end"/>
-      </w:r>
+      <w:hyperlink r:id="rId27" w:history="1">
+        <w:r>
+          <w:rPr>
+            <w:rStyle w:val="Hipervnculo"/>
+            <w:lang w:val="pt-PT"/>
+          </w:rPr>
+          <w:t>https://cloudzero.com/blog/azure-blob-storage-pricing</w:t>
+        </w:r>
+      </w:hyperlink>
     </w:p>
     <w:p>
       <w:r>
@@ -6330,7 +7034,7 @@
       <w:r>
         <w:t xml:space="preserve">Ayuda de Google Drive. Recuperado el 20 de octubre de 2026, de </w:t>
       </w:r>
-      <w:hyperlink r:id="rId10" w:history="1">
+      <w:hyperlink r:id="rId28" w:history="1">
         <w:r>
           <w:rPr>
             <w:rStyle w:val="Hipervnculo"/>
@@ -6379,7 +7083,7 @@
       <w:r>
         <w:t xml:space="preserve">. Recuperado el 20 de octubre de 2026, de </w:t>
       </w:r>
-      <w:hyperlink r:id="rId11" w:history="1">
+      <w:hyperlink r:id="rId29" w:history="1">
         <w:r>
           <w:rPr>
             <w:rStyle w:val="Hipervnculo"/>
@@ -6395,23 +7099,25 @@
         </w:rPr>
       </w:pPr>
       <w:r>
-        <w:t xml:space="preserve">Google </w:t>
+        <w:rPr>
+          <w:lang w:val="en-US"/>
+        </w:rPr>
+        <w:lastRenderedPageBreak/>
+        <w:t xml:space="preserve">Google Workspace Updates. (2026, 10 de </w:t>
       </w:r>
       <w:proofErr w:type="spellStart"/>
       <w:r>
-        <w:t>Workspace</w:t>
+        <w:rPr>
+          <w:lang w:val="en-US"/>
+        </w:rPr>
+        <w:t>septiembre</w:t>
       </w:r>
       <w:proofErr w:type="spellEnd"/>
       <w:r>
-        <w:t xml:space="preserve"> </w:t>
-      </w:r>
-      <w:proofErr w:type="spellStart"/>
-      <w:r>
-        <w:t>Updates</w:t>
-      </w:r>
-      <w:proofErr w:type="spellEnd"/>
-      <w:r>
-        <w:t xml:space="preserve">. (2026, 10 de septiembre). </w:t>
+        <w:rPr>
+          <w:lang w:val="en-US"/>
+        </w:rPr>
+        <w:t xml:space="preserve">). </w:t>
       </w:r>
       <w:r>
         <w:rPr>
@@ -6445,7 +7151,7 @@
         </w:rPr>
         <w:t xml:space="preserve">. Workspace Updates Blog. </w:t>
       </w:r>
-      <w:hyperlink r:id="rId12" w:history="1">
+      <w:hyperlink r:id="rId30" w:history="1">
         <w:r>
           <w:rPr>
             <w:rStyle w:val="Hipervnculo"/>
@@ -6478,7 +7184,7 @@
         </w:rPr>
         <w:t xml:space="preserve"> PCI Security Standards Council Blog. </w:t>
       </w:r>
-      <w:hyperlink r:id="rId13" w:history="1">
+      <w:hyperlink r:id="rId31" w:history="1">
         <w:r>
           <w:rPr>
             <w:rStyle w:val="Hipervnculo"/>
@@ -6493,7 +7199,6 @@
         <w:rPr>
           <w:lang w:val="en-US"/>
         </w:rPr>
-        <w:lastRenderedPageBreak/>
         <w:t xml:space="preserve">Microsoft. (s. f.). </w:t>
       </w:r>
       <w:r>
@@ -6513,7 +7218,7 @@
       <w:r>
         <w:t xml:space="preserve">Azure. Recuperado el 20 de octubre de 2026, de </w:t>
       </w:r>
-      <w:hyperlink r:id="rId14" w:history="1">
+      <w:hyperlink r:id="rId32" w:history="1">
         <w:r>
           <w:rPr>
             <w:rStyle w:val="Hipervnculo"/>
@@ -6546,7 +7251,7 @@
       <w:r>
         <w:t xml:space="preserve">Recuperado el 20 de octubre de 2026, de </w:t>
       </w:r>
-      <w:hyperlink r:id="rId15" w:history="1">
+      <w:hyperlink r:id="rId33" w:history="1">
         <w:r>
           <w:rPr>
             <w:rStyle w:val="Hipervnculo"/>
@@ -6576,7 +7281,7 @@
         </w:rPr>
         <w:t xml:space="preserve">. </w:t>
       </w:r>
-      <w:hyperlink r:id="rId16" w:history="1">
+      <w:hyperlink r:id="rId34" w:history="1">
         <w:r>
           <w:rPr>
             <w:rStyle w:val="Hipervnculo"/>

--- a/Documentación/Documetación II Proyecto BD.docx
+++ b/Documentación/Documetación II Proyecto BD.docx
@@ -3,9 +3,15 @@
 <w:document xmlns:wpc="http://schemas.microsoft.com/office/word/2010/wordprocessingCanvas" xmlns:cx="http://schemas.microsoft.com/office/drawing/2014/chartex" xmlns:cx1="http://schemas.microsoft.com/office/drawing/2015/9/8/chartex" xmlns:cx2="http://schemas.microsoft.com/office/drawing/2015/10/21/chartex" xmlns:cx3="http://schemas.microsoft.com/office/drawing/2016/5/9/chartex" xmlns:cx4="http://schemas.microsoft.com/office/drawing/2016/5/10/chartex" xmlns:cx5="http://schemas.microsoft.com/office/drawing/2016/5/11/chartex" xmlns:cx6="http://schemas.microsoft.com/office/drawing/2016/5/12/chartex" xmlns:cx7="http://schemas.microsoft.com/office/drawing/2016/5/13/chartex" xmlns:cx8="http://schemas.microsoft.com/office/drawing/2016/5/14/chartex" xmlns:mc="http://schemas.openxmlformats.org/markup-compatibility/2006" xmlns:aink="http://schemas.microsoft.com/office/drawing/2016/ink" xmlns:am3d="http://schemas.microsoft.com/office/drawing/2017/model3d" xmlns:o="urn:schemas-microsoft-com:office:office" xmlns:oel="http://schemas.microsoft.com/office/2019/extlst" xmlns:r="http://schemas.openxmlformats.org/officeDocument/2006/relationships" xmlns:m="http://schemas.openxmlformats.org/officeDocument/2006/math" xmlns:v="urn:schemas-microsoft-com:vml" xmlns:wp14="http://schemas.microsoft.com/office/word/2010/wordprocessingDrawing" xmlns:wp="http://schemas.openxmlformats.org/drawingml/2006/wordprocessingDrawing" xmlns:w10="urn:schemas-microsoft-com:office:word" xmlns:w="http://schemas.openxmlformats.org/wordprocessingml/2006/main" xmlns:w14="http://schemas.microsoft.com/office/word/2010/wordml" xmlns:w15="http://schemas.microsoft.com/office/word/2012/wordml" xmlns:w16cex="http://schemas.microsoft.com/office/word/2018/wordml/cex" xmlns:w16cid="http://schemas.microsoft.com/office/word/2016/wordml/cid" xmlns:w16="http://schemas.microsoft.com/office/word/2018/wordml" xmlns:w16du="http://schemas.microsoft.com/office/word/2023/wordml/word16du" xmlns:w16sdtdh="http://schemas.microsoft.com/office/word/2020/wordml/sdtdatahash" xmlns:w16sdtfl="http://schemas.microsoft.com/office/word/2024/wordml/sdtformatlock" xmlns:w16se="http://schemas.microsoft.com/office/word/2015/wordml/symex" xmlns:wpg="http://schemas.microsoft.com/office/word/2010/wordprocessingGroup" xmlns:wpi="http://schemas.microsoft.com/office/word/2010/wordprocessingInk" xmlns:wne="http://schemas.microsoft.com/office/word/2006/wordml" xmlns:wps="http://schemas.microsoft.com/office/word/2010/wordprocessingShape" mc:Ignorable="w14 w15 w16se w16cid w16 w16cex w16sdtdh w16sdtfl w16du wp14">
   <w:body>
     <w:p>
+      <w:pPr>
+        <w:rPr>
+          <w:color w:val="000000" w:themeColor="text1"/>
+        </w:rPr>
+      </w:pPr>
       <w:r>
         <w:rPr>
           <w:noProof/>
+          <w:color w:val="000000" w:themeColor="text1"/>
         </w:rPr>
         <w:drawing>
           <wp:inline distT="0" distB="0" distL="0" distR="0" wp14:anchorId="7E6DDC7B" wp14:editId="57B05531">
@@ -53,11 +59,18 @@
         </w:drawing>
       </w:r>
     </w:p>
-    <w:p/>
-    <w:p>
-      <w:pPr>
-        <w:rPr>
-          <w:rFonts w:ascii="Arial" w:hAnsi="Arial" w:cs="Arial"/>
+    <w:p>
+      <w:pPr>
+        <w:rPr>
+          <w:color w:val="000000" w:themeColor="text1"/>
+        </w:rPr>
+      </w:pPr>
+    </w:p>
+    <w:p>
+      <w:pPr>
+        <w:rPr>
+          <w:rFonts w:ascii="Arial" w:hAnsi="Arial" w:cs="Arial"/>
+          <w:color w:val="000000" w:themeColor="text1"/>
         </w:rPr>
       </w:pPr>
     </w:p>
@@ -140,7 +153,25 @@
           <w:sz w:val="28"/>
           <w:szCs w:val="28"/>
         </w:rPr>
-        <w:t>Ariel sevilla Matamoros - 2025075426</w:t>
+        <w:t xml:space="preserve">Ariel </w:t>
+      </w:r>
+      <w:r>
+        <w:rPr>
+          <w:rFonts w:ascii="Arial" w:hAnsi="Arial" w:cs="Arial"/>
+          <w:color w:val="000000" w:themeColor="text1"/>
+          <w:sz w:val="28"/>
+          <w:szCs w:val="28"/>
+        </w:rPr>
+        <w:t>S</w:t>
+      </w:r>
+      <w:r>
+        <w:rPr>
+          <w:rFonts w:ascii="Arial" w:hAnsi="Arial" w:cs="Arial"/>
+          <w:color w:val="000000" w:themeColor="text1"/>
+          <w:sz w:val="28"/>
+          <w:szCs w:val="28"/>
+        </w:rPr>
+        <w:t>evilla Matamoros - 2025075426</w:t>
       </w:r>
     </w:p>
     <w:p>
@@ -162,12 +193,9 @@
           <w:szCs w:val="28"/>
           <w:lang w:val="pt-PT"/>
         </w:rPr>
-        <w:t xml:space="preserve">Alejandro Zúñiga Martínez - 00000000 </w:t>
-      </w:r>
-    </w:p>
-    <w:p>
-      <w:pPr>
-        <w:jc w:val="center"/>
+        <w:t xml:space="preserve">Alejandro Zúñiga Martínez - </w:t>
+      </w:r>
+      <w:r>
         <w:rPr>
           <w:rFonts w:ascii="Arial" w:hAnsi="Arial" w:cs="Arial"/>
           <w:color w:val="000000" w:themeColor="text1"/>
@@ -175,7 +203,8 @@
           <w:szCs w:val="28"/>
           <w:lang w:val="pt-PT"/>
         </w:rPr>
-      </w:pPr>
+        <w:t>2025113729</w:t>
+      </w:r>
     </w:p>
     <w:p>
       <w:pPr>
@@ -212,7 +241,10 @@
           <w:lang w:val="pt-PT"/>
         </w:rPr>
       </w:pPr>
-      <w:r>
+    </w:p>
+    <w:p>
+      <w:pPr>
+        <w:jc w:val="center"/>
         <w:rPr>
           <w:rFonts w:ascii="Arial" w:hAnsi="Arial" w:cs="Arial"/>
           <w:color w:val="000000" w:themeColor="text1"/>
@@ -220,12 +252,8 @@
           <w:szCs w:val="28"/>
           <w:lang w:val="pt-PT"/>
         </w:rPr>
-        <w:t>Jacqueline Solís Céspedes</w:t>
-      </w:r>
-    </w:p>
-    <w:p>
-      <w:pPr>
-        <w:jc w:val="center"/>
+      </w:pPr>
+      <w:r>
         <w:rPr>
           <w:rFonts w:ascii="Arial" w:hAnsi="Arial" w:cs="Arial"/>
           <w:color w:val="000000" w:themeColor="text1"/>
@@ -233,7 +261,8 @@
           <w:szCs w:val="28"/>
           <w:lang w:val="pt-PT"/>
         </w:rPr>
-      </w:pPr>
+        <w:t>Jacqueline Solís Céspedes</w:t>
+      </w:r>
     </w:p>
     <w:p>
       <w:pPr>
@@ -267,28 +296,29 @@
           <w:color w:val="000000" w:themeColor="text1"/>
           <w:sz w:val="28"/>
           <w:szCs w:val="28"/>
-        </w:rPr>
-      </w:pPr>
-      <w:r>
+          <w:lang w:val="pt-PT"/>
+        </w:rPr>
+      </w:pPr>
+    </w:p>
+    <w:p>
+      <w:pPr>
+        <w:jc w:val="center"/>
         <w:rPr>
           <w:rFonts w:ascii="Arial" w:hAnsi="Arial" w:cs="Arial"/>
           <w:color w:val="000000" w:themeColor="text1"/>
           <w:sz w:val="28"/>
           <w:szCs w:val="28"/>
         </w:rPr>
-        <w:t>Segundo semestre 2026</w:t>
-      </w:r>
-    </w:p>
-    <w:p>
-      <w:pPr>
-        <w:jc w:val="center"/>
+      </w:pPr>
+      <w:r>
         <w:rPr>
           <w:rFonts w:ascii="Arial" w:hAnsi="Arial" w:cs="Arial"/>
           <w:color w:val="000000" w:themeColor="text1"/>
           <w:sz w:val="28"/>
           <w:szCs w:val="28"/>
         </w:rPr>
-      </w:pPr>
+        <w:t>Segundo semestre 2026</w:t>
+      </w:r>
     </w:p>
     <w:p>
       <w:pPr>
@@ -322,72 +352,155 @@
           <w:szCs w:val="28"/>
         </w:rPr>
       </w:pPr>
-      <w:r>
+    </w:p>
+    <w:p>
+      <w:pPr>
+        <w:jc w:val="center"/>
         <w:rPr>
           <w:rFonts w:ascii="Arial" w:hAnsi="Arial" w:cs="Arial"/>
           <w:color w:val="000000" w:themeColor="text1"/>
           <w:sz w:val="28"/>
           <w:szCs w:val="28"/>
         </w:rPr>
+      </w:pPr>
+      <w:r>
+        <w:rPr>
+          <w:rFonts w:ascii="Arial" w:hAnsi="Arial" w:cs="Arial"/>
+          <w:color w:val="000000" w:themeColor="text1"/>
+          <w:sz w:val="28"/>
+          <w:szCs w:val="28"/>
+        </w:rPr>
         <w:t>25/10/2026</w:t>
       </w:r>
     </w:p>
-    <w:p/>
-    <w:p/>
-    <w:p>
-      <w:pPr>
-        <w:pStyle w:val="Subttulo"/>
-        <w:rPr>
-          <w:rFonts w:ascii="Arial" w:hAnsi="Arial" w:cs="Arial"/>
+    <w:p>
+      <w:pPr>
+        <w:rPr>
+          <w:color w:val="000000" w:themeColor="text1"/>
+        </w:rPr>
+      </w:pPr>
+    </w:p>
+    <w:p>
+      <w:pPr>
+        <w:rPr>
+          <w:color w:val="000000" w:themeColor="text1"/>
+        </w:rPr>
+      </w:pPr>
+    </w:p>
+    <w:p>
+      <w:pPr>
+        <w:pStyle w:val="Ttulo1"/>
+        <w:rPr>
           <w:b/>
           <w:bCs/>
           <w:color w:val="000000" w:themeColor="text1"/>
-          <w:sz w:val="22"/>
-          <w:szCs w:val="22"/>
-        </w:rPr>
-      </w:pPr>
-      <w:r>
-        <w:rPr>
-          <w:rFonts w:ascii="Arial" w:hAnsi="Arial" w:cs="Arial"/>
+          <w:sz w:val="28"/>
+          <w:szCs w:val="28"/>
+        </w:rPr>
+      </w:pPr>
+      <w:r>
+        <w:rPr>
           <w:b/>
           <w:bCs/>
           <w:color w:val="000000" w:themeColor="text1"/>
-          <w:sz w:val="22"/>
-          <w:szCs w:val="22"/>
+          <w:sz w:val="28"/>
+          <w:szCs w:val="28"/>
         </w:rPr>
         <w:lastRenderedPageBreak/>
-        <w:t>D</w:t>
-      </w:r>
-      <w:r>
-        <w:rPr>
-          <w:rFonts w:ascii="Arial" w:hAnsi="Arial" w:cs="Arial"/>
+        <w:t xml:space="preserve">1. </w:t>
+      </w:r>
+      <w:r>
+        <w:rPr>
           <w:b/>
           <w:bCs/>
           <w:color w:val="000000" w:themeColor="text1"/>
-          <w:sz w:val="22"/>
-          <w:szCs w:val="22"/>
+          <w:sz w:val="28"/>
+          <w:szCs w:val="28"/>
+        </w:rPr>
+        <w:t>D</w:t>
+      </w:r>
+      <w:r>
+        <w:rPr>
+          <w:b/>
+          <w:bCs/>
+          <w:color w:val="000000" w:themeColor="text1"/>
+          <w:sz w:val="28"/>
+          <w:szCs w:val="28"/>
         </w:rPr>
         <w:t>ictamen de rechazo y propuesta de factibilidad técnica</w:t>
       </w:r>
     </w:p>
-    <w:p/>
-    <w:p>
-      <w:r>
+    <w:p>
+      <w:pPr>
+        <w:rPr>
+          <w:color w:val="000000" w:themeColor="text1"/>
+        </w:rPr>
+      </w:pPr>
+      <w:r>
+        <w:rPr>
+          <w:color w:val="000000" w:themeColor="text1"/>
+        </w:rPr>
         <w:tab/>
         <w:t xml:space="preserve">Tras hacer la evaluación de la infraestructura propuesta por el proveedor saliente contra la carga esperada del estreno mundial, </w:t>
       </w:r>
-      <w:proofErr w:type="spellStart"/>
-      <w:r>
-        <w:t>esta</w:t>
-      </w:r>
-      <w:proofErr w:type="spellEnd"/>
-      <w:r>
-        <w:t xml:space="preserve"> siendo de 8 millones de usuarios concurrentes, con un pico de 50.000 TPS durante 10min, involucrando transacciones ACID, tener que cumplir PCI-DSS y con retención de auditoria de 5 años, el equipo la rechaza. Ninguno de los 6 componentes cumple con los requisitos mínimos del negocio y varios violan directamente las reglas de negocio y normas de pago. A </w:t>
-      </w:r>
-      <w:r>
+      <w:r>
+        <w:rPr>
+          <w:color w:val="000000" w:themeColor="text1"/>
+        </w:rPr>
+        <w:t>está</w:t>
+      </w:r>
+      <w:r>
+        <w:rPr>
+          <w:color w:val="000000" w:themeColor="text1"/>
+        </w:rPr>
+        <w:t xml:space="preserve"> siendo de 8 millones de usuarios concurrentes, con un pico de 50</w:t>
+      </w:r>
+      <w:r>
+        <w:rPr>
+          <w:color w:val="000000" w:themeColor="text1"/>
+        </w:rPr>
+        <w:t>,</w:t>
+      </w:r>
+      <w:r>
+        <w:rPr>
+          <w:color w:val="000000" w:themeColor="text1"/>
+        </w:rPr>
+        <w:t>000 TPS durante 10</w:t>
+      </w:r>
+      <w:r>
+        <w:rPr>
+          <w:color w:val="000000" w:themeColor="text1"/>
+        </w:rPr>
+        <w:t xml:space="preserve"> </w:t>
+      </w:r>
+      <w:r>
+        <w:rPr>
+          <w:color w:val="000000" w:themeColor="text1"/>
+        </w:rPr>
+        <w:t>min</w:t>
+      </w:r>
+      <w:r>
+        <w:rPr>
+          <w:color w:val="000000" w:themeColor="text1"/>
+        </w:rPr>
+        <w:t>utos</w:t>
+      </w:r>
+      <w:r>
+        <w:rPr>
+          <w:color w:val="000000" w:themeColor="text1"/>
+        </w:rPr>
+        <w:t xml:space="preserve">, involucrando transacciones ACID, tener que cumplir PCI-DSS y con retención de auditoria de 5 años, el equipo la rechaza. Ninguno de los 6 componentes cumple con los requisitos mínimos del negocio y varios violan directamente las reglas de negocio y normas de pago. A </w:t>
+      </w:r>
+      <w:r>
+        <w:rPr>
+          <w:color w:val="000000" w:themeColor="text1"/>
+        </w:rPr>
         <w:t>continuación,</w:t>
       </w:r>
       <w:r>
+        <w:rPr>
+          <w:color w:val="000000" w:themeColor="text1"/>
+        </w:rPr>
         <w:t xml:space="preserve"> las discrepancias.</w:t>
       </w:r>
     </w:p>
@@ -397,41 +510,86 @@
           <w:ilvl w:val="0"/>
           <w:numId w:val="2"/>
         </w:numPr>
-      </w:pPr>
-      <w:r>
-        <w:t>Motor de base de datos</w:t>
-      </w:r>
-      <w:r>
-        <w:t xml:space="preserve">, </w:t>
-      </w:r>
-      <w:r>
-        <w:t xml:space="preserve">Access y SQLite son motores embebidos pensados para uso personal o de pocos usuarios, sin servidor de base de datos propiamente dicho. SQLite permite un solo escritor a la </w:t>
-      </w:r>
-      <w:r>
-        <w:t>vez,</w:t>
-      </w:r>
-      <w:r>
-        <w:t xml:space="preserve"> es decir que bloque la base completa al escribir </w:t>
-      </w:r>
-      <w:r>
+        <w:rPr>
+          <w:color w:val="000000" w:themeColor="text1"/>
+        </w:rPr>
+      </w:pPr>
+      <w:r>
+        <w:rPr>
+          <w:color w:val="000000" w:themeColor="text1"/>
+        </w:rPr>
+        <w:t xml:space="preserve">Motor de base de datos, Access y SQLite son motores embebidos pensados para uso personal o de pocos usuarios, sin servidor de base de datos propiamente dicho. SQLite permite un solo escritor a la </w:t>
+      </w:r>
+      <w:r>
+        <w:rPr>
+          <w:color w:val="000000" w:themeColor="text1"/>
+        </w:rPr>
+        <w:t>vez, es decir que bloque</w:t>
+      </w:r>
+      <w:r>
+        <w:rPr>
+          <w:color w:val="000000" w:themeColor="text1"/>
+        </w:rPr>
+        <w:t>a</w:t>
+      </w:r>
+      <w:r>
+        <w:rPr>
+          <w:color w:val="000000" w:themeColor="text1"/>
+        </w:rPr>
+        <w:t xml:space="preserve"> la base completa al escribir </w:t>
+      </w:r>
+      <w:r>
+        <w:rPr>
+          <w:color w:val="000000" w:themeColor="text1"/>
+        </w:rPr>
         <w:t>y Access tiene un tope de tamaño de archivo 2 GB</w:t>
       </w:r>
       <w:r>
+        <w:rPr>
+          <w:color w:val="000000" w:themeColor="text1"/>
+        </w:rPr>
         <w:t xml:space="preserve"> </w:t>
       </w:r>
       <w:r>
-        <w:t xml:space="preserve">y de usuarios simultáneos 255 teóricos. Frente a 50,000 TPS con </w:t>
-      </w:r>
-      <w:r>
+        <w:rPr>
+          <w:color w:val="000000" w:themeColor="text1"/>
+        </w:rPr>
+        <w:t xml:space="preserve">y 255 </w:t>
+      </w:r>
+      <w:r>
+        <w:rPr>
+          <w:color w:val="000000" w:themeColor="text1"/>
+        </w:rPr>
+        <w:t xml:space="preserve">usuarios simultáneos </w:t>
+      </w:r>
+      <w:r>
+        <w:rPr>
+          <w:color w:val="000000" w:themeColor="text1"/>
+        </w:rPr>
+        <w:t xml:space="preserve">teóricos. Frente a 50,000 TPS con </w:t>
+      </w:r>
+      <w:r>
+        <w:rPr>
+          <w:color w:val="000000" w:themeColor="text1"/>
+        </w:rPr>
         <w:t>bloques y compra de asientos</w:t>
       </w:r>
       <w:r>
+        <w:rPr>
+          <w:color w:val="000000" w:themeColor="text1"/>
+        </w:rPr>
         <w:t xml:space="preserve">, el sistema se serializaría y colapsaría en segundos. </w:t>
       </w:r>
       <w:r>
+        <w:rPr>
+          <w:color w:val="000000" w:themeColor="text1"/>
+        </w:rPr>
         <w:t>Además,</w:t>
       </w:r>
       <w:r>
+        <w:rPr>
+          <w:color w:val="000000" w:themeColor="text1"/>
+        </w:rPr>
         <w:t xml:space="preserve"> es un único punto de falla: sin réplica, sin alta disponibilidad, sin roles reales (RN-17) y sin capacidad de almacenar varios TB de logs por 5 años (RN-20).</w:t>
       </w:r>
     </w:p>
@@ -441,36 +599,66 @@
           <w:ilvl w:val="0"/>
           <w:numId w:val="2"/>
         </w:numPr>
-      </w:pPr>
-      <w:r>
+        <w:rPr>
+          <w:color w:val="000000" w:themeColor="text1"/>
+        </w:rPr>
+      </w:pPr>
+      <w:r>
+        <w:rPr>
+          <w:color w:val="000000" w:themeColor="text1"/>
+        </w:rPr>
         <w:t>Infraestructura y red</w:t>
       </w:r>
       <w:r>
+        <w:rPr>
+          <w:color w:val="000000" w:themeColor="text1"/>
+        </w:rPr>
         <w:t xml:space="preserve">, </w:t>
       </w:r>
       <w:r>
+        <w:rPr>
+          <w:color w:val="000000" w:themeColor="text1"/>
+        </w:rPr>
         <w:t>50 Mbps equivalen a 6.25 MB/s. Repartidos entre 8 millones de usuarios concurrentes, tocan unos 6 bits por segundo por usuario. Aun suponiendo solo 2 KB por solicitud, 50,000 TPS exigirían unos 100 MB/s</w:t>
       </w:r>
       <w:r>
+        <w:rPr>
+          <w:color w:val="000000" w:themeColor="text1"/>
+        </w:rPr>
         <w:t xml:space="preserve">, es decir </w:t>
       </w:r>
       <w:r>
+        <w:rPr>
+          <w:color w:val="000000" w:themeColor="text1"/>
+        </w:rPr>
         <w:t xml:space="preserve">800 Mbps, 16 veces la capacidad del enlace, y eso sin contar el </w:t>
       </w:r>
       <w:proofErr w:type="spellStart"/>
       <w:r>
+        <w:rPr>
+          <w:color w:val="000000" w:themeColor="text1"/>
+        </w:rPr>
         <w:t>Wi</w:t>
       </w:r>
       <w:proofErr w:type="spellEnd"/>
       <w:r>
+        <w:rPr>
+          <w:color w:val="000000" w:themeColor="text1"/>
+        </w:rPr>
         <w:t xml:space="preserve">-Fi compartido. Un enlace residencial no tiene SLA, ni redundancia, ni protección contra ataques </w:t>
       </w:r>
       <w:proofErr w:type="spellStart"/>
       <w:r>
+        <w:rPr>
+          <w:color w:val="000000" w:themeColor="text1"/>
+        </w:rPr>
         <w:t>DDoS</w:t>
       </w:r>
       <w:proofErr w:type="spellEnd"/>
       <w:r>
+        <w:rPr>
+          <w:color w:val="000000" w:themeColor="text1"/>
+        </w:rPr>
         <w:t>, ni latencia razonable para cines en otros continentes.</w:t>
       </w:r>
     </w:p>
@@ -480,18 +668,50 @@
           <w:ilvl w:val="0"/>
           <w:numId w:val="2"/>
         </w:numPr>
-      </w:pPr>
-      <w:r>
+        <w:rPr>
+          <w:color w:val="000000" w:themeColor="text1"/>
+        </w:rPr>
+      </w:pPr>
+      <w:r>
+        <w:rPr>
+          <w:color w:val="000000" w:themeColor="text1"/>
+        </w:rPr>
         <w:t>Control de asientos en una hoja de cálculo compartida de Google Drive</w:t>
       </w:r>
       <w:r>
-        <w:br/>
+        <w:rPr>
+          <w:color w:val="000000" w:themeColor="text1"/>
+        </w:rPr>
+        <w:t xml:space="preserve">. </w:t>
+      </w:r>
+      <w:r>
+        <w:rPr>
+          <w:color w:val="000000" w:themeColor="text1"/>
+        </w:rPr>
         <w:t>Una hoja de cálculo no es un sistema transaccional: no tiene ACID, ni restricciones de unicidad, ni bloqueos con expiración. Si dos clientes escriben su nombre en el mismo asiento, gana el último en guardar: la doble venta está garantizada. Tampoco puede implementar el bloqueo temporal de 2 minutos (RN-05), la unicidad del boleto (RN-12) ni el mapa en tiempo real (RN-03), y el nombre escrito a mano no identifica a nadie. Google además limita el tamaño de una hoja</w:t>
       </w:r>
       <w:r>
-        <w:t xml:space="preserve"> a 10 millones por celda</w:t>
-      </w:r>
-      <w:r>
+        <w:rPr>
+          <w:color w:val="000000" w:themeColor="text1"/>
+        </w:rPr>
+        <w:t xml:space="preserve"> a 10 millones </w:t>
+      </w:r>
+      <w:r>
+        <w:rPr>
+          <w:color w:val="000000" w:themeColor="text1"/>
+        </w:rPr>
+        <w:t>de</w:t>
+      </w:r>
+      <w:r>
+        <w:rPr>
+          <w:color w:val="000000" w:themeColor="text1"/>
+        </w:rPr>
+        <w:t xml:space="preserve"> celda</w:t>
+      </w:r>
+      <w:r>
+        <w:rPr>
+          <w:color w:val="000000" w:themeColor="text1"/>
+        </w:rPr>
         <w:t xml:space="preserve"> y las solicitudes por minuto de su API, muy por debajo de la carga requerida.</w:t>
       </w:r>
     </w:p>
@@ -501,40 +721,104 @@
           <w:ilvl w:val="0"/>
           <w:numId w:val="2"/>
         </w:numPr>
-      </w:pPr>
-      <w:r>
+        <w:rPr>
+          <w:color w:val="000000" w:themeColor="text1"/>
+        </w:rPr>
+      </w:pPr>
+      <w:r>
+        <w:rPr>
+          <w:color w:val="000000" w:themeColor="text1"/>
+        </w:rPr>
         <w:t>Seguridad y pagos</w:t>
       </w:r>
       <w:r>
+        <w:rPr>
+          <w:color w:val="000000" w:themeColor="text1"/>
+        </w:rPr>
         <w:t xml:space="preserve"> e</w:t>
       </w:r>
       <w:r>
+        <w:rPr>
+          <w:color w:val="000000" w:themeColor="text1"/>
+        </w:rPr>
         <w:t>s la falla más grave. PCI-DSS prohíbe almacenar el código de seguridad después de la autorización y exige proteger el número de tarjeta en tránsito y en reposo</w:t>
       </w:r>
       <w:r>
+        <w:rPr>
+          <w:color w:val="000000" w:themeColor="text1"/>
+        </w:rPr>
         <w:t xml:space="preserve">, </w:t>
       </w:r>
       <w:r>
-        <w:t>enviarlos en claro a un chat grupal los expone a cualquiera con acceso al grupo. Incumple la RN-09, y el cobro manual por un pasante rompe la atomicidad entre pago y asiento (RN-10 y RN-11). La exposición es legal</w:t>
-      </w:r>
-      <w:r>
-        <w:t xml:space="preserve"> como multas o </w:t>
-      </w:r>
-      <w:r>
-        <w:t xml:space="preserve">demandas </w:t>
-      </w:r>
-      <w:proofErr w:type="gramStart"/>
-      <w:r>
-        <w:t>y</w:t>
-      </w:r>
-      <w:proofErr w:type="gramEnd"/>
-      <w:r>
-        <w:t xml:space="preserve"> además, </w:t>
-      </w:r>
-      <w:r>
-        <w:t>reputacional</w:t>
-      </w:r>
-      <w:r>
+        <w:rPr>
+          <w:color w:val="000000" w:themeColor="text1"/>
+        </w:rPr>
+        <w:t xml:space="preserve">enviarlos en claro a un chat grupal los expone a cualquiera con acceso al grupo. Incumple la RN-09, y el cobro manual por un pasante rompe la atomicidad entre pago y asiento (RN-10 y RN-11). La exposición es </w:t>
+      </w:r>
+      <w:r>
+        <w:rPr>
+          <w:color w:val="000000" w:themeColor="text1"/>
+        </w:rPr>
+        <w:t xml:space="preserve">tanto </w:t>
+      </w:r>
+      <w:r>
+        <w:rPr>
+          <w:color w:val="000000" w:themeColor="text1"/>
+        </w:rPr>
+        <w:t>legal</w:t>
+      </w:r>
+      <w:r>
+        <w:rPr>
+          <w:color w:val="000000" w:themeColor="text1"/>
+        </w:rPr>
+        <w:t xml:space="preserve"> </w:t>
+      </w:r>
+      <w:r>
+        <w:rPr>
+          <w:color w:val="000000" w:themeColor="text1"/>
+        </w:rPr>
+        <w:t>(</w:t>
+      </w:r>
+      <w:r>
+        <w:rPr>
+          <w:color w:val="000000" w:themeColor="text1"/>
+        </w:rPr>
+        <w:t xml:space="preserve">multas o </w:t>
+      </w:r>
+      <w:r>
+        <w:rPr>
+          <w:color w:val="000000" w:themeColor="text1"/>
+        </w:rPr>
+        <w:t>demandas</w:t>
+      </w:r>
+      <w:r>
+        <w:rPr>
+          <w:color w:val="000000" w:themeColor="text1"/>
+        </w:rPr>
+        <w:t>)</w:t>
+      </w:r>
+      <w:r>
+        <w:rPr>
+          <w:color w:val="000000" w:themeColor="text1"/>
+        </w:rPr>
+        <w:t xml:space="preserve"> </w:t>
+      </w:r>
+      <w:r>
+        <w:rPr>
+          <w:color w:val="000000" w:themeColor="text1"/>
+        </w:rPr>
+        <w:t>como</w:t>
+      </w:r>
+      <w:r>
+        <w:rPr>
+          <w:color w:val="000000" w:themeColor="text1"/>
+        </w:rPr>
+        <w:t xml:space="preserve"> reputacional</w:t>
+      </w:r>
+      <w:r>
+        <w:rPr>
+          <w:color w:val="000000" w:themeColor="text1"/>
+        </w:rPr>
         <w:t>.</w:t>
       </w:r>
     </w:p>
@@ -544,40 +828,70 @@
           <w:ilvl w:val="0"/>
           <w:numId w:val="2"/>
         </w:numPr>
-      </w:pPr>
-      <w:r>
+        <w:rPr>
+          <w:color w:val="000000" w:themeColor="text1"/>
+        </w:rPr>
+      </w:pPr>
+      <w:r>
+        <w:rPr>
+          <w:color w:val="000000" w:themeColor="text1"/>
+        </w:rPr>
         <w:t>Plan de respaldo “reiniciar y cruzar los dedos”</w:t>
       </w:r>
       <w:r>
+        <w:rPr>
+          <w:color w:val="000000" w:themeColor="text1"/>
+        </w:rPr>
         <w:t xml:space="preserve">. </w:t>
       </w:r>
       <w:r>
+        <w:rPr>
+          <w:color w:val="000000" w:themeColor="text1"/>
+        </w:rPr>
         <w:t xml:space="preserve">No existe plan. Sin </w:t>
       </w:r>
       <w:proofErr w:type="spellStart"/>
       <w:r>
+        <w:rPr>
+          <w:color w:val="000000" w:themeColor="text1"/>
+        </w:rPr>
         <w:t>backups</w:t>
       </w:r>
       <w:proofErr w:type="spellEnd"/>
       <w:r>
+        <w:rPr>
+          <w:color w:val="000000" w:themeColor="text1"/>
+        </w:rPr>
         <w:t xml:space="preserve"> ni réplica, el RPO es toda la información desde la última copia</w:t>
       </w:r>
       <w:r>
+        <w:rPr>
+          <w:color w:val="000000" w:themeColor="text1"/>
+        </w:rPr>
         <w:t xml:space="preserve"> que no </w:t>
       </w:r>
       <w:r>
-        <w:t xml:space="preserve">existe </w:t>
-      </w:r>
-      <w:r>
-        <w:t>y</w:t>
-      </w:r>
-      <w:r>
+        <w:rPr>
+          <w:color w:val="000000" w:themeColor="text1"/>
+        </w:rPr>
+        <w:t>existe y</w:t>
+      </w:r>
+      <w:r>
+        <w:rPr>
+          <w:color w:val="000000" w:themeColor="text1"/>
+        </w:rPr>
         <w:t xml:space="preserve"> el RTO es indefinido. Esto contradice el objetivo de disponibilidad</w:t>
       </w:r>
       <w:r>
+        <w:rPr>
+          <w:color w:val="000000" w:themeColor="text1"/>
+        </w:rPr>
         <w:t xml:space="preserve">, que es de </w:t>
       </w:r>
       <w:r>
+        <w:rPr>
+          <w:color w:val="000000" w:themeColor="text1"/>
+        </w:rPr>
         <w:t>99.99%, unos 52 minutos de caída al año como máximo, y pone en riesgo la retención fiscal de 5 años (RN-20).</w:t>
       </w:r>
     </w:p>
@@ -587,12 +901,20 @@
           <w:ilvl w:val="0"/>
           <w:numId w:val="2"/>
         </w:numPr>
-      </w:pPr>
-      <w:r>
-        <w:lastRenderedPageBreak/>
+        <w:rPr>
+          <w:color w:val="000000" w:themeColor="text1"/>
+        </w:rPr>
+      </w:pPr>
+      <w:r>
+        <w:rPr>
+          <w:color w:val="000000" w:themeColor="text1"/>
+        </w:rPr>
         <w:t>Dimensionamiento</w:t>
       </w:r>
       <w:r>
+        <w:rPr>
+          <w:color w:val="000000" w:themeColor="text1"/>
+        </w:rPr>
         <w:br/>
         <w:t>La propuesta no calcula carga, almacenamiento ni crecimiento. No hay estimación de TPS, ni de volumen de logs de transacciones, bloqueos y accesos, ni presupuesto para retener 5 años de auditoría. Un proyecto de este tamaño no puede aprobarse sin números.</w:t>
       </w:r>
@@ -600,80 +922,67 @@
     <w:p>
       <w:pPr>
         <w:ind w:firstLine="360"/>
-      </w:pPr>
-      <w:r>
-        <w:t>Conclusión: la propuesta legada incumple como mínimo las reglas RN-03, RN-05, RN-09, RN-10, RN-11, RN-12, RN-14, RN-17 y RN-20, y es inviable técnica, económica y legalmente. Se sustituye por la arquitectura propuesta en las siguientes secciones</w:t>
-      </w:r>
-      <w:r>
-        <w:t xml:space="preserve">: </w:t>
-      </w:r>
-      <w:r>
-        <w:t>base de datos relacional administrada con alta disponibilidad multizona y réplica multirregión, cómputo escalable, WAF, pasarela de pagos certificada, almacenamiento escalonado para logs y respaldos automatizados.</w:t>
-      </w:r>
-    </w:p>
-    <w:p>
-      <w:pPr>
-        <w:ind w:firstLine="360"/>
-        <w:rPr>
-          <w:rFonts w:ascii="Arial" w:eastAsiaTheme="majorEastAsia" w:hAnsi="Arial" w:cs="Arial"/>
-          <w:b/>
-          <w:bCs/>
-          <w:color w:val="000000" w:themeColor="text1"/>
-          <w:spacing w:val="15"/>
-        </w:rPr>
-      </w:pPr>
-    </w:p>
-    <w:p>
-      <w:pPr>
-        <w:ind w:firstLine="360"/>
-        <w:rPr>
-          <w:rFonts w:ascii="Arial" w:eastAsiaTheme="majorEastAsia" w:hAnsi="Arial" w:cs="Arial"/>
-          <w:b/>
-          <w:bCs/>
-          <w:color w:val="000000" w:themeColor="text1"/>
-          <w:spacing w:val="15"/>
-        </w:rPr>
-      </w:pPr>
-      <w:r>
-        <w:rPr>
-          <w:rFonts w:ascii="Arial" w:eastAsiaTheme="majorEastAsia" w:hAnsi="Arial" w:cs="Arial"/>
-          <w:b/>
-          <w:bCs/>
-          <w:color w:val="000000" w:themeColor="text1"/>
-          <w:spacing w:val="15"/>
-        </w:rPr>
-        <w:t>Análisis de factibilidad</w:t>
-      </w:r>
-    </w:p>
-    <w:p>
-      <w:pPr>
-        <w:ind w:firstLine="360"/>
-        <w:rPr>
-          <w:rStyle w:val="nfasissutil"/>
-        </w:rPr>
-      </w:pPr>
-    </w:p>
-    <w:p>
-      <w:pPr>
-        <w:ind w:firstLine="360"/>
+        <w:rPr>
+          <w:color w:val="000000" w:themeColor="text1"/>
+        </w:rPr>
+      </w:pPr>
+      <w:r>
+        <w:rPr>
+          <w:color w:val="000000" w:themeColor="text1"/>
+        </w:rPr>
+        <w:t>Conclusión: la propuesta legada incumple como mínimo las reglas RN-03, RN-05, RN-09, RN-10, RN-11, RN-12, RN-14, RN-17 y RN-20, y es inviable técnica, económica y legalmente. Se sustituye por la arquitectura propuesta en las siguientes secciones: base de datos relacional administrada con alta disponibilidad multizona y réplica multirregión, cómputo escalable, WAF, pasarela de pagos certificada, almacenamiento escalonado para logs y respaldos automatizados.</w:t>
+      </w:r>
+    </w:p>
+    <w:p>
+      <w:pPr>
+        <w:pStyle w:val="Ttulo1"/>
         <w:rPr>
           <w:rStyle w:val="nfasissutil"/>
           <w:b/>
           <w:bCs/>
           <w:i w:val="0"/>
           <w:iCs w:val="0"/>
-        </w:rPr>
-      </w:pPr>
-      <w:r>
+          <w:color w:val="000000" w:themeColor="text1"/>
+          <w:sz w:val="28"/>
+          <w:szCs w:val="28"/>
+        </w:rPr>
+      </w:pPr>
+      <w:r>
+        <w:rPr>
+          <w:b/>
+          <w:bCs/>
+          <w:color w:val="000000" w:themeColor="text1"/>
+          <w:sz w:val="28"/>
+          <w:szCs w:val="28"/>
+        </w:rPr>
+        <w:t xml:space="preserve">2. </w:t>
+      </w:r>
+      <w:r>
+        <w:rPr>
+          <w:b/>
+          <w:bCs/>
+          <w:color w:val="000000" w:themeColor="text1"/>
+          <w:sz w:val="28"/>
+          <w:szCs w:val="28"/>
+        </w:rPr>
+        <w:t>Análisis de factibilidad</w:t>
+      </w:r>
+    </w:p>
+    <w:p>
+      <w:pPr>
+        <w:pStyle w:val="Ttulo2"/>
+        <w:ind w:firstLine="360"/>
         <w:rPr>
           <w:rStyle w:val="nfasissutil"/>
           <w:b/>
           <w:bCs/>
           <w:i w:val="0"/>
           <w:iCs w:val="0"/>
-        </w:rPr>
-        <w:t xml:space="preserve">1.1 </w:t>
-      </w:r>
+          <w:color w:val="000000" w:themeColor="text1"/>
+          <w:sz w:val="22"/>
+          <w:szCs w:val="22"/>
+        </w:rPr>
+      </w:pPr>
       <w:r>
         <w:rPr>
           <w:rStyle w:val="nfasissutil"/>
@@ -681,80 +990,123 @@
           <w:bCs/>
           <w:i w:val="0"/>
           <w:iCs w:val="0"/>
-        </w:rPr>
-        <w:t xml:space="preserve">Factibilidad técnica </w:t>
-      </w:r>
-    </w:p>
-    <w:p>
-      <w:pPr>
-        <w:ind w:firstLine="360"/>
-        <w:jc w:val="both"/>
-        <w:rPr>
-          <w:rFonts w:ascii="Arial" w:hAnsi="Arial" w:cs="Arial"/>
-        </w:rPr>
-      </w:pPr>
-      <w:r>
-        <w:rPr>
-          <w:rFonts w:ascii="Arial" w:hAnsi="Arial" w:cs="Arial"/>
-        </w:rPr>
-        <w:t xml:space="preserve">La infraestructura legada no aguanta un estreno mundial, como explicamos en el dictamen. Proponemos una arquitectura en la nube con estas partes. En la entrada va una CDN con WAF y protección contra </w:t>
-      </w:r>
-      <w:proofErr w:type="spellStart"/>
-      <w:r>
-        <w:rPr>
-          <w:rFonts w:ascii="Arial" w:hAnsi="Arial" w:cs="Arial"/>
-        </w:rPr>
-        <w:t>DDoS</w:t>
-      </w:r>
-      <w:proofErr w:type="spellEnd"/>
-      <w:r>
-        <w:rPr>
-          <w:rFonts w:ascii="Arial" w:hAnsi="Arial" w:cs="Arial"/>
-        </w:rPr>
-        <w:t>, más una sala de espera virtual para que los 8 millones de usuarios no lleguen todos al mismo tiempo a la base de datos. La aplicación corre en contenedores que escalan solos según la demanda, con una caché para el mapa de asientos. La base de datos es PostgreSQL administrado, con alta disponibilidad entre zonas y una réplica en otra región. Los pagos pasan por una pasarela externa certificada (en este proyecto se simula). El histórico de 5 años se guarda en almacenamiento de archivo, y lo reciente en almacenamiento rápido.</w:t>
-      </w:r>
-    </w:p>
-    <w:p>
-      <w:pPr>
-        <w:rPr>
-          <w:rFonts w:ascii="Arial" w:hAnsi="Arial" w:cs="Arial"/>
-        </w:rPr>
-      </w:pPr>
-      <w:r>
-        <w:rPr>
-          <w:rFonts w:ascii="Arial" w:hAnsi="Arial" w:cs="Arial"/>
-        </w:rPr>
-        <w:t>Elegimos PostgreSQL porque cumple lo que el negocio necesita: transacciones ACID, restricciones de unicidad para evitar la doble venta, particionamiento por fecha para los logs e índices parciales para buscar asientos disponibles.</w:t>
-      </w:r>
-    </w:p>
-    <w:p>
-      <w:pPr>
-        <w:rPr>
-          <w:sz w:val="20"/>
-          <w:szCs w:val="20"/>
-        </w:rPr>
-      </w:pPr>
-    </w:p>
-    <w:p>
-      <w:pPr>
-        <w:ind w:firstLine="360"/>
+          <w:color w:val="000000" w:themeColor="text1"/>
+          <w:sz w:val="22"/>
+          <w:szCs w:val="22"/>
+        </w:rPr>
+        <w:t>2</w:t>
+      </w:r>
+      <w:r>
         <w:rPr>
           <w:rStyle w:val="nfasissutil"/>
           <w:b/>
           <w:bCs/>
           <w:i w:val="0"/>
           <w:iCs w:val="0"/>
-        </w:rPr>
-      </w:pPr>
-      <w:r>
+          <w:color w:val="000000" w:themeColor="text1"/>
+          <w:sz w:val="22"/>
+          <w:szCs w:val="22"/>
+        </w:rPr>
+        <w:t xml:space="preserve">.1 Factibilidad técnica </w:t>
+      </w:r>
+    </w:p>
+    <w:p>
+      <w:pPr>
+        <w:ind w:firstLine="360"/>
+        <w:jc w:val="both"/>
+        <w:rPr>
+          <w:rFonts w:ascii="Arial" w:hAnsi="Arial" w:cs="Arial"/>
+          <w:color w:val="000000" w:themeColor="text1"/>
+        </w:rPr>
+      </w:pPr>
+      <w:r>
+        <w:rPr>
+          <w:rFonts w:ascii="Arial" w:hAnsi="Arial" w:cs="Arial"/>
+          <w:color w:val="000000" w:themeColor="text1"/>
+        </w:rPr>
+        <w:t xml:space="preserve">La infraestructura legada no aguanta un estreno mundial, como explicamos en el dictamen. Proponemos una arquitectura en la nube con estas partes. En la entrada va una CDN con WAF y protección contra </w:t>
+      </w:r>
+      <w:proofErr w:type="spellStart"/>
+      <w:r>
+        <w:rPr>
+          <w:rFonts w:ascii="Arial" w:hAnsi="Arial" w:cs="Arial"/>
+          <w:color w:val="000000" w:themeColor="text1"/>
+        </w:rPr>
+        <w:t>DDoS</w:t>
+      </w:r>
+      <w:proofErr w:type="spellEnd"/>
+      <w:r>
+        <w:rPr>
+          <w:rFonts w:ascii="Arial" w:hAnsi="Arial" w:cs="Arial"/>
+          <w:color w:val="000000" w:themeColor="text1"/>
+        </w:rPr>
+        <w:t>, más una sala de espera virtual para que los 8 millones de usuarios no lleguen todos al mismo tiempo a la base de datos. La aplicación corre en contenedores que escalan solos según la demanda, con una caché para el mapa de asientos. La base de datos es PostgreSQL administrado, con alta disponibilidad entre zonas y una réplica en otra región. Los pagos pasan por una pasarela externa certificada (en este proyecto se simula). El histórico de 5 años se guarda en almacenamiento de archivo, y lo reciente en almacenamiento rápido.</w:t>
+      </w:r>
+    </w:p>
+    <w:p>
+      <w:pPr>
+        <w:rPr>
+          <w:rFonts w:ascii="Arial" w:hAnsi="Arial" w:cs="Arial"/>
+          <w:color w:val="000000" w:themeColor="text1"/>
+        </w:rPr>
+      </w:pPr>
+      <w:r>
+        <w:rPr>
+          <w:rFonts w:ascii="Arial" w:hAnsi="Arial" w:cs="Arial"/>
+          <w:color w:val="000000" w:themeColor="text1"/>
+        </w:rPr>
+        <w:t>Elegimos PostgreSQL porque cumple lo que el negocio necesita: transacciones ACID, restricciones de unicidad para evitar la doble venta, particionamiento por fecha para los logs e índices parciales para buscar asientos disponibles.</w:t>
+      </w:r>
+    </w:p>
+    <w:p>
+      <w:pPr>
+        <w:rPr>
+          <w:color w:val="000000" w:themeColor="text1"/>
+          <w:sz w:val="20"/>
+          <w:szCs w:val="20"/>
+        </w:rPr>
+      </w:pPr>
+    </w:p>
+    <w:p>
+      <w:pPr>
+        <w:pStyle w:val="Ttulo2"/>
+        <w:ind w:firstLine="360"/>
         <w:rPr>
           <w:rStyle w:val="nfasissutil"/>
           <w:b/>
           <w:bCs/>
           <w:i w:val="0"/>
           <w:iCs w:val="0"/>
-        </w:rPr>
-        <w:t>1.2 Factibilidad económica</w:t>
+          <w:color w:val="000000" w:themeColor="text1"/>
+          <w:sz w:val="22"/>
+          <w:szCs w:val="22"/>
+        </w:rPr>
+      </w:pPr>
+      <w:r>
+        <w:rPr>
+          <w:rStyle w:val="nfasissutil"/>
+          <w:b/>
+          <w:bCs/>
+          <w:i w:val="0"/>
+          <w:iCs w:val="0"/>
+          <w:color w:val="000000" w:themeColor="text1"/>
+          <w:sz w:val="22"/>
+          <w:szCs w:val="22"/>
+        </w:rPr>
+        <w:t>2</w:t>
+      </w:r>
+      <w:r>
+        <w:rPr>
+          <w:rStyle w:val="nfasissutil"/>
+          <w:b/>
+          <w:bCs/>
+          <w:i w:val="0"/>
+          <w:iCs w:val="0"/>
+          <w:color w:val="000000" w:themeColor="text1"/>
+          <w:sz w:val="22"/>
+          <w:szCs w:val="22"/>
+        </w:rPr>
+        <w:t>.2 Factibilidad económica</w:t>
       </w:r>
     </w:p>
     <w:p>
@@ -762,17 +1114,20 @@
         <w:ind w:firstLine="360"/>
         <w:rPr>
           <w:rFonts w:ascii="Arial" w:hAnsi="Arial" w:cs="Arial"/>
-        </w:rPr>
-      </w:pPr>
-      <w:r>
-        <w:rPr>
-          <w:rFonts w:ascii="Arial" w:hAnsi="Arial" w:cs="Arial"/>
+          <w:color w:val="000000" w:themeColor="text1"/>
+        </w:rPr>
+      </w:pPr>
+      <w:r>
+        <w:rPr>
+          <w:rFonts w:ascii="Arial" w:hAnsi="Arial" w:cs="Arial"/>
+          <w:color w:val="000000" w:themeColor="text1"/>
         </w:rPr>
         <w:t>Estimamos los costos mensuales con dos proveedores, AWS y Azure. Usamos como base los valores de referencia del enunciado y los comparamos con los precios unitarios que publica cada proveedor.</w:t>
       </w:r>
       <w:r>
         <w:rPr>
           <w:rFonts w:ascii="Arial" w:hAnsi="Arial" w:cs="Arial"/>
+          <w:color w:val="000000" w:themeColor="text1"/>
         </w:rPr>
         <w:t xml:space="preserve"> </w:t>
       </w:r>
@@ -784,18 +1139,20 @@
           <w:bCs/>
           <w:i/>
           <w:iCs/>
-          <w:color w:val="404040" w:themeColor="text1" w:themeTint="BF"/>
-        </w:rPr>
-      </w:pPr>
-      <w:r>
-        <w:rPr>
-          <w:rFonts w:ascii="Arial" w:hAnsi="Arial" w:cs="Arial"/>
+          <w:color w:val="000000" w:themeColor="text1"/>
+        </w:rPr>
+      </w:pPr>
+      <w:r>
+        <w:rPr>
+          <w:rFonts w:ascii="Arial" w:hAnsi="Arial" w:cs="Arial"/>
+          <w:color w:val="000000" w:themeColor="text1"/>
         </w:rPr>
         <w:t>Almacenamiento</w:t>
       </w:r>
       <w:r>
         <w:rPr>
           <w:rFonts w:ascii="Arial" w:hAnsi="Arial" w:cs="Arial"/>
+          <w:color w:val="000000" w:themeColor="text1"/>
         </w:rPr>
         <w:t xml:space="preserve"> a 5 años</w:t>
       </w:r>
@@ -804,20 +1161,41 @@
       <w:pPr>
         <w:rPr>
           <w:rFonts w:ascii="Arial" w:hAnsi="Arial" w:cs="Arial"/>
-        </w:rPr>
-      </w:pPr>
-      <w:r>
-        <w:rPr>
-          <w:rFonts w:ascii="Arial" w:hAnsi="Arial" w:cs="Arial"/>
-        </w:rPr>
-        <w:t xml:space="preserve">Para calcularlo usamos estos supuestos: 2.5 boletos por compra (6 millones de compras al mes), 1.3 intentos de pago por compra, 3 asientos bloqueados y liberados por cada boleto vendido, 5% de reintentos en puerta y 0.5% de boletos con alguna operación administrativa. Calculamos dos escenarios. En el base, las filas miden 500, 200, 150, 600, 400, 300 y 250 bytes (en el orden de la tabla) y se suma 40% por índices. En el </w:t>
-      </w:r>
-      <w:r>
-        <w:rPr>
-          <w:rFonts w:ascii="Arial" w:hAnsi="Arial" w:cs="Arial"/>
-        </w:rPr>
-        <w:lastRenderedPageBreak/>
-        <w:t>conservador miden 2000, 400, 300, 2000, 600, 500 y 500 bytes y se suma 50%, porque los logs de pasarela suelen guardar la respuesta completa.</w:t>
+          <w:color w:val="000000" w:themeColor="text1"/>
+        </w:rPr>
+      </w:pPr>
+      <w:r>
+        <w:rPr>
+          <w:rFonts w:ascii="Arial" w:hAnsi="Arial" w:cs="Arial"/>
+          <w:color w:val="000000" w:themeColor="text1"/>
+        </w:rPr>
+        <w:t>Para calcularlo usamos estos supuestos: 2.5 boletos por compra (6 millones de compras al mes), 1.3 intentos de pago por compra, 3 asientos bloqueados y liberados por cada boleto vendido, 5% de reintentos en puerta y 0.5% de boletos con alguna operación administrativa. Calculamos dos escenarios. En el base, las filas miden 500, 200, 150, 600, 400, 300 y 250 bytes (en el orden de la tabla) y se suma 40% por índices. En el conservador miden 2000, 400, 300, 2000, 600, 500 y 500 bytes y se suma 50%, porque los logs de pasarela suelen guardar la respuesta completa.</w:t>
+      </w:r>
+      <w:r>
+        <w:t xml:space="preserve"> </w:t>
+      </w:r>
+      <w:r>
+        <w:rPr>
+          <w:rFonts w:ascii="Arial" w:hAnsi="Arial" w:cs="Arial"/>
+          <w:color w:val="000000" w:themeColor="text1"/>
+        </w:rPr>
+        <w:t xml:space="preserve">Cada compra tiene un solo pago; los 1.3 intentos por compra, incluidos los rechazados, quedan registrados en </w:t>
+      </w:r>
+      <w:proofErr w:type="spellStart"/>
+      <w:r>
+        <w:rPr>
+          <w:rFonts w:ascii="Arial" w:hAnsi="Arial" w:cs="Arial"/>
+          <w:color w:val="000000" w:themeColor="text1"/>
+        </w:rPr>
+        <w:t>transaccion_log</w:t>
+      </w:r>
+      <w:proofErr w:type="spellEnd"/>
+      <w:r>
+        <w:rPr>
+          <w:rFonts w:ascii="Arial" w:hAnsi="Arial" w:cs="Arial"/>
+          <w:color w:val="000000" w:themeColor="text1"/>
+        </w:rPr>
+        <w:t>.</w:t>
       </w:r>
     </w:p>
     <w:tbl>
@@ -831,8 +1209,8 @@
       <w:tblGrid>
         <w:gridCol w:w="2504"/>
         <w:gridCol w:w="1464"/>
-        <w:gridCol w:w="1293"/>
-        <w:gridCol w:w="1293"/>
+        <w:gridCol w:w="1941"/>
+        <w:gridCol w:w="2760"/>
       </w:tblGrid>
       <w:tr>
         <w:tc>
@@ -903,31 +1281,63 @@
                 <w:b/>
                 <w:bCs/>
               </w:rPr>
-              <w:t xml:space="preserve">GB al mes </w:t>
-            </w:r>
-          </w:p>
-        </w:tc>
-        <w:tc>
-          <w:tcPr>
-            <w:tcW w:w="0" w:type="auto"/>
-            <w:hideMark/>
-          </w:tcPr>
-          <w:p>
-            <w:pPr>
-              <w:spacing w:after="160" w:line="259" w:lineRule="auto"/>
+              <w:t>GB al mes</w:t>
+            </w:r>
+            <w:r>
               <w:rPr>
                 <w:rFonts w:ascii="Arial" w:hAnsi="Arial" w:cs="Arial"/>
                 <w:b/>
                 <w:bCs/>
               </w:rPr>
-            </w:pPr>
+              <w:t>(base)</w:t>
+            </w:r>
             <w:r>
               <w:rPr>
                 <w:rFonts w:ascii="Arial" w:hAnsi="Arial" w:cs="Arial"/>
                 <w:b/>
                 <w:bCs/>
               </w:rPr>
-              <w:t xml:space="preserve">GB al mes </w:t>
+              <w:t xml:space="preserve"> </w:t>
+            </w:r>
+          </w:p>
+        </w:tc>
+        <w:tc>
+          <w:tcPr>
+            <w:tcW w:w="0" w:type="auto"/>
+            <w:hideMark/>
+          </w:tcPr>
+          <w:p>
+            <w:pPr>
+              <w:spacing w:after="160" w:line="259" w:lineRule="auto"/>
+              <w:rPr>
+                <w:rFonts w:ascii="Arial" w:hAnsi="Arial" w:cs="Arial"/>
+                <w:b/>
+                <w:bCs/>
+              </w:rPr>
+            </w:pPr>
+            <w:r>
+              <w:rPr>
+                <w:rFonts w:ascii="Arial" w:hAnsi="Arial" w:cs="Arial"/>
+                <w:b/>
+                <w:bCs/>
+              </w:rPr>
+              <w:t>GB al mes</w:t>
+            </w:r>
+            <w:r>
+              <w:rPr>
+                <w:rFonts w:ascii="Arial" w:hAnsi="Arial" w:cs="Arial"/>
+                <w:b/>
+                <w:bCs/>
+              </w:rPr>
+              <w:t>(conversador)</w:t>
+            </w:r>
+            <w:r>
+              <w:rPr>
+                <w:rFonts w:ascii="Arial" w:hAnsi="Arial" w:cs="Arial"/>
+                <w:b/>
+                <w:bCs/>
+              </w:rPr>
+              <w:t xml:space="preserve"> </w:t>
             </w:r>
           </w:p>
         </w:tc>
@@ -1489,27 +1899,33 @@
               <w:rPr>
                 <w:rFonts w:ascii="Arial" w:hAnsi="Arial" w:cs="Arial"/>
               </w:rPr>
-              <w:t>2.7</w:t>
-            </w:r>
-          </w:p>
-        </w:tc>
-        <w:tc>
-          <w:tcPr>
-            <w:tcW w:w="0" w:type="auto"/>
-            <w:hideMark/>
-          </w:tcPr>
-          <w:p>
-            <w:pPr>
-              <w:spacing w:after="160" w:line="259" w:lineRule="auto"/>
-              <w:rPr>
-                <w:rFonts w:ascii="Arial" w:hAnsi="Arial" w:cs="Arial"/>
-              </w:rPr>
-            </w:pPr>
-            <w:r>
-              <w:rPr>
-                <w:rFonts w:ascii="Arial" w:hAnsi="Arial" w:cs="Arial"/>
-              </w:rPr>
-              <w:t>5.85</w:t>
+              <w:t>2.</w:t>
+            </w:r>
+            <w:r>
+              <w:rPr>
+                <w:rFonts w:ascii="Arial" w:hAnsi="Arial" w:cs="Arial"/>
+              </w:rPr>
+              <w:t>1</w:t>
+            </w:r>
+          </w:p>
+        </w:tc>
+        <w:tc>
+          <w:tcPr>
+            <w:tcW w:w="0" w:type="auto"/>
+            <w:hideMark/>
+          </w:tcPr>
+          <w:p>
+            <w:pPr>
+              <w:spacing w:after="160" w:line="259" w:lineRule="auto"/>
+              <w:rPr>
+                <w:rFonts w:ascii="Arial" w:hAnsi="Arial" w:cs="Arial"/>
+              </w:rPr>
+            </w:pPr>
+            <w:r>
+              <w:rPr>
+                <w:rFonts w:ascii="Arial" w:hAnsi="Arial" w:cs="Arial"/>
+              </w:rPr>
+              <w:t>4.5</w:t>
             </w:r>
           </w:p>
         </w:tc>
@@ -1573,27 +1989,45 @@
               <w:rPr>
                 <w:rFonts w:ascii="Arial" w:hAnsi="Arial" w:cs="Arial"/>
               </w:rPr>
-              <w:t>60.3</w:t>
-            </w:r>
-          </w:p>
-        </w:tc>
-        <w:tc>
-          <w:tcPr>
-            <w:tcW w:w="0" w:type="auto"/>
-            <w:hideMark/>
-          </w:tcPr>
-          <w:p>
-            <w:pPr>
-              <w:spacing w:after="160" w:line="259" w:lineRule="auto"/>
-              <w:rPr>
-                <w:rFonts w:ascii="Arial" w:hAnsi="Arial" w:cs="Arial"/>
-              </w:rPr>
-            </w:pPr>
-            <w:r>
-              <w:rPr>
-                <w:rFonts w:ascii="Arial" w:hAnsi="Arial" w:cs="Arial"/>
-              </w:rPr>
-              <w:t>148.6</w:t>
+              <w:t>59.7</w:t>
+            </w:r>
+          </w:p>
+        </w:tc>
+        <w:tc>
+          <w:tcPr>
+            <w:tcW w:w="0" w:type="auto"/>
+            <w:hideMark/>
+          </w:tcPr>
+          <w:p>
+            <w:pPr>
+              <w:spacing w:after="160" w:line="259" w:lineRule="auto"/>
+              <w:rPr>
+                <w:rFonts w:ascii="Arial" w:hAnsi="Arial" w:cs="Arial"/>
+              </w:rPr>
+            </w:pPr>
+            <w:r>
+              <w:rPr>
+                <w:rFonts w:ascii="Arial" w:hAnsi="Arial" w:cs="Arial"/>
+              </w:rPr>
+              <w:t>14</w:t>
+            </w:r>
+            <w:r>
+              <w:rPr>
+                <w:rFonts w:ascii="Arial" w:hAnsi="Arial" w:cs="Arial"/>
+              </w:rPr>
+              <w:t>7</w:t>
+            </w:r>
+            <w:r>
+              <w:rPr>
+                <w:rFonts w:ascii="Arial" w:hAnsi="Arial" w:cs="Arial"/>
+              </w:rPr>
+              <w:t>.</w:t>
+            </w:r>
+            <w:r>
+              <w:rPr>
+                <w:rFonts w:ascii="Arial" w:hAnsi="Arial" w:cs="Arial"/>
+              </w:rPr>
+              <w:t>3</w:t>
             </w:r>
           </w:p>
         </w:tc>
@@ -1605,82 +2039,6 @@
           <w:rFonts w:ascii="Arial" w:hAnsi="Arial" w:cs="Arial"/>
         </w:rPr>
       </w:pPr>
-    </w:p>
-    <w:p>
-      <w:pPr>
-        <w:rPr>
-          <w:rFonts w:ascii="Arial" w:hAnsi="Arial" w:cs="Arial"/>
-        </w:rPr>
-      </w:pPr>
-    </w:p>
-    <w:p>
-      <w:pPr>
-        <w:rPr>
-          <w:rFonts w:ascii="Arial" w:hAnsi="Arial" w:cs="Arial"/>
-        </w:rPr>
-      </w:pPr>
-    </w:p>
-    <w:p>
-      <w:pPr>
-        <w:rPr>
-          <w:rFonts w:ascii="Arial" w:hAnsi="Arial" w:cs="Arial"/>
-        </w:rPr>
-      </w:pPr>
-    </w:p>
-    <w:p>
-      <w:pPr>
-        <w:rPr>
-          <w:rFonts w:ascii="Arial" w:hAnsi="Arial" w:cs="Arial"/>
-        </w:rPr>
-      </w:pPr>
-    </w:p>
-    <w:p>
-      <w:pPr>
-        <w:rPr>
-          <w:rFonts w:ascii="Arial" w:hAnsi="Arial" w:cs="Arial"/>
-        </w:rPr>
-      </w:pPr>
-    </w:p>
-    <w:p>
-      <w:pPr>
-        <w:rPr>
-          <w:rFonts w:ascii="Arial" w:hAnsi="Arial" w:cs="Arial"/>
-        </w:rPr>
-      </w:pPr>
-    </w:p>
-    <w:p>
-      <w:pPr>
-        <w:rPr>
-          <w:rFonts w:ascii="Arial" w:hAnsi="Arial" w:cs="Arial"/>
-        </w:rPr>
-      </w:pPr>
-    </w:p>
-    <w:p>
-      <w:pPr>
-        <w:rPr>
-          <w:rFonts w:ascii="Arial" w:hAnsi="Arial" w:cs="Arial"/>
-        </w:rPr>
-      </w:pPr>
-    </w:p>
-    <w:p>
-      <w:pPr>
-        <w:rPr>
-          <w:rFonts w:ascii="Arial" w:hAnsi="Arial" w:cs="Arial"/>
-        </w:rPr>
-      </w:pPr>
-    </w:p>
-    <w:p>
-      <w:pPr>
-        <w:rPr>
-          <w:rFonts w:ascii="Arial" w:hAnsi="Arial" w:cs="Arial"/>
-        </w:rPr>
-      </w:pPr>
-      <w:r>
-        <w:rPr>
-          <w:rFonts w:ascii="Arial" w:hAnsi="Arial" w:cs="Arial"/>
-        </w:rPr>
-        <w:br w:type="textWrapping" w:clear="all"/>
-      </w:r>
       <w:r>
         <w:rPr>
           <w:rFonts w:ascii="Arial" w:hAnsi="Arial" w:cs="Arial"/>
@@ -1692,21 +2050,59 @@
         <w:rPr>
           <w:rFonts w:ascii="Arial" w:hAnsi="Arial" w:cs="Arial"/>
         </w:rPr>
-        <w:t>TB  y</w:t>
+        <w:t>TB</w:t>
+      </w:r>
+      <w:r>
+        <w:rPr>
+          <w:rFonts w:ascii="Arial" w:hAnsi="Arial" w:cs="Arial"/>
+        </w:rPr>
+        <w:t>(</w:t>
       </w:r>
       <w:proofErr w:type="gramEnd"/>
       <w:r>
         <w:rPr>
           <w:rFonts w:ascii="Arial" w:hAnsi="Arial" w:cs="Arial"/>
         </w:rPr>
-        <w:t xml:space="preserve"> 8.9 </w:t>
+        <w:t>base)</w:t>
+      </w:r>
+      <w:r>
+        <w:rPr>
+          <w:rFonts w:ascii="Arial" w:hAnsi="Arial" w:cs="Arial"/>
+        </w:rPr>
+        <w:t xml:space="preserve"> y 8.9 </w:t>
       </w:r>
       <w:proofErr w:type="gramStart"/>
       <w:r>
         <w:rPr>
           <w:rFonts w:ascii="Arial" w:hAnsi="Arial" w:cs="Arial"/>
         </w:rPr>
-        <w:t>TB .</w:t>
+        <w:t>TB</w:t>
+      </w:r>
+      <w:r>
+        <w:rPr>
+          <w:rFonts w:ascii="Arial" w:hAnsi="Arial" w:cs="Arial"/>
+        </w:rPr>
+        <w:t>(</w:t>
+      </w:r>
+      <w:proofErr w:type="gramEnd"/>
+      <w:r>
+        <w:rPr>
+          <w:rFonts w:ascii="Arial" w:hAnsi="Arial" w:cs="Arial"/>
+        </w:rPr>
+        <w:t>conservador</w:t>
+      </w:r>
+      <w:proofErr w:type="gramStart"/>
+      <w:r>
+        <w:rPr>
+          <w:rFonts w:ascii="Arial" w:hAnsi="Arial" w:cs="Arial"/>
+        </w:rPr>
+        <w:t>)</w:t>
+      </w:r>
+      <w:r>
+        <w:rPr>
+          <w:rFonts w:ascii="Arial" w:hAnsi="Arial" w:cs="Arial"/>
+        </w:rPr>
+        <w:t xml:space="preserve"> .</w:t>
       </w:r>
       <w:proofErr w:type="gramEnd"/>
       <w:r>
@@ -2960,7 +3356,55 @@
         <w:rPr>
           <w:rFonts w:ascii="Arial" w:hAnsi="Arial" w:cs="Arial"/>
         </w:rPr>
-        <w:t>Con esos precios, los 32.7 TB de almacenamiento costarían unos 751 USD al mes en S3 Standard, 118 en Glacier Flexible, 588 en Blob Hot y 32 en Blob Archive, así que la línea de 1,750 a 1,800 USD del ejemplo cubre el almacenamiento más solicitudes y replicación. Para el WAF, con 1 ACL, 20 reglas y unos 1,000 millones de solicitudes al mes</w:t>
+        <w:t>Con esos precios, los 32.</w:t>
+      </w:r>
+      <w:r>
+        <w:rPr>
+          <w:rFonts w:ascii="Arial" w:hAnsi="Arial" w:cs="Arial"/>
+        </w:rPr>
+        <w:t>4</w:t>
+      </w:r>
+      <w:r>
+        <w:rPr>
+          <w:rFonts w:ascii="Arial" w:hAnsi="Arial" w:cs="Arial"/>
+        </w:rPr>
+        <w:t xml:space="preserve"> TB de almacenamiento costarían unos 7</w:t>
+      </w:r>
+      <w:r>
+        <w:rPr>
+          <w:rFonts w:ascii="Arial" w:hAnsi="Arial" w:cs="Arial"/>
+        </w:rPr>
+        <w:t>45</w:t>
+      </w:r>
+      <w:r>
+        <w:rPr>
+          <w:rFonts w:ascii="Arial" w:hAnsi="Arial" w:cs="Arial"/>
+        </w:rPr>
+        <w:t xml:space="preserve"> USD al mes en S3 Standard, 11</w:t>
+      </w:r>
+      <w:r>
+        <w:rPr>
+          <w:rFonts w:ascii="Arial" w:hAnsi="Arial" w:cs="Arial"/>
+        </w:rPr>
+        <w:t>7</w:t>
+      </w:r>
+      <w:r>
+        <w:rPr>
+          <w:rFonts w:ascii="Arial" w:hAnsi="Arial" w:cs="Arial"/>
+        </w:rPr>
+        <w:t xml:space="preserve"> en Glacier Flexible, 58</w:t>
+      </w:r>
+      <w:r>
+        <w:rPr>
+          <w:rFonts w:ascii="Arial" w:hAnsi="Arial" w:cs="Arial"/>
+        </w:rPr>
+        <w:t xml:space="preserve">3 </w:t>
+      </w:r>
+      <w:r>
+        <w:rPr>
+          <w:rFonts w:ascii="Arial" w:hAnsi="Arial" w:cs="Arial"/>
+        </w:rPr>
+        <w:t>en Blob Hot y 32 en Blob Archive, así que la línea de 1,750 a 1,800 USD del ejemplo cubre el almacenamiento más solicitudes y replicación. Para el WAF, con 1 ACL, 20 reglas y unos 1,000 millones de solicitudes al mes</w:t>
       </w:r>
       <w:r>
         <w:rPr>
@@ -2985,7 +3429,6 @@
         <w:rPr>
           <w:rFonts w:ascii="Arial" w:hAnsi="Arial" w:cs="Arial"/>
         </w:rPr>
-        <w:lastRenderedPageBreak/>
         <w:t>Costo por millón de transaccione</w:t>
       </w:r>
       <w:r>
@@ -3493,65 +3936,35 @@
     </w:p>
     <w:p>
       <w:pPr>
-        <w:rPr>
-          <w:rFonts w:ascii="Arial" w:hAnsi="Arial" w:cs="Arial"/>
-        </w:rPr>
-      </w:pPr>
-    </w:p>
-    <w:p>
-      <w:pPr>
-        <w:rPr>
-          <w:rFonts w:ascii="Arial" w:hAnsi="Arial" w:cs="Arial"/>
-        </w:rPr>
-      </w:pPr>
-    </w:p>
-    <w:p>
-      <w:pPr>
-        <w:rPr>
-          <w:rFonts w:ascii="Arial" w:hAnsi="Arial" w:cs="Arial"/>
-        </w:rPr>
-      </w:pPr>
-    </w:p>
-    <w:p>
-      <w:pPr>
-        <w:rPr>
-          <w:rFonts w:ascii="Arial" w:hAnsi="Arial" w:cs="Arial"/>
-        </w:rPr>
-      </w:pPr>
-    </w:p>
-    <w:p>
-      <w:pPr>
-        <w:rPr>
-          <w:rFonts w:ascii="Arial" w:hAnsi="Arial" w:cs="Arial"/>
-        </w:rPr>
-      </w:pPr>
-    </w:p>
-    <w:p>
-      <w:pPr>
-        <w:rPr>
-          <w:rFonts w:ascii="Arial" w:hAnsi="Arial" w:cs="Arial"/>
-        </w:rPr>
-      </w:pPr>
-    </w:p>
-    <w:p>
-      <w:pPr>
-        <w:rPr>
-          <w:rFonts w:ascii="Arial" w:hAnsi="Arial" w:cs="Arial"/>
-        </w:rPr>
-      </w:pPr>
-    </w:p>
-    <w:p>
-      <w:pPr>
-        <w:rPr>
-          <w:rFonts w:ascii="Arial" w:hAnsi="Arial" w:cs="Arial"/>
-        </w:rPr>
-      </w:pPr>
-      <w:r>
-        <w:rPr>
-          <w:rFonts w:ascii="Arial" w:hAnsi="Arial" w:cs="Arial"/>
-        </w:rPr>
-        <w:lastRenderedPageBreak/>
-        <w:t>1.3 Factibilidad operativa</w:t>
+        <w:pStyle w:val="Ttulo2"/>
+        <w:ind w:left="360"/>
+        <w:rPr>
+          <w:b/>
+          <w:bCs/>
+          <w:color w:val="000000" w:themeColor="text1"/>
+          <w:sz w:val="22"/>
+          <w:szCs w:val="22"/>
+        </w:rPr>
+      </w:pPr>
+      <w:r>
+        <w:rPr>
+          <w:b/>
+          <w:bCs/>
+          <w:color w:val="000000" w:themeColor="text1"/>
+          <w:sz w:val="22"/>
+          <w:szCs w:val="22"/>
+        </w:rPr>
+        <w:t>2</w:t>
+      </w:r>
+      <w:r>
+        <w:rPr>
+          <w:b/>
+          <w:bCs/>
+          <w:color w:val="000000" w:themeColor="text1"/>
+          <w:sz w:val="22"/>
+          <w:szCs w:val="22"/>
+        </w:rPr>
+        <w:t>.3 Factibilidad operativa</w:t>
       </w:r>
     </w:p>
     <w:p>
@@ -3587,11 +4000,52 @@
           <w:rFonts w:ascii="Arial" w:hAnsi="Arial" w:cs="Arial"/>
         </w:rPr>
       </w:pPr>
-      <w:r>
-        <w:rPr>
-          <w:rFonts w:ascii="Arial" w:hAnsi="Arial" w:cs="Arial"/>
-        </w:rPr>
-        <w:t>1.4 Análisis de riesgos</w:t>
+    </w:p>
+    <w:p>
+      <w:pPr>
+        <w:rPr>
+          <w:rFonts w:ascii="Arial" w:hAnsi="Arial" w:cs="Arial"/>
+        </w:rPr>
+      </w:pPr>
+    </w:p>
+    <w:p>
+      <w:pPr>
+        <w:rPr>
+          <w:rFonts w:ascii="Arial" w:hAnsi="Arial" w:cs="Arial"/>
+        </w:rPr>
+      </w:pPr>
+    </w:p>
+    <w:p>
+      <w:pPr>
+        <w:pStyle w:val="Ttulo2"/>
+        <w:ind w:left="360"/>
+        <w:rPr>
+          <w:b/>
+          <w:bCs/>
+          <w:color w:val="000000" w:themeColor="text1"/>
+          <w:sz w:val="22"/>
+          <w:szCs w:val="22"/>
+        </w:rPr>
+      </w:pPr>
+      <w:r>
+        <w:rPr>
+          <w:b/>
+          <w:bCs/>
+          <w:color w:val="000000" w:themeColor="text1"/>
+          <w:sz w:val="22"/>
+          <w:szCs w:val="22"/>
+        </w:rPr>
+        <w:t>2</w:t>
+      </w:r>
+      <w:r>
+        <w:rPr>
+          <w:b/>
+          <w:bCs/>
+          <w:color w:val="000000" w:themeColor="text1"/>
+          <w:sz w:val="22"/>
+          <w:szCs w:val="22"/>
+        </w:rPr>
+        <w:t>.4 Análisis de riesgos</w:t>
       </w:r>
     </w:p>
     <w:tbl>
@@ -4534,7 +4988,6 @@
               <w:rPr>
                 <w:rFonts w:ascii="Arial" w:hAnsi="Arial" w:cs="Arial"/>
               </w:rPr>
-              <w:lastRenderedPageBreak/>
               <w:t>R-07</w:t>
             </w:r>
           </w:p>
@@ -5179,40 +5632,92 @@
     </w:p>
     <w:p>
       <w:pPr>
-        <w:pStyle w:val="Subttulo"/>
-        <w:rPr>
-          <w:rFonts w:ascii="Arial" w:hAnsi="Arial" w:cs="Arial"/>
+        <w:pStyle w:val="Ttulo1"/>
+        <w:rPr>
           <w:b/>
           <w:bCs/>
           <w:color w:val="000000" w:themeColor="text1"/>
+          <w:sz w:val="28"/>
+          <w:szCs w:val="28"/>
+        </w:rPr>
+      </w:pPr>
+      <w:r>
+        <w:rPr>
+          <w:b/>
+          <w:bCs/>
+          <w:color w:val="000000" w:themeColor="text1"/>
+          <w:sz w:val="28"/>
+          <w:szCs w:val="28"/>
+        </w:rPr>
+        <w:t xml:space="preserve">3. </w:t>
+      </w:r>
+      <w:r>
+        <w:rPr>
+          <w:b/>
+          <w:bCs/>
+          <w:color w:val="000000" w:themeColor="text1"/>
+          <w:sz w:val="28"/>
+          <w:szCs w:val="28"/>
+        </w:rPr>
+        <w:t>Análisis de requisitos y dimensionamiento de datos</w:t>
+      </w:r>
+    </w:p>
+    <w:p>
+      <w:pPr>
+        <w:pStyle w:val="Ttulo2"/>
+        <w:ind w:left="360"/>
+        <w:rPr>
+          <w:rFonts w:asciiTheme="minorHAnsi" w:hAnsiTheme="minorHAnsi"/>
+          <w:b/>
+          <w:bCs/>
+          <w:color w:val="000000" w:themeColor="text1"/>
           <w:sz w:val="22"/>
           <w:szCs w:val="22"/>
         </w:rPr>
       </w:pPr>
       <w:r>
         <w:rPr>
-          <w:rFonts w:ascii="Arial" w:hAnsi="Arial" w:cs="Arial"/>
+          <w:rFonts w:asciiTheme="minorHAnsi" w:hAnsiTheme="minorHAnsi"/>
           <w:b/>
           <w:bCs/>
           <w:color w:val="000000" w:themeColor="text1"/>
           <w:sz w:val="22"/>
           <w:szCs w:val="22"/>
         </w:rPr>
-        <w:t>Análisis de requisitos y dimensionamiento de datos</w:t>
-      </w:r>
-    </w:p>
-    <w:p/>
-    <w:p>
-      <w:pPr>
-        <w:rPr>
-          <w:rFonts w:ascii="Arial" w:hAnsi="Arial" w:cs="Arial"/>
-        </w:rPr>
-      </w:pPr>
-      <w:r>
-        <w:rPr>
-          <w:rFonts w:ascii="Arial" w:hAnsi="Arial" w:cs="Arial"/>
-        </w:rPr>
-        <w:t xml:space="preserve">2.1 requisitos funcionales </w:t>
+        <w:t>3</w:t>
+      </w:r>
+      <w:r>
+        <w:rPr>
+          <w:rFonts w:asciiTheme="minorHAnsi" w:hAnsiTheme="minorHAnsi"/>
+          <w:b/>
+          <w:bCs/>
+          <w:color w:val="000000" w:themeColor="text1"/>
+          <w:sz w:val="22"/>
+          <w:szCs w:val="22"/>
+        </w:rPr>
+        <w:t xml:space="preserve">.1 </w:t>
+      </w:r>
+      <w:r>
+        <w:rPr>
+          <w:rFonts w:asciiTheme="minorHAnsi" w:hAnsiTheme="minorHAnsi"/>
+          <w:b/>
+          <w:bCs/>
+          <w:color w:val="000000" w:themeColor="text1"/>
+          <w:sz w:val="22"/>
+          <w:szCs w:val="22"/>
+        </w:rPr>
+        <w:t>R</w:t>
+      </w:r>
+      <w:r>
+        <w:rPr>
+          <w:rFonts w:asciiTheme="minorHAnsi" w:hAnsiTheme="minorHAnsi"/>
+          <w:b/>
+          <w:bCs/>
+          <w:color w:val="000000" w:themeColor="text1"/>
+          <w:sz w:val="22"/>
+          <w:szCs w:val="22"/>
+        </w:rPr>
+        <w:t xml:space="preserve">equisitos funcionales </w:t>
       </w:r>
     </w:p>
     <w:p>
@@ -5266,7 +5771,6 @@
         <w:rPr>
           <w:rFonts w:ascii="Arial" w:hAnsi="Arial" w:cs="Arial"/>
         </w:rPr>
-        <w:lastRenderedPageBreak/>
         <w:br/>
         <w:t>RF-04. Bloquear los asientos elegidos por 2 minutos y liberarlos solos si el tiempo se acaba. Regla relacionada: RN-05.</w:t>
       </w:r>
@@ -5288,7 +5792,13 @@
         <w:rPr>
           <w:rFonts w:ascii="Arial" w:hAnsi="Arial" w:cs="Arial"/>
         </w:rPr>
-        <w:t xml:space="preserve"> es decir </w:t>
+        <w:t xml:space="preserve">, </w:t>
+      </w:r>
+      <w:r>
+        <w:rPr>
+          <w:rFonts w:ascii="Arial" w:hAnsi="Arial" w:cs="Arial"/>
+        </w:rPr>
+        <w:t xml:space="preserve">es decir </w:t>
       </w:r>
       <w:r>
         <w:rPr>
@@ -5388,6 +5898,13 @@
         </w:rPr>
         <w:t>cliente, taquillero, operador de sala, contador y administrador con los permisos mínimos que indica la matriz del enunciado. Regla relacionada: RN-17.</w:t>
       </w:r>
+    </w:p>
+    <w:p>
+      <w:pPr>
+        <w:rPr>
+          <w:rFonts w:ascii="Arial" w:hAnsi="Arial" w:cs="Arial"/>
+        </w:rPr>
+      </w:pPr>
       <w:r>
         <w:rPr>
           <w:rFonts w:ascii="Arial" w:hAnsi="Arial" w:cs="Arial"/>
@@ -5530,7 +6047,6 @@
         <w:rPr>
           <w:rFonts w:ascii="Arial" w:hAnsi="Arial" w:cs="Arial"/>
         </w:rPr>
-        <w:lastRenderedPageBreak/>
         <w:br/>
         <w:t>RF-15. Permitir resolver incidencias de acceso en puerta, como un QR ilegible o un cliente fuera del tiempo de tolerancia. Origen: proceso de control de acceso.</w:t>
       </w:r>
@@ -5558,15 +6074,38 @@
     </w:p>
     <w:p>
       <w:pPr>
-        <w:rPr>
-          <w:rFonts w:ascii="Arial" w:hAnsi="Arial" w:cs="Arial"/>
-        </w:rPr>
-      </w:pPr>
-      <w:r>
-        <w:rPr>
-          <w:rFonts w:ascii="Arial" w:hAnsi="Arial" w:cs="Arial"/>
-        </w:rPr>
-        <w:t>2.2 Requisitos no funcionales</w:t>
+        <w:pStyle w:val="Ttulo2"/>
+        <w:ind w:left="360"/>
+        <w:rPr>
+          <w:rFonts w:asciiTheme="minorHAnsi" w:hAnsiTheme="minorHAnsi"/>
+          <w:b/>
+          <w:bCs/>
+          <w:color w:val="000000" w:themeColor="text1"/>
+          <w:sz w:val="22"/>
+          <w:szCs w:val="22"/>
+        </w:rPr>
+      </w:pPr>
+      <w:r>
+        <w:rPr>
+          <w:rFonts w:asciiTheme="minorHAnsi" w:hAnsiTheme="minorHAnsi"/>
+          <w:b/>
+          <w:bCs/>
+          <w:color w:val="000000" w:themeColor="text1"/>
+          <w:sz w:val="22"/>
+          <w:szCs w:val="22"/>
+        </w:rPr>
+        <w:t>3</w:t>
+      </w:r>
+      <w:r>
+        <w:rPr>
+          <w:rFonts w:asciiTheme="minorHAnsi" w:hAnsiTheme="minorHAnsi"/>
+          <w:b/>
+          <w:bCs/>
+          <w:color w:val="000000" w:themeColor="text1"/>
+          <w:sz w:val="22"/>
+          <w:szCs w:val="22"/>
+        </w:rPr>
+        <w:t>.2 Requisitos no funcionales</w:t>
       </w:r>
     </w:p>
     <w:p>
@@ -5745,303 +6284,10 @@
     </w:p>
     <w:p>
       <w:pPr>
-        <w:rPr>
-          <w:rFonts w:ascii="Arial" w:hAnsi="Arial" w:cs="Arial"/>
-        </w:rPr>
-      </w:pPr>
-      <w:r>
-        <w:rPr>
-          <w:rFonts w:ascii="Arial" w:hAnsi="Arial" w:cs="Arial"/>
-        </w:rPr>
-        <w:t>2.3 Volúmenes de datos</w:t>
-      </w:r>
-    </w:p>
-    <w:p>
-      <w:pPr>
-        <w:rPr>
-          <w:rFonts w:ascii="Arial" w:hAnsi="Arial" w:cs="Arial"/>
-        </w:rPr>
-      </w:pPr>
-      <w:r>
-        <w:rPr>
-          <w:rFonts w:ascii="Arial" w:hAnsi="Arial" w:cs="Arial"/>
-        </w:rPr>
-        <w:t>Datos del enunciado: 8,000,000 de usuarios concurrentes, 50,000 TPS de pico durante 10 minutos</w:t>
-      </w:r>
-      <w:r>
-        <w:rPr>
-          <w:rFonts w:ascii="Arial" w:hAnsi="Arial" w:cs="Arial"/>
-        </w:rPr>
-        <w:t xml:space="preserve">, </w:t>
-      </w:r>
-      <w:r>
-        <w:rPr>
-          <w:rFonts w:ascii="Arial" w:hAnsi="Arial" w:cs="Arial"/>
-        </w:rPr>
-        <w:t>30 millones de transacciones en ese tiempo, 500 títulos activos, 1,500 salas y 15 millones de boletos al mes, con 5 años de retención.</w:t>
-      </w:r>
-    </w:p>
-    <w:p>
-      <w:pPr>
-        <w:rPr>
-          <w:rFonts w:ascii="Arial" w:hAnsi="Arial" w:cs="Arial"/>
-        </w:rPr>
-      </w:pPr>
-      <w:r>
-        <w:rPr>
-          <w:rFonts w:ascii="Arial" w:hAnsi="Arial" w:cs="Arial"/>
-        </w:rPr>
-        <w:t>Lo que sale de ahí: 15,000,000 entre los 2,592,000 segundos de un mes dan 5.8 TPS promedio, así que el pico es unas 8,640 veces el promedio. Por eso el sistema se diseña para el pico y no para el promedio. Cada sala vende unos 10,000 boletos al mes</w:t>
-      </w:r>
-      <w:r>
-        <w:rPr>
-          <w:rFonts w:ascii="Arial" w:hAnsi="Arial" w:cs="Arial"/>
-        </w:rPr>
-        <w:t xml:space="preserve">, </w:t>
-      </w:r>
-      <w:r>
-        <w:rPr>
-          <w:rFonts w:ascii="Arial" w:hAnsi="Arial" w:cs="Arial"/>
-        </w:rPr>
-        <w:t>unos 333 al día.</w:t>
-      </w:r>
-    </w:p>
-    <w:p>
-      <w:pPr>
-        <w:rPr>
-          <w:rFonts w:ascii="Arial" w:hAnsi="Arial" w:cs="Arial"/>
-        </w:rPr>
-      </w:pPr>
-      <w:r>
-        <w:rPr>
-          <w:rFonts w:ascii="Arial" w:hAnsi="Arial" w:cs="Arial"/>
-        </w:rPr>
-        <w:t>Histórico a 5 años, sin contar crecimiento: 900 millones de boletos, 360 millones de ventas y 468 millones de pagos.</w:t>
-      </w:r>
-    </w:p>
-    <w:p>
-      <w:pPr>
-        <w:rPr>
-          <w:rFonts w:ascii="Arial" w:hAnsi="Arial" w:cs="Arial"/>
-        </w:rPr>
-      </w:pPr>
-      <w:r>
-        <w:rPr>
-          <w:rFonts w:ascii="Arial" w:hAnsi="Arial" w:cs="Arial"/>
-        </w:rPr>
-        <w:t>Registros de auditoría: 151.4 millones de registros al mes entre las cuatro bitácoras</w:t>
-      </w:r>
-      <w:r>
-        <w:rPr>
-          <w:rFonts w:ascii="Arial" w:hAnsi="Arial" w:cs="Arial"/>
-        </w:rPr>
-        <w:t xml:space="preserve">, </w:t>
-      </w:r>
-      <w:r>
-        <w:rPr>
-          <w:rFonts w:ascii="Arial" w:hAnsi="Arial" w:cs="Arial"/>
-        </w:rPr>
-        <w:t xml:space="preserve">15.6 millones de </w:t>
-      </w:r>
-      <w:proofErr w:type="spellStart"/>
-      <w:r>
-        <w:rPr>
-          <w:rFonts w:ascii="Arial" w:hAnsi="Arial" w:cs="Arial"/>
-        </w:rPr>
-        <w:t>transaccion_log</w:t>
-      </w:r>
-      <w:proofErr w:type="spellEnd"/>
-      <w:r>
-        <w:rPr>
-          <w:rFonts w:ascii="Arial" w:hAnsi="Arial" w:cs="Arial"/>
-        </w:rPr>
-        <w:t xml:space="preserve">, 120 millones de </w:t>
-      </w:r>
-      <w:proofErr w:type="spellStart"/>
-      <w:r>
-        <w:rPr>
-          <w:rFonts w:ascii="Arial" w:hAnsi="Arial" w:cs="Arial"/>
-        </w:rPr>
-        <w:t>asiento_auditoria_log</w:t>
-      </w:r>
-      <w:proofErr w:type="spellEnd"/>
-      <w:r>
-        <w:rPr>
-          <w:rFonts w:ascii="Arial" w:hAnsi="Arial" w:cs="Arial"/>
-        </w:rPr>
-        <w:t xml:space="preserve">, 15.75 millones de </w:t>
-      </w:r>
-      <w:proofErr w:type="spellStart"/>
-      <w:r>
-        <w:rPr>
-          <w:rFonts w:ascii="Arial" w:hAnsi="Arial" w:cs="Arial"/>
-        </w:rPr>
-        <w:t>acceso_puerta_log</w:t>
-      </w:r>
-      <w:proofErr w:type="spellEnd"/>
-      <w:r>
-        <w:rPr>
-          <w:rFonts w:ascii="Arial" w:hAnsi="Arial" w:cs="Arial"/>
-        </w:rPr>
-        <w:t xml:space="preserve"> y 0.075 millones de </w:t>
-      </w:r>
-      <w:proofErr w:type="spellStart"/>
-      <w:r>
-        <w:rPr>
-          <w:rFonts w:ascii="Arial" w:hAnsi="Arial" w:cs="Arial"/>
-        </w:rPr>
-        <w:t>admin_operacion_audit</w:t>
-      </w:r>
-      <w:proofErr w:type="spellEnd"/>
-      <w:r>
-        <w:rPr>
-          <w:rFonts w:ascii="Arial" w:hAnsi="Arial" w:cs="Arial"/>
-        </w:rPr>
-        <w:t>. Son unos 1,817 millones al año y unos 9,085 millones en 5 años. El espacio que ocupan está en la tabla de almacenamiento de la sección 1.2, con los supuestos que usamos.</w:t>
-      </w:r>
-    </w:p>
-    <w:p>
-      <w:pPr>
-        <w:rPr>
-          <w:rFonts w:ascii="Arial" w:hAnsi="Arial" w:cs="Arial"/>
-        </w:rPr>
-      </w:pPr>
-    </w:p>
-    <w:p>
-      <w:pPr>
-        <w:rPr>
-          <w:rFonts w:ascii="Arial" w:hAnsi="Arial" w:cs="Arial"/>
-        </w:rPr>
-      </w:pPr>
-      <w:r>
-        <w:rPr>
-          <w:rFonts w:ascii="Arial" w:hAnsi="Arial" w:cs="Arial"/>
-        </w:rPr>
-        <w:t>Operación y mantenimiento</w:t>
-      </w:r>
-    </w:p>
-    <w:p>
-      <w:pPr>
-        <w:rPr>
-          <w:rFonts w:ascii="Arial" w:hAnsi="Arial" w:cs="Arial"/>
-        </w:rPr>
-      </w:pPr>
-      <w:r>
-        <w:rPr>
-          <w:rFonts w:ascii="Arial" w:hAnsi="Arial" w:cs="Arial"/>
-        </w:rPr>
-        <w:t>Respaldos. Proponemos un respaldo continuo de los registros de transacciones, para poder restaurar a cualquier momento de los últimos 35 días, una copia completa diaria automática, una copia semanal replicada en otra región y una copia mensual en almacenamiento de archivo que no se pueda modificar, guardada 5 años. Cada trimestre se prueba restaurar una copia para confirmar que sirve.</w:t>
-      </w:r>
-    </w:p>
-    <w:p>
-      <w:pPr>
-        <w:rPr>
-          <w:rFonts w:ascii="Arial" w:hAnsi="Arial" w:cs="Arial"/>
-        </w:rPr>
-      </w:pPr>
-      <w:r>
-        <w:rPr>
-          <w:rFonts w:ascii="Arial" w:hAnsi="Arial" w:cs="Arial"/>
-          <w:lang w:val="pt-PT"/>
-        </w:rPr>
-        <w:t xml:space="preserve">RPO de 5 segundos o menos. </w:t>
-      </w:r>
-      <w:r>
-        <w:rPr>
-          <w:rFonts w:ascii="Arial" w:hAnsi="Arial" w:cs="Arial"/>
-        </w:rPr>
-        <w:t>La base de datos replica de forma sincrónica entre zonas, así que si cae una zona no se pierden datos, y de forma asíncrona hacia otra región. Esto importa porque perder datos significa ventas sin registrar, doble venta y problemas legales.</w:t>
-      </w:r>
-    </w:p>
-    <w:p>
-      <w:pPr>
-        <w:rPr>
-          <w:rFonts w:ascii="Arial" w:hAnsi="Arial" w:cs="Arial"/>
-        </w:rPr>
-      </w:pPr>
-      <w:r>
-        <w:rPr>
-          <w:rFonts w:ascii="Arial" w:hAnsi="Arial" w:cs="Arial"/>
-        </w:rPr>
-        <w:t>RTO menor a 5 minutos. La base de datos y el tráfico cambian automáticamente a la réplica, sin que nadie tenga que intervenir, y las réplicas ya están encendidas en otra zona. Cada minuto caído durante un estreno mundial es una pérdida enorme.</w:t>
-      </w:r>
-    </w:p>
-    <w:p>
-      <w:pPr>
-        <w:rPr>
-          <w:rFonts w:ascii="Arial" w:hAnsi="Arial" w:cs="Arial"/>
-        </w:rPr>
-      </w:pPr>
-      <w:r>
-        <w:rPr>
-          <w:rFonts w:ascii="Arial" w:hAnsi="Arial" w:cs="Arial"/>
-        </w:rPr>
-        <w:t>SLA de 99.99%. Equivale a máximo 52.6 minutos de caída al año, o 4.3 minutos al mes. Lo respaldamos con servicios administrados con alta disponibilidad entre zonas y con redundancia en cada capa. El SLA total es el producto de los SLA de las partes que van en serie</w:t>
-      </w:r>
-      <w:r>
-        <w:rPr>
-          <w:rFonts w:ascii="Arial" w:hAnsi="Arial" w:cs="Arial"/>
-        </w:rPr>
-        <w:t xml:space="preserve">, </w:t>
-      </w:r>
-      <w:r>
-        <w:rPr>
-          <w:rFonts w:ascii="Arial" w:hAnsi="Arial" w:cs="Arial"/>
-        </w:rPr>
-        <w:t>por eso ninguna capa depende de un solo componente.</w:t>
-      </w:r>
-    </w:p>
-    <w:p>
-      <w:pPr>
-        <w:rPr>
-          <w:rFonts w:ascii="Arial" w:hAnsi="Arial" w:cs="Arial"/>
-        </w:rPr>
-      </w:pPr>
-      <w:r>
-        <w:rPr>
-          <w:rFonts w:ascii="Arial" w:hAnsi="Arial" w:cs="Arial"/>
-        </w:rPr>
-        <w:t>Recuperación ante desastres. Usamos un esquema activo-pasivo en dos regiones, con pasos documentados para cada tipo de falla y simulacros de caída de zona y de región dos veces al año.</w:t>
-      </w:r>
-    </w:p>
-    <w:p>
-      <w:pPr>
-        <w:rPr>
-          <w:rFonts w:ascii="Arial" w:hAnsi="Arial" w:cs="Arial"/>
-        </w:rPr>
-      </w:pPr>
-      <w:r>
-        <w:rPr>
-          <w:rFonts w:ascii="Arial" w:hAnsi="Arial" w:cs="Arial"/>
-        </w:rPr>
-        <w:t xml:space="preserve">Privacidad de datos. Guardamos solo los datos personales necesarios, cifrados y con acceso por rol. Hay un cruce entre privacidad y retención: la norma fiscal pide guardar 5 años, pero las leyes de privacidad permiten pedir el borrado de datos personales. Lo </w:t>
-      </w:r>
-      <w:r>
-        <w:rPr>
-          <w:rFonts w:ascii="Arial" w:hAnsi="Arial" w:cs="Arial"/>
-        </w:rPr>
-        <w:lastRenderedPageBreak/>
-        <w:t>resolvemos guardando los registros financieros los 5 años y anonimizando los datos personales que no sean obligatorios.</w:t>
-      </w:r>
-    </w:p>
-    <w:p>
-      <w:pPr>
-        <w:rPr>
-          <w:rFonts w:ascii="Arial" w:hAnsi="Arial" w:cs="Arial"/>
-        </w:rPr>
-      </w:pPr>
-    </w:p>
-    <w:p/>
-    <w:p>
-      <w:pPr>
-        <w:pStyle w:val="Subttulo"/>
-      </w:pPr>
-    </w:p>
-    <w:p>
-      <w:pPr>
-        <w:pStyle w:val="Subttulo"/>
-        <w:rPr>
-          <w:rFonts w:ascii="Arial" w:hAnsi="Arial" w:cs="Arial"/>
+        <w:pStyle w:val="Ttulo2"/>
+        <w:ind w:left="360"/>
+        <w:rPr>
+          <w:rFonts w:asciiTheme="minorHAnsi" w:hAnsiTheme="minorHAnsi"/>
           <w:b/>
           <w:bCs/>
           <w:color w:val="000000" w:themeColor="text1"/>
@@ -6051,18 +6297,4543 @@
       </w:pPr>
       <w:r>
         <w:rPr>
-          <w:rFonts w:ascii="Arial" w:hAnsi="Arial" w:cs="Arial"/>
+          <w:rFonts w:asciiTheme="minorHAnsi" w:hAnsiTheme="minorHAnsi"/>
           <w:b/>
           <w:bCs/>
           <w:color w:val="000000" w:themeColor="text1"/>
           <w:sz w:val="22"/>
           <w:szCs w:val="22"/>
         </w:rPr>
-        <w:t xml:space="preserve">Capturas de pantalla </w:t>
-      </w:r>
-    </w:p>
-    <w:p>
-      <w:r>
+        <w:t>3</w:t>
+      </w:r>
+      <w:r>
+        <w:rPr>
+          <w:rFonts w:asciiTheme="minorHAnsi" w:hAnsiTheme="minorHAnsi"/>
+          <w:b/>
+          <w:bCs/>
+          <w:color w:val="000000" w:themeColor="text1"/>
+          <w:sz w:val="22"/>
+          <w:szCs w:val="22"/>
+        </w:rPr>
+        <w:t>.3 Volúmenes de datos</w:t>
+      </w:r>
+    </w:p>
+    <w:p>
+      <w:pPr>
+        <w:rPr>
+          <w:rFonts w:ascii="Arial" w:hAnsi="Arial" w:cs="Arial"/>
+        </w:rPr>
+      </w:pPr>
+      <w:r>
+        <w:rPr>
+          <w:rFonts w:ascii="Arial" w:hAnsi="Arial" w:cs="Arial"/>
+        </w:rPr>
+        <w:t>Datos del enunciado: 8,000,000 de usuarios concurrentes, 50,000 TPS de pico durante 10 minutos</w:t>
+      </w:r>
+      <w:r>
+        <w:rPr>
+          <w:rFonts w:ascii="Arial" w:hAnsi="Arial" w:cs="Arial"/>
+        </w:rPr>
+        <w:t xml:space="preserve">, </w:t>
+      </w:r>
+      <w:r>
+        <w:rPr>
+          <w:rFonts w:ascii="Arial" w:hAnsi="Arial" w:cs="Arial"/>
+        </w:rPr>
+        <w:t>30 millones de transacciones en ese tiempo, 500 títulos activos, 1,500 salas y 15 millones de boletos al mes, con 5 años de retención.</w:t>
+      </w:r>
+    </w:p>
+    <w:p>
+      <w:pPr>
+        <w:rPr>
+          <w:rFonts w:ascii="Arial" w:hAnsi="Arial" w:cs="Arial"/>
+        </w:rPr>
+      </w:pPr>
+      <w:r>
+        <w:rPr>
+          <w:rFonts w:ascii="Arial" w:hAnsi="Arial" w:cs="Arial"/>
+        </w:rPr>
+        <w:t>Lo que sale de ahí: 15,000,000 entre los 2,592,000 segundos de un mes dan 5.8 TPS promedio, así que el pico es unas 8,640 veces el promedio. Por eso el sistema se diseña para el pico y no para el promedio. Cada sala vende unos 10,000 boletos al mes</w:t>
+      </w:r>
+      <w:r>
+        <w:rPr>
+          <w:rFonts w:ascii="Arial" w:hAnsi="Arial" w:cs="Arial"/>
+        </w:rPr>
+        <w:t xml:space="preserve">, </w:t>
+      </w:r>
+      <w:r>
+        <w:rPr>
+          <w:rFonts w:ascii="Arial" w:hAnsi="Arial" w:cs="Arial"/>
+        </w:rPr>
+        <w:t>unos 333 al día.</w:t>
+      </w:r>
+    </w:p>
+    <w:p>
+      <w:pPr>
+        <w:rPr>
+          <w:rFonts w:ascii="Arial" w:hAnsi="Arial" w:cs="Arial"/>
+        </w:rPr>
+      </w:pPr>
+      <w:r>
+        <w:rPr>
+          <w:rFonts w:ascii="Arial" w:hAnsi="Arial" w:cs="Arial"/>
+        </w:rPr>
+        <w:t xml:space="preserve">Histórico a 5 años, sin contar crecimiento: 900 millones de boletos, 360 millones de ventas y </w:t>
+      </w:r>
+      <w:r>
+        <w:rPr>
+          <w:rFonts w:ascii="Arial" w:hAnsi="Arial" w:cs="Arial"/>
+        </w:rPr>
+        <w:t xml:space="preserve">360 </w:t>
+      </w:r>
+      <w:r>
+        <w:rPr>
+          <w:rFonts w:ascii="Arial" w:hAnsi="Arial" w:cs="Arial"/>
+        </w:rPr>
+        <w:t>millones de pagos</w:t>
+      </w:r>
+      <w:r>
+        <w:t xml:space="preserve"> </w:t>
+      </w:r>
+      <w:r>
+        <w:rPr>
+          <w:rFonts w:ascii="Arial" w:hAnsi="Arial" w:cs="Arial"/>
+        </w:rPr>
+        <w:t xml:space="preserve">(un pago por compra; los intentos rechazados o reintentados quedan en </w:t>
+      </w:r>
+      <w:proofErr w:type="spellStart"/>
+      <w:r>
+        <w:rPr>
+          <w:rFonts w:ascii="Arial" w:hAnsi="Arial" w:cs="Arial"/>
+        </w:rPr>
+        <w:t>transaccion_log</w:t>
+      </w:r>
+      <w:proofErr w:type="spellEnd"/>
+      <w:proofErr w:type="gramStart"/>
+      <w:r>
+        <w:rPr>
+          <w:rFonts w:ascii="Arial" w:hAnsi="Arial" w:cs="Arial"/>
+        </w:rPr>
+        <w:t>).</w:t>
+      </w:r>
+      <w:r>
+        <w:rPr>
+          <w:rFonts w:ascii="Arial" w:hAnsi="Arial" w:cs="Arial"/>
+        </w:rPr>
+        <w:t>.</w:t>
+      </w:r>
+      <w:proofErr w:type="gramEnd"/>
+    </w:p>
+    <w:p>
+      <w:pPr>
+        <w:rPr>
+          <w:rFonts w:ascii="Arial" w:hAnsi="Arial" w:cs="Arial"/>
+        </w:rPr>
+      </w:pPr>
+      <w:r>
+        <w:rPr>
+          <w:rFonts w:ascii="Arial" w:hAnsi="Arial" w:cs="Arial"/>
+        </w:rPr>
+        <w:t>Registros de auditoría: 151.4 millones de registros al mes entre las cuatro bitácoras</w:t>
+      </w:r>
+      <w:r>
+        <w:rPr>
+          <w:rFonts w:ascii="Arial" w:hAnsi="Arial" w:cs="Arial"/>
+        </w:rPr>
+        <w:t xml:space="preserve">, </w:t>
+      </w:r>
+      <w:r>
+        <w:rPr>
+          <w:rFonts w:ascii="Arial" w:hAnsi="Arial" w:cs="Arial"/>
+        </w:rPr>
+        <w:t xml:space="preserve">15.6 millones de </w:t>
+      </w:r>
+      <w:proofErr w:type="spellStart"/>
+      <w:r>
+        <w:rPr>
+          <w:rFonts w:ascii="Arial" w:hAnsi="Arial" w:cs="Arial"/>
+        </w:rPr>
+        <w:t>transaccion_log</w:t>
+      </w:r>
+      <w:proofErr w:type="spellEnd"/>
+      <w:r>
+        <w:rPr>
+          <w:rFonts w:ascii="Arial" w:hAnsi="Arial" w:cs="Arial"/>
+        </w:rPr>
+        <w:t xml:space="preserve">, 120 millones de </w:t>
+      </w:r>
+      <w:proofErr w:type="spellStart"/>
+      <w:r>
+        <w:rPr>
+          <w:rFonts w:ascii="Arial" w:hAnsi="Arial" w:cs="Arial"/>
+        </w:rPr>
+        <w:t>asiento_auditoria_log</w:t>
+      </w:r>
+      <w:proofErr w:type="spellEnd"/>
+      <w:r>
+        <w:rPr>
+          <w:rFonts w:ascii="Arial" w:hAnsi="Arial" w:cs="Arial"/>
+        </w:rPr>
+        <w:t xml:space="preserve">, 15.75 millones de </w:t>
+      </w:r>
+      <w:proofErr w:type="spellStart"/>
+      <w:r>
+        <w:rPr>
+          <w:rFonts w:ascii="Arial" w:hAnsi="Arial" w:cs="Arial"/>
+        </w:rPr>
+        <w:t>acceso_puerta_log</w:t>
+      </w:r>
+      <w:proofErr w:type="spellEnd"/>
+      <w:r>
+        <w:rPr>
+          <w:rFonts w:ascii="Arial" w:hAnsi="Arial" w:cs="Arial"/>
+        </w:rPr>
+        <w:t xml:space="preserve"> y 0.075 millones de </w:t>
+      </w:r>
+      <w:proofErr w:type="spellStart"/>
+      <w:r>
+        <w:rPr>
+          <w:rFonts w:ascii="Arial" w:hAnsi="Arial" w:cs="Arial"/>
+        </w:rPr>
+        <w:t>admin_operacion_audit</w:t>
+      </w:r>
+      <w:proofErr w:type="spellEnd"/>
+      <w:r>
+        <w:rPr>
+          <w:rFonts w:ascii="Arial" w:hAnsi="Arial" w:cs="Arial"/>
+        </w:rPr>
+        <w:t xml:space="preserve">. Son unos 1,817 millones al año y unos 9,085 millones en 5 años. El espacio que ocupan está en la tabla de almacenamiento de la sección </w:t>
+      </w:r>
+      <w:r>
+        <w:rPr>
+          <w:rFonts w:ascii="Arial" w:hAnsi="Arial" w:cs="Arial"/>
+        </w:rPr>
+        <w:t>2</w:t>
+      </w:r>
+      <w:r>
+        <w:rPr>
+          <w:rFonts w:ascii="Arial" w:hAnsi="Arial" w:cs="Arial"/>
+        </w:rPr>
+        <w:t>.2, con los supuestos que usamos.</w:t>
+      </w:r>
+    </w:p>
+    <w:p>
+      <w:pPr>
+        <w:rPr>
+          <w:rFonts w:ascii="Arial" w:hAnsi="Arial" w:cs="Arial"/>
+        </w:rPr>
+      </w:pPr>
+    </w:p>
+    <w:p>
+      <w:pPr>
+        <w:rPr>
+          <w:rFonts w:ascii="Arial" w:hAnsi="Arial" w:cs="Arial"/>
+        </w:rPr>
+      </w:pPr>
+      <w:r>
+        <w:rPr>
+          <w:rFonts w:ascii="Arial" w:hAnsi="Arial" w:cs="Arial"/>
+        </w:rPr>
+        <w:t>Operación y mantenimiento</w:t>
+      </w:r>
+    </w:p>
+    <w:p>
+      <w:pPr>
+        <w:rPr>
+          <w:rFonts w:ascii="Arial" w:hAnsi="Arial" w:cs="Arial"/>
+        </w:rPr>
+      </w:pPr>
+      <w:r>
+        <w:rPr>
+          <w:rFonts w:ascii="Arial" w:hAnsi="Arial" w:cs="Arial"/>
+        </w:rPr>
+        <w:t>Respaldos. Proponemos un respaldo continuo de los registros de transacciones, para poder restaurar a cualquier momento de los últimos 35 días, una copia completa diaria automática, una copia semanal replicada en otra región y una copia mensual en almacenamiento de archivo que no se pueda modificar, guardada 5 años. Cada trimestre se prueba restaurar una copia para confirmar que sirve.</w:t>
+      </w:r>
+    </w:p>
+    <w:p>
+      <w:pPr>
+        <w:rPr>
+          <w:rFonts w:ascii="Arial" w:hAnsi="Arial" w:cs="Arial"/>
+        </w:rPr>
+      </w:pPr>
+      <w:r>
+        <w:rPr>
+          <w:rFonts w:ascii="Arial" w:hAnsi="Arial" w:cs="Arial"/>
+          <w:lang w:val="pt-PT"/>
+        </w:rPr>
+        <w:t xml:space="preserve">RPO de 5 segundos o menos. </w:t>
+      </w:r>
+      <w:r>
+        <w:rPr>
+          <w:rFonts w:ascii="Arial" w:hAnsi="Arial" w:cs="Arial"/>
+        </w:rPr>
+        <w:t>La base de datos replica de forma sincrónica entre zonas, así que si cae una zona no se pierden datos, y de forma asíncrona hacia otra región. Esto importa porque perder datos significa ventas sin registrar, doble venta y problemas legales.</w:t>
+      </w:r>
+    </w:p>
+    <w:p>
+      <w:pPr>
+        <w:rPr>
+          <w:rFonts w:ascii="Arial" w:hAnsi="Arial" w:cs="Arial"/>
+        </w:rPr>
+      </w:pPr>
+      <w:r>
+        <w:rPr>
+          <w:rFonts w:ascii="Arial" w:hAnsi="Arial" w:cs="Arial"/>
+        </w:rPr>
+        <w:t>RTO menor a 5 minutos. La base de datos y el tráfico cambian automáticamente a la réplica, sin que nadie tenga que intervenir, y las réplicas ya están encendidas en otra zona. Cada minuto caído durante un estreno mundial es una pérdida enorme.</w:t>
+      </w:r>
+    </w:p>
+    <w:p>
+      <w:pPr>
+        <w:rPr>
+          <w:rFonts w:ascii="Arial" w:hAnsi="Arial" w:cs="Arial"/>
+        </w:rPr>
+      </w:pPr>
+      <w:r>
+        <w:rPr>
+          <w:rFonts w:ascii="Arial" w:hAnsi="Arial" w:cs="Arial"/>
+        </w:rPr>
+        <w:t>SLA de 99.99%. Equivale a máximo 52.6 minutos de caída al año, o 4.3 minutos al mes. Lo respaldamos con servicios administrados con alta disponibilidad entre zonas y con redundancia en cada capa. El SLA total es el producto de los SLA de las partes que van en serie</w:t>
+      </w:r>
+      <w:r>
+        <w:rPr>
+          <w:rFonts w:ascii="Arial" w:hAnsi="Arial" w:cs="Arial"/>
+        </w:rPr>
+        <w:t xml:space="preserve">, </w:t>
+      </w:r>
+      <w:r>
+        <w:rPr>
+          <w:rFonts w:ascii="Arial" w:hAnsi="Arial" w:cs="Arial"/>
+        </w:rPr>
+        <w:t>por eso ninguna capa depende de un solo componente.</w:t>
+      </w:r>
+    </w:p>
+    <w:p>
+      <w:pPr>
+        <w:rPr>
+          <w:rFonts w:ascii="Arial" w:hAnsi="Arial" w:cs="Arial"/>
+        </w:rPr>
+      </w:pPr>
+      <w:r>
+        <w:rPr>
+          <w:rFonts w:ascii="Arial" w:hAnsi="Arial" w:cs="Arial"/>
+        </w:rPr>
+        <w:t>Recuperación ante desastres. Usamos un esquema activo-pasivo en dos regiones, con pasos documentados para cada tipo de falla y simulacros de caída de zona y de región dos veces al año.</w:t>
+      </w:r>
+    </w:p>
+    <w:p>
+      <w:pPr>
+        <w:rPr>
+          <w:rFonts w:ascii="Arial" w:hAnsi="Arial" w:cs="Arial"/>
+        </w:rPr>
+      </w:pPr>
+      <w:r>
+        <w:rPr>
+          <w:rFonts w:ascii="Arial" w:hAnsi="Arial" w:cs="Arial"/>
+        </w:rPr>
+        <w:t>Privacidad de datos. Guardamos solo los datos personales necesarios, cifrados y con acceso por rol. Hay un cruce entre privacidad y retención: la norma fiscal pide guardar 5 años, pero las leyes de privacidad permiten pedir el borrado de datos personales. Lo resolvemos guardando los registros financieros los 5 años y anonimizando los datos personales que no sean obligatorios.</w:t>
+      </w:r>
+    </w:p>
+    <w:p>
+      <w:pPr>
+        <w:rPr>
+          <w:rFonts w:ascii="Arial" w:hAnsi="Arial" w:cs="Arial"/>
+        </w:rPr>
+      </w:pPr>
+    </w:p>
+    <w:p/>
+    <w:p>
+      <w:pPr>
+        <w:pStyle w:val="Subttulo"/>
+      </w:pPr>
+    </w:p>
+    <w:p>
+      <w:pPr>
+        <w:pStyle w:val="Subttulo"/>
+        <w:rPr>
+          <w:rFonts w:ascii="Arial" w:hAnsi="Arial" w:cs="Arial"/>
+          <w:b/>
+          <w:bCs/>
+          <w:color w:val="000000" w:themeColor="text1"/>
+          <w:sz w:val="22"/>
+          <w:szCs w:val="22"/>
+        </w:rPr>
+      </w:pPr>
+    </w:p>
+    <w:p>
+      <w:pPr>
+        <w:pStyle w:val="Subttulo"/>
+        <w:rPr>
+          <w:rFonts w:ascii="Arial" w:hAnsi="Arial" w:cs="Arial"/>
+          <w:b/>
+          <w:bCs/>
+          <w:color w:val="000000" w:themeColor="text1"/>
+          <w:sz w:val="22"/>
+          <w:szCs w:val="22"/>
+        </w:rPr>
+      </w:pPr>
+    </w:p>
+    <w:p>
+      <w:pPr>
+        <w:pStyle w:val="Subttulo"/>
+        <w:rPr>
+          <w:rFonts w:ascii="Arial" w:hAnsi="Arial" w:cs="Arial"/>
+          <w:b/>
+          <w:bCs/>
+          <w:color w:val="000000" w:themeColor="text1"/>
+          <w:sz w:val="22"/>
+          <w:szCs w:val="22"/>
+        </w:rPr>
+      </w:pPr>
+    </w:p>
+    <w:p>
+      <w:pPr>
+        <w:pStyle w:val="Subttulo"/>
+        <w:rPr>
+          <w:rFonts w:ascii="Arial" w:hAnsi="Arial" w:cs="Arial"/>
+          <w:b/>
+          <w:bCs/>
+          <w:color w:val="000000" w:themeColor="text1"/>
+          <w:sz w:val="22"/>
+          <w:szCs w:val="22"/>
+        </w:rPr>
+      </w:pPr>
+    </w:p>
+    <w:p>
+      <w:pPr>
+        <w:pStyle w:val="Subttulo"/>
+        <w:rPr>
+          <w:rFonts w:ascii="Arial" w:hAnsi="Arial" w:cs="Arial"/>
+          <w:b/>
+          <w:bCs/>
+          <w:color w:val="000000" w:themeColor="text1"/>
+          <w:sz w:val="22"/>
+          <w:szCs w:val="22"/>
+        </w:rPr>
+      </w:pPr>
+    </w:p>
+    <w:p>
+      <w:pPr>
+        <w:pStyle w:val="Subttulo"/>
+        <w:rPr>
+          <w:rFonts w:ascii="Arial" w:hAnsi="Arial" w:cs="Arial"/>
+          <w:b/>
+          <w:bCs/>
+          <w:color w:val="000000" w:themeColor="text1"/>
+          <w:sz w:val="22"/>
+          <w:szCs w:val="22"/>
+        </w:rPr>
+      </w:pPr>
+    </w:p>
+    <w:p>
+      <w:pPr>
+        <w:pStyle w:val="Ttulo1"/>
+        <w:rPr>
+          <w:b/>
+          <w:bCs/>
+          <w:color w:val="000000" w:themeColor="text1"/>
+          <w:sz w:val="28"/>
+          <w:szCs w:val="28"/>
+        </w:rPr>
+      </w:pPr>
+      <w:r>
+        <w:rPr>
+          <w:b/>
+          <w:bCs/>
+          <w:color w:val="000000" w:themeColor="text1"/>
+          <w:sz w:val="28"/>
+          <w:szCs w:val="28"/>
+        </w:rPr>
+        <w:t>4. Diseño de la base de datos</w:t>
+      </w:r>
+    </w:p>
+    <w:p>
+      <w:pPr>
+        <w:pStyle w:val="Ttulo2"/>
+        <w:rPr>
+          <w:b/>
+          <w:bCs/>
+          <w:color w:val="000000" w:themeColor="text1"/>
+          <w:sz w:val="20"/>
+          <w:szCs w:val="20"/>
+        </w:rPr>
+      </w:pPr>
+      <w:r>
+        <w:rPr>
+          <w:b/>
+          <w:bCs/>
+          <w:color w:val="000000" w:themeColor="text1"/>
+          <w:sz w:val="22"/>
+          <w:szCs w:val="22"/>
+        </w:rPr>
+        <w:t xml:space="preserve">4.1 Diseño conceptual </w:t>
+      </w:r>
+    </w:p>
+    <w:p>
+      <w:pPr>
+        <w:pStyle w:val="Ttulo2"/>
+        <w:rPr>
+          <w:b/>
+          <w:bCs/>
+          <w:color w:val="000000" w:themeColor="text1"/>
+          <w:sz w:val="22"/>
+          <w:szCs w:val="22"/>
+        </w:rPr>
+      </w:pPr>
+      <w:r>
+        <w:rPr>
+          <w:b/>
+          <w:bCs/>
+          <w:color w:val="000000" w:themeColor="text1"/>
+          <w:sz w:val="22"/>
+          <w:szCs w:val="22"/>
+        </w:rPr>
+        <w:t xml:space="preserve">4.2 Diseño lógico </w:t>
+      </w:r>
+    </w:p>
+    <w:p>
+      <w:pPr>
+        <w:pStyle w:val="Ttulo3"/>
+        <w:rPr>
+          <w:b/>
+          <w:bCs/>
+          <w:color w:val="000000" w:themeColor="text1"/>
+          <w:sz w:val="22"/>
+          <w:szCs w:val="22"/>
+        </w:rPr>
+      </w:pPr>
+      <w:r>
+        <w:rPr>
+          <w:b/>
+          <w:bCs/>
+          <w:color w:val="000000" w:themeColor="text1"/>
+          <w:sz w:val="22"/>
+          <w:szCs w:val="22"/>
+        </w:rPr>
+        <w:t>Diagrama del modelo</w:t>
+      </w:r>
+    </w:p>
+    <w:p>
+      <w:r>
+        <w:rPr>
+          <w:noProof/>
+        </w:rPr>
+        <w:drawing>
+          <wp:inline distT="0" distB="0" distL="0" distR="0" wp14:anchorId="1E79F9B9" wp14:editId="5749AC76">
+            <wp:extent cx="5612130" cy="7127885"/>
+            <wp:effectExtent l="0" t="0" r="7620" b="0"/>
+            <wp:docPr id="1443851057" name="Imagen 1"/>
+            <wp:cNvGraphicFramePr>
+              <a:graphicFrameLocks xmlns:a="http://schemas.openxmlformats.org/drawingml/2006/main" noChangeAspect="1"/>
+            </wp:cNvGraphicFramePr>
+            <a:graphic xmlns:a="http://schemas.openxmlformats.org/drawingml/2006/main">
+              <a:graphicData uri="http://schemas.openxmlformats.org/drawingml/2006/picture">
+                <pic:pic xmlns:pic="http://schemas.openxmlformats.org/drawingml/2006/picture">
+                  <pic:nvPicPr>
+                    <pic:cNvPr id="0" name="Picture 1"/>
+                    <pic:cNvPicPr>
+                      <a:picLocks noChangeAspect="1" noChangeArrowheads="1"/>
+                    </pic:cNvPicPr>
+                  </pic:nvPicPr>
+                  <pic:blipFill>
+                    <a:blip r:embed="rId6" cstate="print">
+                      <a:extLst>
+                        <a:ext uri="{28A0092B-C50C-407E-A947-70E740481C1C}">
+                          <a14:useLocalDpi xmlns:a14="http://schemas.microsoft.com/office/drawing/2010/main" val="0"/>
+                        </a:ext>
+                      </a:extLst>
+                    </a:blip>
+                    <a:srcRect/>
+                    <a:stretch>
+                      <a:fillRect/>
+                    </a:stretch>
+                  </pic:blipFill>
+                  <pic:spPr bwMode="auto">
+                    <a:xfrm>
+                      <a:off x="0" y="0"/>
+                      <a:ext cx="5612130" cy="7127885"/>
+                    </a:xfrm>
+                    <a:prstGeom prst="rect">
+                      <a:avLst/>
+                    </a:prstGeom>
+                    <a:noFill/>
+                    <a:ln>
+                      <a:noFill/>
+                    </a:ln>
+                  </pic:spPr>
+                </pic:pic>
+              </a:graphicData>
+            </a:graphic>
+          </wp:inline>
+        </w:drawing>
+      </w:r>
+    </w:p>
+    <w:p>
+      <w:pPr>
+        <w:pStyle w:val="Ttulo3"/>
+        <w:rPr>
+          <w:b/>
+          <w:bCs/>
+          <w:color w:val="000000" w:themeColor="text1"/>
+          <w:sz w:val="22"/>
+          <w:szCs w:val="22"/>
+        </w:rPr>
+      </w:pPr>
+      <w:r>
+        <w:rPr>
+          <w:b/>
+          <w:bCs/>
+          <w:color w:val="000000" w:themeColor="text1"/>
+          <w:sz w:val="22"/>
+          <w:szCs w:val="22"/>
+        </w:rPr>
+        <w:t>Tabla de relaciones y cardinalidades</w:t>
+      </w:r>
+    </w:p>
+    <w:tbl>
+      <w:tblPr>
+        <w:tblStyle w:val="Tablaconcuadrcula"/>
+        <w:tblW w:w="9360" w:type="dxa"/>
+        <w:tblLook w:val="04A0" w:firstRow="1" w:lastRow="0" w:firstColumn="1" w:lastColumn="0" w:noHBand="0" w:noVBand="1"/>
+      </w:tblPr>
+      <w:tblGrid>
+        <w:gridCol w:w="1889"/>
+        <w:gridCol w:w="1512"/>
+        <w:gridCol w:w="1888"/>
+        <w:gridCol w:w="4071"/>
+      </w:tblGrid>
+      <w:tr>
+        <w:tc>
+          <w:tcPr>
+            <w:tcW w:w="1900" w:type="dxa"/>
+            <w:shd w:val="clear" w:color="auto" w:fill="153D63" w:themeFill="text2" w:themeFillTint="E6"/>
+          </w:tcPr>
+          <w:p>
+            <w:r>
+              <w:rPr>
+                <w:b/>
+                <w:bCs/>
+              </w:rPr>
+              <w:t>Tabla origen</w:t>
+            </w:r>
+          </w:p>
+        </w:tc>
+        <w:tc>
+          <w:tcPr>
+            <w:tcW w:w="1300" w:type="dxa"/>
+            <w:shd w:val="clear" w:color="auto" w:fill="153D63" w:themeFill="text2" w:themeFillTint="E6"/>
+          </w:tcPr>
+          <w:p>
+            <w:r>
+              <w:rPr>
+                <w:b/>
+                <w:bCs/>
+              </w:rPr>
+              <w:t>Cardinalidad</w:t>
+            </w:r>
+          </w:p>
+        </w:tc>
+        <w:tc>
+          <w:tcPr>
+            <w:tcW w:w="1900" w:type="dxa"/>
+            <w:shd w:val="clear" w:color="auto" w:fill="153D63" w:themeFill="text2" w:themeFillTint="E6"/>
+          </w:tcPr>
+          <w:p>
+            <w:r>
+              <w:rPr>
+                <w:b/>
+                <w:bCs/>
+              </w:rPr>
+              <w:t>Tabla destino</w:t>
+            </w:r>
+          </w:p>
+        </w:tc>
+        <w:tc>
+          <w:tcPr>
+            <w:tcW w:w="4260" w:type="dxa"/>
+            <w:shd w:val="clear" w:color="auto" w:fill="153D63" w:themeFill="text2" w:themeFillTint="E6"/>
+          </w:tcPr>
+          <w:p>
+            <w:r>
+              <w:rPr>
+                <w:b/>
+                <w:bCs/>
+              </w:rPr>
+              <w:t>Descripción</w:t>
+            </w:r>
+          </w:p>
+        </w:tc>
+      </w:tr>
+      <w:tr>
+        <w:tc>
+          <w:tcPr>
+            <w:tcW w:w="1900" w:type="dxa"/>
+          </w:tcPr>
+          <w:p>
+            <w:r>
+              <w:t>rol</w:t>
+            </w:r>
+          </w:p>
+        </w:tc>
+        <w:tc>
+          <w:tcPr>
+            <w:tcW w:w="1300" w:type="dxa"/>
+          </w:tcPr>
+          <w:p>
+            <w:proofErr w:type="gramStart"/>
+            <w:r>
+              <w:t>1 :</w:t>
+            </w:r>
+            <w:proofErr w:type="gramEnd"/>
+            <w:r>
+              <w:t xml:space="preserve"> N</w:t>
+            </w:r>
+          </w:p>
+        </w:tc>
+        <w:tc>
+          <w:tcPr>
+            <w:tcW w:w="1900" w:type="dxa"/>
+          </w:tcPr>
+          <w:p>
+            <w:r>
+              <w:t>usuario</w:t>
+            </w:r>
+          </w:p>
+        </w:tc>
+        <w:tc>
+          <w:tcPr>
+            <w:tcW w:w="4260" w:type="dxa"/>
+          </w:tcPr>
+          <w:p>
+            <w:r>
+              <w:t>Un rol se asigna a muchos usuarios</w:t>
+            </w:r>
+          </w:p>
+        </w:tc>
+      </w:tr>
+      <w:tr>
+        <w:tc>
+          <w:tcPr>
+            <w:tcW w:w="1900" w:type="dxa"/>
+          </w:tcPr>
+          <w:p>
+            <w:proofErr w:type="spellStart"/>
+            <w:r>
+              <w:t>clasificacion</w:t>
+            </w:r>
+            <w:proofErr w:type="spellEnd"/>
+          </w:p>
+        </w:tc>
+        <w:tc>
+          <w:tcPr>
+            <w:tcW w:w="1300" w:type="dxa"/>
+          </w:tcPr>
+          <w:p>
+            <w:proofErr w:type="gramStart"/>
+            <w:r>
+              <w:t>1 :</w:t>
+            </w:r>
+            <w:proofErr w:type="gramEnd"/>
+            <w:r>
+              <w:t xml:space="preserve"> N</w:t>
+            </w:r>
+          </w:p>
+        </w:tc>
+        <w:tc>
+          <w:tcPr>
+            <w:tcW w:w="1900" w:type="dxa"/>
+          </w:tcPr>
+          <w:p>
+            <w:proofErr w:type="spellStart"/>
+            <w:r>
+              <w:t>pelicula</w:t>
+            </w:r>
+            <w:proofErr w:type="spellEnd"/>
+          </w:p>
+        </w:tc>
+        <w:tc>
+          <w:tcPr>
+            <w:tcW w:w="4260" w:type="dxa"/>
+          </w:tcPr>
+          <w:p>
+            <w:r>
+              <w:t>Una clasificación aplica a muchas películas</w:t>
+            </w:r>
+          </w:p>
+        </w:tc>
+      </w:tr>
+      <w:tr>
+        <w:tc>
+          <w:tcPr>
+            <w:tcW w:w="1900" w:type="dxa"/>
+          </w:tcPr>
+          <w:p>
+            <w:proofErr w:type="spellStart"/>
+            <w:r>
+              <w:t>pelicula</w:t>
+            </w:r>
+            <w:proofErr w:type="spellEnd"/>
+          </w:p>
+        </w:tc>
+        <w:tc>
+          <w:tcPr>
+            <w:tcW w:w="1300" w:type="dxa"/>
+          </w:tcPr>
+          <w:p>
+            <w:proofErr w:type="gramStart"/>
+            <w:r>
+              <w:t>1 :</w:t>
+            </w:r>
+            <w:proofErr w:type="gramEnd"/>
+            <w:r>
+              <w:t xml:space="preserve"> N</w:t>
+            </w:r>
+          </w:p>
+        </w:tc>
+        <w:tc>
+          <w:tcPr>
+            <w:tcW w:w="1900" w:type="dxa"/>
+          </w:tcPr>
+          <w:p>
+            <w:proofErr w:type="spellStart"/>
+            <w:r>
+              <w:t>pelicula_genero</w:t>
+            </w:r>
+            <w:proofErr w:type="spellEnd"/>
+          </w:p>
+        </w:tc>
+        <w:tc>
+          <w:tcPr>
+            <w:tcW w:w="4260" w:type="dxa"/>
+          </w:tcPr>
+          <w:p>
+            <w:r>
+              <w:t>Una película tiene varios géneros</w:t>
+            </w:r>
+          </w:p>
+        </w:tc>
+      </w:tr>
+      <w:tr>
+        <w:tc>
+          <w:tcPr>
+            <w:tcW w:w="1900" w:type="dxa"/>
+          </w:tcPr>
+          <w:p>
+            <w:r>
+              <w:t>genero</w:t>
+            </w:r>
+          </w:p>
+        </w:tc>
+        <w:tc>
+          <w:tcPr>
+            <w:tcW w:w="1300" w:type="dxa"/>
+          </w:tcPr>
+          <w:p>
+            <w:proofErr w:type="gramStart"/>
+            <w:r>
+              <w:t>1 :</w:t>
+            </w:r>
+            <w:proofErr w:type="gramEnd"/>
+            <w:r>
+              <w:t xml:space="preserve"> N</w:t>
+            </w:r>
+          </w:p>
+        </w:tc>
+        <w:tc>
+          <w:tcPr>
+            <w:tcW w:w="1900" w:type="dxa"/>
+          </w:tcPr>
+          <w:p>
+            <w:proofErr w:type="spellStart"/>
+            <w:r>
+              <w:t>pelicula_genero</w:t>
+            </w:r>
+            <w:proofErr w:type="spellEnd"/>
+          </w:p>
+        </w:tc>
+        <w:tc>
+          <w:tcPr>
+            <w:tcW w:w="4260" w:type="dxa"/>
+          </w:tcPr>
+          <w:p>
+            <w:r>
+              <w:t>Un género describe varias películas</w:t>
+            </w:r>
+          </w:p>
+        </w:tc>
+      </w:tr>
+      <w:tr>
+        <w:tc>
+          <w:tcPr>
+            <w:tcW w:w="1900" w:type="dxa"/>
+          </w:tcPr>
+          <w:p>
+            <w:r>
+              <w:t>cine</w:t>
+            </w:r>
+          </w:p>
+        </w:tc>
+        <w:tc>
+          <w:tcPr>
+            <w:tcW w:w="1300" w:type="dxa"/>
+          </w:tcPr>
+          <w:p>
+            <w:proofErr w:type="gramStart"/>
+            <w:r>
+              <w:t>1 :</w:t>
+            </w:r>
+            <w:proofErr w:type="gramEnd"/>
+            <w:r>
+              <w:t xml:space="preserve"> N</w:t>
+            </w:r>
+          </w:p>
+        </w:tc>
+        <w:tc>
+          <w:tcPr>
+            <w:tcW w:w="1900" w:type="dxa"/>
+          </w:tcPr>
+          <w:p>
+            <w:r>
+              <w:t>sala</w:t>
+            </w:r>
+          </w:p>
+        </w:tc>
+        <w:tc>
+          <w:tcPr>
+            <w:tcW w:w="4260" w:type="dxa"/>
+          </w:tcPr>
+          <w:p>
+            <w:r>
+              <w:t>Un cine contiene varias salas</w:t>
+            </w:r>
+          </w:p>
+        </w:tc>
+      </w:tr>
+      <w:tr>
+        <w:tc>
+          <w:tcPr>
+            <w:tcW w:w="1900" w:type="dxa"/>
+          </w:tcPr>
+          <w:p>
+            <w:r>
+              <w:t>sala</w:t>
+            </w:r>
+          </w:p>
+        </w:tc>
+        <w:tc>
+          <w:tcPr>
+            <w:tcW w:w="1300" w:type="dxa"/>
+          </w:tcPr>
+          <w:p>
+            <w:proofErr w:type="gramStart"/>
+            <w:r>
+              <w:t>1 :</w:t>
+            </w:r>
+            <w:proofErr w:type="gramEnd"/>
+            <w:r>
+              <w:t xml:space="preserve"> N</w:t>
+            </w:r>
+          </w:p>
+        </w:tc>
+        <w:tc>
+          <w:tcPr>
+            <w:tcW w:w="1900" w:type="dxa"/>
+          </w:tcPr>
+          <w:p>
+            <w:r>
+              <w:t>zona</w:t>
+            </w:r>
+          </w:p>
+        </w:tc>
+        <w:tc>
+          <w:tcPr>
+            <w:tcW w:w="4260" w:type="dxa"/>
+          </w:tcPr>
+          <w:p>
+            <w:r>
+              <w:t>Una sala se divide en zonas</w:t>
+            </w:r>
+          </w:p>
+        </w:tc>
+      </w:tr>
+      <w:tr>
+        <w:tc>
+          <w:tcPr>
+            <w:tcW w:w="1900" w:type="dxa"/>
+          </w:tcPr>
+          <w:p>
+            <w:r>
+              <w:t>sala</w:t>
+            </w:r>
+          </w:p>
+        </w:tc>
+        <w:tc>
+          <w:tcPr>
+            <w:tcW w:w="1300" w:type="dxa"/>
+          </w:tcPr>
+          <w:p>
+            <w:proofErr w:type="gramStart"/>
+            <w:r>
+              <w:t>1 :</w:t>
+            </w:r>
+            <w:proofErr w:type="gramEnd"/>
+            <w:r>
+              <w:t xml:space="preserve"> N</w:t>
+            </w:r>
+          </w:p>
+        </w:tc>
+        <w:tc>
+          <w:tcPr>
+            <w:tcW w:w="1900" w:type="dxa"/>
+          </w:tcPr>
+          <w:p>
+            <w:r>
+              <w:t>asiento</w:t>
+            </w:r>
+          </w:p>
+        </w:tc>
+        <w:tc>
+          <w:tcPr>
+            <w:tcW w:w="4260" w:type="dxa"/>
+          </w:tcPr>
+          <w:p>
+            <w:r>
+              <w:t>Una sala tiene muchos asientos</w:t>
+            </w:r>
+          </w:p>
+        </w:tc>
+      </w:tr>
+      <w:tr>
+        <w:tc>
+          <w:tcPr>
+            <w:tcW w:w="1900" w:type="dxa"/>
+          </w:tcPr>
+          <w:p>
+            <w:r>
+              <w:t>zona</w:t>
+            </w:r>
+          </w:p>
+        </w:tc>
+        <w:tc>
+          <w:tcPr>
+            <w:tcW w:w="1300" w:type="dxa"/>
+          </w:tcPr>
+          <w:p>
+            <w:proofErr w:type="gramStart"/>
+            <w:r>
+              <w:t>1 :</w:t>
+            </w:r>
+            <w:proofErr w:type="gramEnd"/>
+            <w:r>
+              <w:t xml:space="preserve"> N</w:t>
+            </w:r>
+          </w:p>
+        </w:tc>
+        <w:tc>
+          <w:tcPr>
+            <w:tcW w:w="1900" w:type="dxa"/>
+          </w:tcPr>
+          <w:p>
+            <w:r>
+              <w:t>asiento</w:t>
+            </w:r>
+          </w:p>
+        </w:tc>
+        <w:tc>
+          <w:tcPr>
+            <w:tcW w:w="4260" w:type="dxa"/>
+          </w:tcPr>
+          <w:p>
+            <w:r>
+              <w:t>Una zona agrupa asientos</w:t>
+            </w:r>
+          </w:p>
+        </w:tc>
+      </w:tr>
+      <w:tr>
+        <w:tc>
+          <w:tcPr>
+            <w:tcW w:w="1900" w:type="dxa"/>
+          </w:tcPr>
+          <w:p>
+            <w:proofErr w:type="spellStart"/>
+            <w:r>
+              <w:t>pelicula</w:t>
+            </w:r>
+            <w:proofErr w:type="spellEnd"/>
+          </w:p>
+        </w:tc>
+        <w:tc>
+          <w:tcPr>
+            <w:tcW w:w="1300" w:type="dxa"/>
+          </w:tcPr>
+          <w:p>
+            <w:proofErr w:type="gramStart"/>
+            <w:r>
+              <w:t>1 :</w:t>
+            </w:r>
+            <w:proofErr w:type="gramEnd"/>
+            <w:r>
+              <w:t xml:space="preserve"> N</w:t>
+            </w:r>
+          </w:p>
+        </w:tc>
+        <w:tc>
+          <w:tcPr>
+            <w:tcW w:w="1900" w:type="dxa"/>
+          </w:tcPr>
+          <w:p>
+            <w:proofErr w:type="spellStart"/>
+            <w:r>
+              <w:t>funcion</w:t>
+            </w:r>
+            <w:proofErr w:type="spellEnd"/>
+          </w:p>
+        </w:tc>
+        <w:tc>
+          <w:tcPr>
+            <w:tcW w:w="4260" w:type="dxa"/>
+          </w:tcPr>
+          <w:p>
+            <w:r>
+              <w:t>Una película se proyecta en varias funciones</w:t>
+            </w:r>
+          </w:p>
+        </w:tc>
+      </w:tr>
+      <w:tr>
+        <w:tc>
+          <w:tcPr>
+            <w:tcW w:w="1900" w:type="dxa"/>
+          </w:tcPr>
+          <w:p>
+            <w:r>
+              <w:t>sala</w:t>
+            </w:r>
+          </w:p>
+        </w:tc>
+        <w:tc>
+          <w:tcPr>
+            <w:tcW w:w="1300" w:type="dxa"/>
+          </w:tcPr>
+          <w:p>
+            <w:proofErr w:type="gramStart"/>
+            <w:r>
+              <w:t>1 :</w:t>
+            </w:r>
+            <w:proofErr w:type="gramEnd"/>
+            <w:r>
+              <w:t xml:space="preserve"> N</w:t>
+            </w:r>
+          </w:p>
+        </w:tc>
+        <w:tc>
+          <w:tcPr>
+            <w:tcW w:w="1900" w:type="dxa"/>
+          </w:tcPr>
+          <w:p>
+            <w:proofErr w:type="spellStart"/>
+            <w:r>
+              <w:t>funcion</w:t>
+            </w:r>
+            <w:proofErr w:type="spellEnd"/>
+          </w:p>
+        </w:tc>
+        <w:tc>
+          <w:tcPr>
+            <w:tcW w:w="4260" w:type="dxa"/>
+          </w:tcPr>
+          <w:p>
+            <w:r>
+              <w:t>Una sala aloja varias funciones</w:t>
+            </w:r>
+          </w:p>
+        </w:tc>
+      </w:tr>
+      <w:tr>
+        <w:tc>
+          <w:tcPr>
+            <w:tcW w:w="1900" w:type="dxa"/>
+          </w:tcPr>
+          <w:p>
+            <w:proofErr w:type="spellStart"/>
+            <w:r>
+              <w:t>funcion</w:t>
+            </w:r>
+            <w:proofErr w:type="spellEnd"/>
+          </w:p>
+        </w:tc>
+        <w:tc>
+          <w:tcPr>
+            <w:tcW w:w="1300" w:type="dxa"/>
+          </w:tcPr>
+          <w:p>
+            <w:proofErr w:type="gramStart"/>
+            <w:r>
+              <w:t>1 :</w:t>
+            </w:r>
+            <w:proofErr w:type="gramEnd"/>
+            <w:r>
+              <w:t xml:space="preserve"> N</w:t>
+            </w:r>
+          </w:p>
+        </w:tc>
+        <w:tc>
+          <w:tcPr>
+            <w:tcW w:w="1900" w:type="dxa"/>
+          </w:tcPr>
+          <w:p>
+            <w:r>
+              <w:t>tarifa</w:t>
+            </w:r>
+          </w:p>
+        </w:tc>
+        <w:tc>
+          <w:tcPr>
+            <w:tcW w:w="4260" w:type="dxa"/>
+          </w:tcPr>
+          <w:p>
+            <w:r>
+              <w:t>Una función define varias tarifas</w:t>
+            </w:r>
+          </w:p>
+        </w:tc>
+      </w:tr>
+      <w:tr>
+        <w:tc>
+          <w:tcPr>
+            <w:tcW w:w="1900" w:type="dxa"/>
+          </w:tcPr>
+          <w:p>
+            <w:r>
+              <w:t>zona</w:t>
+            </w:r>
+          </w:p>
+        </w:tc>
+        <w:tc>
+          <w:tcPr>
+            <w:tcW w:w="1300" w:type="dxa"/>
+          </w:tcPr>
+          <w:p>
+            <w:proofErr w:type="gramStart"/>
+            <w:r>
+              <w:t>1 :</w:t>
+            </w:r>
+            <w:proofErr w:type="gramEnd"/>
+            <w:r>
+              <w:t xml:space="preserve"> N</w:t>
+            </w:r>
+          </w:p>
+        </w:tc>
+        <w:tc>
+          <w:tcPr>
+            <w:tcW w:w="1900" w:type="dxa"/>
+          </w:tcPr>
+          <w:p>
+            <w:r>
+              <w:t>tarifa</w:t>
+            </w:r>
+          </w:p>
+        </w:tc>
+        <w:tc>
+          <w:tcPr>
+            <w:tcW w:w="4260" w:type="dxa"/>
+          </w:tcPr>
+          <w:p>
+            <w:r>
+              <w:t>Una zona tiene precios distintos por tipo de entrada</w:t>
+            </w:r>
+          </w:p>
+        </w:tc>
+      </w:tr>
+      <w:tr>
+        <w:tc>
+          <w:tcPr>
+            <w:tcW w:w="1900" w:type="dxa"/>
+          </w:tcPr>
+          <w:p>
+            <w:proofErr w:type="spellStart"/>
+            <w:r>
+              <w:t>tipo_entrada</w:t>
+            </w:r>
+            <w:proofErr w:type="spellEnd"/>
+          </w:p>
+        </w:tc>
+        <w:tc>
+          <w:tcPr>
+            <w:tcW w:w="1300" w:type="dxa"/>
+          </w:tcPr>
+          <w:p>
+            <w:proofErr w:type="gramStart"/>
+            <w:r>
+              <w:t>1 :</w:t>
+            </w:r>
+            <w:proofErr w:type="gramEnd"/>
+            <w:r>
+              <w:t xml:space="preserve"> N</w:t>
+            </w:r>
+          </w:p>
+        </w:tc>
+        <w:tc>
+          <w:tcPr>
+            <w:tcW w:w="1900" w:type="dxa"/>
+          </w:tcPr>
+          <w:p>
+            <w:r>
+              <w:t>tarifa</w:t>
+            </w:r>
+          </w:p>
+        </w:tc>
+        <w:tc>
+          <w:tcPr>
+            <w:tcW w:w="4260" w:type="dxa"/>
+          </w:tcPr>
+          <w:p>
+            <w:r>
+              <w:t>Un tipo de entrada tiene tarifas por función y zona</w:t>
+            </w:r>
+          </w:p>
+        </w:tc>
+      </w:tr>
+      <w:tr>
+        <w:tc>
+          <w:tcPr>
+            <w:tcW w:w="1900" w:type="dxa"/>
+          </w:tcPr>
+          <w:p>
+            <w:proofErr w:type="spellStart"/>
+            <w:r>
+              <w:t>funcion</w:t>
+            </w:r>
+            <w:proofErr w:type="spellEnd"/>
+          </w:p>
+        </w:tc>
+        <w:tc>
+          <w:tcPr>
+            <w:tcW w:w="1300" w:type="dxa"/>
+          </w:tcPr>
+          <w:p>
+            <w:proofErr w:type="gramStart"/>
+            <w:r>
+              <w:t>1 :</w:t>
+            </w:r>
+            <w:proofErr w:type="gramEnd"/>
+            <w:r>
+              <w:t xml:space="preserve"> N</w:t>
+            </w:r>
+          </w:p>
+        </w:tc>
+        <w:tc>
+          <w:tcPr>
+            <w:tcW w:w="1900" w:type="dxa"/>
+          </w:tcPr>
+          <w:p>
+            <w:proofErr w:type="spellStart"/>
+            <w:r>
+              <w:t>funcion_asiento</w:t>
+            </w:r>
+            <w:proofErr w:type="spellEnd"/>
+          </w:p>
+        </w:tc>
+        <w:tc>
+          <w:tcPr>
+            <w:tcW w:w="4260" w:type="dxa"/>
+          </w:tcPr>
+          <w:p>
+            <w:r>
+              <w:t>Una función controla el estado de cada asiento</w:t>
+            </w:r>
+          </w:p>
+        </w:tc>
+      </w:tr>
+      <w:tr>
+        <w:tc>
+          <w:tcPr>
+            <w:tcW w:w="1900" w:type="dxa"/>
+          </w:tcPr>
+          <w:p>
+            <w:r>
+              <w:t>asiento</w:t>
+            </w:r>
+          </w:p>
+        </w:tc>
+        <w:tc>
+          <w:tcPr>
+            <w:tcW w:w="1300" w:type="dxa"/>
+          </w:tcPr>
+          <w:p>
+            <w:proofErr w:type="gramStart"/>
+            <w:r>
+              <w:t>1 :</w:t>
+            </w:r>
+            <w:proofErr w:type="gramEnd"/>
+            <w:r>
+              <w:t xml:space="preserve"> N</w:t>
+            </w:r>
+          </w:p>
+        </w:tc>
+        <w:tc>
+          <w:tcPr>
+            <w:tcW w:w="1900" w:type="dxa"/>
+          </w:tcPr>
+          <w:p>
+            <w:proofErr w:type="spellStart"/>
+            <w:r>
+              <w:t>funcion_asiento</w:t>
+            </w:r>
+            <w:proofErr w:type="spellEnd"/>
+          </w:p>
+        </w:tc>
+        <w:tc>
+          <w:tcPr>
+            <w:tcW w:w="4260" w:type="dxa"/>
+          </w:tcPr>
+          <w:p>
+            <w:r>
+              <w:t>Un asiento tiene un estado por cada función</w:t>
+            </w:r>
+          </w:p>
+        </w:tc>
+      </w:tr>
+      <w:tr>
+        <w:tc>
+          <w:tcPr>
+            <w:tcW w:w="1900" w:type="dxa"/>
+          </w:tcPr>
+          <w:p>
+            <w:r>
+              <w:t>usuario</w:t>
+            </w:r>
+          </w:p>
+        </w:tc>
+        <w:tc>
+          <w:tcPr>
+            <w:tcW w:w="1300" w:type="dxa"/>
+          </w:tcPr>
+          <w:p>
+            <w:r>
+              <w:t>0..</w:t>
+            </w:r>
+            <w:proofErr w:type="gramStart"/>
+            <w:r>
+              <w:t>1 :</w:t>
+            </w:r>
+            <w:proofErr w:type="gramEnd"/>
+            <w:r>
+              <w:t xml:space="preserve"> N</w:t>
+            </w:r>
+          </w:p>
+        </w:tc>
+        <w:tc>
+          <w:tcPr>
+            <w:tcW w:w="1900" w:type="dxa"/>
+          </w:tcPr>
+          <w:p>
+            <w:proofErr w:type="spellStart"/>
+            <w:r>
+              <w:t>funcion_asiento</w:t>
+            </w:r>
+            <w:proofErr w:type="spellEnd"/>
+          </w:p>
+        </w:tc>
+        <w:tc>
+          <w:tcPr>
+            <w:tcW w:w="4260" w:type="dxa"/>
+          </w:tcPr>
+          <w:p>
+            <w:r>
+              <w:t>Un usuario puede bloquear asientos temporalmente</w:t>
+            </w:r>
+          </w:p>
+        </w:tc>
+      </w:tr>
+      <w:tr>
+        <w:tc>
+          <w:tcPr>
+            <w:tcW w:w="1900" w:type="dxa"/>
+          </w:tcPr>
+          <w:p>
+            <w:r>
+              <w:t>usuario</w:t>
+            </w:r>
+          </w:p>
+        </w:tc>
+        <w:tc>
+          <w:tcPr>
+            <w:tcW w:w="1300" w:type="dxa"/>
+          </w:tcPr>
+          <w:p>
+            <w:r>
+              <w:t>0..</w:t>
+            </w:r>
+            <w:proofErr w:type="gramStart"/>
+            <w:r>
+              <w:t>1 :</w:t>
+            </w:r>
+            <w:proofErr w:type="gramEnd"/>
+            <w:r>
+              <w:t xml:space="preserve"> N</w:t>
+            </w:r>
+          </w:p>
+        </w:tc>
+        <w:tc>
+          <w:tcPr>
+            <w:tcW w:w="1900" w:type="dxa"/>
+          </w:tcPr>
+          <w:p>
+            <w:r>
+              <w:t>compra</w:t>
+            </w:r>
+          </w:p>
+        </w:tc>
+        <w:tc>
+          <w:tcPr>
+            <w:tcW w:w="4260" w:type="dxa"/>
+          </w:tcPr>
+          <w:p>
+            <w:r>
+              <w:t>Un usuario realiza compras (comprador o taquillero vendedor)</w:t>
+            </w:r>
+          </w:p>
+        </w:tc>
+      </w:tr>
+      <w:tr>
+        <w:tc>
+          <w:tcPr>
+            <w:tcW w:w="1900" w:type="dxa"/>
+          </w:tcPr>
+          <w:p>
+            <w:r>
+              <w:t>compra</w:t>
+            </w:r>
+          </w:p>
+        </w:tc>
+        <w:tc>
+          <w:tcPr>
+            <w:tcW w:w="1300" w:type="dxa"/>
+          </w:tcPr>
+          <w:p>
+            <w:proofErr w:type="gramStart"/>
+            <w:r>
+              <w:t>1 :</w:t>
+            </w:r>
+            <w:proofErr w:type="gramEnd"/>
+            <w:r>
+              <w:t xml:space="preserve"> </w:t>
+            </w:r>
+            <w:proofErr w:type="gramStart"/>
+            <w:r>
+              <w:t>0..</w:t>
+            </w:r>
+            <w:proofErr w:type="gramEnd"/>
+            <w:r>
+              <w:t>1</w:t>
+            </w:r>
+          </w:p>
+        </w:tc>
+        <w:tc>
+          <w:tcPr>
+            <w:tcW w:w="1900" w:type="dxa"/>
+          </w:tcPr>
+          <w:p>
+            <w:r>
+              <w:t>pago</w:t>
+            </w:r>
+          </w:p>
+        </w:tc>
+        <w:tc>
+          <w:tcPr>
+            <w:tcW w:w="4260" w:type="dxa"/>
+          </w:tcPr>
+          <w:p>
+            <w:r>
+              <w:t>Una compra se paga con un único pago</w:t>
+            </w:r>
+          </w:p>
+        </w:tc>
+      </w:tr>
+      <w:tr>
+        <w:tc>
+          <w:tcPr>
+            <w:tcW w:w="1900" w:type="dxa"/>
+          </w:tcPr>
+          <w:p>
+            <w:proofErr w:type="spellStart"/>
+            <w:r>
+              <w:t>metodo_pago</w:t>
+            </w:r>
+            <w:proofErr w:type="spellEnd"/>
+          </w:p>
+        </w:tc>
+        <w:tc>
+          <w:tcPr>
+            <w:tcW w:w="1300" w:type="dxa"/>
+          </w:tcPr>
+          <w:p>
+            <w:proofErr w:type="gramStart"/>
+            <w:r>
+              <w:t>1 :</w:t>
+            </w:r>
+            <w:proofErr w:type="gramEnd"/>
+            <w:r>
+              <w:t xml:space="preserve"> N</w:t>
+            </w:r>
+          </w:p>
+        </w:tc>
+        <w:tc>
+          <w:tcPr>
+            <w:tcW w:w="1900" w:type="dxa"/>
+          </w:tcPr>
+          <w:p>
+            <w:r>
+              <w:t>pago</w:t>
+            </w:r>
+          </w:p>
+        </w:tc>
+        <w:tc>
+          <w:tcPr>
+            <w:tcW w:w="4260" w:type="dxa"/>
+          </w:tcPr>
+          <w:p>
+            <w:r>
+              <w:t>Un método de pago se usa en muchos pagos</w:t>
+            </w:r>
+          </w:p>
+        </w:tc>
+      </w:tr>
+      <w:tr>
+        <w:tc>
+          <w:tcPr>
+            <w:tcW w:w="1900" w:type="dxa"/>
+          </w:tcPr>
+          <w:p>
+            <w:r>
+              <w:t>compra</w:t>
+            </w:r>
+          </w:p>
+        </w:tc>
+        <w:tc>
+          <w:tcPr>
+            <w:tcW w:w="1300" w:type="dxa"/>
+          </w:tcPr>
+          <w:p>
+            <w:proofErr w:type="gramStart"/>
+            <w:r>
+              <w:t>1 :</w:t>
+            </w:r>
+            <w:proofErr w:type="gramEnd"/>
+            <w:r>
+              <w:t xml:space="preserve"> N</w:t>
+            </w:r>
+          </w:p>
+        </w:tc>
+        <w:tc>
+          <w:tcPr>
+            <w:tcW w:w="1900" w:type="dxa"/>
+          </w:tcPr>
+          <w:p>
+            <w:r>
+              <w:t>boleto</w:t>
+            </w:r>
+          </w:p>
+        </w:tc>
+        <w:tc>
+          <w:tcPr>
+            <w:tcW w:w="4260" w:type="dxa"/>
+          </w:tcPr>
+          <w:p>
+            <w:r>
+              <w:t>Una compra incluye uno o más boletos</w:t>
+            </w:r>
+          </w:p>
+        </w:tc>
+      </w:tr>
+      <w:tr>
+        <w:tc>
+          <w:tcPr>
+            <w:tcW w:w="1900" w:type="dxa"/>
+          </w:tcPr>
+          <w:p>
+            <w:proofErr w:type="spellStart"/>
+            <w:r>
+              <w:t>funcion_asiento</w:t>
+            </w:r>
+            <w:proofErr w:type="spellEnd"/>
+          </w:p>
+        </w:tc>
+        <w:tc>
+          <w:tcPr>
+            <w:tcW w:w="1300" w:type="dxa"/>
+          </w:tcPr>
+          <w:p>
+            <w:proofErr w:type="gramStart"/>
+            <w:r>
+              <w:t>1 :</w:t>
+            </w:r>
+            <w:proofErr w:type="gramEnd"/>
+            <w:r>
+              <w:t xml:space="preserve"> N</w:t>
+            </w:r>
+          </w:p>
+        </w:tc>
+        <w:tc>
+          <w:tcPr>
+            <w:tcW w:w="1900" w:type="dxa"/>
+          </w:tcPr>
+          <w:p>
+            <w:r>
+              <w:t>boleto</w:t>
+            </w:r>
+          </w:p>
+        </w:tc>
+        <w:tc>
+          <w:tcPr>
+            <w:tcW w:w="4260" w:type="dxa"/>
+          </w:tcPr>
+          <w:p>
+            <w:r>
+              <w:t>Un asiento de una función se ocupa con un boleto (a lo sumo uno no anulado)</w:t>
+            </w:r>
+          </w:p>
+        </w:tc>
+      </w:tr>
+      <w:tr>
+        <w:tc>
+          <w:tcPr>
+            <w:tcW w:w="1900" w:type="dxa"/>
+          </w:tcPr>
+          <w:p>
+            <w:proofErr w:type="spellStart"/>
+            <w:r>
+              <w:t>tipo_entrada</w:t>
+            </w:r>
+            <w:proofErr w:type="spellEnd"/>
+          </w:p>
+        </w:tc>
+        <w:tc>
+          <w:tcPr>
+            <w:tcW w:w="1300" w:type="dxa"/>
+          </w:tcPr>
+          <w:p>
+            <w:proofErr w:type="gramStart"/>
+            <w:r>
+              <w:t>1 :</w:t>
+            </w:r>
+            <w:proofErr w:type="gramEnd"/>
+            <w:r>
+              <w:t xml:space="preserve"> N</w:t>
+            </w:r>
+          </w:p>
+        </w:tc>
+        <w:tc>
+          <w:tcPr>
+            <w:tcW w:w="1900" w:type="dxa"/>
+          </w:tcPr>
+          <w:p>
+            <w:r>
+              <w:t>boleto</w:t>
+            </w:r>
+          </w:p>
+        </w:tc>
+        <w:tc>
+          <w:tcPr>
+            <w:tcW w:w="4260" w:type="dxa"/>
+          </w:tcPr>
+          <w:p>
+            <w:r>
+              <w:t>Un boleto es de un tipo de entrada</w:t>
+            </w:r>
+          </w:p>
+        </w:tc>
+      </w:tr>
+      <w:tr>
+        <w:tc>
+          <w:tcPr>
+            <w:tcW w:w="1900" w:type="dxa"/>
+          </w:tcPr>
+          <w:p>
+            <w:proofErr w:type="spellStart"/>
+            <w:r>
+              <w:t>promocion</w:t>
+            </w:r>
+            <w:proofErr w:type="spellEnd"/>
+          </w:p>
+        </w:tc>
+        <w:tc>
+          <w:tcPr>
+            <w:tcW w:w="1300" w:type="dxa"/>
+          </w:tcPr>
+          <w:p>
+            <w:r>
+              <w:t>0..</w:t>
+            </w:r>
+            <w:proofErr w:type="gramStart"/>
+            <w:r>
+              <w:t>1 :</w:t>
+            </w:r>
+            <w:proofErr w:type="gramEnd"/>
+            <w:r>
+              <w:t xml:space="preserve"> N</w:t>
+            </w:r>
+          </w:p>
+        </w:tc>
+        <w:tc>
+          <w:tcPr>
+            <w:tcW w:w="1900" w:type="dxa"/>
+          </w:tcPr>
+          <w:p>
+            <w:r>
+              <w:t>boleto</w:t>
+            </w:r>
+          </w:p>
+        </w:tc>
+        <w:tc>
+          <w:tcPr>
+            <w:tcW w:w="4260" w:type="dxa"/>
+          </w:tcPr>
+          <w:p>
+            <w:r>
+              <w:t>Un boleto puede tener una promoción aplicada</w:t>
+            </w:r>
+          </w:p>
+        </w:tc>
+      </w:tr>
+      <w:tr>
+        <w:tc>
+          <w:tcPr>
+            <w:tcW w:w="1900" w:type="dxa"/>
+          </w:tcPr>
+          <w:p>
+            <w:r>
+              <w:t>boleto</w:t>
+            </w:r>
+          </w:p>
+        </w:tc>
+        <w:tc>
+          <w:tcPr>
+            <w:tcW w:w="1300" w:type="dxa"/>
+          </w:tcPr>
+          <w:p>
+            <w:proofErr w:type="gramStart"/>
+            <w:r>
+              <w:t>1 :</w:t>
+            </w:r>
+            <w:proofErr w:type="gramEnd"/>
+            <w:r>
+              <w:t xml:space="preserve"> N</w:t>
+            </w:r>
+          </w:p>
+        </w:tc>
+        <w:tc>
+          <w:tcPr>
+            <w:tcW w:w="1900" w:type="dxa"/>
+          </w:tcPr>
+          <w:p>
+            <w:r>
+              <w:t>reembolso</w:t>
+            </w:r>
+          </w:p>
+        </w:tc>
+        <w:tc>
+          <w:tcPr>
+            <w:tcW w:w="4260" w:type="dxa"/>
+          </w:tcPr>
+          <w:p>
+            <w:r>
+              <w:t>Un boleto puede tener reembolsos</w:t>
+            </w:r>
+          </w:p>
+        </w:tc>
+      </w:tr>
+      <w:tr>
+        <w:tc>
+          <w:tcPr>
+            <w:tcW w:w="1900" w:type="dxa"/>
+          </w:tcPr>
+          <w:p>
+            <w:r>
+              <w:t>usuario</w:t>
+            </w:r>
+          </w:p>
+        </w:tc>
+        <w:tc>
+          <w:tcPr>
+            <w:tcW w:w="1300" w:type="dxa"/>
+          </w:tcPr>
+          <w:p>
+            <w:proofErr w:type="gramStart"/>
+            <w:r>
+              <w:t>1 :</w:t>
+            </w:r>
+            <w:proofErr w:type="gramEnd"/>
+            <w:r>
+              <w:t xml:space="preserve"> N</w:t>
+            </w:r>
+          </w:p>
+        </w:tc>
+        <w:tc>
+          <w:tcPr>
+            <w:tcW w:w="1900" w:type="dxa"/>
+          </w:tcPr>
+          <w:p>
+            <w:r>
+              <w:t>reembolso</w:t>
+            </w:r>
+          </w:p>
+        </w:tc>
+        <w:tc>
+          <w:tcPr>
+            <w:tcW w:w="4260" w:type="dxa"/>
+          </w:tcPr>
+          <w:p>
+            <w:r>
+              <w:t>Un usuario autoriza reembolsos</w:t>
+            </w:r>
+          </w:p>
+        </w:tc>
+      </w:tr>
+    </w:tbl>
+    <w:p/>
+    <w:p>
+      <w:pPr>
+        <w:pStyle w:val="Ttulo3"/>
+        <w:rPr>
+          <w:b/>
+          <w:bCs/>
+          <w:color w:val="000000" w:themeColor="text1"/>
+          <w:sz w:val="22"/>
+          <w:szCs w:val="22"/>
+        </w:rPr>
+      </w:pPr>
+      <w:r>
+        <w:rPr>
+          <w:b/>
+          <w:bCs/>
+          <w:color w:val="000000" w:themeColor="text1"/>
+          <w:sz w:val="22"/>
+          <w:szCs w:val="22"/>
+        </w:rPr>
+        <w:t xml:space="preserve">Tablas del modelo, bloques A </w:t>
+      </w:r>
+      <w:proofErr w:type="spellStart"/>
+      <w:r>
+        <w:rPr>
+          <w:b/>
+          <w:bCs/>
+          <w:color w:val="000000" w:themeColor="text1"/>
+          <w:sz w:val="22"/>
+          <w:szCs w:val="22"/>
+        </w:rPr>
+        <w:t>a</w:t>
+      </w:r>
+      <w:proofErr w:type="spellEnd"/>
+      <w:r>
+        <w:rPr>
+          <w:b/>
+          <w:bCs/>
+          <w:color w:val="000000" w:themeColor="text1"/>
+          <w:sz w:val="22"/>
+          <w:szCs w:val="22"/>
+        </w:rPr>
+        <w:t xml:space="preserve"> E</w:t>
+      </w:r>
+    </w:p>
+    <w:p>
+      <w:pPr>
+        <w:pStyle w:val="Ttulo4"/>
+        <w:rPr>
+          <w:i w:val="0"/>
+          <w:iCs w:val="0"/>
+          <w:color w:val="000000" w:themeColor="text1"/>
+        </w:rPr>
+      </w:pPr>
+      <w:r>
+        <w:rPr>
+          <w:i w:val="0"/>
+          <w:iCs w:val="0"/>
+          <w:color w:val="000000" w:themeColor="text1"/>
+        </w:rPr>
+        <w:t>Bloque A: usuarios y configuración</w:t>
+      </w:r>
+    </w:p>
+    <w:tbl>
+      <w:tblPr>
+        <w:tblStyle w:val="Tablaconcuadrcula"/>
+        <w:tblW w:w="9360" w:type="dxa"/>
+        <w:tblLook w:val="04A0" w:firstRow="1" w:lastRow="0" w:firstColumn="1" w:lastColumn="0" w:noHBand="0" w:noVBand="1"/>
+      </w:tblPr>
+      <w:tblGrid>
+        <w:gridCol w:w="1900"/>
+        <w:gridCol w:w="4200"/>
+        <w:gridCol w:w="3260"/>
+      </w:tblGrid>
+      <w:tr>
+        <w:tc>
+          <w:tcPr>
+            <w:tcW w:w="1900" w:type="dxa"/>
+            <w:shd w:val="clear" w:color="auto" w:fill="153D63" w:themeFill="text2" w:themeFillTint="E6"/>
+          </w:tcPr>
+          <w:p>
+            <w:r>
+              <w:rPr>
+                <w:b/>
+                <w:bCs/>
+              </w:rPr>
+              <w:t>Tabla</w:t>
+            </w:r>
+          </w:p>
+        </w:tc>
+        <w:tc>
+          <w:tcPr>
+            <w:tcW w:w="4200" w:type="dxa"/>
+            <w:shd w:val="clear" w:color="auto" w:fill="153D63" w:themeFill="text2" w:themeFillTint="E6"/>
+          </w:tcPr>
+          <w:p>
+            <w:r>
+              <w:rPr>
+                <w:b/>
+                <w:bCs/>
+              </w:rPr>
+              <w:t>Columnas</w:t>
+            </w:r>
+          </w:p>
+        </w:tc>
+        <w:tc>
+          <w:tcPr>
+            <w:tcW w:w="3260" w:type="dxa"/>
+            <w:shd w:val="clear" w:color="auto" w:fill="153D63" w:themeFill="text2" w:themeFillTint="E6"/>
+          </w:tcPr>
+          <w:p>
+            <w:r>
+              <w:rPr>
+                <w:b/>
+                <w:bCs/>
+              </w:rPr>
+              <w:t>Restricciones</w:t>
+            </w:r>
+          </w:p>
+        </w:tc>
+      </w:tr>
+      <w:tr>
+        <w:tc>
+          <w:tcPr>
+            <w:tcW w:w="1900" w:type="dxa"/>
+          </w:tcPr>
+          <w:p>
+            <w:r>
+              <w:rPr>
+                <w:b/>
+                <w:bCs/>
+              </w:rPr>
+              <w:t>rol</w:t>
+            </w:r>
+          </w:p>
+        </w:tc>
+        <w:tc>
+          <w:tcPr>
+            <w:tcW w:w="4200" w:type="dxa"/>
+          </w:tcPr>
+          <w:p>
+            <w:proofErr w:type="spellStart"/>
+            <w:r>
+              <w:t>rol_id</w:t>
+            </w:r>
+            <w:proofErr w:type="spellEnd"/>
+            <w:r>
+              <w:t xml:space="preserve"> (PK), nombre</w:t>
+            </w:r>
+          </w:p>
+        </w:tc>
+        <w:tc>
+          <w:tcPr>
+            <w:tcW w:w="3260" w:type="dxa"/>
+          </w:tcPr>
+          <w:p>
+            <w:r>
+              <w:t>nombre único</w:t>
+            </w:r>
+          </w:p>
+        </w:tc>
+      </w:tr>
+      <w:tr>
+        <w:tc>
+          <w:tcPr>
+            <w:tcW w:w="1900" w:type="dxa"/>
+          </w:tcPr>
+          <w:p>
+            <w:r>
+              <w:rPr>
+                <w:b/>
+                <w:bCs/>
+              </w:rPr>
+              <w:t>usuario</w:t>
+            </w:r>
+          </w:p>
+        </w:tc>
+        <w:tc>
+          <w:tcPr>
+            <w:tcW w:w="4200" w:type="dxa"/>
+          </w:tcPr>
+          <w:p>
+            <w:proofErr w:type="spellStart"/>
+            <w:r>
+              <w:t>usuario_id</w:t>
+            </w:r>
+            <w:proofErr w:type="spellEnd"/>
+            <w:r>
+              <w:t xml:space="preserve"> (PK), </w:t>
+            </w:r>
+            <w:proofErr w:type="spellStart"/>
+            <w:r>
+              <w:t>rol_id</w:t>
+            </w:r>
+            <w:proofErr w:type="spellEnd"/>
+            <w:r>
+              <w:t xml:space="preserve"> (FK), nombre, apellido, correo, </w:t>
+            </w:r>
+            <w:proofErr w:type="spellStart"/>
+            <w:proofErr w:type="gramStart"/>
+            <w:r>
+              <w:t>password</w:t>
+            </w:r>
+            <w:proofErr w:type="gramEnd"/>
+            <w:r>
+              <w:t>_hash</w:t>
+            </w:r>
+            <w:proofErr w:type="spellEnd"/>
+            <w:r>
+              <w:t xml:space="preserve">, activo, </w:t>
+            </w:r>
+            <w:proofErr w:type="spellStart"/>
+            <w:r>
+              <w:t>fecha_registro</w:t>
+            </w:r>
+            <w:proofErr w:type="spellEnd"/>
+          </w:p>
+        </w:tc>
+        <w:tc>
+          <w:tcPr>
+            <w:tcW w:w="3260" w:type="dxa"/>
+          </w:tcPr>
+          <w:p>
+            <w:r>
+              <w:t>correo único</w:t>
+            </w:r>
+          </w:p>
+        </w:tc>
+      </w:tr>
+      <w:tr>
+        <w:tc>
+          <w:tcPr>
+            <w:tcW w:w="1900" w:type="dxa"/>
+          </w:tcPr>
+          <w:p>
+            <w:proofErr w:type="spellStart"/>
+            <w:r>
+              <w:rPr>
+                <w:b/>
+                <w:bCs/>
+              </w:rPr>
+              <w:t>configuracion</w:t>
+            </w:r>
+            <w:proofErr w:type="spellEnd"/>
+          </w:p>
+        </w:tc>
+        <w:tc>
+          <w:tcPr>
+            <w:tcW w:w="4200" w:type="dxa"/>
+          </w:tcPr>
+          <w:p>
+            <w:r>
+              <w:t>clave (PK), valor</w:t>
+            </w:r>
+          </w:p>
+        </w:tc>
+        <w:tc>
+          <w:tcPr>
+            <w:tcW w:w="3260" w:type="dxa"/>
+          </w:tcPr>
+          <w:p>
+            <w:r>
+              <w:t>Parámetros del sistema (RN-04, RN-05, RN-16, RN-19)</w:t>
+            </w:r>
+          </w:p>
+        </w:tc>
+      </w:tr>
+    </w:tbl>
+    <w:p>
+      <w:pPr>
+        <w:spacing w:after="120"/>
+      </w:pPr>
+    </w:p>
+    <w:p>
+      <w:pPr>
+        <w:pStyle w:val="Ttulo4"/>
+        <w:rPr>
+          <w:i w:val="0"/>
+          <w:iCs w:val="0"/>
+          <w:color w:val="000000" w:themeColor="text1"/>
+        </w:rPr>
+      </w:pPr>
+      <w:r>
+        <w:rPr>
+          <w:i w:val="0"/>
+          <w:iCs w:val="0"/>
+          <w:color w:val="000000" w:themeColor="text1"/>
+        </w:rPr>
+        <w:t>Bloque B: cartelera y cines</w:t>
+      </w:r>
+    </w:p>
+    <w:tbl>
+      <w:tblPr>
+        <w:tblStyle w:val="Tablaconcuadrcula"/>
+        <w:tblW w:w="9360" w:type="dxa"/>
+        <w:tblLook w:val="04A0" w:firstRow="1" w:lastRow="0" w:firstColumn="1" w:lastColumn="0" w:noHBand="0" w:noVBand="1"/>
+      </w:tblPr>
+      <w:tblGrid>
+        <w:gridCol w:w="1900"/>
+        <w:gridCol w:w="4200"/>
+        <w:gridCol w:w="3260"/>
+      </w:tblGrid>
+      <w:tr>
+        <w:tc>
+          <w:tcPr>
+            <w:tcW w:w="1900" w:type="dxa"/>
+            <w:shd w:val="clear" w:color="auto" w:fill="153D63" w:themeFill="text2" w:themeFillTint="E6"/>
+          </w:tcPr>
+          <w:p>
+            <w:r>
+              <w:rPr>
+                <w:b/>
+                <w:bCs/>
+              </w:rPr>
+              <w:t>Tabla</w:t>
+            </w:r>
+          </w:p>
+        </w:tc>
+        <w:tc>
+          <w:tcPr>
+            <w:tcW w:w="4200" w:type="dxa"/>
+            <w:shd w:val="clear" w:color="auto" w:fill="153D63" w:themeFill="text2" w:themeFillTint="E6"/>
+          </w:tcPr>
+          <w:p>
+            <w:r>
+              <w:rPr>
+                <w:b/>
+                <w:bCs/>
+              </w:rPr>
+              <w:t>Columnas</w:t>
+            </w:r>
+          </w:p>
+        </w:tc>
+        <w:tc>
+          <w:tcPr>
+            <w:tcW w:w="3260" w:type="dxa"/>
+            <w:shd w:val="clear" w:color="auto" w:fill="153D63" w:themeFill="text2" w:themeFillTint="E6"/>
+          </w:tcPr>
+          <w:p>
+            <w:r>
+              <w:rPr>
+                <w:b/>
+                <w:bCs/>
+              </w:rPr>
+              <w:t>Restricciones</w:t>
+            </w:r>
+          </w:p>
+        </w:tc>
+      </w:tr>
+      <w:tr>
+        <w:tc>
+          <w:tcPr>
+            <w:tcW w:w="1900" w:type="dxa"/>
+          </w:tcPr>
+          <w:p>
+            <w:proofErr w:type="spellStart"/>
+            <w:r>
+              <w:rPr>
+                <w:b/>
+                <w:bCs/>
+              </w:rPr>
+              <w:t>clasificacion</w:t>
+            </w:r>
+            <w:proofErr w:type="spellEnd"/>
+          </w:p>
+        </w:tc>
+        <w:tc>
+          <w:tcPr>
+            <w:tcW w:w="4200" w:type="dxa"/>
+          </w:tcPr>
+          <w:p>
+            <w:proofErr w:type="spellStart"/>
+            <w:r>
+              <w:t>clasificacion_id</w:t>
+            </w:r>
+            <w:proofErr w:type="spellEnd"/>
+            <w:r>
+              <w:t xml:space="preserve"> (PK), </w:t>
+            </w:r>
+            <w:proofErr w:type="spellStart"/>
+            <w:r>
+              <w:t>codigo</w:t>
+            </w:r>
+            <w:proofErr w:type="spellEnd"/>
+            <w:r>
+              <w:t xml:space="preserve">, </w:t>
+            </w:r>
+            <w:proofErr w:type="spellStart"/>
+            <w:r>
+              <w:t>edad_minima</w:t>
+            </w:r>
+            <w:proofErr w:type="spellEnd"/>
+          </w:p>
+        </w:tc>
+        <w:tc>
+          <w:tcPr>
+            <w:tcW w:w="3260" w:type="dxa"/>
+          </w:tcPr>
+          <w:p>
+            <w:proofErr w:type="spellStart"/>
+            <w:r>
+              <w:t>codigo</w:t>
+            </w:r>
+            <w:proofErr w:type="spellEnd"/>
+            <w:r>
+              <w:t xml:space="preserve"> único; </w:t>
+            </w:r>
+            <w:proofErr w:type="spellStart"/>
+            <w:r>
+              <w:t>edad_minima</w:t>
+            </w:r>
+            <w:proofErr w:type="spellEnd"/>
+            <w:r>
+              <w:t xml:space="preserve"> &gt;= 0</w:t>
+            </w:r>
+          </w:p>
+        </w:tc>
+      </w:tr>
+      <w:tr>
+        <w:tc>
+          <w:tcPr>
+            <w:tcW w:w="1900" w:type="dxa"/>
+          </w:tcPr>
+          <w:p>
+            <w:r>
+              <w:rPr>
+                <w:b/>
+                <w:bCs/>
+              </w:rPr>
+              <w:t>genero</w:t>
+            </w:r>
+          </w:p>
+        </w:tc>
+        <w:tc>
+          <w:tcPr>
+            <w:tcW w:w="4200" w:type="dxa"/>
+          </w:tcPr>
+          <w:p>
+            <w:proofErr w:type="spellStart"/>
+            <w:r>
+              <w:t>genero_id</w:t>
+            </w:r>
+            <w:proofErr w:type="spellEnd"/>
+            <w:r>
+              <w:t xml:space="preserve"> (PK), nombre</w:t>
+            </w:r>
+          </w:p>
+        </w:tc>
+        <w:tc>
+          <w:tcPr>
+            <w:tcW w:w="3260" w:type="dxa"/>
+          </w:tcPr>
+          <w:p>
+            <w:r>
+              <w:t>nombre único</w:t>
+            </w:r>
+          </w:p>
+        </w:tc>
+      </w:tr>
+      <w:tr>
+        <w:tc>
+          <w:tcPr>
+            <w:tcW w:w="1900" w:type="dxa"/>
+          </w:tcPr>
+          <w:p>
+            <w:proofErr w:type="spellStart"/>
+            <w:r>
+              <w:rPr>
+                <w:b/>
+                <w:bCs/>
+              </w:rPr>
+              <w:t>pelicula</w:t>
+            </w:r>
+            <w:proofErr w:type="spellEnd"/>
+          </w:p>
+        </w:tc>
+        <w:tc>
+          <w:tcPr>
+            <w:tcW w:w="4200" w:type="dxa"/>
+          </w:tcPr>
+          <w:p>
+            <w:proofErr w:type="spellStart"/>
+            <w:r>
+              <w:t>pelicula_id</w:t>
+            </w:r>
+            <w:proofErr w:type="spellEnd"/>
+            <w:r>
+              <w:t xml:space="preserve"> (PK), titulo, sinopsis, </w:t>
+            </w:r>
+            <w:proofErr w:type="spellStart"/>
+            <w:r>
+              <w:t>duracion_min</w:t>
+            </w:r>
+            <w:proofErr w:type="spellEnd"/>
+            <w:r>
+              <w:t xml:space="preserve">, </w:t>
+            </w:r>
+            <w:proofErr w:type="spellStart"/>
+            <w:r>
+              <w:t>clasificacion_id</w:t>
+            </w:r>
+            <w:proofErr w:type="spellEnd"/>
+            <w:r>
+              <w:t xml:space="preserve"> (FK), </w:t>
+            </w:r>
+            <w:proofErr w:type="spellStart"/>
+            <w:r>
+              <w:t>poster_url</w:t>
+            </w:r>
+            <w:proofErr w:type="spellEnd"/>
+            <w:r>
+              <w:t>, activa</w:t>
+            </w:r>
+          </w:p>
+        </w:tc>
+        <w:tc>
+          <w:tcPr>
+            <w:tcW w:w="3260" w:type="dxa"/>
+          </w:tcPr>
+          <w:p>
+            <w:r>
+              <w:t xml:space="preserve">título, sinopsis y clasificación obligatorios (RN-02); </w:t>
+            </w:r>
+            <w:proofErr w:type="spellStart"/>
+            <w:r>
+              <w:t>duracion_min</w:t>
+            </w:r>
+            <w:proofErr w:type="spellEnd"/>
+            <w:r>
+              <w:t xml:space="preserve"> &gt; 0</w:t>
+            </w:r>
+          </w:p>
+        </w:tc>
+      </w:tr>
+      <w:tr>
+        <w:tc>
+          <w:tcPr>
+            <w:tcW w:w="1900" w:type="dxa"/>
+          </w:tcPr>
+          <w:p>
+            <w:proofErr w:type="spellStart"/>
+            <w:r>
+              <w:rPr>
+                <w:b/>
+                <w:bCs/>
+              </w:rPr>
+              <w:t>pelicula_genero</w:t>
+            </w:r>
+            <w:proofErr w:type="spellEnd"/>
+          </w:p>
+        </w:tc>
+        <w:tc>
+          <w:tcPr>
+            <w:tcW w:w="4200" w:type="dxa"/>
+          </w:tcPr>
+          <w:p>
+            <w:proofErr w:type="spellStart"/>
+            <w:r>
+              <w:t>pelicula_id</w:t>
+            </w:r>
+            <w:proofErr w:type="spellEnd"/>
+            <w:r>
+              <w:t xml:space="preserve"> (FK), </w:t>
+            </w:r>
+            <w:proofErr w:type="spellStart"/>
+            <w:r>
+              <w:t>genero_id</w:t>
+            </w:r>
+            <w:proofErr w:type="spellEnd"/>
+            <w:r>
+              <w:t xml:space="preserve"> (FK)</w:t>
+            </w:r>
+          </w:p>
+        </w:tc>
+        <w:tc>
+          <w:tcPr>
+            <w:tcW w:w="3260" w:type="dxa"/>
+          </w:tcPr>
+          <w:p>
+            <w:r>
+              <w:t>PK compuesta (relación N:M entre película y género)</w:t>
+            </w:r>
+          </w:p>
+        </w:tc>
+      </w:tr>
+      <w:tr>
+        <w:tc>
+          <w:tcPr>
+            <w:tcW w:w="1900" w:type="dxa"/>
+          </w:tcPr>
+          <w:p>
+            <w:r>
+              <w:rPr>
+                <w:b/>
+                <w:bCs/>
+              </w:rPr>
+              <w:t>cine</w:t>
+            </w:r>
+          </w:p>
+        </w:tc>
+        <w:tc>
+          <w:tcPr>
+            <w:tcW w:w="4200" w:type="dxa"/>
+          </w:tcPr>
+          <w:p>
+            <w:proofErr w:type="spellStart"/>
+            <w:r>
+              <w:t>cine_id</w:t>
+            </w:r>
+            <w:proofErr w:type="spellEnd"/>
+            <w:r>
+              <w:t xml:space="preserve"> (PK), nombre, </w:t>
+            </w:r>
+            <w:proofErr w:type="spellStart"/>
+            <w:r>
+              <w:t>pais</w:t>
+            </w:r>
+            <w:proofErr w:type="spellEnd"/>
+            <w:r>
+              <w:t xml:space="preserve">, ciudad, </w:t>
+            </w:r>
+            <w:proofErr w:type="spellStart"/>
+            <w:r>
+              <w:t>direccion</w:t>
+            </w:r>
+            <w:proofErr w:type="spellEnd"/>
+          </w:p>
+        </w:tc>
+        <w:tc>
+          <w:tcPr>
+            <w:tcW w:w="3260" w:type="dxa"/>
+          </w:tcPr>
+          <w:p/>
+        </w:tc>
+      </w:tr>
+      <w:tr>
+        <w:tc>
+          <w:tcPr>
+            <w:tcW w:w="1900" w:type="dxa"/>
+          </w:tcPr>
+          <w:p>
+            <w:r>
+              <w:rPr>
+                <w:b/>
+                <w:bCs/>
+              </w:rPr>
+              <w:t>sala</w:t>
+            </w:r>
+          </w:p>
+        </w:tc>
+        <w:tc>
+          <w:tcPr>
+            <w:tcW w:w="4200" w:type="dxa"/>
+          </w:tcPr>
+          <w:p>
+            <w:proofErr w:type="spellStart"/>
+            <w:r>
+              <w:t>sala_id</w:t>
+            </w:r>
+            <w:proofErr w:type="spellEnd"/>
+            <w:r>
+              <w:t xml:space="preserve"> (PK), </w:t>
+            </w:r>
+            <w:proofErr w:type="spellStart"/>
+            <w:r>
+              <w:t>cine_id</w:t>
+            </w:r>
+            <w:proofErr w:type="spellEnd"/>
+            <w:r>
+              <w:t xml:space="preserve"> (FK), nombre, capacidad, activa</w:t>
+            </w:r>
+          </w:p>
+        </w:tc>
+        <w:tc>
+          <w:tcPr>
+            <w:tcW w:w="3260" w:type="dxa"/>
+          </w:tcPr>
+          <w:p>
+            <w:r>
+              <w:t>único (</w:t>
+            </w:r>
+            <w:proofErr w:type="spellStart"/>
+            <w:r>
+              <w:t>cine_id</w:t>
+            </w:r>
+            <w:proofErr w:type="spellEnd"/>
+            <w:r>
+              <w:t>, nombre); capacidad &gt; 0</w:t>
+            </w:r>
+          </w:p>
+        </w:tc>
+      </w:tr>
+      <w:tr>
+        <w:tc>
+          <w:tcPr>
+            <w:tcW w:w="1900" w:type="dxa"/>
+          </w:tcPr>
+          <w:p>
+            <w:r>
+              <w:rPr>
+                <w:b/>
+                <w:bCs/>
+              </w:rPr>
+              <w:t>zona</w:t>
+            </w:r>
+          </w:p>
+        </w:tc>
+        <w:tc>
+          <w:tcPr>
+            <w:tcW w:w="4200" w:type="dxa"/>
+          </w:tcPr>
+          <w:p>
+            <w:proofErr w:type="spellStart"/>
+            <w:r>
+              <w:t>zona_id</w:t>
+            </w:r>
+            <w:proofErr w:type="spellEnd"/>
+            <w:r>
+              <w:t xml:space="preserve"> (PK), </w:t>
+            </w:r>
+            <w:proofErr w:type="spellStart"/>
+            <w:r>
+              <w:t>sala_id</w:t>
+            </w:r>
+            <w:proofErr w:type="spellEnd"/>
+            <w:r>
+              <w:t xml:space="preserve"> (FK), nombre</w:t>
+            </w:r>
+          </w:p>
+        </w:tc>
+        <w:tc>
+          <w:tcPr>
+            <w:tcW w:w="3260" w:type="dxa"/>
+          </w:tcPr>
+          <w:p>
+            <w:r>
+              <w:t>único (</w:t>
+            </w:r>
+            <w:proofErr w:type="spellStart"/>
+            <w:r>
+              <w:t>sala_id</w:t>
+            </w:r>
+            <w:proofErr w:type="spellEnd"/>
+            <w:r>
+              <w:t>, nombre); único (</w:t>
+            </w:r>
+            <w:proofErr w:type="spellStart"/>
+            <w:r>
+              <w:t>zona_id</w:t>
+            </w:r>
+            <w:proofErr w:type="spellEnd"/>
+            <w:r>
+              <w:t xml:space="preserve">, </w:t>
+            </w:r>
+            <w:proofErr w:type="spellStart"/>
+            <w:r>
+              <w:t>sala_id</w:t>
+            </w:r>
+            <w:proofErr w:type="spellEnd"/>
+            <w:r>
+              <w:t>)</w:t>
+            </w:r>
+          </w:p>
+        </w:tc>
+      </w:tr>
+      <w:tr>
+        <w:tc>
+          <w:tcPr>
+            <w:tcW w:w="1900" w:type="dxa"/>
+          </w:tcPr>
+          <w:p>
+            <w:r>
+              <w:rPr>
+                <w:b/>
+                <w:bCs/>
+              </w:rPr>
+              <w:t>asiento</w:t>
+            </w:r>
+          </w:p>
+        </w:tc>
+        <w:tc>
+          <w:tcPr>
+            <w:tcW w:w="4200" w:type="dxa"/>
+          </w:tcPr>
+          <w:p>
+            <w:pPr>
+              <w:rPr>
+                <w:lang w:val="pt-BR"/>
+              </w:rPr>
+            </w:pPr>
+            <w:proofErr w:type="spellStart"/>
+            <w:r>
+              <w:rPr>
+                <w:lang w:val="pt-BR"/>
+              </w:rPr>
+              <w:t>asiento_id</w:t>
+            </w:r>
+            <w:proofErr w:type="spellEnd"/>
+            <w:r>
+              <w:rPr>
+                <w:lang w:val="pt-BR"/>
+              </w:rPr>
+              <w:t xml:space="preserve"> (PK), </w:t>
+            </w:r>
+            <w:proofErr w:type="spellStart"/>
+            <w:r>
+              <w:rPr>
+                <w:lang w:val="pt-BR"/>
+              </w:rPr>
+              <w:t>sala_id</w:t>
+            </w:r>
+            <w:proofErr w:type="spellEnd"/>
+            <w:r>
+              <w:rPr>
+                <w:lang w:val="pt-BR"/>
+              </w:rPr>
+              <w:t xml:space="preserve">, </w:t>
+            </w:r>
+            <w:proofErr w:type="spellStart"/>
+            <w:r>
+              <w:rPr>
+                <w:lang w:val="pt-BR"/>
+              </w:rPr>
+              <w:t>zona_id</w:t>
+            </w:r>
+            <w:proofErr w:type="spellEnd"/>
+            <w:r>
+              <w:rPr>
+                <w:lang w:val="pt-BR"/>
+              </w:rPr>
+              <w:t xml:space="preserve">, fila, </w:t>
+            </w:r>
+            <w:proofErr w:type="gramStart"/>
+            <w:r>
+              <w:rPr>
+                <w:lang w:val="pt-BR"/>
+              </w:rPr>
+              <w:t>numero</w:t>
+            </w:r>
+            <w:proofErr w:type="gramEnd"/>
+          </w:p>
+        </w:tc>
+        <w:tc>
+          <w:tcPr>
+            <w:tcW w:w="3260" w:type="dxa"/>
+          </w:tcPr>
+          <w:p>
+            <w:r>
+              <w:t>FK compuesta (</w:t>
+            </w:r>
+            <w:proofErr w:type="spellStart"/>
+            <w:r>
+              <w:t>zona_id</w:t>
+            </w:r>
+            <w:proofErr w:type="spellEnd"/>
+            <w:r>
+              <w:t xml:space="preserve">, </w:t>
+            </w:r>
+            <w:proofErr w:type="spellStart"/>
+            <w:r>
+              <w:t>sala_id</w:t>
+            </w:r>
+            <w:proofErr w:type="spellEnd"/>
+            <w:r>
+              <w:t>) hacia zona; único (</w:t>
+            </w:r>
+            <w:proofErr w:type="spellStart"/>
+            <w:r>
+              <w:t>sala_id</w:t>
+            </w:r>
+            <w:proofErr w:type="spellEnd"/>
+            <w:r>
+              <w:t>, fila, numero); único (</w:t>
+            </w:r>
+            <w:proofErr w:type="spellStart"/>
+            <w:r>
+              <w:t>asiento_id</w:t>
+            </w:r>
+            <w:proofErr w:type="spellEnd"/>
+            <w:r>
+              <w:t xml:space="preserve">, </w:t>
+            </w:r>
+            <w:proofErr w:type="spellStart"/>
+            <w:r>
+              <w:t>sala_id</w:t>
+            </w:r>
+            <w:proofErr w:type="spellEnd"/>
+            <w:r>
+              <w:t>)</w:t>
+            </w:r>
+          </w:p>
+        </w:tc>
+      </w:tr>
+    </w:tbl>
+    <w:p>
+      <w:pPr>
+        <w:spacing w:after="120"/>
+      </w:pPr>
+    </w:p>
+    <w:p>
+      <w:pPr>
+        <w:pStyle w:val="Ttulo4"/>
+        <w:rPr>
+          <w:i w:val="0"/>
+          <w:iCs w:val="0"/>
+          <w:color w:val="000000" w:themeColor="text1"/>
+        </w:rPr>
+      </w:pPr>
+      <w:r>
+        <w:rPr>
+          <w:i w:val="0"/>
+          <w:iCs w:val="0"/>
+          <w:color w:val="000000" w:themeColor="text1"/>
+        </w:rPr>
+        <w:t>Bloque C: funciones, tarifas y estado de asientos</w:t>
+      </w:r>
+    </w:p>
+    <w:tbl>
+      <w:tblPr>
+        <w:tblStyle w:val="Tablaconcuadrcula"/>
+        <w:tblW w:w="9360" w:type="dxa"/>
+        <w:tblLook w:val="04A0" w:firstRow="1" w:lastRow="0" w:firstColumn="1" w:lastColumn="0" w:noHBand="0" w:noVBand="1"/>
+      </w:tblPr>
+      <w:tblGrid>
+        <w:gridCol w:w="1900"/>
+        <w:gridCol w:w="4200"/>
+        <w:gridCol w:w="3260"/>
+      </w:tblGrid>
+      <w:tr>
+        <w:tc>
+          <w:tcPr>
+            <w:tcW w:w="1900" w:type="dxa"/>
+            <w:shd w:val="clear" w:color="auto" w:fill="153D63" w:themeFill="text2" w:themeFillTint="E6"/>
+          </w:tcPr>
+          <w:p>
+            <w:r>
+              <w:rPr>
+                <w:b/>
+                <w:bCs/>
+              </w:rPr>
+              <w:t>Tabla</w:t>
+            </w:r>
+          </w:p>
+        </w:tc>
+        <w:tc>
+          <w:tcPr>
+            <w:tcW w:w="4200" w:type="dxa"/>
+            <w:shd w:val="clear" w:color="auto" w:fill="153D63" w:themeFill="text2" w:themeFillTint="E6"/>
+          </w:tcPr>
+          <w:p>
+            <w:r>
+              <w:rPr>
+                <w:b/>
+                <w:bCs/>
+              </w:rPr>
+              <w:t>Columnas</w:t>
+            </w:r>
+          </w:p>
+        </w:tc>
+        <w:tc>
+          <w:tcPr>
+            <w:tcW w:w="3260" w:type="dxa"/>
+            <w:shd w:val="clear" w:color="auto" w:fill="153D63" w:themeFill="text2" w:themeFillTint="E6"/>
+          </w:tcPr>
+          <w:p>
+            <w:r>
+              <w:rPr>
+                <w:b/>
+                <w:bCs/>
+              </w:rPr>
+              <w:t>Restricciones</w:t>
+            </w:r>
+          </w:p>
+        </w:tc>
+      </w:tr>
+      <w:tr>
+        <w:tc>
+          <w:tcPr>
+            <w:tcW w:w="1900" w:type="dxa"/>
+          </w:tcPr>
+          <w:p>
+            <w:proofErr w:type="spellStart"/>
+            <w:r>
+              <w:rPr>
+                <w:b/>
+                <w:bCs/>
+              </w:rPr>
+              <w:t>funcion</w:t>
+            </w:r>
+            <w:proofErr w:type="spellEnd"/>
+          </w:p>
+        </w:tc>
+        <w:tc>
+          <w:tcPr>
+            <w:tcW w:w="4200" w:type="dxa"/>
+          </w:tcPr>
+          <w:p>
+            <w:proofErr w:type="spellStart"/>
+            <w:r>
+              <w:t>funcion_id</w:t>
+            </w:r>
+            <w:proofErr w:type="spellEnd"/>
+            <w:r>
+              <w:t xml:space="preserve"> (PK), </w:t>
+            </w:r>
+            <w:proofErr w:type="spellStart"/>
+            <w:r>
+              <w:t>pelicula_id</w:t>
+            </w:r>
+            <w:proofErr w:type="spellEnd"/>
+            <w:r>
+              <w:t xml:space="preserve"> (FK), </w:t>
+            </w:r>
+            <w:proofErr w:type="spellStart"/>
+            <w:r>
+              <w:t>sala_id</w:t>
+            </w:r>
+            <w:proofErr w:type="spellEnd"/>
+            <w:r>
+              <w:t xml:space="preserve"> (FK), inicio, fin, activa</w:t>
+            </w:r>
+          </w:p>
+        </w:tc>
+        <w:tc>
+          <w:tcPr>
+            <w:tcW w:w="3260" w:type="dxa"/>
+          </w:tcPr>
+          <w:p>
+            <w:r>
+              <w:t>fin &gt; inicio; único (</w:t>
+            </w:r>
+            <w:proofErr w:type="spellStart"/>
+            <w:r>
+              <w:t>funcion_id</w:t>
+            </w:r>
+            <w:proofErr w:type="spellEnd"/>
+            <w:r>
+              <w:t xml:space="preserve">, </w:t>
+            </w:r>
+            <w:proofErr w:type="spellStart"/>
+            <w:r>
+              <w:t>sala_id</w:t>
+            </w:r>
+            <w:proofErr w:type="spellEnd"/>
+            <w:r>
+              <w:t>); restricción EXCLUDE: sin traslape de funciones activas en la misma sala</w:t>
+            </w:r>
+          </w:p>
+        </w:tc>
+      </w:tr>
+      <w:tr>
+        <w:tc>
+          <w:tcPr>
+            <w:tcW w:w="1900" w:type="dxa"/>
+          </w:tcPr>
+          <w:p>
+            <w:proofErr w:type="spellStart"/>
+            <w:r>
+              <w:rPr>
+                <w:b/>
+                <w:bCs/>
+              </w:rPr>
+              <w:t>tipo_entrada</w:t>
+            </w:r>
+            <w:proofErr w:type="spellEnd"/>
+          </w:p>
+        </w:tc>
+        <w:tc>
+          <w:tcPr>
+            <w:tcW w:w="4200" w:type="dxa"/>
+          </w:tcPr>
+          <w:p>
+            <w:proofErr w:type="spellStart"/>
+            <w:r>
+              <w:t>tipo_entrada_id</w:t>
+            </w:r>
+            <w:proofErr w:type="spellEnd"/>
+            <w:r>
+              <w:t xml:space="preserve"> (PK), nombre</w:t>
+            </w:r>
+          </w:p>
+        </w:tc>
+        <w:tc>
+          <w:tcPr>
+            <w:tcW w:w="3260" w:type="dxa"/>
+          </w:tcPr>
+          <w:p>
+            <w:r>
+              <w:t>nombre único</w:t>
+            </w:r>
+          </w:p>
+        </w:tc>
+      </w:tr>
+      <w:tr>
+        <w:tc>
+          <w:tcPr>
+            <w:tcW w:w="1900" w:type="dxa"/>
+          </w:tcPr>
+          <w:p>
+            <w:r>
+              <w:rPr>
+                <w:b/>
+                <w:bCs/>
+              </w:rPr>
+              <w:t>tarifa</w:t>
+            </w:r>
+          </w:p>
+        </w:tc>
+        <w:tc>
+          <w:tcPr>
+            <w:tcW w:w="4200" w:type="dxa"/>
+          </w:tcPr>
+          <w:p>
+            <w:proofErr w:type="spellStart"/>
+            <w:r>
+              <w:t>tarifa_id</w:t>
+            </w:r>
+            <w:proofErr w:type="spellEnd"/>
+            <w:r>
+              <w:t xml:space="preserve"> (PK), </w:t>
+            </w:r>
+            <w:proofErr w:type="spellStart"/>
+            <w:r>
+              <w:t>funcion_id</w:t>
+            </w:r>
+            <w:proofErr w:type="spellEnd"/>
+            <w:r>
+              <w:t xml:space="preserve"> (FK), </w:t>
+            </w:r>
+            <w:proofErr w:type="spellStart"/>
+            <w:r>
+              <w:t>zona_id</w:t>
+            </w:r>
+            <w:proofErr w:type="spellEnd"/>
+            <w:r>
+              <w:t xml:space="preserve"> (FK), </w:t>
+            </w:r>
+            <w:proofErr w:type="spellStart"/>
+            <w:r>
+              <w:t>tipo_entrada_id</w:t>
+            </w:r>
+            <w:proofErr w:type="spellEnd"/>
+            <w:r>
+              <w:t xml:space="preserve"> (FK), precio</w:t>
+            </w:r>
+          </w:p>
+        </w:tc>
+        <w:tc>
+          <w:tcPr>
+            <w:tcW w:w="3260" w:type="dxa"/>
+          </w:tcPr>
+          <w:p>
+            <w:r>
+              <w:t>único (</w:t>
+            </w:r>
+            <w:proofErr w:type="spellStart"/>
+            <w:r>
+              <w:t>funcion_id</w:t>
+            </w:r>
+            <w:proofErr w:type="spellEnd"/>
+            <w:r>
+              <w:t xml:space="preserve">, </w:t>
+            </w:r>
+            <w:proofErr w:type="spellStart"/>
+            <w:r>
+              <w:t>zona_id</w:t>
+            </w:r>
+            <w:proofErr w:type="spellEnd"/>
+            <w:r>
+              <w:t xml:space="preserve">, </w:t>
+            </w:r>
+            <w:proofErr w:type="spellStart"/>
+            <w:r>
+              <w:t>tipo_entrada_id</w:t>
+            </w:r>
+            <w:proofErr w:type="spellEnd"/>
+            <w:r>
+              <w:t>); precio &gt;= 0</w:t>
+            </w:r>
+          </w:p>
+        </w:tc>
+      </w:tr>
+      <w:tr>
+        <w:tc>
+          <w:tcPr>
+            <w:tcW w:w="1900" w:type="dxa"/>
+          </w:tcPr>
+          <w:p>
+            <w:proofErr w:type="spellStart"/>
+            <w:r>
+              <w:rPr>
+                <w:b/>
+                <w:bCs/>
+              </w:rPr>
+              <w:t>promocion</w:t>
+            </w:r>
+            <w:proofErr w:type="spellEnd"/>
+          </w:p>
+        </w:tc>
+        <w:tc>
+          <w:tcPr>
+            <w:tcW w:w="4200" w:type="dxa"/>
+          </w:tcPr>
+          <w:p>
+            <w:proofErr w:type="spellStart"/>
+            <w:r>
+              <w:t>promocion_id</w:t>
+            </w:r>
+            <w:proofErr w:type="spellEnd"/>
+            <w:r>
+              <w:t xml:space="preserve"> (PK), nombre, tipo, valor, </w:t>
+            </w:r>
+            <w:proofErr w:type="spellStart"/>
+            <w:r>
+              <w:t>dia_semana</w:t>
+            </w:r>
+            <w:proofErr w:type="spellEnd"/>
+            <w:r>
+              <w:t xml:space="preserve">, </w:t>
+            </w:r>
+            <w:proofErr w:type="spellStart"/>
+            <w:r>
+              <w:t>vigente_desde</w:t>
+            </w:r>
+            <w:proofErr w:type="spellEnd"/>
+            <w:r>
+              <w:t xml:space="preserve">, </w:t>
+            </w:r>
+            <w:proofErr w:type="spellStart"/>
+            <w:r>
+              <w:t>vigente_hasta</w:t>
+            </w:r>
+            <w:proofErr w:type="spellEnd"/>
+            <w:r>
+              <w:t>, activa</w:t>
+            </w:r>
+          </w:p>
+        </w:tc>
+        <w:tc>
+          <w:tcPr>
+            <w:tcW w:w="3260" w:type="dxa"/>
+          </w:tcPr>
+          <w:p>
+            <w:r>
+              <w:t xml:space="preserve">tipo en ('2x1', 'porcentaje'); valor entre 0 y 100; </w:t>
+            </w:r>
+            <w:proofErr w:type="spellStart"/>
+            <w:r>
+              <w:t>vigente_hasta</w:t>
+            </w:r>
+            <w:proofErr w:type="spellEnd"/>
+            <w:r>
+              <w:t xml:space="preserve"> &gt;= </w:t>
+            </w:r>
+            <w:proofErr w:type="spellStart"/>
+            <w:r>
+              <w:t>vigente_desde</w:t>
+            </w:r>
+            <w:proofErr w:type="spellEnd"/>
+          </w:p>
+        </w:tc>
+      </w:tr>
+      <w:tr>
+        <w:tc>
+          <w:tcPr>
+            <w:tcW w:w="1900" w:type="dxa"/>
+          </w:tcPr>
+          <w:p>
+            <w:proofErr w:type="spellStart"/>
+            <w:r>
+              <w:rPr>
+                <w:b/>
+                <w:bCs/>
+              </w:rPr>
+              <w:t>funcion_asiento</w:t>
+            </w:r>
+            <w:proofErr w:type="spellEnd"/>
+          </w:p>
+        </w:tc>
+        <w:tc>
+          <w:tcPr>
+            <w:tcW w:w="4200" w:type="dxa"/>
+          </w:tcPr>
+          <w:p>
+            <w:proofErr w:type="spellStart"/>
+            <w:r>
+              <w:t>funcion_id</w:t>
+            </w:r>
+            <w:proofErr w:type="spellEnd"/>
+            <w:r>
+              <w:t xml:space="preserve"> y </w:t>
+            </w:r>
+            <w:proofErr w:type="spellStart"/>
+            <w:r>
+              <w:t>asiento_id</w:t>
+            </w:r>
+            <w:proofErr w:type="spellEnd"/>
+            <w:r>
+              <w:t xml:space="preserve"> (PK compuesta), </w:t>
+            </w:r>
+            <w:proofErr w:type="spellStart"/>
+            <w:r>
+              <w:t>sala_id</w:t>
+            </w:r>
+            <w:proofErr w:type="spellEnd"/>
+            <w:r>
+              <w:t xml:space="preserve">, estado, </w:t>
+            </w:r>
+            <w:proofErr w:type="spellStart"/>
+            <w:r>
+              <w:t>bloqueado_por</w:t>
+            </w:r>
+            <w:proofErr w:type="spellEnd"/>
+            <w:r>
+              <w:t xml:space="preserve"> (FK), </w:t>
+            </w:r>
+            <w:proofErr w:type="spellStart"/>
+            <w:r>
+              <w:t>bloqueado_hasta</w:t>
+            </w:r>
+            <w:proofErr w:type="spellEnd"/>
+          </w:p>
+        </w:tc>
+        <w:tc>
+          <w:tcPr>
+            <w:tcW w:w="3260" w:type="dxa"/>
+          </w:tcPr>
+          <w:p>
+            <w:r>
+              <w:t xml:space="preserve">estado en (disponible, bloqueado, vendido); FK compuestas a </w:t>
+            </w:r>
+            <w:proofErr w:type="spellStart"/>
+            <w:r>
+              <w:t>funcion</w:t>
+            </w:r>
+            <w:proofErr w:type="spellEnd"/>
+            <w:r>
+              <w:t xml:space="preserve"> y asiento por </w:t>
+            </w:r>
+            <w:proofErr w:type="spellStart"/>
+            <w:r>
+              <w:t>sala_id</w:t>
+            </w:r>
+            <w:proofErr w:type="spellEnd"/>
+            <w:r>
+              <w:t>; un asiento bloqueado exige dueño y hora de expiración</w:t>
+            </w:r>
+          </w:p>
+        </w:tc>
+      </w:tr>
+    </w:tbl>
+    <w:p>
+      <w:pPr>
+        <w:pStyle w:val="Ttulo4"/>
+        <w:rPr>
+          <w:i w:val="0"/>
+          <w:iCs w:val="0"/>
+          <w:color w:val="000000" w:themeColor="text1"/>
+        </w:rPr>
+      </w:pPr>
+      <w:r>
+        <w:rPr>
+          <w:i w:val="0"/>
+          <w:iCs w:val="0"/>
+          <w:color w:val="000000" w:themeColor="text1"/>
+        </w:rPr>
+        <w:t>Bloque D: venta, pagos, boletos y reembolsos</w:t>
+      </w:r>
+    </w:p>
+    <w:tbl>
+      <w:tblPr>
+        <w:tblStyle w:val="Tablaconcuadrcula"/>
+        <w:tblW w:w="9360" w:type="dxa"/>
+        <w:tblLook w:val="04A0" w:firstRow="1" w:lastRow="0" w:firstColumn="1" w:lastColumn="0" w:noHBand="0" w:noVBand="1"/>
+      </w:tblPr>
+      <w:tblGrid>
+        <w:gridCol w:w="1900"/>
+        <w:gridCol w:w="4200"/>
+        <w:gridCol w:w="3260"/>
+      </w:tblGrid>
+      <w:tr>
+        <w:tc>
+          <w:tcPr>
+            <w:tcW w:w="1900" w:type="dxa"/>
+            <w:shd w:val="clear" w:color="auto" w:fill="153D63" w:themeFill="text2" w:themeFillTint="E6"/>
+          </w:tcPr>
+          <w:p>
+            <w:r>
+              <w:rPr>
+                <w:b/>
+                <w:bCs/>
+              </w:rPr>
+              <w:t>Tabla</w:t>
+            </w:r>
+          </w:p>
+        </w:tc>
+        <w:tc>
+          <w:tcPr>
+            <w:tcW w:w="4200" w:type="dxa"/>
+            <w:shd w:val="clear" w:color="auto" w:fill="153D63" w:themeFill="text2" w:themeFillTint="E6"/>
+          </w:tcPr>
+          <w:p>
+            <w:r>
+              <w:rPr>
+                <w:b/>
+                <w:bCs/>
+              </w:rPr>
+              <w:t>Columnas</w:t>
+            </w:r>
+          </w:p>
+        </w:tc>
+        <w:tc>
+          <w:tcPr>
+            <w:tcW w:w="3260" w:type="dxa"/>
+            <w:shd w:val="clear" w:color="auto" w:fill="153D63" w:themeFill="text2" w:themeFillTint="E6"/>
+          </w:tcPr>
+          <w:p>
+            <w:r>
+              <w:rPr>
+                <w:b/>
+                <w:bCs/>
+              </w:rPr>
+              <w:t>Restricciones</w:t>
+            </w:r>
+          </w:p>
+        </w:tc>
+      </w:tr>
+      <w:tr>
+        <w:tc>
+          <w:tcPr>
+            <w:tcW w:w="1900" w:type="dxa"/>
+          </w:tcPr>
+          <w:p>
+            <w:proofErr w:type="spellStart"/>
+            <w:r>
+              <w:rPr>
+                <w:b/>
+                <w:bCs/>
+              </w:rPr>
+              <w:t>metodo_pago</w:t>
+            </w:r>
+            <w:proofErr w:type="spellEnd"/>
+          </w:p>
+        </w:tc>
+        <w:tc>
+          <w:tcPr>
+            <w:tcW w:w="4200" w:type="dxa"/>
+          </w:tcPr>
+          <w:p>
+            <w:proofErr w:type="spellStart"/>
+            <w:r>
+              <w:t>metodo_pago_id</w:t>
+            </w:r>
+            <w:proofErr w:type="spellEnd"/>
+            <w:r>
+              <w:t xml:space="preserve"> (PK), nombre</w:t>
+            </w:r>
+          </w:p>
+        </w:tc>
+        <w:tc>
+          <w:tcPr>
+            <w:tcW w:w="3260" w:type="dxa"/>
+          </w:tcPr>
+          <w:p>
+            <w:r>
+              <w:t>nombre único</w:t>
+            </w:r>
+          </w:p>
+        </w:tc>
+      </w:tr>
+      <w:tr>
+        <w:tc>
+          <w:tcPr>
+            <w:tcW w:w="1900" w:type="dxa"/>
+          </w:tcPr>
+          <w:p>
+            <w:r>
+              <w:rPr>
+                <w:b/>
+                <w:bCs/>
+              </w:rPr>
+              <w:t>compra</w:t>
+            </w:r>
+          </w:p>
+        </w:tc>
+        <w:tc>
+          <w:tcPr>
+            <w:tcW w:w="4200" w:type="dxa"/>
+          </w:tcPr>
+          <w:p>
+            <w:proofErr w:type="spellStart"/>
+            <w:r>
+              <w:t>compra_id</w:t>
+            </w:r>
+            <w:proofErr w:type="spellEnd"/>
+            <w:r>
+              <w:t xml:space="preserve"> (PK), </w:t>
+            </w:r>
+            <w:proofErr w:type="spellStart"/>
+            <w:r>
+              <w:t>usuario_id</w:t>
+            </w:r>
+            <w:proofErr w:type="spellEnd"/>
+            <w:r>
+              <w:t xml:space="preserve"> (FK, nulo), </w:t>
+            </w:r>
+            <w:proofErr w:type="spellStart"/>
+            <w:r>
+              <w:t>vendedor_id</w:t>
+            </w:r>
+            <w:proofErr w:type="spellEnd"/>
+            <w:r>
+              <w:t xml:space="preserve"> (FK, nulo), canal, estado, subtotal, descuento, </w:t>
+            </w:r>
+            <w:proofErr w:type="spellStart"/>
+            <w:r>
+              <w:t>cargo_servicio</w:t>
+            </w:r>
+            <w:proofErr w:type="spellEnd"/>
+            <w:r>
+              <w:t xml:space="preserve">, total, </w:t>
+            </w:r>
+            <w:proofErr w:type="spellStart"/>
+            <w:r>
+              <w:t>fecha_creacion</w:t>
+            </w:r>
+            <w:proofErr w:type="spellEnd"/>
+          </w:p>
+        </w:tc>
+        <w:tc>
+          <w:tcPr>
+            <w:tcW w:w="3260" w:type="dxa"/>
+          </w:tcPr>
+          <w:p>
+            <w:r>
+              <w:t xml:space="preserve">total = subtotal - descuento + </w:t>
+            </w:r>
+            <w:proofErr w:type="spellStart"/>
+            <w:r>
+              <w:t>cargo_servicio</w:t>
+            </w:r>
+            <w:proofErr w:type="spellEnd"/>
+            <w:r>
+              <w:t xml:space="preserve"> (RN-08); canal online exige usuario; canal taquilla exige vendedor</w:t>
+            </w:r>
+          </w:p>
+        </w:tc>
+      </w:tr>
+      <w:tr>
+        <w:tc>
+          <w:tcPr>
+            <w:tcW w:w="1900" w:type="dxa"/>
+          </w:tcPr>
+          <w:p>
+            <w:r>
+              <w:rPr>
+                <w:b/>
+                <w:bCs/>
+              </w:rPr>
+              <w:t>pago</w:t>
+            </w:r>
+          </w:p>
+        </w:tc>
+        <w:tc>
+          <w:tcPr>
+            <w:tcW w:w="4200" w:type="dxa"/>
+          </w:tcPr>
+          <w:p>
+            <w:proofErr w:type="spellStart"/>
+            <w:r>
+              <w:t>pago_id</w:t>
+            </w:r>
+            <w:proofErr w:type="spellEnd"/>
+            <w:r>
+              <w:t xml:space="preserve"> (PK), </w:t>
+            </w:r>
+            <w:proofErr w:type="spellStart"/>
+            <w:r>
+              <w:t>compra_id</w:t>
+            </w:r>
+            <w:proofErr w:type="spellEnd"/>
+            <w:r>
+              <w:t xml:space="preserve"> (FK), </w:t>
+            </w:r>
+            <w:proofErr w:type="spellStart"/>
+            <w:r>
+              <w:t>metodo_pago_id</w:t>
+            </w:r>
+            <w:proofErr w:type="spellEnd"/>
+            <w:r>
+              <w:t xml:space="preserve"> (FK), monto, estado, </w:t>
+            </w:r>
+            <w:proofErr w:type="spellStart"/>
+            <w:r>
+              <w:t>referencia_pasarela</w:t>
+            </w:r>
+            <w:proofErr w:type="spellEnd"/>
+            <w:r>
+              <w:t>, fecha</w:t>
+            </w:r>
+          </w:p>
+        </w:tc>
+        <w:tc>
+          <w:tcPr>
+            <w:tcW w:w="3260" w:type="dxa"/>
+          </w:tcPr>
+          <w:p>
+            <w:proofErr w:type="spellStart"/>
+            <w:r>
+              <w:t>compra_id</w:t>
+            </w:r>
+            <w:proofErr w:type="spellEnd"/>
+            <w:r>
+              <w:t xml:space="preserve"> único (relación 1:1); sin datos de tarjeta ni CVV (RN-09)</w:t>
+            </w:r>
+          </w:p>
+        </w:tc>
+      </w:tr>
+      <w:tr>
+        <w:tc>
+          <w:tcPr>
+            <w:tcW w:w="1900" w:type="dxa"/>
+          </w:tcPr>
+          <w:p>
+            <w:r>
+              <w:rPr>
+                <w:b/>
+                <w:bCs/>
+              </w:rPr>
+              <w:t>boleto</w:t>
+            </w:r>
+          </w:p>
+        </w:tc>
+        <w:tc>
+          <w:tcPr>
+            <w:tcW w:w="4200" w:type="dxa"/>
+          </w:tcPr>
+          <w:p>
+            <w:proofErr w:type="spellStart"/>
+            <w:r>
+              <w:t>boleto_id</w:t>
+            </w:r>
+            <w:proofErr w:type="spellEnd"/>
+            <w:r>
+              <w:t xml:space="preserve"> (PK), </w:t>
+            </w:r>
+            <w:proofErr w:type="spellStart"/>
+            <w:r>
+              <w:t>compra_id</w:t>
+            </w:r>
+            <w:proofErr w:type="spellEnd"/>
+            <w:r>
+              <w:t xml:space="preserve"> (FK), </w:t>
+            </w:r>
+            <w:proofErr w:type="spellStart"/>
+            <w:r>
+              <w:t>funcion_id</w:t>
+            </w:r>
+            <w:proofErr w:type="spellEnd"/>
+            <w:r>
+              <w:t xml:space="preserve">, </w:t>
+            </w:r>
+            <w:proofErr w:type="spellStart"/>
+            <w:r>
+              <w:t>asiento_id</w:t>
+            </w:r>
+            <w:proofErr w:type="spellEnd"/>
+            <w:r>
+              <w:t xml:space="preserve">, </w:t>
+            </w:r>
+            <w:proofErr w:type="spellStart"/>
+            <w:r>
+              <w:t>tipo_entrada_id</w:t>
+            </w:r>
+            <w:proofErr w:type="spellEnd"/>
+            <w:r>
+              <w:t xml:space="preserve"> (FK), </w:t>
+            </w:r>
+            <w:proofErr w:type="spellStart"/>
+            <w:r>
+              <w:t>promocion_id</w:t>
+            </w:r>
+            <w:proofErr w:type="spellEnd"/>
+            <w:r>
+              <w:t xml:space="preserve"> (FK, nulo), </w:t>
+            </w:r>
+            <w:proofErr w:type="spellStart"/>
+            <w:r>
+              <w:t>precio_final</w:t>
+            </w:r>
+            <w:proofErr w:type="spellEnd"/>
+            <w:r>
+              <w:t xml:space="preserve">, </w:t>
+            </w:r>
+            <w:proofErr w:type="spellStart"/>
+            <w:r>
+              <w:t>codigo_qr</w:t>
+            </w:r>
+            <w:proofErr w:type="spellEnd"/>
+            <w:r>
+              <w:t xml:space="preserve"> (nulo), estado, </w:t>
+            </w:r>
+            <w:proofErr w:type="spellStart"/>
+            <w:r>
+              <w:t>fecha_emision</w:t>
+            </w:r>
+            <w:proofErr w:type="spellEnd"/>
+            <w:r>
+              <w:t xml:space="preserve">, </w:t>
+            </w:r>
+            <w:proofErr w:type="spellStart"/>
+            <w:r>
+              <w:t>fecha_uso</w:t>
+            </w:r>
+            <w:proofErr w:type="spellEnd"/>
+          </w:p>
+        </w:tc>
+        <w:tc>
+          <w:tcPr>
+            <w:tcW w:w="3260" w:type="dxa"/>
+          </w:tcPr>
+          <w:p>
+            <w:r>
+              <w:t>FK compuesta (</w:t>
+            </w:r>
+            <w:proofErr w:type="spellStart"/>
+            <w:r>
+              <w:t>funcion_id</w:t>
+            </w:r>
+            <w:proofErr w:type="spellEnd"/>
+            <w:r>
+              <w:t xml:space="preserve">, </w:t>
+            </w:r>
+            <w:proofErr w:type="spellStart"/>
+            <w:r>
+              <w:t>asiento_id</w:t>
+            </w:r>
+            <w:proofErr w:type="spellEnd"/>
+            <w:r>
+              <w:t xml:space="preserve">) hacia </w:t>
+            </w:r>
+            <w:proofErr w:type="spellStart"/>
+            <w:r>
+              <w:t>funcion_asiento</w:t>
+            </w:r>
+            <w:proofErr w:type="spellEnd"/>
+            <w:r>
+              <w:t xml:space="preserve">; </w:t>
+            </w:r>
+            <w:proofErr w:type="spellStart"/>
+            <w:r>
+              <w:t>codigo_qr</w:t>
+            </w:r>
+            <w:proofErr w:type="spellEnd"/>
+            <w:r>
+              <w:t xml:space="preserve"> único; estado válido o usado exige QR (RN-11, RN-12); índice único parcial (</w:t>
+            </w:r>
+            <w:proofErr w:type="spellStart"/>
+            <w:r>
+              <w:t>funcion_id</w:t>
+            </w:r>
+            <w:proofErr w:type="spellEnd"/>
+            <w:r>
+              <w:t xml:space="preserve">, </w:t>
+            </w:r>
+            <w:proofErr w:type="spellStart"/>
+            <w:r>
+              <w:t>asiento_id</w:t>
+            </w:r>
+            <w:proofErr w:type="spellEnd"/>
+            <w:r>
+              <w:t>) donde estado &lt;&gt; anulado</w:t>
+            </w:r>
+          </w:p>
+        </w:tc>
+      </w:tr>
+      <w:tr>
+        <w:tc>
+          <w:tcPr>
+            <w:tcW w:w="1900" w:type="dxa"/>
+          </w:tcPr>
+          <w:p>
+            <w:r>
+              <w:rPr>
+                <w:b/>
+                <w:bCs/>
+              </w:rPr>
+              <w:t>reembolso</w:t>
+            </w:r>
+          </w:p>
+        </w:tc>
+        <w:tc>
+          <w:tcPr>
+            <w:tcW w:w="4200" w:type="dxa"/>
+          </w:tcPr>
+          <w:p>
+            <w:proofErr w:type="spellStart"/>
+            <w:r>
+              <w:t>reembolso_id</w:t>
+            </w:r>
+            <w:proofErr w:type="spellEnd"/>
+            <w:r>
+              <w:t xml:space="preserve"> (PK), </w:t>
+            </w:r>
+            <w:proofErr w:type="spellStart"/>
+            <w:r>
+              <w:t>boleto_id</w:t>
+            </w:r>
+            <w:proofErr w:type="spellEnd"/>
+            <w:r>
+              <w:t xml:space="preserve"> (FK), monto, motivo, forzado, </w:t>
+            </w:r>
+            <w:proofErr w:type="spellStart"/>
+            <w:r>
+              <w:t>autorizado_por</w:t>
+            </w:r>
+            <w:proofErr w:type="spellEnd"/>
+            <w:r>
+              <w:t xml:space="preserve"> (FK), fecha</w:t>
+            </w:r>
+          </w:p>
+        </w:tc>
+        <w:tc>
+          <w:tcPr>
+            <w:tcW w:w="3260" w:type="dxa"/>
+          </w:tcPr>
+          <w:p>
+            <w:r>
+              <w:t>monto &gt; 0</w:t>
+            </w:r>
+          </w:p>
+        </w:tc>
+      </w:tr>
+    </w:tbl>
+    <w:p>
+      <w:pPr>
+        <w:spacing w:after="120"/>
+      </w:pPr>
+    </w:p>
+    <w:p>
+      <w:pPr>
+        <w:pStyle w:val="Ttulo4"/>
+        <w:rPr>
+          <w:i w:val="0"/>
+          <w:iCs w:val="0"/>
+          <w:color w:val="000000" w:themeColor="text1"/>
+        </w:rPr>
+      </w:pPr>
+      <w:r>
+        <w:rPr>
+          <w:i w:val="0"/>
+          <w:iCs w:val="0"/>
+          <w:color w:val="000000" w:themeColor="text1"/>
+        </w:rPr>
+        <w:t>Bloque E: logs de auditoría (retención de 5 años)</w:t>
+      </w:r>
+    </w:p>
+    <w:p>
+      <w:pPr>
+        <w:spacing w:after="120"/>
+      </w:pPr>
+      <w:r>
+        <w:t>Cuatro tablas particionadas por año (2026 a 2031), con llave primaria (</w:t>
+      </w:r>
+      <w:proofErr w:type="spellStart"/>
+      <w:r>
+        <w:t>log_id</w:t>
+      </w:r>
+      <w:proofErr w:type="spellEnd"/>
+      <w:r>
+        <w:t>, fecha) y sin llaves foráneas, para que escribir en ellas sea rápido.</w:t>
+      </w:r>
+    </w:p>
+    <w:tbl>
+      <w:tblPr>
+        <w:tblStyle w:val="Tablaconcuadrcula"/>
+        <w:tblW w:w="9360" w:type="dxa"/>
+        <w:tblLook w:val="04A0" w:firstRow="1" w:lastRow="0" w:firstColumn="1" w:lastColumn="0" w:noHBand="0" w:noVBand="1"/>
+      </w:tblPr>
+      <w:tblGrid>
+        <w:gridCol w:w="2600"/>
+        <w:gridCol w:w="6760"/>
+      </w:tblGrid>
+      <w:tr>
+        <w:tc>
+          <w:tcPr>
+            <w:tcW w:w="2600" w:type="dxa"/>
+            <w:shd w:val="clear" w:color="auto" w:fill="153D63" w:themeFill="text2" w:themeFillTint="E6"/>
+          </w:tcPr>
+          <w:p>
+            <w:r>
+              <w:rPr>
+                <w:b/>
+                <w:bCs/>
+              </w:rPr>
+              <w:t>Tabla</w:t>
+            </w:r>
+          </w:p>
+        </w:tc>
+        <w:tc>
+          <w:tcPr>
+            <w:tcW w:w="6760" w:type="dxa"/>
+            <w:shd w:val="clear" w:color="auto" w:fill="153D63" w:themeFill="text2" w:themeFillTint="E6"/>
+          </w:tcPr>
+          <w:p>
+            <w:r>
+              <w:rPr>
+                <w:b/>
+                <w:bCs/>
+              </w:rPr>
+              <w:t>Columnas principales</w:t>
+            </w:r>
+          </w:p>
+        </w:tc>
+      </w:tr>
+      <w:tr>
+        <w:tc>
+          <w:tcPr>
+            <w:tcW w:w="2600" w:type="dxa"/>
+          </w:tcPr>
+          <w:p>
+            <w:proofErr w:type="spellStart"/>
+            <w:r>
+              <w:rPr>
+                <w:b/>
+                <w:bCs/>
+              </w:rPr>
+              <w:t>transaccion_log</w:t>
+            </w:r>
+            <w:proofErr w:type="spellEnd"/>
+          </w:p>
+        </w:tc>
+        <w:tc>
+          <w:tcPr>
+            <w:tcW w:w="6760" w:type="dxa"/>
+          </w:tcPr>
+          <w:p>
+            <w:proofErr w:type="spellStart"/>
+            <w:r>
+              <w:t>log_id</w:t>
+            </w:r>
+            <w:proofErr w:type="spellEnd"/>
+            <w:r>
+              <w:t xml:space="preserve">, </w:t>
+            </w:r>
+            <w:proofErr w:type="spellStart"/>
+            <w:r>
+              <w:t>compra_id</w:t>
+            </w:r>
+            <w:proofErr w:type="spellEnd"/>
+            <w:r>
+              <w:t xml:space="preserve">, </w:t>
+            </w:r>
+            <w:proofErr w:type="spellStart"/>
+            <w:r>
+              <w:t>pago_id</w:t>
+            </w:r>
+            <w:proofErr w:type="spellEnd"/>
+            <w:r>
+              <w:t>, evento, monto, impuesto, resultado, fecha</w:t>
+            </w:r>
+          </w:p>
+        </w:tc>
+      </w:tr>
+      <w:tr>
+        <w:tc>
+          <w:tcPr>
+            <w:tcW w:w="2600" w:type="dxa"/>
+          </w:tcPr>
+          <w:p>
+            <w:proofErr w:type="spellStart"/>
+            <w:r>
+              <w:rPr>
+                <w:b/>
+                <w:bCs/>
+              </w:rPr>
+              <w:t>asiento_auditoria_log</w:t>
+            </w:r>
+            <w:proofErr w:type="spellEnd"/>
+          </w:p>
+        </w:tc>
+        <w:tc>
+          <w:tcPr>
+            <w:tcW w:w="6760" w:type="dxa"/>
+          </w:tcPr>
+          <w:p>
+            <w:proofErr w:type="spellStart"/>
+            <w:r>
+              <w:t>log_id</w:t>
+            </w:r>
+            <w:proofErr w:type="spellEnd"/>
+            <w:r>
+              <w:t xml:space="preserve">, </w:t>
+            </w:r>
+            <w:proofErr w:type="spellStart"/>
+            <w:r>
+              <w:t>funcion_id</w:t>
+            </w:r>
+            <w:proofErr w:type="spellEnd"/>
+            <w:r>
+              <w:t xml:space="preserve">, </w:t>
+            </w:r>
+            <w:proofErr w:type="spellStart"/>
+            <w:r>
+              <w:t>asiento_id</w:t>
+            </w:r>
+            <w:proofErr w:type="spellEnd"/>
+            <w:r>
+              <w:t xml:space="preserve">, </w:t>
+            </w:r>
+            <w:proofErr w:type="spellStart"/>
+            <w:r>
+              <w:t>usuario_id</w:t>
+            </w:r>
+            <w:proofErr w:type="spellEnd"/>
+            <w:r>
+              <w:t>, evento, fecha</w:t>
+            </w:r>
+          </w:p>
+        </w:tc>
+      </w:tr>
+      <w:tr>
+        <w:tc>
+          <w:tcPr>
+            <w:tcW w:w="2600" w:type="dxa"/>
+          </w:tcPr>
+          <w:p>
+            <w:proofErr w:type="spellStart"/>
+            <w:r>
+              <w:rPr>
+                <w:b/>
+                <w:bCs/>
+              </w:rPr>
+              <w:t>acceso_puerta_log</w:t>
+            </w:r>
+            <w:proofErr w:type="spellEnd"/>
+          </w:p>
+        </w:tc>
+        <w:tc>
+          <w:tcPr>
+            <w:tcW w:w="6760" w:type="dxa"/>
+          </w:tcPr>
+          <w:p>
+            <w:proofErr w:type="spellStart"/>
+            <w:r>
+              <w:t>log_id</w:t>
+            </w:r>
+            <w:proofErr w:type="spellEnd"/>
+            <w:r>
+              <w:t xml:space="preserve">, </w:t>
+            </w:r>
+            <w:proofErr w:type="spellStart"/>
+            <w:r>
+              <w:t>boleto_id</w:t>
+            </w:r>
+            <w:proofErr w:type="spellEnd"/>
+            <w:r>
+              <w:t xml:space="preserve">, </w:t>
+            </w:r>
+            <w:proofErr w:type="spellStart"/>
+            <w:r>
+              <w:t>codigo_qr</w:t>
+            </w:r>
+            <w:proofErr w:type="spellEnd"/>
+            <w:r>
+              <w:t>, puerta, resultado, fecha</w:t>
+            </w:r>
+          </w:p>
+        </w:tc>
+      </w:tr>
+      <w:tr>
+        <w:tc>
+          <w:tcPr>
+            <w:tcW w:w="2600" w:type="dxa"/>
+          </w:tcPr>
+          <w:p>
+            <w:proofErr w:type="spellStart"/>
+            <w:r>
+              <w:rPr>
+                <w:b/>
+                <w:bCs/>
+              </w:rPr>
+              <w:t>admin_operacion_audit</w:t>
+            </w:r>
+            <w:proofErr w:type="spellEnd"/>
+          </w:p>
+        </w:tc>
+        <w:tc>
+          <w:tcPr>
+            <w:tcW w:w="6760" w:type="dxa"/>
+          </w:tcPr>
+          <w:p>
+            <w:proofErr w:type="spellStart"/>
+            <w:r>
+              <w:t>log_id</w:t>
+            </w:r>
+            <w:proofErr w:type="spellEnd"/>
+            <w:r>
+              <w:t xml:space="preserve">, </w:t>
+            </w:r>
+            <w:proofErr w:type="spellStart"/>
+            <w:r>
+              <w:t>usuario_id</w:t>
+            </w:r>
+            <w:proofErr w:type="spellEnd"/>
+            <w:r>
+              <w:t xml:space="preserve">, </w:t>
+            </w:r>
+            <w:proofErr w:type="spellStart"/>
+            <w:r>
+              <w:t>rol_id</w:t>
+            </w:r>
+            <w:proofErr w:type="spellEnd"/>
+            <w:r>
+              <w:t xml:space="preserve">, </w:t>
+            </w:r>
+            <w:proofErr w:type="spellStart"/>
+            <w:r>
+              <w:t>ip</w:t>
+            </w:r>
+            <w:proofErr w:type="spellEnd"/>
+            <w:r>
+              <w:t xml:space="preserve">, </w:t>
+            </w:r>
+            <w:proofErr w:type="spellStart"/>
+            <w:r>
+              <w:t>accion</w:t>
+            </w:r>
+            <w:proofErr w:type="spellEnd"/>
+            <w:r>
+              <w:t xml:space="preserve">, </w:t>
+            </w:r>
+            <w:proofErr w:type="spellStart"/>
+            <w:r>
+              <w:t>tabla_afectada</w:t>
+            </w:r>
+            <w:proofErr w:type="spellEnd"/>
+            <w:r>
+              <w:t xml:space="preserve">, </w:t>
+            </w:r>
+            <w:proofErr w:type="spellStart"/>
+            <w:r>
+              <w:t>registro_id</w:t>
+            </w:r>
+            <w:proofErr w:type="spellEnd"/>
+            <w:r>
+              <w:t>, detalle (JSONB), fecha</w:t>
+            </w:r>
+          </w:p>
+        </w:tc>
+      </w:tr>
+    </w:tbl>
+    <w:p>
+      <w:pPr>
+        <w:pStyle w:val="Ttulo3"/>
+        <w:rPr>
+          <w:b/>
+          <w:bCs/>
+          <w:color w:val="000000" w:themeColor="text1"/>
+          <w:sz w:val="22"/>
+          <w:szCs w:val="22"/>
+        </w:rPr>
+      </w:pPr>
+      <w:r>
+        <w:rPr>
+          <w:b/>
+          <w:bCs/>
+          <w:color w:val="000000" w:themeColor="text1"/>
+          <w:sz w:val="22"/>
+          <w:szCs w:val="22"/>
+        </w:rPr>
+        <w:t>Normalización</w:t>
+      </w:r>
+    </w:p>
+    <w:p>
+      <w:pPr>
+        <w:spacing w:after="120"/>
+        <w:rPr>
+          <w:color w:val="000000" w:themeColor="text1"/>
+        </w:rPr>
+      </w:pPr>
+      <w:r>
+        <w:rPr>
+          <w:color w:val="000000" w:themeColor="text1"/>
+        </w:rPr>
+        <w:t>Todas las tablas están en tercera forma normal (3FN): cada columna que no es llave depende solo de la llave de su tabla. Hay dos redundancias deliberadas, protegidas con llaves compuestas:</w:t>
+      </w:r>
+    </w:p>
+    <w:p>
+      <w:pPr>
+        <w:pStyle w:val="Prrafodelista"/>
+        <w:numPr>
+          <w:ilvl w:val="0"/>
+          <w:numId w:val="6"/>
+        </w:numPr>
+        <w:spacing w:after="120"/>
+        <w:rPr>
+          <w:color w:val="000000" w:themeColor="text1"/>
+        </w:rPr>
+      </w:pPr>
+      <w:proofErr w:type="spellStart"/>
+      <w:proofErr w:type="gramStart"/>
+      <w:r>
+        <w:rPr>
+          <w:color w:val="000000" w:themeColor="text1"/>
+        </w:rPr>
+        <w:t>asiento.sala</w:t>
+      </w:r>
+      <w:proofErr w:type="gramEnd"/>
+      <w:r>
+        <w:rPr>
+          <w:color w:val="000000" w:themeColor="text1"/>
+        </w:rPr>
+        <w:t>_id</w:t>
+      </w:r>
+      <w:proofErr w:type="spellEnd"/>
+      <w:r>
+        <w:rPr>
+          <w:color w:val="000000" w:themeColor="text1"/>
+        </w:rPr>
+        <w:t xml:space="preserve"> (se podría deducir de zona): permite la restricción única (</w:t>
+      </w:r>
+      <w:proofErr w:type="spellStart"/>
+      <w:r>
+        <w:rPr>
+          <w:color w:val="000000" w:themeColor="text1"/>
+        </w:rPr>
+        <w:t>sala_id</w:t>
+      </w:r>
+      <w:proofErr w:type="spellEnd"/>
+      <w:r>
+        <w:rPr>
+          <w:color w:val="000000" w:themeColor="text1"/>
+        </w:rPr>
+        <w:t>, fila, numero), y la llave foránea compuesta evita que la zona pertenezca a otra sala.</w:t>
+      </w:r>
+    </w:p>
+    <w:p>
+      <w:pPr>
+        <w:pStyle w:val="Prrafodelista"/>
+        <w:numPr>
+          <w:ilvl w:val="0"/>
+          <w:numId w:val="6"/>
+        </w:numPr>
+        <w:spacing w:after="120"/>
+        <w:rPr>
+          <w:color w:val="000000" w:themeColor="text1"/>
+        </w:rPr>
+      </w:pPr>
+      <w:proofErr w:type="spellStart"/>
+      <w:r>
+        <w:rPr>
+          <w:color w:val="000000" w:themeColor="text1"/>
+        </w:rPr>
+        <w:t>funcion_</w:t>
+      </w:r>
+      <w:proofErr w:type="gramStart"/>
+      <w:r>
+        <w:rPr>
+          <w:color w:val="000000" w:themeColor="text1"/>
+        </w:rPr>
+        <w:t>asiento.sala</w:t>
+      </w:r>
+      <w:proofErr w:type="gramEnd"/>
+      <w:r>
+        <w:rPr>
+          <w:color w:val="000000" w:themeColor="text1"/>
+        </w:rPr>
+        <w:t>_id</w:t>
+      </w:r>
+      <w:proofErr w:type="spellEnd"/>
+      <w:r>
+        <w:rPr>
+          <w:color w:val="000000" w:themeColor="text1"/>
+        </w:rPr>
+        <w:t xml:space="preserve"> (se podría deducir de </w:t>
+      </w:r>
+      <w:proofErr w:type="spellStart"/>
+      <w:r>
+        <w:rPr>
+          <w:color w:val="000000" w:themeColor="text1"/>
+        </w:rPr>
+        <w:t>funcion</w:t>
+      </w:r>
+      <w:proofErr w:type="spellEnd"/>
+      <w:r>
+        <w:rPr>
+          <w:color w:val="000000" w:themeColor="text1"/>
+        </w:rPr>
+        <w:t xml:space="preserve"> y asiento): garantiza que un asiento solo se asigne a funciones de su misma sala.</w:t>
+      </w:r>
+    </w:p>
+    <w:p/>
+    <w:p>
+      <w:pPr>
+        <w:pStyle w:val="Ttulo3"/>
+        <w:rPr>
+          <w:b/>
+          <w:bCs/>
+          <w:color w:val="000000" w:themeColor="text1"/>
+          <w:sz w:val="22"/>
+          <w:szCs w:val="22"/>
+        </w:rPr>
+      </w:pPr>
+      <w:r>
+        <w:rPr>
+          <w:b/>
+          <w:bCs/>
+          <w:color w:val="000000" w:themeColor="text1"/>
+          <w:sz w:val="22"/>
+          <w:szCs w:val="22"/>
+        </w:rPr>
+        <w:t>Supuestos de diseño</w:t>
+      </w:r>
+    </w:p>
+    <w:p>
+      <w:pPr>
+        <w:spacing w:after="120"/>
+        <w:rPr>
+          <w:color w:val="000000" w:themeColor="text1"/>
+        </w:rPr>
+      </w:pPr>
+      <w:r>
+        <w:rPr>
+          <w:color w:val="000000" w:themeColor="text1"/>
+        </w:rPr>
+        <w:t>El enunciado no define estos puntos, por lo que se tomaron las siguientes decisiones:</w:t>
+      </w:r>
+    </w:p>
+    <w:p>
+      <w:pPr>
+        <w:pStyle w:val="Prrafodelista"/>
+        <w:numPr>
+          <w:ilvl w:val="0"/>
+          <w:numId w:val="7"/>
+        </w:numPr>
+        <w:spacing w:after="80" w:line="240" w:lineRule="auto"/>
+        <w:contextualSpacing w:val="0"/>
+        <w:rPr>
+          <w:color w:val="000000" w:themeColor="text1"/>
+        </w:rPr>
+      </w:pPr>
+      <w:r>
+        <w:rPr>
+          <w:color w:val="000000" w:themeColor="text1"/>
+        </w:rPr>
+        <w:t>Las tarifas se definen por función, zona y tipo de entrada.</w:t>
+      </w:r>
+    </w:p>
+    <w:p>
+      <w:pPr>
+        <w:pStyle w:val="Prrafodelista"/>
+        <w:numPr>
+          <w:ilvl w:val="0"/>
+          <w:numId w:val="7"/>
+        </w:numPr>
+        <w:spacing w:after="80" w:line="240" w:lineRule="auto"/>
+        <w:contextualSpacing w:val="0"/>
+        <w:rPr>
+          <w:color w:val="000000" w:themeColor="text1"/>
+        </w:rPr>
+      </w:pPr>
+      <w:r>
+        <w:rPr>
+          <w:color w:val="000000" w:themeColor="text1"/>
+        </w:rPr>
+        <w:t xml:space="preserve">Una compra tiene un solo pago (relación 1:1); los intentos fallidos quedan registrados en </w:t>
+      </w:r>
+      <w:proofErr w:type="spellStart"/>
+      <w:r>
+        <w:rPr>
+          <w:color w:val="000000" w:themeColor="text1"/>
+        </w:rPr>
+        <w:t>transaccion_log</w:t>
+      </w:r>
+      <w:proofErr w:type="spellEnd"/>
+      <w:r>
+        <w:rPr>
+          <w:color w:val="000000" w:themeColor="text1"/>
+        </w:rPr>
+        <w:t>.</w:t>
+      </w:r>
+    </w:p>
+    <w:p>
+      <w:pPr>
+        <w:pStyle w:val="Prrafodelista"/>
+        <w:numPr>
+          <w:ilvl w:val="0"/>
+          <w:numId w:val="7"/>
+        </w:numPr>
+        <w:spacing w:after="80" w:line="240" w:lineRule="auto"/>
+        <w:contextualSpacing w:val="0"/>
+        <w:rPr>
+          <w:color w:val="000000" w:themeColor="text1"/>
+        </w:rPr>
+      </w:pPr>
+      <w:r>
+        <w:rPr>
+          <w:color w:val="000000" w:themeColor="text1"/>
+        </w:rPr>
+        <w:t xml:space="preserve">La puerta de acceso se registra como texto en </w:t>
+      </w:r>
+      <w:proofErr w:type="spellStart"/>
+      <w:r>
+        <w:rPr>
+          <w:color w:val="000000" w:themeColor="text1"/>
+        </w:rPr>
+        <w:t>acceso_puerta_log</w:t>
+      </w:r>
+      <w:proofErr w:type="spellEnd"/>
+      <w:r>
+        <w:rPr>
+          <w:color w:val="000000" w:themeColor="text1"/>
+        </w:rPr>
+        <w:t>.</w:t>
+      </w:r>
+    </w:p>
+    <w:p>
+      <w:pPr>
+        <w:pStyle w:val="Prrafodelista"/>
+        <w:numPr>
+          <w:ilvl w:val="0"/>
+          <w:numId w:val="7"/>
+        </w:numPr>
+        <w:spacing w:after="80" w:line="240" w:lineRule="auto"/>
+        <w:contextualSpacing w:val="0"/>
+        <w:rPr>
+          <w:color w:val="000000" w:themeColor="text1"/>
+        </w:rPr>
+      </w:pPr>
+      <w:r>
+        <w:rPr>
+          <w:color w:val="000000" w:themeColor="text1"/>
+        </w:rPr>
+        <w:t>Los logs no usan llaves foráneas, por rendimiento de escritura.</w:t>
+      </w:r>
+    </w:p>
+    <w:p>
+      <w:pPr>
+        <w:pStyle w:val="Prrafodelista"/>
+        <w:numPr>
+          <w:ilvl w:val="0"/>
+          <w:numId w:val="7"/>
+        </w:numPr>
+        <w:spacing w:after="80" w:line="240" w:lineRule="auto"/>
+        <w:contextualSpacing w:val="0"/>
+        <w:rPr>
+          <w:color w:val="000000" w:themeColor="text1"/>
+        </w:rPr>
+      </w:pPr>
+      <w:r>
+        <w:rPr>
+          <w:color w:val="000000" w:themeColor="text1"/>
+        </w:rPr>
+        <w:t xml:space="preserve">Los valores de </w:t>
+      </w:r>
+      <w:proofErr w:type="spellStart"/>
+      <w:r>
+        <w:rPr>
+          <w:color w:val="000000" w:themeColor="text1"/>
+        </w:rPr>
+        <w:t>configuracion</w:t>
+      </w:r>
+      <w:proofErr w:type="spellEnd"/>
+      <w:r>
+        <w:rPr>
+          <w:color w:val="000000" w:themeColor="text1"/>
+        </w:rPr>
+        <w:t xml:space="preserve"> (máximo de asientos por compra, minutos de bloqueo, tolerancia de ingreso, límite de reembolso) son los ejemplos del enunciado y pueden cambiarse.</w:t>
+      </w:r>
+    </w:p>
+    <w:p>
+      <w:pPr>
+        <w:pStyle w:val="Prrafodelista"/>
+        <w:numPr>
+          <w:ilvl w:val="0"/>
+          <w:numId w:val="7"/>
+        </w:numPr>
+        <w:spacing w:after="80" w:line="240" w:lineRule="auto"/>
+        <w:contextualSpacing w:val="0"/>
+        <w:rPr>
+          <w:color w:val="000000" w:themeColor="text1"/>
+        </w:rPr>
+      </w:pPr>
+      <w:r>
+        <w:rPr>
+          <w:color w:val="000000" w:themeColor="text1"/>
+        </w:rPr>
+        <w:t>El estado "reservado" de RN-03 se trata igual que "bloqueado".</w:t>
+      </w:r>
+    </w:p>
+    <w:p>
+      <w:pPr>
+        <w:pStyle w:val="Ttulo2"/>
+        <w:rPr>
+          <w:b/>
+          <w:bCs/>
+          <w:color w:val="000000" w:themeColor="text1"/>
+          <w:sz w:val="20"/>
+          <w:szCs w:val="20"/>
+        </w:rPr>
+      </w:pPr>
+      <w:r>
+        <w:rPr>
+          <w:b/>
+          <w:bCs/>
+          <w:color w:val="000000" w:themeColor="text1"/>
+          <w:sz w:val="22"/>
+          <w:szCs w:val="22"/>
+        </w:rPr>
+        <w:t xml:space="preserve">4.3 Diseño físico </w:t>
+      </w:r>
+    </w:p>
+    <w:p>
+      <w:pPr>
+        <w:pStyle w:val="Ttulo2"/>
+        <w:rPr>
+          <w:b/>
+          <w:bCs/>
+          <w:color w:val="000000" w:themeColor="text1"/>
+          <w:sz w:val="20"/>
+          <w:szCs w:val="20"/>
+        </w:rPr>
+      </w:pPr>
+      <w:r>
+        <w:rPr>
+          <w:b/>
+          <w:bCs/>
+          <w:color w:val="000000" w:themeColor="text1"/>
+          <w:sz w:val="22"/>
+          <w:szCs w:val="22"/>
+        </w:rPr>
+        <w:t xml:space="preserve">4.4 Seguridad y roles </w:t>
+      </w:r>
+    </w:p>
+    <w:p>
+      <w:pPr>
+        <w:pStyle w:val="Ttulo1"/>
+        <w:rPr>
+          <w:rFonts w:cs="Arial"/>
+          <w:b/>
+          <w:bCs/>
+          <w:color w:val="000000" w:themeColor="text1"/>
+          <w:sz w:val="28"/>
+          <w:szCs w:val="28"/>
+        </w:rPr>
+      </w:pPr>
+      <w:r>
+        <w:rPr>
+          <w:rFonts w:cs="Arial"/>
+          <w:b/>
+          <w:bCs/>
+          <w:color w:val="000000" w:themeColor="text1"/>
+          <w:sz w:val="28"/>
+          <w:szCs w:val="28"/>
+        </w:rPr>
+        <w:t>5. Implementación y pruebas</w:t>
+      </w:r>
+    </w:p>
+    <w:p>
+      <w:r>
+        <w:t>5.1 DDL y restricciones</w:t>
+      </w:r>
+    </w:p>
+    <w:p>
+      <w:r>
+        <w:t xml:space="preserve">5.2 Transacciones, </w:t>
+      </w:r>
+      <w:proofErr w:type="spellStart"/>
+      <w:r>
+        <w:t>triggers</w:t>
+      </w:r>
+      <w:proofErr w:type="spellEnd"/>
+      <w:r>
+        <w:t xml:space="preserve"> y procedimientos</w:t>
+      </w:r>
+    </w:p>
+    <w:p>
+      <w:r>
+        <w:t>5.3 Prueba de concurrencia</w:t>
+      </w:r>
+    </w:p>
+    <w:p>
+      <w:r>
+        <w:t>5.4 Consultas analíticas</w:t>
+      </w:r>
+    </w:p>
+    <w:p>
+      <w:r>
+        <w:t>5.5 EXPLAIN ANALYZE</w:t>
+      </w:r>
+    </w:p>
+    <w:p>
+      <w:pPr>
+        <w:pStyle w:val="Ttulo1"/>
+        <w:rPr>
+          <w:b/>
+          <w:bCs/>
+          <w:color w:val="000000" w:themeColor="text1"/>
+          <w:sz w:val="28"/>
+          <w:szCs w:val="28"/>
+        </w:rPr>
+      </w:pPr>
+      <w:r>
+        <w:rPr>
+          <w:b/>
+          <w:bCs/>
+          <w:color w:val="000000" w:themeColor="text1"/>
+          <w:sz w:val="28"/>
+          <w:szCs w:val="28"/>
+        </w:rPr>
+        <w:t>6. Operación y mantenimiento</w:t>
+      </w:r>
+    </w:p>
+    <w:p>
+      <w:pPr>
+        <w:pStyle w:val="Ttulo1"/>
+        <w:rPr>
+          <w:b/>
+          <w:bCs/>
+          <w:color w:val="000000" w:themeColor="text1"/>
+          <w:sz w:val="28"/>
+          <w:szCs w:val="28"/>
+        </w:rPr>
+      </w:pPr>
+      <w:r>
+        <w:rPr>
+          <w:b/>
+          <w:bCs/>
+          <w:color w:val="000000" w:themeColor="text1"/>
+          <w:sz w:val="28"/>
+          <w:szCs w:val="28"/>
+        </w:rPr>
+        <w:t>7. Interfaz grafica</w:t>
+      </w:r>
+    </w:p>
+    <w:p>
+      <w:r>
+        <w:rPr>
+          <w:noProof/>
+        </w:rPr>
         <w:drawing>
           <wp:inline distT="0" distB="0" distL="0" distR="0" wp14:anchorId="7DBF8E05" wp14:editId="3F756186">
             <wp:extent cx="5612130" cy="2980690"/>
@@ -6079,7 +10850,7 @@
                     <pic:cNvPicPr/>
                   </pic:nvPicPr>
                   <pic:blipFill>
-                    <a:blip r:embed="rId6"/>
+                    <a:blip r:embed="rId7"/>
                     <a:stretch>
                       <a:fillRect/>
                     </a:stretch>
@@ -6104,6 +10875,9 @@
     <w:p/>
     <w:p>
       <w:r>
+        <w:rPr>
+          <w:noProof/>
+        </w:rPr>
         <w:drawing>
           <wp:inline distT="0" distB="0" distL="0" distR="0" wp14:anchorId="2A42CDB8" wp14:editId="5D4F2EB0">
             <wp:extent cx="5612130" cy="2964815"/>
@@ -6120,7 +10894,7 @@
                     <pic:cNvPicPr/>
                   </pic:nvPicPr>
                   <pic:blipFill>
-                    <a:blip r:embed="rId7"/>
+                    <a:blip r:embed="rId8"/>
                     <a:stretch>
                       <a:fillRect/>
                     </a:stretch>
@@ -6144,6 +10918,9 @@
     <w:p/>
     <w:p>
       <w:r>
+        <w:rPr>
+          <w:noProof/>
+        </w:rPr>
         <w:drawing>
           <wp:inline distT="0" distB="0" distL="0" distR="0" wp14:anchorId="533E4EC3" wp14:editId="469DBE48">
             <wp:extent cx="5612130" cy="2974975"/>
@@ -6160,7 +10937,7 @@
                     <pic:cNvPicPr/>
                   </pic:nvPicPr>
                   <pic:blipFill>
-                    <a:blip r:embed="rId8"/>
+                    <a:blip r:embed="rId9"/>
                     <a:stretch>
                       <a:fillRect/>
                     </a:stretch>
@@ -6185,6 +10962,9 @@
     <w:p/>
     <w:p>
       <w:r>
+        <w:rPr>
+          <w:noProof/>
+        </w:rPr>
         <w:drawing>
           <wp:inline distT="0" distB="0" distL="0" distR="0" wp14:anchorId="0D14675F" wp14:editId="070D5E83">
             <wp:extent cx="5612130" cy="2968625"/>
@@ -6201,7 +10981,7 @@
                     <pic:cNvPicPr/>
                   </pic:nvPicPr>
                   <pic:blipFill>
-                    <a:blip r:embed="rId9"/>
+                    <a:blip r:embed="rId10"/>
                     <a:stretch>
                       <a:fillRect/>
                     </a:stretch>
@@ -6225,7 +11005,9 @@
     <w:p/>
     <w:p>
       <w:r>
-        <w:lastRenderedPageBreak/>
+        <w:rPr>
+          <w:noProof/>
+        </w:rPr>
         <w:drawing>
           <wp:inline distT="0" distB="0" distL="0" distR="0" wp14:anchorId="190484F1" wp14:editId="5221F62D">
             <wp:extent cx="5612130" cy="2981325"/>
@@ -6242,7 +11024,7 @@
                     <pic:cNvPicPr/>
                   </pic:nvPicPr>
                   <pic:blipFill>
-                    <a:blip r:embed="rId10"/>
+                    <a:blip r:embed="rId11"/>
                     <a:stretch>
                       <a:fillRect/>
                     </a:stretch>
@@ -6267,6 +11049,9 @@
     <w:p/>
     <w:p>
       <w:r>
+        <w:rPr>
+          <w:noProof/>
+        </w:rPr>
         <w:drawing>
           <wp:inline distT="0" distB="0" distL="0" distR="0" wp14:anchorId="18118F09" wp14:editId="689FA67F">
             <wp:extent cx="5612130" cy="2962910"/>
@@ -6283,7 +11068,7 @@
                     <pic:cNvPicPr/>
                   </pic:nvPicPr>
                   <pic:blipFill>
-                    <a:blip r:embed="rId11"/>
+                    <a:blip r:embed="rId12"/>
                     <a:stretch>
                       <a:fillRect/>
                     </a:stretch>
@@ -6307,7 +11092,9 @@
     <w:p/>
     <w:p>
       <w:r>
-        <w:lastRenderedPageBreak/>
+        <w:rPr>
+          <w:noProof/>
+        </w:rPr>
         <w:drawing>
           <wp:inline distT="0" distB="0" distL="0" distR="0" wp14:anchorId="29F77207" wp14:editId="08D69C4A">
             <wp:extent cx="5612130" cy="2964815"/>
@@ -6324,7 +11111,7 @@
                     <pic:cNvPicPr/>
                   </pic:nvPicPr>
                   <pic:blipFill>
-                    <a:blip r:embed="rId12"/>
+                    <a:blip r:embed="rId13"/>
                     <a:stretch>
                       <a:fillRect/>
                     </a:stretch>
@@ -6349,6 +11136,9 @@
     <w:p/>
     <w:p>
       <w:r>
+        <w:rPr>
+          <w:noProof/>
+        </w:rPr>
         <w:drawing>
           <wp:inline distT="0" distB="0" distL="0" distR="0" wp14:anchorId="0EA16E33" wp14:editId="124884AD">
             <wp:extent cx="5612130" cy="2997835"/>
@@ -6365,7 +11155,7 @@
                     <pic:cNvPicPr/>
                   </pic:nvPicPr>
                   <pic:blipFill>
-                    <a:blip r:embed="rId13"/>
+                    <a:blip r:embed="rId14"/>
                     <a:stretch>
                       <a:fillRect/>
                     </a:stretch>
@@ -6388,7 +11178,9 @@
     </w:p>
     <w:p>
       <w:r>
-        <w:lastRenderedPageBreak/>
+        <w:rPr>
+          <w:noProof/>
+        </w:rPr>
         <w:drawing>
           <wp:inline distT="0" distB="0" distL="0" distR="0" wp14:anchorId="1C331A23" wp14:editId="350BEE52">
             <wp:extent cx="5612130" cy="2950210"/>
@@ -6405,7 +11197,7 @@
                     <pic:cNvPicPr/>
                   </pic:nvPicPr>
                   <pic:blipFill>
-                    <a:blip r:embed="rId14"/>
+                    <a:blip r:embed="rId15"/>
                     <a:stretch>
                       <a:fillRect/>
                     </a:stretch>
@@ -6430,6 +11222,9 @@
     <w:p/>
     <w:p>
       <w:r>
+        <w:rPr>
+          <w:noProof/>
+        </w:rPr>
         <w:drawing>
           <wp:inline distT="0" distB="0" distL="0" distR="0" wp14:anchorId="549B1704" wp14:editId="62A50358">
             <wp:extent cx="5612130" cy="2985135"/>
@@ -6446,7 +11241,7 @@
                     <pic:cNvPicPr/>
                   </pic:nvPicPr>
                   <pic:blipFill>
-                    <a:blip r:embed="rId15"/>
+                    <a:blip r:embed="rId16"/>
                     <a:stretch>
                       <a:fillRect/>
                     </a:stretch>
@@ -6470,7 +11265,9 @@
     <w:p/>
     <w:p>
       <w:r>
-        <w:lastRenderedPageBreak/>
+        <w:rPr>
+          <w:noProof/>
+        </w:rPr>
         <w:drawing>
           <wp:inline distT="0" distB="0" distL="0" distR="0" wp14:anchorId="120694A1" wp14:editId="04FC32C3">
             <wp:extent cx="5612130" cy="2976880"/>
@@ -6487,7 +11284,7 @@
                     <pic:cNvPicPr/>
                   </pic:nvPicPr>
                   <pic:blipFill>
-                    <a:blip r:embed="rId16"/>
+                    <a:blip r:embed="rId17"/>
                     <a:stretch>
                       <a:fillRect/>
                     </a:stretch>
@@ -6512,6 +11309,9 @@
     <w:p/>
     <w:p>
       <w:r>
+        <w:rPr>
+          <w:noProof/>
+        </w:rPr>
         <w:drawing>
           <wp:inline distT="0" distB="0" distL="0" distR="0" wp14:anchorId="133E1275" wp14:editId="0223C9CB">
             <wp:extent cx="5612130" cy="2990215"/>
@@ -6528,7 +11328,7 @@
                     <pic:cNvPicPr/>
                   </pic:nvPicPr>
                   <pic:blipFill>
-                    <a:blip r:embed="rId17"/>
+                    <a:blip r:embed="rId18"/>
                     <a:stretch>
                       <a:fillRect/>
                     </a:stretch>
@@ -6552,7 +11352,9 @@
     <w:p/>
     <w:p>
       <w:r>
-        <w:lastRenderedPageBreak/>
+        <w:rPr>
+          <w:noProof/>
+        </w:rPr>
         <w:drawing>
           <wp:inline distT="0" distB="0" distL="0" distR="0" wp14:anchorId="53D82B2F" wp14:editId="06E7A121">
             <wp:extent cx="5612130" cy="2102485"/>
@@ -6569,7 +11371,7 @@
                     <pic:cNvPicPr/>
                   </pic:nvPicPr>
                   <pic:blipFill>
-                    <a:blip r:embed="rId18"/>
+                    <a:blip r:embed="rId19"/>
                     <a:stretch>
                       <a:fillRect/>
                     </a:stretch>
@@ -6594,6 +11396,9 @@
     <w:p/>
     <w:p>
       <w:r>
+        <w:rPr>
+          <w:noProof/>
+        </w:rPr>
         <w:drawing>
           <wp:inline distT="0" distB="0" distL="0" distR="0" wp14:anchorId="039B2FFA" wp14:editId="58E99B7F">
             <wp:extent cx="5612130" cy="1660525"/>
@@ -6610,7 +11415,7 @@
                     <pic:cNvPicPr/>
                   </pic:nvPicPr>
                   <pic:blipFill>
-                    <a:blip r:embed="rId19"/>
+                    <a:blip r:embed="rId20"/>
                     <a:stretch>
                       <a:fillRect/>
                     </a:stretch>
@@ -6635,6 +11440,9 @@
     <w:p/>
     <w:p>
       <w:r>
+        <w:rPr>
+          <w:noProof/>
+        </w:rPr>
         <w:drawing>
           <wp:inline distT="0" distB="0" distL="0" distR="0" wp14:anchorId="243E188D" wp14:editId="234B3BCA">
             <wp:extent cx="5612130" cy="1490980"/>
@@ -6651,7 +11459,7 @@
                     <pic:cNvPicPr/>
                   </pic:nvPicPr>
                   <pic:blipFill>
-                    <a:blip r:embed="rId20"/>
+                    <a:blip r:embed="rId21"/>
                     <a:stretch>
                       <a:fillRect/>
                     </a:stretch>
@@ -6676,7 +11484,9 @@
     <w:p/>
     <w:p>
       <w:r>
-        <w:lastRenderedPageBreak/>
+        <w:rPr>
+          <w:noProof/>
+        </w:rPr>
         <w:drawing>
           <wp:inline distT="0" distB="0" distL="0" distR="0" wp14:anchorId="5952C340" wp14:editId="7AB7461B">
             <wp:extent cx="5612130" cy="1536065"/>
@@ -6693,7 +11503,7 @@
                     <pic:cNvPicPr/>
                   </pic:nvPicPr>
                   <pic:blipFill>
-                    <a:blip r:embed="rId21"/>
+                    <a:blip r:embed="rId22"/>
                     <a:stretch>
                       <a:fillRect/>
                     </a:stretch>
@@ -6718,6 +11528,9 @@
     <w:p/>
     <w:p>
       <w:r>
+        <w:rPr>
+          <w:noProof/>
+        </w:rPr>
         <w:drawing>
           <wp:inline distT="0" distB="0" distL="0" distR="0" wp14:anchorId="39448697" wp14:editId="292CD540">
             <wp:extent cx="5612130" cy="1951990"/>
@@ -6734,7 +11547,7 @@
                     <pic:cNvPicPr/>
                   </pic:nvPicPr>
                   <pic:blipFill>
-                    <a:blip r:embed="rId22"/>
+                    <a:blip r:embed="rId23"/>
                     <a:stretch>
                       <a:fillRect/>
                     </a:stretch>
@@ -6757,26 +11570,56 @@
     </w:p>
     <w:p>
       <w:pPr>
-        <w:pStyle w:val="Subttulo"/>
-        <w:rPr>
-          <w:rFonts w:ascii="Arial" w:hAnsi="Arial" w:cs="Arial"/>
+        <w:pStyle w:val="Ttulo1"/>
+        <w:rPr>
           <w:b/>
           <w:bCs/>
           <w:color w:val="000000" w:themeColor="text1"/>
-          <w:sz w:val="22"/>
-          <w:szCs w:val="22"/>
-        </w:rPr>
-      </w:pPr>
-      <w:r>
-        <w:rPr>
-          <w:rFonts w:ascii="Arial" w:hAnsi="Arial" w:cs="Arial"/>
+          <w:sz w:val="28"/>
+          <w:szCs w:val="28"/>
+        </w:rPr>
+      </w:pPr>
+      <w:r>
+        <w:rPr>
           <w:b/>
           <w:bCs/>
           <w:color w:val="000000" w:themeColor="text1"/>
-          <w:sz w:val="22"/>
-          <w:szCs w:val="22"/>
-        </w:rPr>
-        <w:t>Referencias:</w:t>
+          <w:sz w:val="28"/>
+          <w:szCs w:val="28"/>
+        </w:rPr>
+        <w:t>8. Repositorio y evidencias</w:t>
+      </w:r>
+    </w:p>
+    <w:p>
+      <w:pPr>
+        <w:pStyle w:val="Ttulo1"/>
+        <w:rPr>
+          <w:b/>
+          <w:bCs/>
+          <w:color w:val="000000" w:themeColor="text1"/>
+          <w:sz w:val="28"/>
+          <w:szCs w:val="28"/>
+        </w:rPr>
+      </w:pPr>
+      <w:r>
+        <w:rPr>
+          <w:b/>
+          <w:bCs/>
+          <w:color w:val="000000" w:themeColor="text1"/>
+          <w:sz w:val="28"/>
+          <w:szCs w:val="28"/>
+        </w:rPr>
+        <w:t xml:space="preserve">9. </w:t>
+      </w:r>
+      <w:r>
+        <w:rPr>
+          <w:b/>
+          <w:bCs/>
+          <w:color w:val="000000" w:themeColor="text1"/>
+          <w:sz w:val="28"/>
+          <w:szCs w:val="28"/>
+        </w:rPr>
+        <w:t>Referencias</w:t>
       </w:r>
     </w:p>
     <w:p>
@@ -6810,7 +11653,7 @@
       <w:r>
         <w:t xml:space="preserve">. Recuperado el 20 de octubre de 2026, de </w:t>
       </w:r>
-      <w:hyperlink r:id="rId23" w:history="1">
+      <w:hyperlink r:id="rId24" w:history="1">
         <w:r>
           <w:rPr>
             <w:rStyle w:val="Hipervnculo"/>
@@ -6845,7 +11688,7 @@
       <w:r>
         <w:t xml:space="preserve">. Recuperado el 20 de octubre de 2026, de </w:t>
       </w:r>
-      <w:hyperlink r:id="rId24" w:history="1">
+      <w:hyperlink r:id="rId25" w:history="1">
         <w:r>
           <w:rPr>
             <w:rStyle w:val="Hipervnculo"/>
@@ -6914,7 +11757,7 @@
       <w:r>
         <w:t xml:space="preserve">. Recuperado el 20 de octubre de 2026, de </w:t>
       </w:r>
-      <w:hyperlink r:id="rId25" w:history="1">
+      <w:hyperlink r:id="rId26" w:history="1">
         <w:r>
           <w:rPr>
             <w:rStyle w:val="Hipervnculo"/>
@@ -6955,12 +11798,24 @@
       <w:r>
         <w:t xml:space="preserve">Recuperado el 20 de octubre de 2026, de </w:t>
       </w:r>
-      <w:hyperlink r:id="rId26" w:history="1">
+      <w:hyperlink r:id="rId27" w:history="1">
         <w:r>
           <w:rPr>
             <w:rStyle w:val="Hipervnculo"/>
           </w:rPr>
-          <w:t>https://cloudian.com/blog/5-components-of-aws-s3-storage-pricing.md</w:t>
+          <w:t>http</w:t>
+        </w:r>
+        <w:r>
+          <w:rPr>
+            <w:rStyle w:val="Hipervnculo"/>
+          </w:rPr>
+          <w:t>s</w:t>
+        </w:r>
+        <w:r>
+          <w:rPr>
+            <w:rStyle w:val="Hipervnculo"/>
+          </w:rPr>
+          <w:t>://cloudian.com/blog/5-components-of-aws-s3-storage-pricing.md</w:t>
         </w:r>
       </w:hyperlink>
     </w:p>
@@ -6990,20 +11845,34 @@
         </w:rPr>
         <w:t xml:space="preserve">. </w:t>
       </w:r>
-      <w:hyperlink r:id="rId27" w:history="1">
+      <w:hyperlink r:id="rId28" w:history="1">
         <w:r>
           <w:rPr>
             <w:rStyle w:val="Hipervnculo"/>
             <w:lang w:val="pt-PT"/>
           </w:rPr>
-          <w:t>https://cloudzero.com/blog/azure-blob-storage-pricing</w:t>
+          <w:t>https://cloudzero.com/blog/azure-blob-storage-prici</w:t>
+        </w:r>
+        <w:r>
+          <w:rPr>
+            <w:rStyle w:val="Hipervnculo"/>
+            <w:lang w:val="pt-PT"/>
+          </w:rPr>
+          <w:t>n</w:t>
+        </w:r>
+        <w:r>
+          <w:rPr>
+            <w:rStyle w:val="Hipervnculo"/>
+            <w:lang w:val="pt-PT"/>
+          </w:rPr>
+          <w:t>g</w:t>
         </w:r>
       </w:hyperlink>
     </w:p>
     <w:p>
       <w:r>
         <w:rPr>
-          <w:lang w:val="pt-PT"/>
+          <w:lang w:val="en-US"/>
         </w:rPr>
         <w:t xml:space="preserve">Google. (s. f.-a). </w:t>
       </w:r>
@@ -7034,7 +11903,7 @@
       <w:r>
         <w:t xml:space="preserve">Ayuda de Google Drive. Recuperado el 20 de octubre de 2026, de </w:t>
       </w:r>
-      <w:hyperlink r:id="rId28" w:history="1">
+      <w:hyperlink r:id="rId29" w:history="1">
         <w:r>
           <w:rPr>
             <w:rStyle w:val="Hipervnculo"/>
@@ -7083,7 +11952,7 @@
       <w:r>
         <w:t xml:space="preserve">. Recuperado el 20 de octubre de 2026, de </w:t>
       </w:r>
-      <w:hyperlink r:id="rId29" w:history="1">
+      <w:hyperlink r:id="rId30" w:history="1">
         <w:r>
           <w:rPr>
             <w:rStyle w:val="Hipervnculo"/>
@@ -7102,7 +11971,6 @@
         <w:rPr>
           <w:lang w:val="en-US"/>
         </w:rPr>
-        <w:lastRenderedPageBreak/>
         <w:t xml:space="preserve">Google Workspace Updates. (2026, 10 de </w:t>
       </w:r>
       <w:proofErr w:type="spellStart"/>
@@ -7151,7 +12019,7 @@
         </w:rPr>
         <w:t xml:space="preserve">. Workspace Updates Blog. </w:t>
       </w:r>
-      <w:hyperlink r:id="rId30" w:history="1">
+      <w:hyperlink r:id="rId31" w:history="1">
         <w:r>
           <w:rPr>
             <w:rStyle w:val="Hipervnculo"/>
@@ -7184,7 +12052,7 @@
         </w:rPr>
         <w:t xml:space="preserve"> PCI Security Standards Council Blog. </w:t>
       </w:r>
-      <w:hyperlink r:id="rId31" w:history="1">
+      <w:hyperlink r:id="rId32" w:history="1">
         <w:r>
           <w:rPr>
             <w:rStyle w:val="Hipervnculo"/>
@@ -7218,7 +12086,7 @@
       <w:r>
         <w:t xml:space="preserve">Azure. Recuperado el 20 de octubre de 2026, de </w:t>
       </w:r>
-      <w:hyperlink r:id="rId32" w:history="1">
+      <w:hyperlink r:id="rId33" w:history="1">
         <w:r>
           <w:rPr>
             <w:rStyle w:val="Hipervnculo"/>
@@ -7251,7 +12119,7 @@
       <w:r>
         <w:t xml:space="preserve">Recuperado el 20 de octubre de 2026, de </w:t>
       </w:r>
-      <w:hyperlink r:id="rId33" w:history="1">
+      <w:hyperlink r:id="rId34" w:history="1">
         <w:r>
           <w:rPr>
             <w:rStyle w:val="Hipervnculo"/>
@@ -7281,7 +12149,7 @@
         </w:rPr>
         <w:t xml:space="preserve">. </w:t>
       </w:r>
-      <w:hyperlink r:id="rId34" w:history="1">
+      <w:hyperlink r:id="rId35" w:history="1">
         <w:r>
           <w:rPr>
             <w:rStyle w:val="Hipervnculo"/>
@@ -7305,6 +12173,322 @@
 <file path=word/numbering.xml><?xml version="1.0" encoding="utf-8"?>
 <w:numbering xmlns:wpc="http://schemas.microsoft.com/office/word/2010/wordprocessingCanvas" xmlns:cx="http://schemas.microsoft.com/office/drawing/2014/chartex" xmlns:cx1="http://schemas.microsoft.com/office/drawing/2015/9/8/chartex" xmlns:cx2="http://schemas.microsoft.com/office/drawing/2015/10/21/chartex" xmlns:cx3="http://schemas.microsoft.com/office/drawing/2016/5/9/chartex" xmlns:cx4="http://schemas.microsoft.com/office/drawing/2016/5/10/chartex" xmlns:cx5="http://schemas.microsoft.com/office/drawing/2016/5/11/chartex" xmlns:cx6="http://schemas.microsoft.com/office/drawing/2016/5/12/chartex" xmlns:cx7="http://schemas.microsoft.com/office/drawing/2016/5/13/chartex" xmlns:cx8="http://schemas.microsoft.com/office/drawing/2016/5/14/chartex" xmlns:mc="http://schemas.openxmlformats.org/markup-compatibility/2006" xmlns:aink="http://schemas.microsoft.com/office/drawing/2016/ink" xmlns:am3d="http://schemas.microsoft.com/office/drawing/2017/model3d" xmlns:o="urn:schemas-microsoft-com:office:office" xmlns:oel="http://schemas.microsoft.com/office/2019/extlst" xmlns:r="http://schemas.openxmlformats.org/officeDocument/2006/relationships" xmlns:m="http://schemas.openxmlformats.org/officeDocument/2006/math" xmlns:v="urn:schemas-microsoft-com:vml" xmlns:wp14="http://schemas.microsoft.com/office/word/2010/wordprocessingDrawing" xmlns:wp="http://schemas.openxmlformats.org/drawingml/2006/wordprocessingDrawing" xmlns:w10="urn:schemas-microsoft-com:office:word" xmlns:w="http://schemas.openxmlformats.org/wordprocessingml/2006/main" xmlns:w14="http://schemas.microsoft.com/office/word/2010/wordml" xmlns:w15="http://schemas.microsoft.com/office/word/2012/wordml" xmlns:w16cex="http://schemas.microsoft.com/office/word/2018/wordml/cex" xmlns:w16cid="http://schemas.microsoft.com/office/word/2016/wordml/cid" xmlns:w16="http://schemas.microsoft.com/office/word/2018/wordml" xmlns:w16du="http://schemas.microsoft.com/office/word/2023/wordml/word16du" xmlns:w16sdtdh="http://schemas.microsoft.com/office/word/2020/wordml/sdtdatahash" xmlns:w16sdtfl="http://schemas.microsoft.com/office/word/2024/wordml/sdtformatlock" xmlns:w16se="http://schemas.microsoft.com/office/word/2015/wordml/symex" xmlns:wpg="http://schemas.microsoft.com/office/word/2010/wordprocessingGroup" xmlns:wpi="http://schemas.microsoft.com/office/word/2010/wordprocessingInk" xmlns:wne="http://schemas.microsoft.com/office/word/2006/wordml" xmlns:wps="http://schemas.microsoft.com/office/word/2010/wordprocessingShape" mc:Ignorable="w14 w15 w16se w16cid w16 w16cex w16sdtdh w16sdtfl w16du wp14">
   <w:abstractNum w:abstractNumId="0" w15:restartNumberingAfterBreak="0">
+    <w:nsid w:val="01FC6004"/>
+    <w:multiLevelType w:val="hybridMultilevel"/>
+    <w:tmpl w:val="8B6C2336"/>
+    <w:lvl w:ilvl="0" w:tplc="4BB49172">
+      <w:start w:val="1"/>
+      <w:numFmt w:val="decimal"/>
+      <w:lvlText w:val="%1."/>
+      <w:lvlJc w:val="left"/>
+      <w:pPr>
+        <w:ind w:left="720" w:hanging="360"/>
+      </w:pPr>
+    </w:lvl>
+    <w:lvl w:ilvl="1" w:tplc="5CDCFA1A">
+      <w:numFmt w:val="decimal"/>
+      <w:lvlText w:val=""/>
+      <w:lvlJc w:val="left"/>
+    </w:lvl>
+    <w:lvl w:ilvl="2" w:tplc="58621108">
+      <w:numFmt w:val="decimal"/>
+      <w:lvlText w:val=""/>
+      <w:lvlJc w:val="left"/>
+    </w:lvl>
+    <w:lvl w:ilvl="3" w:tplc="D7009332">
+      <w:numFmt w:val="decimal"/>
+      <w:lvlText w:val=""/>
+      <w:lvlJc w:val="left"/>
+    </w:lvl>
+    <w:lvl w:ilvl="4" w:tplc="50A8AC06">
+      <w:numFmt w:val="decimal"/>
+      <w:lvlText w:val=""/>
+      <w:lvlJc w:val="left"/>
+    </w:lvl>
+    <w:lvl w:ilvl="5" w:tplc="15689156">
+      <w:numFmt w:val="decimal"/>
+      <w:lvlText w:val=""/>
+      <w:lvlJc w:val="left"/>
+    </w:lvl>
+    <w:lvl w:ilvl="6" w:tplc="00041826">
+      <w:numFmt w:val="decimal"/>
+      <w:lvlText w:val=""/>
+      <w:lvlJc w:val="left"/>
+    </w:lvl>
+    <w:lvl w:ilvl="7" w:tplc="E76EE46E">
+      <w:numFmt w:val="decimal"/>
+      <w:lvlText w:val=""/>
+      <w:lvlJc w:val="left"/>
+    </w:lvl>
+    <w:lvl w:ilvl="8" w:tplc="FED4A8C8">
+      <w:numFmt w:val="decimal"/>
+      <w:lvlText w:val=""/>
+      <w:lvlJc w:val="left"/>
+    </w:lvl>
+  </w:abstractNum>
+  <w:abstractNum w:abstractNumId="1" w15:restartNumberingAfterBreak="0">
+    <w:nsid w:val="04851778"/>
+    <w:multiLevelType w:val="multilevel"/>
+    <w:tmpl w:val="F7A648A0"/>
+    <w:lvl w:ilvl="0">
+      <w:start w:val="1"/>
+      <w:numFmt w:val="bullet"/>
+      <w:lvlText w:val=""/>
+      <w:lvlJc w:val="left"/>
+      <w:pPr>
+        <w:tabs>
+          <w:tab w:val="num" w:pos="720"/>
+        </w:tabs>
+        <w:ind w:left="720" w:hanging="360"/>
+      </w:pPr>
+      <w:rPr>
+        <w:rFonts w:ascii="Symbol" w:hAnsi="Symbol" w:hint="default"/>
+        <w:sz w:val="20"/>
+      </w:rPr>
+    </w:lvl>
+    <w:lvl w:ilvl="1" w:tentative="1">
+      <w:start w:val="1"/>
+      <w:numFmt w:val="bullet"/>
+      <w:lvlText w:val="o"/>
+      <w:lvlJc w:val="left"/>
+      <w:pPr>
+        <w:tabs>
+          <w:tab w:val="num" w:pos="1440"/>
+        </w:tabs>
+        <w:ind w:left="1440" w:hanging="360"/>
+      </w:pPr>
+      <w:rPr>
+        <w:rFonts w:ascii="Courier New" w:hAnsi="Courier New" w:hint="default"/>
+        <w:sz w:val="20"/>
+      </w:rPr>
+    </w:lvl>
+    <w:lvl w:ilvl="2" w:tentative="1">
+      <w:start w:val="1"/>
+      <w:numFmt w:val="bullet"/>
+      <w:lvlText w:val=""/>
+      <w:lvlJc w:val="left"/>
+      <w:pPr>
+        <w:tabs>
+          <w:tab w:val="num" w:pos="2160"/>
+        </w:tabs>
+        <w:ind w:left="2160" w:hanging="360"/>
+      </w:pPr>
+      <w:rPr>
+        <w:rFonts w:ascii="Wingdings" w:hAnsi="Wingdings" w:hint="default"/>
+        <w:sz w:val="20"/>
+      </w:rPr>
+    </w:lvl>
+    <w:lvl w:ilvl="3" w:tentative="1">
+      <w:start w:val="1"/>
+      <w:numFmt w:val="bullet"/>
+      <w:lvlText w:val=""/>
+      <w:lvlJc w:val="left"/>
+      <w:pPr>
+        <w:tabs>
+          <w:tab w:val="num" w:pos="2880"/>
+        </w:tabs>
+        <w:ind w:left="2880" w:hanging="360"/>
+      </w:pPr>
+      <w:rPr>
+        <w:rFonts w:ascii="Wingdings" w:hAnsi="Wingdings" w:hint="default"/>
+        <w:sz w:val="20"/>
+      </w:rPr>
+    </w:lvl>
+    <w:lvl w:ilvl="4" w:tentative="1">
+      <w:start w:val="1"/>
+      <w:numFmt w:val="bullet"/>
+      <w:lvlText w:val=""/>
+      <w:lvlJc w:val="left"/>
+      <w:pPr>
+        <w:tabs>
+          <w:tab w:val="num" w:pos="3600"/>
+        </w:tabs>
+        <w:ind w:left="3600" w:hanging="360"/>
+      </w:pPr>
+      <w:rPr>
+        <w:rFonts w:ascii="Wingdings" w:hAnsi="Wingdings" w:hint="default"/>
+        <w:sz w:val="20"/>
+      </w:rPr>
+    </w:lvl>
+    <w:lvl w:ilvl="5" w:tentative="1">
+      <w:start w:val="1"/>
+      <w:numFmt w:val="bullet"/>
+      <w:lvlText w:val=""/>
+      <w:lvlJc w:val="left"/>
+      <w:pPr>
+        <w:tabs>
+          <w:tab w:val="num" w:pos="4320"/>
+        </w:tabs>
+        <w:ind w:left="4320" w:hanging="360"/>
+      </w:pPr>
+      <w:rPr>
+        <w:rFonts w:ascii="Wingdings" w:hAnsi="Wingdings" w:hint="default"/>
+        <w:sz w:val="20"/>
+      </w:rPr>
+    </w:lvl>
+    <w:lvl w:ilvl="6" w:tentative="1">
+      <w:start w:val="1"/>
+      <w:numFmt w:val="bullet"/>
+      <w:lvlText w:val=""/>
+      <w:lvlJc w:val="left"/>
+      <w:pPr>
+        <w:tabs>
+          <w:tab w:val="num" w:pos="5040"/>
+        </w:tabs>
+        <w:ind w:left="5040" w:hanging="360"/>
+      </w:pPr>
+      <w:rPr>
+        <w:rFonts w:ascii="Wingdings" w:hAnsi="Wingdings" w:hint="default"/>
+        <w:sz w:val="20"/>
+      </w:rPr>
+    </w:lvl>
+    <w:lvl w:ilvl="7" w:tentative="1">
+      <w:start w:val="1"/>
+      <w:numFmt w:val="bullet"/>
+      <w:lvlText w:val=""/>
+      <w:lvlJc w:val="left"/>
+      <w:pPr>
+        <w:tabs>
+          <w:tab w:val="num" w:pos="5760"/>
+        </w:tabs>
+        <w:ind w:left="5760" w:hanging="360"/>
+      </w:pPr>
+      <w:rPr>
+        <w:rFonts w:ascii="Wingdings" w:hAnsi="Wingdings" w:hint="default"/>
+        <w:sz w:val="20"/>
+      </w:rPr>
+    </w:lvl>
+    <w:lvl w:ilvl="8" w:tentative="1">
+      <w:start w:val="1"/>
+      <w:numFmt w:val="bullet"/>
+      <w:lvlText w:val=""/>
+      <w:lvlJc w:val="left"/>
+      <w:pPr>
+        <w:tabs>
+          <w:tab w:val="num" w:pos="6480"/>
+        </w:tabs>
+        <w:ind w:left="6480" w:hanging="360"/>
+      </w:pPr>
+      <w:rPr>
+        <w:rFonts w:ascii="Wingdings" w:hAnsi="Wingdings" w:hint="default"/>
+        <w:sz w:val="20"/>
+      </w:rPr>
+    </w:lvl>
+  </w:abstractNum>
+  <w:abstractNum w:abstractNumId="2" w15:restartNumberingAfterBreak="0">
+    <w:nsid w:val="0F9A2EDA"/>
+    <w:multiLevelType w:val="hybridMultilevel"/>
+    <w:tmpl w:val="153CDBDA"/>
+    <w:lvl w:ilvl="0" w:tplc="140A0001">
+      <w:start w:val="1"/>
+      <w:numFmt w:val="bullet"/>
+      <w:lvlText w:val=""/>
+      <w:lvlJc w:val="left"/>
+      <w:pPr>
+        <w:ind w:left="720" w:hanging="360"/>
+      </w:pPr>
+      <w:rPr>
+        <w:rFonts w:ascii="Symbol" w:hAnsi="Symbol" w:hint="default"/>
+      </w:rPr>
+    </w:lvl>
+    <w:lvl w:ilvl="1" w:tplc="140A0003" w:tentative="1">
+      <w:start w:val="1"/>
+      <w:numFmt w:val="bullet"/>
+      <w:lvlText w:val="o"/>
+      <w:lvlJc w:val="left"/>
+      <w:pPr>
+        <w:ind w:left="1440" w:hanging="360"/>
+      </w:pPr>
+      <w:rPr>
+        <w:rFonts w:ascii="Courier New" w:hAnsi="Courier New" w:cs="Courier New" w:hint="default"/>
+      </w:rPr>
+    </w:lvl>
+    <w:lvl w:ilvl="2" w:tplc="140A0005" w:tentative="1">
+      <w:start w:val="1"/>
+      <w:numFmt w:val="bullet"/>
+      <w:lvlText w:val=""/>
+      <w:lvlJc w:val="left"/>
+      <w:pPr>
+        <w:ind w:left="2160" w:hanging="360"/>
+      </w:pPr>
+      <w:rPr>
+        <w:rFonts w:ascii="Wingdings" w:hAnsi="Wingdings" w:hint="default"/>
+      </w:rPr>
+    </w:lvl>
+    <w:lvl w:ilvl="3" w:tplc="140A0001" w:tentative="1">
+      <w:start w:val="1"/>
+      <w:numFmt w:val="bullet"/>
+      <w:lvlText w:val=""/>
+      <w:lvlJc w:val="left"/>
+      <w:pPr>
+        <w:ind w:left="2880" w:hanging="360"/>
+      </w:pPr>
+      <w:rPr>
+        <w:rFonts w:ascii="Symbol" w:hAnsi="Symbol" w:hint="default"/>
+      </w:rPr>
+    </w:lvl>
+    <w:lvl w:ilvl="4" w:tplc="140A0003" w:tentative="1">
+      <w:start w:val="1"/>
+      <w:numFmt w:val="bullet"/>
+      <w:lvlText w:val="o"/>
+      <w:lvlJc w:val="left"/>
+      <w:pPr>
+        <w:ind w:left="3600" w:hanging="360"/>
+      </w:pPr>
+      <w:rPr>
+        <w:rFonts w:ascii="Courier New" w:hAnsi="Courier New" w:cs="Courier New" w:hint="default"/>
+      </w:rPr>
+    </w:lvl>
+    <w:lvl w:ilvl="5" w:tplc="140A0005" w:tentative="1">
+      <w:start w:val="1"/>
+      <w:numFmt w:val="bullet"/>
+      <w:lvlText w:val=""/>
+      <w:lvlJc w:val="left"/>
+      <w:pPr>
+        <w:ind w:left="4320" w:hanging="360"/>
+      </w:pPr>
+      <w:rPr>
+        <w:rFonts w:ascii="Wingdings" w:hAnsi="Wingdings" w:hint="default"/>
+      </w:rPr>
+    </w:lvl>
+    <w:lvl w:ilvl="6" w:tplc="140A0001" w:tentative="1">
+      <w:start w:val="1"/>
+      <w:numFmt w:val="bullet"/>
+      <w:lvlText w:val=""/>
+      <w:lvlJc w:val="left"/>
+      <w:pPr>
+        <w:ind w:left="5040" w:hanging="360"/>
+      </w:pPr>
+      <w:rPr>
+        <w:rFonts w:ascii="Symbol" w:hAnsi="Symbol" w:hint="default"/>
+      </w:rPr>
+    </w:lvl>
+    <w:lvl w:ilvl="7" w:tplc="140A0003" w:tentative="1">
+      <w:start w:val="1"/>
+      <w:numFmt w:val="bullet"/>
+      <w:lvlText w:val="o"/>
+      <w:lvlJc w:val="left"/>
+      <w:pPr>
+        <w:ind w:left="5760" w:hanging="360"/>
+      </w:pPr>
+      <w:rPr>
+        <w:rFonts w:ascii="Courier New" w:hAnsi="Courier New" w:cs="Courier New" w:hint="default"/>
+      </w:rPr>
+    </w:lvl>
+    <w:lvl w:ilvl="8" w:tplc="140A0005" w:tentative="1">
+      <w:start w:val="1"/>
+      <w:numFmt w:val="bullet"/>
+      <w:lvlText w:val=""/>
+      <w:lvlJc w:val="left"/>
+      <w:pPr>
+        <w:ind w:left="6480" w:hanging="360"/>
+      </w:pPr>
+      <w:rPr>
+        <w:rFonts w:ascii="Wingdings" w:hAnsi="Wingdings" w:hint="default"/>
+      </w:rPr>
+    </w:lvl>
+  </w:abstractNum>
+  <w:abstractNum w:abstractNumId="3" w15:restartNumberingAfterBreak="0">
     <w:nsid w:val="16B72B61"/>
     <w:multiLevelType w:val="multilevel"/>
     <w:tmpl w:val="D0EC7BD0"/>
@@ -7417,7 +12601,7 @@
       </w:pPr>
     </w:lvl>
   </w:abstractNum>
-  <w:abstractNum w:abstractNumId="1" w15:restartNumberingAfterBreak="0">
+  <w:abstractNum w:abstractNumId="4" w15:restartNumberingAfterBreak="0">
     <w:nsid w:val="5D0135A4"/>
     <w:multiLevelType w:val="multilevel"/>
     <w:tmpl w:val="2B68BA54"/>
@@ -7530,11 +12714,175 @@
       </w:pPr>
     </w:lvl>
   </w:abstractNum>
+  <w:abstractNum w:abstractNumId="5" w15:restartNumberingAfterBreak="0">
+    <w:nsid w:val="78D608CD"/>
+    <w:multiLevelType w:val="hybridMultilevel"/>
+    <w:tmpl w:val="82AA2ECC"/>
+    <w:lvl w:ilvl="0" w:tplc="A51A6716">
+      <w:start w:val="1"/>
+      <w:numFmt w:val="bullet"/>
+      <w:lvlText w:val="•"/>
+      <w:lvlJc w:val="left"/>
+      <w:pPr>
+        <w:ind w:left="720" w:hanging="360"/>
+      </w:pPr>
+    </w:lvl>
+    <w:lvl w:ilvl="1" w:tplc="52760706">
+      <w:numFmt w:val="decimal"/>
+      <w:lvlText w:val=""/>
+      <w:lvlJc w:val="left"/>
+    </w:lvl>
+    <w:lvl w:ilvl="2" w:tplc="C192A39E">
+      <w:numFmt w:val="decimal"/>
+      <w:lvlText w:val=""/>
+      <w:lvlJc w:val="left"/>
+    </w:lvl>
+    <w:lvl w:ilvl="3" w:tplc="846EE964">
+      <w:numFmt w:val="decimal"/>
+      <w:lvlText w:val=""/>
+      <w:lvlJc w:val="left"/>
+    </w:lvl>
+    <w:lvl w:ilvl="4" w:tplc="3D4A8E70">
+      <w:numFmt w:val="decimal"/>
+      <w:lvlText w:val=""/>
+      <w:lvlJc w:val="left"/>
+    </w:lvl>
+    <w:lvl w:ilvl="5" w:tplc="F7726892">
+      <w:numFmt w:val="decimal"/>
+      <w:lvlText w:val=""/>
+      <w:lvlJc w:val="left"/>
+    </w:lvl>
+    <w:lvl w:ilvl="6" w:tplc="FED4D568">
+      <w:numFmt w:val="decimal"/>
+      <w:lvlText w:val=""/>
+      <w:lvlJc w:val="left"/>
+    </w:lvl>
+    <w:lvl w:ilvl="7" w:tplc="84563F84">
+      <w:numFmt w:val="decimal"/>
+      <w:lvlText w:val=""/>
+      <w:lvlJc w:val="left"/>
+    </w:lvl>
+    <w:lvl w:ilvl="8" w:tplc="16309B4A">
+      <w:numFmt w:val="decimal"/>
+      <w:lvlText w:val=""/>
+      <w:lvlJc w:val="left"/>
+    </w:lvl>
+  </w:abstractNum>
+  <w:abstractNum w:abstractNumId="6" w15:restartNumberingAfterBreak="0">
+    <w:nsid w:val="7D4C10A9"/>
+    <w:multiLevelType w:val="hybridMultilevel"/>
+    <w:tmpl w:val="EDBCD426"/>
+    <w:lvl w:ilvl="0" w:tplc="140A000F">
+      <w:start w:val="1"/>
+      <w:numFmt w:val="decimal"/>
+      <w:lvlText w:val="%1."/>
+      <w:lvlJc w:val="left"/>
+      <w:pPr>
+        <w:ind w:left="720" w:hanging="360"/>
+      </w:pPr>
+      <w:rPr>
+        <w:rFonts w:hint="default"/>
+      </w:rPr>
+    </w:lvl>
+    <w:lvl w:ilvl="1" w:tplc="140A0019" w:tentative="1">
+      <w:start w:val="1"/>
+      <w:numFmt w:val="lowerLetter"/>
+      <w:lvlText w:val="%2."/>
+      <w:lvlJc w:val="left"/>
+      <w:pPr>
+        <w:ind w:left="1440" w:hanging="360"/>
+      </w:pPr>
+    </w:lvl>
+    <w:lvl w:ilvl="2" w:tplc="140A001B" w:tentative="1">
+      <w:start w:val="1"/>
+      <w:numFmt w:val="lowerRoman"/>
+      <w:lvlText w:val="%3."/>
+      <w:lvlJc w:val="right"/>
+      <w:pPr>
+        <w:ind w:left="2160" w:hanging="180"/>
+      </w:pPr>
+    </w:lvl>
+    <w:lvl w:ilvl="3" w:tplc="140A000F" w:tentative="1">
+      <w:start w:val="1"/>
+      <w:numFmt w:val="decimal"/>
+      <w:lvlText w:val="%4."/>
+      <w:lvlJc w:val="left"/>
+      <w:pPr>
+        <w:ind w:left="2880" w:hanging="360"/>
+      </w:pPr>
+    </w:lvl>
+    <w:lvl w:ilvl="4" w:tplc="140A0019" w:tentative="1">
+      <w:start w:val="1"/>
+      <w:numFmt w:val="lowerLetter"/>
+      <w:lvlText w:val="%5."/>
+      <w:lvlJc w:val="left"/>
+      <w:pPr>
+        <w:ind w:left="3600" w:hanging="360"/>
+      </w:pPr>
+    </w:lvl>
+    <w:lvl w:ilvl="5" w:tplc="140A001B" w:tentative="1">
+      <w:start w:val="1"/>
+      <w:numFmt w:val="lowerRoman"/>
+      <w:lvlText w:val="%6."/>
+      <w:lvlJc w:val="right"/>
+      <w:pPr>
+        <w:ind w:left="4320" w:hanging="180"/>
+      </w:pPr>
+    </w:lvl>
+    <w:lvl w:ilvl="6" w:tplc="140A000F" w:tentative="1">
+      <w:start w:val="1"/>
+      <w:numFmt w:val="decimal"/>
+      <w:lvlText w:val="%7."/>
+      <w:lvlJc w:val="left"/>
+      <w:pPr>
+        <w:ind w:left="5040" w:hanging="360"/>
+      </w:pPr>
+    </w:lvl>
+    <w:lvl w:ilvl="7" w:tplc="140A0019" w:tentative="1">
+      <w:start w:val="1"/>
+      <w:numFmt w:val="lowerLetter"/>
+      <w:lvlText w:val="%8."/>
+      <w:lvlJc w:val="left"/>
+      <w:pPr>
+        <w:ind w:left="5760" w:hanging="360"/>
+      </w:pPr>
+    </w:lvl>
+    <w:lvl w:ilvl="8" w:tplc="140A001B" w:tentative="1">
+      <w:start w:val="1"/>
+      <w:numFmt w:val="lowerRoman"/>
+      <w:lvlText w:val="%9."/>
+      <w:lvlJc w:val="right"/>
+      <w:pPr>
+        <w:ind w:left="6480" w:hanging="180"/>
+      </w:pPr>
+    </w:lvl>
+  </w:abstractNum>
   <w:num w:numId="1" w16cid:durableId="1549344310">
+    <w:abstractNumId w:val="4"/>
+  </w:num>
+  <w:num w:numId="2" w16cid:durableId="501698248">
+    <w:abstractNumId w:val="3"/>
+  </w:num>
+  <w:num w:numId="3" w16cid:durableId="2103525266">
+    <w:abstractNumId w:val="6"/>
+  </w:num>
+  <w:num w:numId="4" w16cid:durableId="1455754950">
     <w:abstractNumId w:val="1"/>
   </w:num>
-  <w:num w:numId="2" w16cid:durableId="501698248">
+  <w:num w:numId="5" w16cid:durableId="1934632247">
+    <w:abstractNumId w:val="5"/>
+    <w:lvlOverride w:ilvl="0">
+      <w:startOverride w:val="1"/>
+    </w:lvlOverride>
+  </w:num>
+  <w:num w:numId="6" w16cid:durableId="1582713357">
+    <w:abstractNumId w:val="2"/>
+  </w:num>
+  <w:num w:numId="7" w16cid:durableId="1899854299">
     <w:abstractNumId w:val="0"/>
+    <w:lvlOverride w:ilvl="0">
+      <w:startOverride w:val="1"/>
+    </w:lvlOverride>
   </w:num>
 </w:numbering>
 </file>
@@ -7738,7 +13086,7 @@
     <w:lsdException w:name="Medium Shading 2 Accent 1" w:uiPriority="64"/>
     <w:lsdException w:name="Medium List 1 Accent 1" w:uiPriority="65"/>
     <w:lsdException w:name="Revision" w:semiHidden="1"/>
-    <w:lsdException w:name="List Paragraph" w:uiPriority="34" w:qFormat="1"/>
+    <w:lsdException w:name="List Paragraph" w:uiPriority="0" w:qFormat="1"/>
     <w:lsdException w:name="Quote" w:uiPriority="29" w:qFormat="1"/>
     <w:lsdException w:name="Intense Quote" w:uiPriority="30" w:qFormat="1"/>
     <w:lsdException w:name="Medium List 2 Accent 1" w:uiPriority="66"/>
@@ -7968,7 +13316,6 @@
     <w:next w:val="Normal"/>
     <w:link w:val="Ttulo2Car"/>
     <w:uiPriority w:val="9"/>
-    <w:semiHidden/>
     <w:unhideWhenUsed/>
     <w:qFormat/>
     <w:rsid w:val="003D72D7"/>
@@ -7991,7 +13338,6 @@
     <w:next w:val="Normal"/>
     <w:link w:val="Ttulo3Car"/>
     <w:uiPriority w:val="9"/>
-    <w:semiHidden/>
     <w:unhideWhenUsed/>
     <w:qFormat/>
     <w:rsid w:val="003D72D7"/>
@@ -8014,7 +13360,6 @@
     <w:next w:val="Normal"/>
     <w:link w:val="Ttulo4Car"/>
     <w:uiPriority w:val="9"/>
-    <w:semiHidden/>
     <w:unhideWhenUsed/>
     <w:qFormat/>
     <w:rsid w:val="003D72D7"/>
@@ -8143,7 +13488,6 @@
   <w:style w:type="character" w:default="1" w:styleId="Fuentedeprrafopredeter">
     <w:name w:val="Default Paragraph Font"/>
     <w:uiPriority w:val="1"/>
-    <w:semiHidden/>
     <w:unhideWhenUsed/>
   </w:style>
   <w:style w:type="table" w:default="1" w:styleId="Tablanormal">
@@ -8185,7 +13529,6 @@
     <w:basedOn w:val="Fuentedeprrafopredeter"/>
     <w:link w:val="Ttulo2"/>
     <w:uiPriority w:val="9"/>
-    <w:semiHidden/>
     <w:rsid w:val="003D72D7"/>
     <w:rPr>
       <w:rFonts w:asciiTheme="majorHAnsi" w:eastAsiaTheme="majorEastAsia" w:hAnsiTheme="majorHAnsi" w:cstheme="majorBidi"/>
@@ -8199,7 +13542,6 @@
     <w:basedOn w:val="Fuentedeprrafopredeter"/>
     <w:link w:val="Ttulo3"/>
     <w:uiPriority w:val="9"/>
-    <w:semiHidden/>
     <w:rsid w:val="003D72D7"/>
     <w:rPr>
       <w:rFonts w:eastAsiaTheme="majorEastAsia" w:cstheme="majorBidi"/>
@@ -8213,7 +13555,6 @@
     <w:basedOn w:val="Fuentedeprrafopredeter"/>
     <w:link w:val="Ttulo4"/>
     <w:uiPriority w:val="9"/>
-    <w:semiHidden/>
     <w:rsid w:val="003D72D7"/>
     <w:rPr>
       <w:rFonts w:eastAsiaTheme="majorEastAsia" w:cstheme="majorBidi"/>
@@ -8388,7 +13729,6 @@
   <w:style w:type="paragraph" w:styleId="Prrafodelista">
     <w:name w:val="List Paragraph"/>
     <w:basedOn w:val="Normal"/>
-    <w:uiPriority w:val="34"/>
     <w:qFormat/>
     <w:rsid w:val="003D72D7"/>
     <w:pPr>
@@ -8509,6 +13849,18 @@
     <w:rPr>
       <w:color w:val="605E5C"/>
       <w:shd w:val="clear" w:color="auto" w:fill="E1DFDD"/>
+    </w:rPr>
+  </w:style>
+  <w:style w:type="character" w:styleId="Hipervnculovisitado">
+    <w:name w:val="FollowedHyperlink"/>
+    <w:basedOn w:val="Fuentedeprrafopredeter"/>
+    <w:uiPriority w:val="99"/>
+    <w:semiHidden/>
+    <w:unhideWhenUsed/>
+    <w:rsid w:val="00960E51"/>
+    <w:rPr>
+      <w:color w:val="96607D" w:themeColor="followedHyperlink"/>
+      <w:u w:val="single"/>
     </w:rPr>
   </w:style>
 </w:styles>

--- a/Documentación/Documetación II Proyecto BD.docx
+++ b/Documentación/Documetación II Proyecto BD.docx
@@ -261,12 +261,9 @@
           <w:szCs w:val="28"/>
           <w:lang w:val="pt-PT"/>
         </w:rPr>
-        <w:t>Jacqueline Solís Céspedes</w:t>
-      </w:r>
-    </w:p>
-    <w:p>
-      <w:pPr>
-        <w:jc w:val="center"/>
+        <w:t xml:space="preserve">Prof. </w:t>
+      </w:r>
+      <w:r>
         <w:rPr>
           <w:rFonts w:ascii="Arial" w:hAnsi="Arial" w:cs="Arial"/>
           <w:color w:val="000000" w:themeColor="text1"/>
@@ -274,7 +271,8 @@
           <w:szCs w:val="28"/>
           <w:lang w:val="pt-PT"/>
         </w:rPr>
-      </w:pPr>
+        <w:t>Jacqueline Solís Céspedes</w:t>
+      </w:r>
     </w:p>
     <w:p>
       <w:pPr>
@@ -308,28 +306,29 @@
           <w:color w:val="000000" w:themeColor="text1"/>
           <w:sz w:val="28"/>
           <w:szCs w:val="28"/>
-        </w:rPr>
-      </w:pPr>
-      <w:r>
+          <w:lang w:val="pt-PT"/>
+        </w:rPr>
+      </w:pPr>
+    </w:p>
+    <w:p>
+      <w:pPr>
+        <w:jc w:val="center"/>
         <w:rPr>
           <w:rFonts w:ascii="Arial" w:hAnsi="Arial" w:cs="Arial"/>
           <w:color w:val="000000" w:themeColor="text1"/>
           <w:sz w:val="28"/>
           <w:szCs w:val="28"/>
         </w:rPr>
-        <w:t>Segundo semestre 2026</w:t>
-      </w:r>
-    </w:p>
-    <w:p>
-      <w:pPr>
-        <w:jc w:val="center"/>
+      </w:pPr>
+      <w:r>
         <w:rPr>
           <w:rFonts w:ascii="Arial" w:hAnsi="Arial" w:cs="Arial"/>
           <w:color w:val="000000" w:themeColor="text1"/>
           <w:sz w:val="28"/>
           <w:szCs w:val="28"/>
         </w:rPr>
-      </w:pPr>
+        <w:t>Segundo semestre 2026</w:t>
+      </w:r>
     </w:p>
     <w:p>
       <w:pPr>
@@ -363,6 +362,26 @@
           <w:szCs w:val="28"/>
         </w:rPr>
       </w:pPr>
+    </w:p>
+    <w:p>
+      <w:pPr>
+        <w:jc w:val="center"/>
+        <w:rPr>
+          <w:rFonts w:ascii="Arial" w:hAnsi="Arial" w:cs="Arial"/>
+          <w:color w:val="000000" w:themeColor="text1"/>
+          <w:sz w:val="28"/>
+          <w:szCs w:val="28"/>
+        </w:rPr>
+      </w:pPr>
+      <w:r>
+        <w:rPr>
+          <w:rFonts w:ascii="Arial" w:hAnsi="Arial" w:cs="Arial"/>
+          <w:color w:val="000000" w:themeColor="text1"/>
+          <w:sz w:val="28"/>
+          <w:szCs w:val="28"/>
+        </w:rPr>
+        <w:t xml:space="preserve">Fecha de entrega: </w:t>
+      </w:r>
       <w:r>
         <w:rPr>
           <w:rFonts w:ascii="Arial" w:hAnsi="Arial" w:cs="Arial"/>
@@ -7223,7 +7242,7 @@
           <w:noProof/>
         </w:rPr>
         <w:drawing>
-          <wp:inline distT="0" distB="0" distL="0" distR="0" wp14:anchorId="1E79F9B9" wp14:editId="3ED34941">
+          <wp:inline distT="0" distB="0" distL="0" distR="0" wp14:anchorId="1E79F9B9" wp14:editId="47175510">
             <wp:extent cx="5317142" cy="6753225"/>
             <wp:effectExtent l="0" t="0" r="0" b="0"/>
             <wp:docPr id="1443851057" name="Imagen 1"/>
@@ -17077,6 +17096,7 @@
               <w:rPr>
                 <w:rFonts w:ascii="Arial" w:hAnsi="Arial" w:cs="Arial"/>
               </w:rPr>
+              <w:lastRenderedPageBreak/>
               <w:t>RN-19</w:t>
             </w:r>
           </w:p>
@@ -21798,6 +21818,7 @@
       <w:r>
         <w:rPr>
           <w:rFonts w:ascii="Arial" w:hAnsi="Arial" w:cs="Arial"/>
+          <w:lang w:val="pt-BR"/>
         </w:rPr>
         <w:t>CloudZero</w:t>
       </w:r>
@@ -21805,6 +21826,7 @@
       <w:r>
         <w:rPr>
           <w:rFonts w:ascii="Arial" w:hAnsi="Arial" w:cs="Arial"/>
+          <w:lang w:val="pt-BR"/>
         </w:rPr>
         <w:t xml:space="preserve">. </w:t>
       </w:r>
@@ -24161,6 +24183,7 @@
   <w:style w:type="character" w:default="1" w:styleId="Fuentedeprrafopredeter">
     <w:name w:val="Default Paragraph Font"/>
     <w:uiPriority w:val="1"/>
+    <w:semiHidden/>
     <w:unhideWhenUsed/>
   </w:style>
   <w:style w:type="table" w:default="1" w:styleId="Tablanormal">
